--- a/2022/Drafts/Compliance Documents/CF3R/2022-CF3R-MCH-23f-AirflowRate-EveryZonalControlMode-WithCFVCS.docx
+++ b/2022/Drafts/Compliance Documents/CF3R/2022-CF3R-MCH-23f-AirflowRate-EveryZonalControlMode-WithCFVCS.docx
@@ -1,7 +1,231 @@
 
 <file path=word/document.xml><?xml version="1.0" encoding="utf-8"?>
-<w:document xmlns:wpc="http://schemas.microsoft.com/office/word/2010/wordprocessingCanvas" xmlns:cx="http://schemas.microsoft.com/office/drawing/2014/chartex" xmlns:cx1="http://schemas.microsoft.com/office/drawing/2015/9/8/chartex" xmlns:cx2="http://schemas.microsoft.com/office/drawing/2015/10/21/chartex" xmlns:cx3="http://schemas.microsoft.com/office/drawing/2016/5/9/chartex" xmlns:cx4="http://schemas.microsoft.com/office/drawing/2016/5/10/chartex" xmlns:cx5="http://schemas.microsoft.com/office/drawing/2016/5/11/chartex" xmlns:cx6="http://schemas.microsoft.com/office/drawing/2016/5/12/chartex" xmlns:cx7="http://schemas.microsoft.com/office/drawing/2016/5/13/chartex" xmlns:cx8="http://schemas.microsoft.com/office/drawing/2016/5/14/chartex" xmlns:mc="http://schemas.openxmlformats.org/markup-compatibility/2006" xmlns:aink="http://schemas.microsoft.com/office/drawing/2016/ink" xmlns:am3d="http://schemas.microsoft.com/office/drawing/2017/model3d" xmlns:o="urn:schemas-microsoft-com:office:office" xmlns:r="http://schemas.openxmlformats.org/officeDocument/2006/relationships" xmlns:m="http://schemas.openxmlformats.org/officeDocument/2006/math" xmlns:v="urn:schemas-microsoft-com:vml" xmlns:wp14="http://schemas.microsoft.com/office/word/2010/wordprocessingDrawing" xmlns:wp="http://schemas.openxmlformats.org/drawingml/2006/wordprocessingDrawing" xmlns:w10="urn:schemas-microsoft-com:office:word" xmlns:w="http://schemas.openxmlformats.org/wordprocessingml/2006/main" xmlns:w14="http://schemas.microsoft.com/office/word/2010/wordml" xmlns:w15="http://schemas.microsoft.com/office/word/2012/wordml" xmlns:w16cex="http://schemas.microsoft.com/office/word/2018/wordml/cex" xmlns:w16cid="http://schemas.microsoft.com/office/word/2016/wordml/cid" xmlns:w16="http://schemas.microsoft.com/office/word/2018/wordml" xmlns:w16sdtdh="http://schemas.microsoft.com/office/word/2020/wordml/sdtdatahash" xmlns:w16se="http://schemas.microsoft.com/office/word/2015/wordml/symex" xmlns:wpg="http://schemas.microsoft.com/office/word/2010/wordprocessingGroup" xmlns:wpi="http://schemas.microsoft.com/office/word/2010/wordprocessingInk" xmlns:wne="http://schemas.microsoft.com/office/word/2006/wordml" xmlns:wps="http://schemas.microsoft.com/office/word/2010/wordprocessingShape" mc:Ignorable="w14 w15 w16se w16cid w16 w16cex w16sdtdh wp14">
+<w:document xmlns:wpc="http://schemas.microsoft.com/office/word/2010/wordprocessingCanvas" xmlns:cx="http://schemas.microsoft.com/office/drawing/2014/chartex" xmlns:cx1="http://schemas.microsoft.com/office/drawing/2015/9/8/chartex" xmlns:cx2="http://schemas.microsoft.com/office/drawing/2015/10/21/chartex" xmlns:cx3="http://schemas.microsoft.com/office/drawing/2016/5/9/chartex" xmlns:cx4="http://schemas.microsoft.com/office/drawing/2016/5/10/chartex" xmlns:cx5="http://schemas.microsoft.com/office/drawing/2016/5/11/chartex" xmlns:cx6="http://schemas.microsoft.com/office/drawing/2016/5/12/chartex" xmlns:cx7="http://schemas.microsoft.com/office/drawing/2016/5/13/chartex" xmlns:cx8="http://schemas.microsoft.com/office/drawing/2016/5/14/chartex" xmlns:mc="http://schemas.openxmlformats.org/markup-compatibility/2006" xmlns:aink="http://schemas.microsoft.com/office/drawing/2016/ink" xmlns:am3d="http://schemas.microsoft.com/office/drawing/2017/model3d" xmlns:o="urn:schemas-microsoft-com:office:office" xmlns:oel="http://schemas.microsoft.com/office/2019/extlst" xmlns:r="http://schemas.openxmlformats.org/officeDocument/2006/relationships" xmlns:m="http://schemas.openxmlformats.org/officeDocument/2006/math" xmlns:v="urn:schemas-microsoft-com:vml" xmlns:wp14="http://schemas.microsoft.com/office/word/2010/wordprocessingDrawing" xmlns:wp="http://schemas.openxmlformats.org/drawingml/2006/wordprocessingDrawing" xmlns:w10="urn:schemas-microsoft-com:office:word" xmlns:w="http://schemas.openxmlformats.org/wordprocessingml/2006/main" xmlns:w14="http://schemas.microsoft.com/office/word/2010/wordml" xmlns:w15="http://schemas.microsoft.com/office/word/2012/wordml" xmlns:w16cex="http://schemas.microsoft.com/office/word/2018/wordml/cex" xmlns:w16cid="http://schemas.microsoft.com/office/word/2016/wordml/cid" xmlns:w16="http://schemas.microsoft.com/office/word/2018/wordml" xmlns:w16sdtdh="http://schemas.microsoft.com/office/word/2020/wordml/sdtdatahash" xmlns:w16se="http://schemas.microsoft.com/office/word/2015/wordml/symex" xmlns:wpg="http://schemas.microsoft.com/office/word/2010/wordprocessingGroup" xmlns:wpi="http://schemas.microsoft.com/office/word/2010/wordprocessingInk" xmlns:wne="http://schemas.microsoft.com/office/word/2006/wordml" xmlns:wps="http://schemas.microsoft.com/office/word/2010/wordprocessingShape" mc:Ignorable="w14 w15 w16se w16cid w16 w16cex w16sdtdh wp14">
   <w:body>
+    <w:p>
+      <w:pPr>
+        <w:spacing w:line="259" w:lineRule="auto"/>
+        <w:rPr>
+          <w:rFonts w:ascii="Calibri" w:eastAsia="Calibri" w:hAnsi="Calibri" w:cs="Calibri"/>
+          <w:b/>
+          <w:bCs/>
+          <w:color w:val="201F1E"/>
+          <w:sz w:val="24"/>
+          <w:szCs w:val="24"/>
+        </w:rPr>
+      </w:pPr>
+      <w:r>
+        <w:rPr>
+          <w:rFonts w:asciiTheme="minorHAnsi" w:eastAsia="Calibri" w:hAnsiTheme="minorHAnsi" w:cstheme="minorBidi"/>
+          <w:b/>
+          <w:bCs/>
+          <w:sz w:val="24"/>
+          <w:szCs w:val="24"/>
+        </w:rPr>
+        <w:t xml:space="preserve">CERTIFICATE OF </w:t>
+      </w:r>
+      <w:r>
+        <w:rPr>
+          <w:rFonts w:ascii="Calibri" w:eastAsia="Calibri" w:hAnsi="Calibri" w:cs="Calibri"/>
+          <w:b/>
+          <w:bCs/>
+          <w:color w:val="201F1E"/>
+          <w:sz w:val="24"/>
+          <w:szCs w:val="24"/>
+        </w:rPr>
+        <w:t>VERIFICATION</w:t>
+      </w:r>
+      <w:r>
+        <w:br/>
+      </w:r>
+      <w:r>
+        <w:rPr>
+          <w:rFonts w:asciiTheme="minorHAnsi" w:eastAsia="Calibri" w:hAnsiTheme="minorHAnsi" w:cstheme="minorBidi"/>
+          <w:b/>
+          <w:bCs/>
+          <w:sz w:val="24"/>
+          <w:szCs w:val="24"/>
+        </w:rPr>
+        <w:t>Note:</w:t>
+      </w:r>
+      <w:r>
+        <w:rPr>
+          <w:rFonts w:asciiTheme="minorHAnsi" w:eastAsia="Calibri" w:hAnsiTheme="minorHAnsi" w:cstheme="minorBidi"/>
+          <w:sz w:val="24"/>
+          <w:szCs w:val="24"/>
+        </w:rPr>
+        <w:t xml:space="preserve"> This table completed by HERS Registry.</w:t>
+      </w:r>
+    </w:p>
+    <w:tbl>
+      <w:tblPr>
+        <w:tblStyle w:val="TableGrid1"/>
+        <w:tblW w:w="4996" w:type="pct"/>
+        <w:tblLook w:val="0020" w:firstRow="1" w:lastRow="0" w:firstColumn="0" w:lastColumn="0" w:noHBand="0" w:noVBand="0"/>
+      </w:tblPr>
+      <w:tblGrid>
+        <w:gridCol w:w="5318"/>
+        <w:gridCol w:w="5463"/>
+      </w:tblGrid>
+      <w:tr>
+        <w:trPr>
+          <w:trHeight w:val="288"/>
+        </w:trPr>
+        <w:tc>
+          <w:tcPr>
+            <w:tcW w:w="7177" w:type="dxa"/>
+          </w:tcPr>
+          <w:p>
+            <w:pPr>
+              <w:rPr>
+                <w:rFonts w:asciiTheme="minorHAnsi" w:hAnsiTheme="minorHAnsi" w:cstheme="minorHAnsi"/>
+                <w:sz w:val="24"/>
+                <w:szCs w:val="24"/>
+              </w:rPr>
+            </w:pPr>
+            <w:r>
+              <w:rPr>
+                <w:rFonts w:asciiTheme="minorHAnsi" w:hAnsiTheme="minorHAnsi" w:cstheme="minorHAnsi"/>
+                <w:sz w:val="24"/>
+                <w:szCs w:val="24"/>
+              </w:rPr>
+              <w:t>Project Name:</w:t>
+            </w:r>
+          </w:p>
+        </w:tc>
+        <w:tc>
+          <w:tcPr>
+            <w:tcW w:w="7201" w:type="dxa"/>
+          </w:tcPr>
+          <w:p>
+            <w:pPr>
+              <w:rPr>
+                <w:rFonts w:asciiTheme="minorHAnsi" w:hAnsiTheme="minorHAnsi" w:cstheme="minorHAnsi"/>
+                <w:sz w:val="24"/>
+                <w:szCs w:val="24"/>
+              </w:rPr>
+            </w:pPr>
+            <w:r>
+              <w:rPr>
+                <w:rFonts w:asciiTheme="minorHAnsi" w:hAnsiTheme="minorHAnsi" w:cstheme="minorHAnsi"/>
+                <w:sz w:val="24"/>
+                <w:szCs w:val="24"/>
+              </w:rPr>
+              <w:t>Enforcement Agency:</w:t>
+            </w:r>
+          </w:p>
+        </w:tc>
+      </w:tr>
+      <w:tr>
+        <w:trPr>
+          <w:trHeight w:val="288"/>
+        </w:trPr>
+        <w:tc>
+          <w:tcPr>
+            <w:tcW w:w="7177" w:type="dxa"/>
+          </w:tcPr>
+          <w:p>
+            <w:pPr>
+              <w:rPr>
+                <w:rFonts w:asciiTheme="minorHAnsi" w:hAnsiTheme="minorHAnsi" w:cstheme="minorHAnsi"/>
+                <w:sz w:val="24"/>
+                <w:szCs w:val="24"/>
+                <w:vertAlign w:val="superscript"/>
+              </w:rPr>
+            </w:pPr>
+            <w:r>
+              <w:rPr>
+                <w:rFonts w:asciiTheme="minorHAnsi" w:hAnsiTheme="minorHAnsi" w:cstheme="minorHAnsi"/>
+                <w:sz w:val="24"/>
+                <w:szCs w:val="24"/>
+              </w:rPr>
+              <w:t>Dwelling Address:</w:t>
+            </w:r>
+          </w:p>
+        </w:tc>
+        <w:tc>
+          <w:tcPr>
+            <w:tcW w:w="7201" w:type="dxa"/>
+          </w:tcPr>
+          <w:p>
+            <w:pPr>
+              <w:rPr>
+                <w:rFonts w:asciiTheme="minorHAnsi" w:hAnsiTheme="minorHAnsi" w:cstheme="minorHAnsi"/>
+                <w:sz w:val="24"/>
+                <w:szCs w:val="24"/>
+                <w:vertAlign w:val="superscript"/>
+              </w:rPr>
+            </w:pPr>
+            <w:r>
+              <w:rPr>
+                <w:rFonts w:asciiTheme="minorHAnsi" w:hAnsiTheme="minorHAnsi" w:cstheme="minorHAnsi"/>
+                <w:sz w:val="24"/>
+                <w:szCs w:val="24"/>
+              </w:rPr>
+              <w:t>Permit Number:</w:t>
+            </w:r>
+          </w:p>
+        </w:tc>
+      </w:tr>
+      <w:tr>
+        <w:trPr>
+          <w:trHeight w:val="288"/>
+        </w:trPr>
+        <w:tc>
+          <w:tcPr>
+            <w:tcW w:w="7177" w:type="dxa"/>
+          </w:tcPr>
+          <w:p>
+            <w:pPr>
+              <w:rPr>
+                <w:rFonts w:asciiTheme="minorHAnsi" w:hAnsiTheme="minorHAnsi" w:cstheme="minorHAnsi"/>
+                <w:sz w:val="24"/>
+                <w:szCs w:val="24"/>
+              </w:rPr>
+            </w:pPr>
+            <w:r>
+              <w:rPr>
+                <w:rFonts w:asciiTheme="minorHAnsi" w:hAnsiTheme="minorHAnsi" w:cstheme="minorHAnsi"/>
+                <w:sz w:val="24"/>
+                <w:szCs w:val="24"/>
+              </w:rPr>
+              <w:t>City and Zip Code:</w:t>
+            </w:r>
+          </w:p>
+        </w:tc>
+        <w:tc>
+          <w:tcPr>
+            <w:tcW w:w="7201" w:type="dxa"/>
+          </w:tcPr>
+          <w:p>
+            <w:pPr>
+              <w:rPr>
+                <w:rFonts w:asciiTheme="minorHAnsi" w:hAnsiTheme="minorHAnsi" w:cstheme="minorBidi"/>
+                <w:sz w:val="24"/>
+                <w:szCs w:val="24"/>
+              </w:rPr>
+            </w:pPr>
+            <w:r>
+              <w:rPr>
+                <w:rFonts w:ascii="Calibri" w:eastAsia="Calibri" w:hAnsi="Calibri" w:cs="Calibri"/>
+                <w:sz w:val="24"/>
+                <w:szCs w:val="24"/>
+              </w:rPr>
+              <w:t>Permit Application Date</w:t>
+            </w:r>
+            <w:r>
+              <w:rPr>
+                <w:rFonts w:asciiTheme="minorHAnsi" w:hAnsiTheme="minorHAnsi" w:cstheme="minorBidi"/>
+                <w:sz w:val="24"/>
+                <w:szCs w:val="24"/>
+              </w:rPr>
+              <w:t>:</w:t>
+            </w:r>
+          </w:p>
+        </w:tc>
+      </w:tr>
+    </w:tbl>
+    <w:p/>
     <w:tbl>
       <w:tblPr>
         <w:tblW w:w="5000" w:type="pct"/>
@@ -31,7 +255,7 @@
         </w:trPr>
         <w:tc>
           <w:tcPr>
-            <w:tcW w:w="11030" w:type="dxa"/>
+            <w:tcW w:w="10790" w:type="dxa"/>
             <w:gridSpan w:val="3"/>
             <w:vAlign w:val="center"/>
           </w:tcPr>
@@ -69,7 +293,7 @@
         </w:trPr>
         <w:tc>
           <w:tcPr>
-            <w:tcW w:w="475" w:type="dxa"/>
+            <w:tcW w:w="473" w:type="dxa"/>
             <w:vAlign w:val="center"/>
           </w:tcPr>
           <w:p>
@@ -94,7 +318,7 @@
         </w:tc>
         <w:tc>
           <w:tcPr>
-            <w:tcW w:w="5940" w:type="dxa"/>
+            <w:tcW w:w="5817" w:type="dxa"/>
             <w:vAlign w:val="center"/>
           </w:tcPr>
           <w:p>
@@ -104,7 +328,6 @@
                 <w:color w:val="000000"/>
                 <w:sz w:val="18"/>
                 <w:szCs w:val="18"/>
-                <w:highlight w:val="yellow"/>
               </w:rPr>
             </w:pPr>
             <w:r>
@@ -119,7 +342,7 @@
         </w:tc>
         <w:tc>
           <w:tcPr>
-            <w:tcW w:w="4615" w:type="dxa"/>
+            <w:tcW w:w="4500" w:type="dxa"/>
             <w:vAlign w:val="center"/>
           </w:tcPr>
           <w:p>
@@ -129,7 +352,6 @@
                 <w:color w:val="000000"/>
                 <w:sz w:val="18"/>
                 <w:szCs w:val="18"/>
-                <w:highlight w:val="yellow"/>
               </w:rPr>
             </w:pPr>
           </w:p>
@@ -147,7 +369,7 @@
         </w:trPr>
         <w:tc>
           <w:tcPr>
-            <w:tcW w:w="475" w:type="dxa"/>
+            <w:tcW w:w="473" w:type="dxa"/>
             <w:vAlign w:val="center"/>
           </w:tcPr>
           <w:p>
@@ -172,7 +394,7 @@
         </w:tc>
         <w:tc>
           <w:tcPr>
-            <w:tcW w:w="5940" w:type="dxa"/>
+            <w:tcW w:w="5817" w:type="dxa"/>
             <w:vAlign w:val="center"/>
           </w:tcPr>
           <w:p>
@@ -189,45 +411,13 @@
                 <w:sz w:val="18"/>
                 <w:szCs w:val="18"/>
               </w:rPr>
-              <w:t xml:space="preserve">Space Conditioning System </w:t>
-            </w:r>
-            <w:r>
-              <w:rPr>
-                <w:rFonts w:asciiTheme="minorHAnsi" w:hAnsiTheme="minorHAnsi"/>
-                <w:sz w:val="18"/>
-                <w:szCs w:val="18"/>
-              </w:rPr>
-              <w:t>Description</w:t>
-            </w:r>
-            <w:r>
-              <w:rPr>
-                <w:rFonts w:asciiTheme="minorHAnsi" w:hAnsiTheme="minorHAnsi"/>
-                <w:sz w:val="18"/>
-                <w:szCs w:val="18"/>
-              </w:rPr>
-              <w:t xml:space="preserve"> </w:t>
-            </w:r>
-            <w:r>
-              <w:rPr>
-                <w:rFonts w:asciiTheme="minorHAnsi" w:hAnsiTheme="minorHAnsi"/>
-                <w:sz w:val="18"/>
-                <w:szCs w:val="18"/>
-              </w:rPr>
-              <w:t>of</w:t>
-            </w:r>
-            <w:r>
-              <w:rPr>
-                <w:rFonts w:asciiTheme="minorHAnsi" w:hAnsiTheme="minorHAnsi"/>
-                <w:sz w:val="18"/>
-                <w:szCs w:val="18"/>
-              </w:rPr>
-              <w:t xml:space="preserve"> Area Served</w:t>
-            </w:r>
-          </w:p>
-        </w:tc>
-        <w:tc>
-          <w:tcPr>
-            <w:tcW w:w="4615" w:type="dxa"/>
+              <w:t>Space Conditioning System Description of Area Served</w:t>
+            </w:r>
+          </w:p>
+        </w:tc>
+        <w:tc>
+          <w:tcPr>
+            <w:tcW w:w="4500" w:type="dxa"/>
             <w:vAlign w:val="center"/>
           </w:tcPr>
           <w:p>
@@ -253,7 +443,7 @@
         </w:trPr>
         <w:tc>
           <w:tcPr>
-            <w:tcW w:w="475" w:type="dxa"/>
+            <w:tcW w:w="473" w:type="dxa"/>
             <w:vAlign w:val="center"/>
           </w:tcPr>
           <w:p>
@@ -278,7 +468,7 @@
         </w:tc>
         <w:tc>
           <w:tcPr>
-            <w:tcW w:w="5940" w:type="dxa"/>
+            <w:tcW w:w="5817" w:type="dxa"/>
             <w:vAlign w:val="center"/>
           </w:tcPr>
           <w:p>
@@ -301,7 +491,7 @@
         </w:tc>
         <w:tc>
           <w:tcPr>
-            <w:tcW w:w="4615" w:type="dxa"/>
+            <w:tcW w:w="4500" w:type="dxa"/>
             <w:vAlign w:val="center"/>
           </w:tcPr>
           <w:p>
@@ -327,7 +517,7 @@
         </w:trPr>
         <w:tc>
           <w:tcPr>
-            <w:tcW w:w="475" w:type="dxa"/>
+            <w:tcW w:w="473" w:type="dxa"/>
             <w:vAlign w:val="center"/>
           </w:tcPr>
           <w:p>
@@ -360,7 +550,7 @@
         </w:tc>
         <w:tc>
           <w:tcPr>
-            <w:tcW w:w="5940" w:type="dxa"/>
+            <w:tcW w:w="5817" w:type="dxa"/>
             <w:vAlign w:val="center"/>
           </w:tcPr>
           <w:p>
@@ -383,7 +573,7 @@
         </w:tc>
         <w:tc>
           <w:tcPr>
-            <w:tcW w:w="4615" w:type="dxa"/>
+            <w:tcW w:w="4500" w:type="dxa"/>
             <w:vAlign w:val="center"/>
           </w:tcPr>
           <w:p>
@@ -411,7 +601,7 @@
         </w:trPr>
         <w:tc>
           <w:tcPr>
-            <w:tcW w:w="475" w:type="dxa"/>
+            <w:tcW w:w="473" w:type="dxa"/>
             <w:vAlign w:val="center"/>
           </w:tcPr>
           <w:p>
@@ -444,7 +634,7 @@
         </w:tc>
         <w:tc>
           <w:tcPr>
-            <w:tcW w:w="5940" w:type="dxa"/>
+            <w:tcW w:w="5817" w:type="dxa"/>
           </w:tcPr>
           <w:p>
             <w:pPr>
@@ -471,7 +661,7 @@
         </w:tc>
         <w:tc>
           <w:tcPr>
-            <w:tcW w:w="4615" w:type="dxa"/>
+            <w:tcW w:w="4500" w:type="dxa"/>
             <w:vAlign w:val="center"/>
           </w:tcPr>
           <w:p>
@@ -497,7 +687,7 @@
         </w:trPr>
         <w:tc>
           <w:tcPr>
-            <w:tcW w:w="475" w:type="dxa"/>
+            <w:tcW w:w="473" w:type="dxa"/>
             <w:vAlign w:val="center"/>
           </w:tcPr>
           <w:p>
@@ -534,7 +724,7 @@
         </w:tc>
         <w:tc>
           <w:tcPr>
-            <w:tcW w:w="5940" w:type="dxa"/>
+            <w:tcW w:w="5817" w:type="dxa"/>
             <w:vAlign w:val="center"/>
           </w:tcPr>
           <w:p>
@@ -562,7 +752,7 @@
         </w:tc>
         <w:tc>
           <w:tcPr>
-            <w:tcW w:w="4615" w:type="dxa"/>
+            <w:tcW w:w="4500" w:type="dxa"/>
             <w:vAlign w:val="center"/>
           </w:tcPr>
           <w:p>
@@ -588,7 +778,7 @@
         </w:trPr>
         <w:tc>
           <w:tcPr>
-            <w:tcW w:w="475" w:type="dxa"/>
+            <w:tcW w:w="473" w:type="dxa"/>
             <w:vAlign w:val="center"/>
           </w:tcPr>
           <w:p>
@@ -625,7 +815,7 @@
         </w:tc>
         <w:tc>
           <w:tcPr>
-            <w:tcW w:w="5940" w:type="dxa"/>
+            <w:tcW w:w="5817" w:type="dxa"/>
             <w:vAlign w:val="center"/>
           </w:tcPr>
           <w:p>
@@ -653,7 +843,7 @@
         </w:tc>
         <w:tc>
           <w:tcPr>
-            <w:tcW w:w="4615" w:type="dxa"/>
+            <w:tcW w:w="4500" w:type="dxa"/>
             <w:vAlign w:val="center"/>
           </w:tcPr>
           <w:p>
@@ -679,7 +869,7 @@
         </w:trPr>
         <w:tc>
           <w:tcPr>
-            <w:tcW w:w="475" w:type="dxa"/>
+            <w:tcW w:w="473" w:type="dxa"/>
             <w:vAlign w:val="center"/>
           </w:tcPr>
           <w:p>
@@ -712,7 +902,7 @@
         </w:tc>
         <w:tc>
           <w:tcPr>
-            <w:tcW w:w="5940" w:type="dxa"/>
+            <w:tcW w:w="5817" w:type="dxa"/>
             <w:vAlign w:val="center"/>
           </w:tcPr>
           <w:p>
@@ -736,7 +926,7 @@
         </w:tc>
         <w:tc>
           <w:tcPr>
-            <w:tcW w:w="4615" w:type="dxa"/>
+            <w:tcW w:w="4500" w:type="dxa"/>
             <w:vAlign w:val="center"/>
           </w:tcPr>
           <w:p>
@@ -762,7 +952,7 @@
         </w:trPr>
         <w:tc>
           <w:tcPr>
-            <w:tcW w:w="475" w:type="dxa"/>
+            <w:tcW w:w="473" w:type="dxa"/>
             <w:vAlign w:val="center"/>
           </w:tcPr>
           <w:p>
@@ -795,7 +985,7 @@
         </w:tc>
         <w:tc>
           <w:tcPr>
-            <w:tcW w:w="5940" w:type="dxa"/>
+            <w:tcW w:w="5817" w:type="dxa"/>
             <w:vAlign w:val="center"/>
           </w:tcPr>
           <w:p>
@@ -819,7 +1009,7 @@
         </w:tc>
         <w:tc>
           <w:tcPr>
-            <w:tcW w:w="4615" w:type="dxa"/>
+            <w:tcW w:w="4500" w:type="dxa"/>
             <w:vAlign w:val="center"/>
           </w:tcPr>
           <w:p>
@@ -848,7 +1038,7 @@
         </w:trPr>
         <w:tc>
           <w:tcPr>
-            <w:tcW w:w="475" w:type="dxa"/>
+            <w:tcW w:w="473" w:type="dxa"/>
             <w:vAlign w:val="center"/>
           </w:tcPr>
           <w:p>
@@ -873,7 +1063,7 @@
         </w:tc>
         <w:tc>
           <w:tcPr>
-            <w:tcW w:w="5940" w:type="dxa"/>
+            <w:tcW w:w="5817" w:type="dxa"/>
             <w:vAlign w:val="center"/>
           </w:tcPr>
           <w:p>
@@ -897,7 +1087,7 @@
         </w:tc>
         <w:tc>
           <w:tcPr>
-            <w:tcW w:w="4615" w:type="dxa"/>
+            <w:tcW w:w="4500" w:type="dxa"/>
             <w:vAlign w:val="center"/>
           </w:tcPr>
           <w:p>
@@ -924,7 +1114,7 @@
         </w:trPr>
         <w:tc>
           <w:tcPr>
-            <w:tcW w:w="475" w:type="dxa"/>
+            <w:tcW w:w="473" w:type="dxa"/>
             <w:vAlign w:val="center"/>
           </w:tcPr>
           <w:p>
@@ -957,7 +1147,7 @@
         </w:tc>
         <w:tc>
           <w:tcPr>
-            <w:tcW w:w="5940" w:type="dxa"/>
+            <w:tcW w:w="5817" w:type="dxa"/>
             <w:vAlign w:val="center"/>
           </w:tcPr>
           <w:p>
@@ -997,7 +1187,7 @@
         </w:tc>
         <w:tc>
           <w:tcPr>
-            <w:tcW w:w="4615" w:type="dxa"/>
+            <w:tcW w:w="4500" w:type="dxa"/>
             <w:vAlign w:val="center"/>
           </w:tcPr>
           <w:p>
@@ -1024,7 +1214,7 @@
         </w:trPr>
         <w:tc>
           <w:tcPr>
-            <w:tcW w:w="475" w:type="dxa"/>
+            <w:tcW w:w="473" w:type="dxa"/>
             <w:vAlign w:val="center"/>
           </w:tcPr>
           <w:p>
@@ -1057,7 +1247,7 @@
         </w:tc>
         <w:tc>
           <w:tcPr>
-            <w:tcW w:w="5940" w:type="dxa"/>
+            <w:tcW w:w="5817" w:type="dxa"/>
             <w:vAlign w:val="center"/>
           </w:tcPr>
           <w:p>
@@ -1081,7 +1271,7 @@
         </w:tc>
         <w:tc>
           <w:tcPr>
-            <w:tcW w:w="4615" w:type="dxa"/>
+            <w:tcW w:w="4500" w:type="dxa"/>
             <w:vAlign w:val="center"/>
           </w:tcPr>
           <w:p>
@@ -1164,16 +1354,7 @@
                 <w:sz w:val="18"/>
                 <w:szCs w:val="18"/>
               </w:rPr>
-              <w:t>P</w:t>
-            </w:r>
-            <w:r>
-              <w:rPr>
-                <w:rFonts w:asciiTheme="minorHAnsi" w:hAnsiTheme="minorHAnsi"/>
-                <w:b/>
-                <w:sz w:val="18"/>
-                <w:szCs w:val="18"/>
-              </w:rPr>
-              <w:t xml:space="preserve">lacement </w:t>
+              <w:t xml:space="preserve">Placement </w:t>
             </w:r>
             <w:r>
               <w:rPr>
@@ -2599,7 +2780,6 @@
                 <w:rFonts w:asciiTheme="minorHAnsi" w:hAnsiTheme="minorHAnsi"/>
                 <w:sz w:val="18"/>
                 <w:szCs w:val="18"/>
-                <w:highlight w:val="yellow"/>
               </w:rPr>
             </w:pPr>
           </w:p>
@@ -2656,23 +2836,7 @@
                 <w:sz w:val="18"/>
                 <w:szCs w:val="18"/>
               </w:rPr>
-              <w:t xml:space="preserve">Required Minimum </w:t>
-            </w:r>
-            <w:r>
-              <w:rPr>
-                <w:rFonts w:asciiTheme="minorHAnsi" w:hAnsiTheme="minorHAnsi"/>
-                <w:sz w:val="18"/>
-                <w:szCs w:val="18"/>
-              </w:rPr>
-              <w:t xml:space="preserve">Cooling </w:t>
-            </w:r>
-            <w:r>
-              <w:rPr>
-                <w:rFonts w:asciiTheme="minorHAnsi" w:hAnsiTheme="minorHAnsi"/>
-                <w:sz w:val="18"/>
-                <w:szCs w:val="18"/>
-              </w:rPr>
-              <w:t>System Airflow Rate (cfm/ton)</w:t>
+              <w:t>Required Minimum Cooling System Airflow Rate (cfm/ton)</w:t>
             </w:r>
           </w:p>
         </w:tc>
@@ -2689,7 +2853,6 @@
                 <w:rFonts w:asciiTheme="minorHAnsi" w:hAnsiTheme="minorHAnsi"/>
                 <w:sz w:val="18"/>
                 <w:szCs w:val="18"/>
-                <w:highlight w:val="yellow"/>
               </w:rPr>
             </w:pPr>
           </w:p>
@@ -2770,31 +2933,7 @@
                 <w:sz w:val="18"/>
                 <w:szCs w:val="18"/>
               </w:rPr>
-              <w:t>Airflow</w:t>
-            </w:r>
-            <w:r>
-              <w:rPr>
-                <w:rFonts w:ascii="Calibri" w:hAnsi="Calibri"/>
-                <w:sz w:val="18"/>
-                <w:szCs w:val="18"/>
-              </w:rPr>
-              <w:t xml:space="preserve"> in all Zonal Control Modes</w:t>
-            </w:r>
-            <w:r>
-              <w:rPr>
-                <w:rFonts w:ascii="Calibri" w:hAnsi="Calibri"/>
-                <w:sz w:val="18"/>
-                <w:szCs w:val="18"/>
-              </w:rPr>
-              <w:t xml:space="preserve"> </w:t>
-            </w:r>
-            <w:r>
-              <w:rPr>
-                <w:rFonts w:ascii="Calibri" w:hAnsi="Calibri"/>
-                <w:sz w:val="18"/>
-                <w:szCs w:val="18"/>
-              </w:rPr>
-              <w:t>(cfm)</w:t>
+              <w:t>Airflow in all Zonal Control Modes (cfm)</w:t>
             </w:r>
           </w:p>
         </w:tc>
@@ -2811,7 +2950,6 @@
                 <w:rFonts w:asciiTheme="minorHAnsi" w:hAnsiTheme="minorHAnsi"/>
                 <w:sz w:val="18"/>
                 <w:szCs w:val="18"/>
-                <w:highlight w:val="yellow"/>
               </w:rPr>
             </w:pPr>
           </w:p>
@@ -3384,125 +3522,26 @@
                 <w:sz w:val="18"/>
                 <w:szCs w:val="18"/>
               </w:rPr>
-              <w:t>F</w:t>
-            </w:r>
-            <w:r>
+              <w:t>F. Central Fan Ventilation Cooling System Airflow Rate Measurement</w:t>
+            </w:r>
+          </w:p>
+          <w:p>
+            <w:pPr>
+              <w:keepNext/>
               <w:rPr>
                 <w:rFonts w:asciiTheme="minorHAnsi" w:hAnsiTheme="minorHAnsi"/>
                 <w:b/>
                 <w:sz w:val="18"/>
                 <w:szCs w:val="18"/>
               </w:rPr>
-              <w:t xml:space="preserve">. </w:t>
-            </w:r>
-            <w:r>
-              <w:rPr>
-                <w:rFonts w:asciiTheme="minorHAnsi" w:hAnsiTheme="minorHAnsi"/>
-                <w:b/>
-                <w:sz w:val="18"/>
-                <w:szCs w:val="18"/>
-              </w:rPr>
-              <w:t>Central Fan Ventilation Cooling System</w:t>
-            </w:r>
-            <w:r>
-              <w:rPr>
-                <w:rFonts w:asciiTheme="minorHAnsi" w:hAnsiTheme="minorHAnsi"/>
-                <w:b/>
-                <w:sz w:val="18"/>
-                <w:szCs w:val="18"/>
-              </w:rPr>
-              <w:t xml:space="preserve"> Airflow Rate Measurement</w:t>
-            </w:r>
-          </w:p>
-          <w:p>
-            <w:pPr>
-              <w:keepNext/>
-              <w:rPr>
-                <w:rFonts w:asciiTheme="minorHAnsi" w:hAnsiTheme="minorHAnsi"/>
-                <w:b/>
-                <w:sz w:val="18"/>
-                <w:szCs w:val="18"/>
-              </w:rPr>
-            </w:pPr>
-            <w:r>
-              <w:rPr>
-                <w:rFonts w:asciiTheme="minorHAnsi" w:hAnsiTheme="minorHAnsi"/>
-                <w:sz w:val="18"/>
-                <w:szCs w:val="18"/>
-              </w:rPr>
-              <w:t xml:space="preserve">The procedures for </w:t>
-            </w:r>
-            <w:r>
-              <w:rPr>
-                <w:rFonts w:asciiTheme="minorHAnsi" w:hAnsiTheme="minorHAnsi"/>
-                <w:sz w:val="18"/>
-                <w:szCs w:val="18"/>
-              </w:rPr>
-              <w:t>central fan ventilation cooling s</w:t>
-            </w:r>
-            <w:r>
-              <w:rPr>
-                <w:rFonts w:asciiTheme="minorHAnsi" w:hAnsiTheme="minorHAnsi"/>
-                <w:sz w:val="18"/>
-                <w:szCs w:val="18"/>
-              </w:rPr>
-              <w:t xml:space="preserve">ystem </w:t>
-            </w:r>
-            <w:r>
-              <w:rPr>
-                <w:rFonts w:asciiTheme="minorHAnsi" w:hAnsiTheme="minorHAnsi"/>
-                <w:sz w:val="18"/>
-                <w:szCs w:val="18"/>
-              </w:rPr>
-              <w:t>a</w:t>
-            </w:r>
-            <w:r>
-              <w:rPr>
-                <w:rFonts w:asciiTheme="minorHAnsi" w:hAnsiTheme="minorHAnsi"/>
-                <w:sz w:val="18"/>
-                <w:szCs w:val="18"/>
-              </w:rPr>
-              <w:t xml:space="preserve">irflow </w:t>
-            </w:r>
-            <w:r>
-              <w:rPr>
-                <w:rFonts w:asciiTheme="minorHAnsi" w:hAnsiTheme="minorHAnsi"/>
-                <w:sz w:val="18"/>
-                <w:szCs w:val="18"/>
-              </w:rPr>
-              <w:t>r</w:t>
-            </w:r>
-            <w:r>
-              <w:rPr>
-                <w:rFonts w:asciiTheme="minorHAnsi" w:hAnsiTheme="minorHAnsi"/>
-                <w:sz w:val="18"/>
-                <w:szCs w:val="18"/>
-              </w:rPr>
-              <w:t xml:space="preserve">ate </w:t>
-            </w:r>
-            <w:r>
-              <w:rPr>
-                <w:rFonts w:asciiTheme="minorHAnsi" w:hAnsiTheme="minorHAnsi"/>
-                <w:sz w:val="18"/>
-                <w:szCs w:val="18"/>
-              </w:rPr>
-              <w:t>v</w:t>
-            </w:r>
-            <w:r>
-              <w:rPr>
-                <w:rFonts w:asciiTheme="minorHAnsi" w:hAnsiTheme="minorHAnsi"/>
-                <w:sz w:val="18"/>
-                <w:szCs w:val="18"/>
-              </w:rPr>
-              <w:t>erification are specified in Reference Residential Appendix RA3.3.</w:t>
-            </w:r>
-            <w:r>
-              <w:rPr>
-                <w:rFonts w:asciiTheme="minorHAnsi" w:hAnsiTheme="minorHAnsi"/>
-                <w:sz w:val="18"/>
-                <w:szCs w:val="18"/>
-              </w:rPr>
-              <w:t>4</w:t>
+            </w:pPr>
+            <w:r>
+              <w:rPr>
+                <w:rFonts w:asciiTheme="minorHAnsi" w:hAnsiTheme="minorHAnsi"/>
+                <w:sz w:val="18"/>
+                <w:szCs w:val="18"/>
+              </w:rPr>
+              <w:t>The procedures for central fan ventilation cooling system airflow rate verification are specified in Reference Residential Appendix RA3.3.4</w:t>
             </w:r>
           </w:p>
         </w:tc>
@@ -3565,23 +3604,7 @@
                 <w:sz w:val="18"/>
                 <w:szCs w:val="18"/>
               </w:rPr>
-              <w:t xml:space="preserve">Required </w:t>
-            </w:r>
-            <w:r>
-              <w:rPr>
-                <w:rFonts w:asciiTheme="minorHAnsi" w:hAnsiTheme="minorHAnsi"/>
-                <w:sz w:val="18"/>
-                <w:szCs w:val="18"/>
-              </w:rPr>
-              <w:t xml:space="preserve">Ventilation </w:t>
-            </w:r>
-            <w:r>
-              <w:rPr>
-                <w:rFonts w:asciiTheme="minorHAnsi" w:hAnsiTheme="minorHAnsi"/>
-                <w:sz w:val="18"/>
-                <w:szCs w:val="18"/>
-              </w:rPr>
-              <w:t>System Airflow Rate (cfm)</w:t>
+              <w:t>Required Ventilation System Airflow Rate (cfm)</w:t>
             </w:r>
           </w:p>
         </w:tc>
@@ -3636,15 +3659,7 @@
                 <w:sz w:val="18"/>
                 <w:szCs w:val="18"/>
               </w:rPr>
-              <w:t>0</w:t>
-            </w:r>
-            <w:r>
-              <w:rPr>
-                <w:rFonts w:asciiTheme="minorHAnsi" w:hAnsiTheme="minorHAnsi"/>
-                <w:sz w:val="18"/>
-                <w:szCs w:val="18"/>
-              </w:rPr>
-              <w:t>2</w:t>
+              <w:t>02</w:t>
             </w:r>
           </w:p>
         </w:tc>
@@ -3668,23 +3683,7 @@
                 <w:sz w:val="18"/>
                 <w:szCs w:val="18"/>
               </w:rPr>
-              <w:t xml:space="preserve">Actual System </w:t>
-            </w:r>
-            <w:r>
-              <w:rPr>
-                <w:rFonts w:asciiTheme="minorHAnsi" w:hAnsiTheme="minorHAnsi"/>
-                <w:sz w:val="18"/>
-                <w:szCs w:val="18"/>
-              </w:rPr>
-              <w:t xml:space="preserve">Ventilation </w:t>
-            </w:r>
-            <w:r>
-              <w:rPr>
-                <w:rFonts w:asciiTheme="minorHAnsi" w:hAnsiTheme="minorHAnsi"/>
-                <w:sz w:val="18"/>
-                <w:szCs w:val="18"/>
-              </w:rPr>
-              <w:t>Airflow Rate Measurement (cfm)</w:t>
+              <w:t>Actual System Ventilation Airflow Rate Measurement (cfm)</w:t>
             </w:r>
           </w:p>
         </w:tc>
@@ -3739,15 +3738,7 @@
                 <w:sz w:val="18"/>
                 <w:szCs w:val="18"/>
               </w:rPr>
-              <w:t>0</w:t>
-            </w:r>
-            <w:r>
-              <w:rPr>
-                <w:rFonts w:asciiTheme="minorHAnsi" w:hAnsiTheme="minorHAnsi"/>
-                <w:sz w:val="18"/>
-                <w:szCs w:val="18"/>
-              </w:rPr>
-              <w:t>3</w:t>
+              <w:t>03</w:t>
             </w:r>
           </w:p>
         </w:tc>
@@ -3804,7 +3795,7 @@
     </w:p>
     <w:tbl>
       <w:tblPr>
-        <w:tblW w:w="10998" w:type="dxa"/>
+        <w:tblW w:w="10885" w:type="dxa"/>
         <w:tblBorders>
           <w:top w:val="single" w:sz="4" w:space="0" w:color="000000"/>
           <w:left w:val="single" w:sz="4" w:space="0" w:color="000000"/>
@@ -3818,7 +3809,7 @@
       <w:tblGrid>
         <w:gridCol w:w="468"/>
         <w:gridCol w:w="2250"/>
-        <w:gridCol w:w="8280"/>
+        <w:gridCol w:w="8167"/>
       </w:tblGrid>
       <w:tr>
         <w:trPr>
@@ -3826,7 +3817,7 @@
         </w:trPr>
         <w:tc>
           <w:tcPr>
-            <w:tcW w:w="10998" w:type="dxa"/>
+            <w:tcW w:w="10885" w:type="dxa"/>
             <w:gridSpan w:val="3"/>
             <w:tcBorders>
               <w:top w:val="single" w:sz="4" w:space="0" w:color="000000"/>
@@ -3898,7 +3889,7 @@
         </w:tc>
         <w:tc>
           <w:tcPr>
-            <w:tcW w:w="10530" w:type="dxa"/>
+            <w:tcW w:w="10417" w:type="dxa"/>
             <w:gridSpan w:val="2"/>
           </w:tcPr>
           <w:p>
@@ -3954,7 +3945,7 @@
         </w:tc>
         <w:tc>
           <w:tcPr>
-            <w:tcW w:w="10530" w:type="dxa"/>
+            <w:tcW w:w="10417" w:type="dxa"/>
             <w:gridSpan w:val="2"/>
           </w:tcPr>
           <w:p>
@@ -4010,7 +4001,7 @@
         </w:tc>
         <w:tc>
           <w:tcPr>
-            <w:tcW w:w="10530" w:type="dxa"/>
+            <w:tcW w:w="10417" w:type="dxa"/>
             <w:gridSpan w:val="2"/>
           </w:tcPr>
           <w:p>
@@ -4068,52 +4059,7 @@
                 <w:sz w:val="18"/>
                 <w:szCs w:val="18"/>
               </w:rPr>
-              <w:t xml:space="preserve">zonally controlled systems unless the </w:t>
-            </w:r>
-            <w:r>
-              <w:rPr>
-                <w:rFonts w:asciiTheme="minorHAnsi" w:hAnsiTheme="minorHAnsi" w:cs="Tahoma"/>
-                <w:color w:val="000000"/>
-                <w:sz w:val="18"/>
-                <w:szCs w:val="18"/>
-              </w:rPr>
-              <w:t xml:space="preserve">Performance </w:t>
-            </w:r>
-            <w:r>
-              <w:rPr>
-                <w:rFonts w:asciiTheme="minorHAnsi" w:hAnsiTheme="minorHAnsi" w:cs="Tahoma"/>
-                <w:color w:val="000000"/>
-                <w:sz w:val="18"/>
-                <w:szCs w:val="18"/>
-              </w:rPr>
-              <w:t>Certificate of Compliance indicates an allowance for use of a bypass duct</w:t>
-            </w:r>
-            <w:r>
-              <w:rPr>
-                <w:rFonts w:asciiTheme="minorHAnsi" w:hAnsiTheme="minorHAnsi" w:cs="Tahoma"/>
-                <w:color w:val="000000"/>
-                <w:sz w:val="18"/>
-                <w:szCs w:val="18"/>
-              </w:rPr>
-              <w:t xml:space="preserve">. When a bypass duct is accounted for on the Performance </w:t>
-            </w:r>
-            <w:r>
-              <w:rPr>
-                <w:rFonts w:asciiTheme="minorHAnsi" w:hAnsiTheme="minorHAnsi" w:cs="Tahoma"/>
-                <w:color w:val="000000"/>
-                <w:sz w:val="18"/>
-                <w:szCs w:val="18"/>
-              </w:rPr>
-              <w:t>Certificate of Compliance</w:t>
-            </w:r>
-            <w:r>
-              <w:rPr>
-                <w:rFonts w:asciiTheme="minorHAnsi" w:hAnsiTheme="minorHAnsi" w:cs="Tahoma"/>
-                <w:color w:val="000000"/>
-                <w:sz w:val="18"/>
-                <w:szCs w:val="18"/>
-              </w:rPr>
-              <w:t xml:space="preserve">, the airflow rate shall conform to the specifications listed on </w:t>
+              <w:t xml:space="preserve">zonally controlled systems unless the Performance Certificate of Compliance indicates an allowance for use of a bypass duct. When a bypass duct is accounted for on the Performance Certificate of Compliance, the airflow rate shall conform to the specifications listed on </w:t>
             </w:r>
             <w:r>
               <w:rPr>
@@ -4162,21 +4108,13 @@
                 <w:sz w:val="18"/>
                 <w:szCs w:val="18"/>
               </w:rPr>
-              <w:t>0</w:t>
-            </w:r>
-            <w:r>
-              <w:rPr>
-                <w:rFonts w:asciiTheme="minorHAnsi" w:hAnsiTheme="minorHAnsi"/>
-                <w:sz w:val="18"/>
-                <w:szCs w:val="18"/>
-              </w:rPr>
-              <w:t>4</w:t>
-            </w:r>
-          </w:p>
-        </w:tc>
-        <w:tc>
-          <w:tcPr>
-            <w:tcW w:w="10530" w:type="dxa"/>
+              <w:t>04</w:t>
+            </w:r>
+          </w:p>
+        </w:tc>
+        <w:tc>
+          <w:tcPr>
+            <w:tcW w:w="10417" w:type="dxa"/>
             <w:gridSpan w:val="2"/>
             <w:vAlign w:val="center"/>
           </w:tcPr>
@@ -4228,21 +4166,13 @@
                 <w:sz w:val="18"/>
                 <w:szCs w:val="18"/>
               </w:rPr>
-              <w:t>0</w:t>
-            </w:r>
-            <w:r>
-              <w:rPr>
-                <w:rFonts w:asciiTheme="minorHAnsi" w:hAnsiTheme="minorHAnsi"/>
-                <w:sz w:val="18"/>
-                <w:szCs w:val="18"/>
-              </w:rPr>
-              <w:t>5</w:t>
-            </w:r>
-          </w:p>
-        </w:tc>
-        <w:tc>
-          <w:tcPr>
-            <w:tcW w:w="10530" w:type="dxa"/>
+              <w:t>05</w:t>
+            </w:r>
+          </w:p>
+        </w:tc>
+        <w:tc>
+          <w:tcPr>
+            <w:tcW w:w="10417" w:type="dxa"/>
             <w:gridSpan w:val="2"/>
             <w:vAlign w:val="center"/>
           </w:tcPr>
@@ -4294,21 +4224,13 @@
                 <w:sz w:val="18"/>
                 <w:szCs w:val="18"/>
               </w:rPr>
-              <w:t>0</w:t>
-            </w:r>
-            <w:r>
-              <w:rPr>
-                <w:rFonts w:asciiTheme="minorHAnsi" w:hAnsiTheme="minorHAnsi"/>
-                <w:sz w:val="18"/>
-                <w:szCs w:val="18"/>
-              </w:rPr>
-              <w:t>6</w:t>
-            </w:r>
-          </w:p>
-        </w:tc>
-        <w:tc>
-          <w:tcPr>
-            <w:tcW w:w="10530" w:type="dxa"/>
+              <w:t>06</w:t>
+            </w:r>
+          </w:p>
+        </w:tc>
+        <w:tc>
+          <w:tcPr>
+            <w:tcW w:w="10417" w:type="dxa"/>
             <w:gridSpan w:val="2"/>
             <w:vAlign w:val="center"/>
           </w:tcPr>
@@ -4378,21 +4300,13 @@
                 <w:sz w:val="18"/>
                 <w:szCs w:val="18"/>
               </w:rPr>
-              <w:t>0</w:t>
-            </w:r>
-            <w:r>
-              <w:rPr>
-                <w:rFonts w:asciiTheme="minorHAnsi" w:hAnsiTheme="minorHAnsi"/>
-                <w:sz w:val="18"/>
-                <w:szCs w:val="18"/>
-              </w:rPr>
-              <w:t>7</w:t>
-            </w:r>
-          </w:p>
-        </w:tc>
-        <w:tc>
-          <w:tcPr>
-            <w:tcW w:w="10530" w:type="dxa"/>
+              <w:t>07</w:t>
+            </w:r>
+          </w:p>
+        </w:tc>
+        <w:tc>
+          <w:tcPr>
+            <w:tcW w:w="10417" w:type="dxa"/>
             <w:gridSpan w:val="2"/>
             <w:vAlign w:val="center"/>
           </w:tcPr>
@@ -4444,21 +4358,13 @@
                 <w:sz w:val="18"/>
                 <w:szCs w:val="18"/>
               </w:rPr>
-              <w:t>0</w:t>
-            </w:r>
-            <w:r>
-              <w:rPr>
-                <w:rFonts w:asciiTheme="minorHAnsi" w:hAnsiTheme="minorHAnsi"/>
-                <w:sz w:val="18"/>
-                <w:szCs w:val="18"/>
-              </w:rPr>
-              <w:t>8</w:t>
-            </w:r>
-          </w:p>
-        </w:tc>
-        <w:tc>
-          <w:tcPr>
-            <w:tcW w:w="10530" w:type="dxa"/>
+              <w:t>08</w:t>
+            </w:r>
+          </w:p>
+        </w:tc>
+        <w:tc>
+          <w:tcPr>
+            <w:tcW w:w="10417" w:type="dxa"/>
             <w:gridSpan w:val="2"/>
             <w:vAlign w:val="center"/>
           </w:tcPr>
@@ -4526,15 +4432,7 @@
                 <w:sz w:val="18"/>
                 <w:szCs w:val="18"/>
               </w:rPr>
-              <w:t>0</w:t>
-            </w:r>
-            <w:r>
-              <w:rPr>
-                <w:rFonts w:asciiTheme="minorHAnsi" w:hAnsiTheme="minorHAnsi"/>
-                <w:sz w:val="18"/>
-                <w:szCs w:val="18"/>
-              </w:rPr>
-              <w:t>9</w:t>
+              <w:t>09</w:t>
             </w:r>
           </w:p>
         </w:tc>
@@ -4559,21 +4457,13 @@
                 <w:sz w:val="18"/>
                 <w:szCs w:val="18"/>
               </w:rPr>
-              <w:t>Verification Status</w:t>
-            </w:r>
-            <w:r>
-              <w:rPr>
-                <w:rFonts w:asciiTheme="minorHAnsi" w:hAnsiTheme="minorHAnsi"/>
-                <w:sz w:val="18"/>
-                <w:szCs w:val="18"/>
-              </w:rPr>
-              <w:t>:</w:t>
-            </w:r>
-          </w:p>
-        </w:tc>
-        <w:tc>
-          <w:tcPr>
-            <w:tcW w:w="8280" w:type="dxa"/>
+              <w:t>Verification Status:</w:t>
+            </w:r>
+          </w:p>
+        </w:tc>
+        <w:tc>
+          <w:tcPr>
+            <w:tcW w:w="8167" w:type="dxa"/>
             <w:vAlign w:val="center"/>
           </w:tcPr>
           <w:p>
@@ -4739,7 +4629,7 @@
         </w:tc>
         <w:tc>
           <w:tcPr>
-            <w:tcW w:w="8280" w:type="dxa"/>
+            <w:tcW w:w="8167" w:type="dxa"/>
             <w:vAlign w:val="center"/>
           </w:tcPr>
           <w:p>
@@ -4761,7 +4651,7 @@
         </w:trPr>
         <w:tc>
           <w:tcPr>
-            <w:tcW w:w="10998" w:type="dxa"/>
+            <w:tcW w:w="10885" w:type="dxa"/>
             <w:gridSpan w:val="3"/>
             <w:vAlign w:val="center"/>
           </w:tcPr>
@@ -4783,27 +4673,7 @@
                 <w:sz w:val="18"/>
                 <w:szCs w:val="18"/>
               </w:rPr>
-              <w:t>The responsible person’s signature on this compliance document affirms that all applicable requirements in this table have been met</w:t>
-            </w:r>
-            <w:r>
-              <w:rPr>
-                <w:rFonts w:asciiTheme="minorHAnsi" w:hAnsiTheme="minorHAnsi" w:cs="Calibri-Bold"/>
-                <w:b/>
-                <w:bCs/>
-                <w:sz w:val="18"/>
-                <w:szCs w:val="18"/>
-              </w:rPr>
-              <w:t xml:space="preserve"> unless otherwise noted in the Verification Status and the Corrections Notes in this table</w:t>
-            </w:r>
-            <w:r>
-              <w:rPr>
-                <w:rFonts w:asciiTheme="minorHAnsi" w:hAnsiTheme="minorHAnsi" w:cs="Calibri-Bold"/>
-                <w:b/>
-                <w:bCs/>
-                <w:sz w:val="18"/>
-                <w:szCs w:val="18"/>
-              </w:rPr>
-              <w:t>.</w:t>
+              <w:t>The responsible person’s signature on this compliance document affirms that all applicable requirements in this table have been met unless otherwise noted in the Verification Status and the Corrections Notes in this table.</w:t>
             </w:r>
           </w:p>
         </w:tc>
@@ -4820,7 +4690,7 @@
     </w:p>
     <w:tbl>
       <w:tblPr>
-        <w:tblW w:w="11031" w:type="dxa"/>
+        <w:tblW w:w="10885" w:type="dxa"/>
         <w:tblBorders>
           <w:top w:val="single" w:sz="4" w:space="0" w:color="auto"/>
           <w:left w:val="single" w:sz="4" w:space="0" w:color="auto"/>
@@ -4832,8 +4702,8 @@
         <w:tblLook w:val="0000" w:firstRow="0" w:lastRow="0" w:firstColumn="0" w:lastColumn="0" w:noHBand="0" w:noVBand="0"/>
       </w:tblPr>
       <w:tblGrid>
-        <w:gridCol w:w="558"/>
-        <w:gridCol w:w="10473"/>
+        <w:gridCol w:w="557"/>
+        <w:gridCol w:w="10328"/>
       </w:tblGrid>
       <w:tr>
         <w:trPr>
@@ -4863,7 +4733,6 @@
                 <w:sz w:val="18"/>
                 <w:szCs w:val="18"/>
               </w:rPr>
-              <w:lastRenderedPageBreak/>
               <w:t>H. Determination of HERS Verification Compliance</w:t>
             </w:r>
           </w:p>
@@ -4912,7 +4781,7 @@
         </w:trPr>
         <w:tc>
           <w:tcPr>
-            <w:tcW w:w="253" w:type="pct"/>
+            <w:tcW w:w="256" w:type="pct"/>
             <w:vAlign w:val="center"/>
           </w:tcPr>
           <w:p>
@@ -4930,21 +4799,13 @@
                 <w:sz w:val="18"/>
                 <w:szCs w:val="18"/>
               </w:rPr>
-              <w:t>0</w:t>
-            </w:r>
-            <w:r>
-              <w:rPr>
-                <w:rFonts w:asciiTheme="minorHAnsi" w:hAnsiTheme="minorHAnsi"/>
-                <w:sz w:val="18"/>
-                <w:szCs w:val="18"/>
-              </w:rPr>
-              <w:t>1</w:t>
-            </w:r>
-          </w:p>
-        </w:tc>
-        <w:tc>
-          <w:tcPr>
-            <w:tcW w:w="4747" w:type="pct"/>
+              <w:t>01</w:t>
+            </w:r>
+          </w:p>
+        </w:tc>
+        <w:tc>
+          <w:tcPr>
+            <w:tcW w:w="4744" w:type="pct"/>
             <w:vAlign w:val="center"/>
           </w:tcPr>
           <w:p>
@@ -5003,7 +4864,7 @@
     </w:p>
     <w:tbl>
       <w:tblPr>
-        <w:tblW w:w="4990" w:type="pct"/>
+        <w:tblW w:w="5000" w:type="pct"/>
         <w:tblInd w:w="-1" w:type="dxa"/>
         <w:tblBorders>
           <w:top w:val="single" w:sz="4" w:space="0" w:color="auto"/>
@@ -5017,13 +4878,13 @@
           <w:left w:w="86" w:type="dxa"/>
           <w:right w:w="86" w:type="dxa"/>
         </w:tblCellMar>
-        <w:tblLook w:val="0000" w:firstRow="0" w:lastRow="0" w:firstColumn="0" w:lastColumn="0" w:noHBand="0" w:noVBand="0"/>
+        <w:tblLook w:val="04A0" w:firstRow="1" w:lastRow="0" w:firstColumn="1" w:lastColumn="0" w:noHBand="0" w:noVBand="1"/>
       </w:tblPr>
       <w:tblGrid>
-        <w:gridCol w:w="5344"/>
+        <w:gridCol w:w="5297"/>
         <w:gridCol w:w="40"/>
         <w:gridCol w:w="7"/>
-        <w:gridCol w:w="5377"/>
+        <w:gridCol w:w="5446"/>
       </w:tblGrid>
       <w:tr>
         <w:trPr>
@@ -5031,9 +4892,16 @@
         </w:trPr>
         <w:tc>
           <w:tcPr>
-            <w:tcW w:w="10950" w:type="dxa"/>
+            <w:tcW w:w="10886" w:type="dxa"/>
             <w:gridSpan w:val="4"/>
+            <w:tcBorders>
+              <w:top w:val="single" w:sz="4" w:space="0" w:color="auto"/>
+              <w:left w:val="single" w:sz="4" w:space="0" w:color="auto"/>
+              <w:bottom w:val="single" w:sz="4" w:space="0" w:color="auto"/>
+              <w:right w:val="single" w:sz="4" w:space="0" w:color="auto"/>
+            </w:tcBorders>
             <w:vAlign w:val="center"/>
+            <w:hideMark/>
           </w:tcPr>
           <w:p>
             <w:pPr>
@@ -5061,18 +4929,17 @@
                 <w:tab w:val="left" w:pos="30672"/>
               </w:tabs>
               <w:suppressAutoHyphens/>
-              <w:rPr>
-                <w:rFonts w:asciiTheme="minorHAnsi" w:hAnsiTheme="minorHAnsi" w:cs="Arial"/>
+              <w:spacing w:line="276" w:lineRule="auto"/>
+              <w:rPr>
+                <w:rFonts w:asciiTheme="minorHAnsi" w:eastAsiaTheme="minorEastAsia" w:hAnsiTheme="minorHAnsi" w:cs="Arial"/>
                 <w:b/>
               </w:rPr>
             </w:pPr>
             <w:r>
               <w:rPr>
-                <w:rFonts w:asciiTheme="minorHAnsi" w:hAnsiTheme="minorHAnsi" w:cs="Arial"/>
+                <w:rFonts w:asciiTheme="minorHAnsi" w:eastAsiaTheme="minorEastAsia" w:hAnsiTheme="minorHAnsi" w:cs="Arial"/>
                 <w:b/>
                 <w:caps/>
-                <w:sz w:val="18"/>
-                <w:szCs w:val="18"/>
               </w:rPr>
               <w:lastRenderedPageBreak/>
               <w:t>Documentation Author's Declaration Statement</w:t>
@@ -5086,28 +4953,32 @@
         </w:trPr>
         <w:tc>
           <w:tcPr>
-            <w:tcW w:w="10950" w:type="dxa"/>
+            <w:tcW w:w="10886" w:type="dxa"/>
             <w:gridSpan w:val="4"/>
+            <w:tcBorders>
+              <w:top w:val="single" w:sz="4" w:space="0" w:color="auto"/>
+              <w:left w:val="single" w:sz="4" w:space="0" w:color="auto"/>
+              <w:bottom w:val="single" w:sz="4" w:space="0" w:color="auto"/>
+              <w:right w:val="single" w:sz="4" w:space="0" w:color="auto"/>
+            </w:tcBorders>
             <w:vAlign w:val="center"/>
+            <w:hideMark/>
           </w:tcPr>
           <w:p>
             <w:pPr>
               <w:numPr>
                 <w:ilvl w:val="0"/>
-                <w:numId w:val="37"/>
+                <w:numId w:val="49"/>
               </w:numPr>
+              <w:spacing w:after="200" w:line="276" w:lineRule="auto"/>
               <w:ind w:left="271" w:hanging="270"/>
               <w:rPr>
-                <w:rFonts w:asciiTheme="minorHAnsi" w:hAnsiTheme="minorHAnsi"/>
-                <w:sz w:val="18"/>
-                <w:szCs w:val="18"/>
-              </w:rPr>
-            </w:pPr>
-            <w:r>
-              <w:rPr>
-                <w:rFonts w:asciiTheme="minorHAnsi" w:hAnsiTheme="minorHAnsi"/>
-                <w:sz w:val="18"/>
-                <w:szCs w:val="18"/>
+                <w:rFonts w:asciiTheme="minorHAnsi" w:eastAsiaTheme="minorEastAsia" w:hAnsiTheme="minorHAnsi" w:cstheme="minorBidi"/>
+              </w:rPr>
+            </w:pPr>
+            <w:r>
+              <w:rPr>
+                <w:rFonts w:asciiTheme="minorHAnsi" w:eastAsiaTheme="minorEastAsia" w:hAnsiTheme="minorHAnsi" w:cstheme="minorBidi"/>
               </w:rPr>
               <w:t>I certify that this Certificate of Verification documentation is accurate and complete.</w:t>
             </w:r>
@@ -5120,21 +4991,25 @@
         </w:trPr>
         <w:tc>
           <w:tcPr>
-            <w:tcW w:w="5434" w:type="dxa"/>
-          </w:tcPr>
-          <w:p>
-            <w:pPr>
-              <w:rPr>
-                <w:rFonts w:asciiTheme="minorHAnsi" w:hAnsiTheme="minorHAnsi"/>
-                <w:sz w:val="14"/>
-                <w:szCs w:val="14"/>
-              </w:rPr>
-            </w:pPr>
-            <w:r>
-              <w:rPr>
-                <w:rFonts w:asciiTheme="minorHAnsi" w:hAnsiTheme="minorHAnsi"/>
-                <w:sz w:val="14"/>
-                <w:szCs w:val="14"/>
+            <w:tcW w:w="5344" w:type="dxa"/>
+            <w:tcBorders>
+              <w:top w:val="single" w:sz="4" w:space="0" w:color="auto"/>
+              <w:left w:val="single" w:sz="4" w:space="0" w:color="auto"/>
+              <w:bottom w:val="single" w:sz="4" w:space="0" w:color="auto"/>
+              <w:right w:val="single" w:sz="4" w:space="0" w:color="auto"/>
+            </w:tcBorders>
+            <w:hideMark/>
+          </w:tcPr>
+          <w:p>
+            <w:pPr>
+              <w:spacing w:line="276" w:lineRule="auto"/>
+              <w:rPr>
+                <w:rFonts w:asciiTheme="minorHAnsi" w:eastAsiaTheme="minorEastAsia" w:hAnsiTheme="minorHAnsi" w:cstheme="minorBidi"/>
+              </w:rPr>
+            </w:pPr>
+            <w:r>
+              <w:rPr>
+                <w:rFonts w:asciiTheme="minorHAnsi" w:eastAsiaTheme="minorEastAsia" w:hAnsiTheme="minorHAnsi" w:cstheme="minorBidi"/>
               </w:rPr>
               <w:t>Documentation Author Name:</w:t>
             </w:r>
@@ -5142,22 +5017,26 @@
         </w:tc>
         <w:tc>
           <w:tcPr>
-            <w:tcW w:w="5516" w:type="dxa"/>
+            <w:tcW w:w="5542" w:type="dxa"/>
             <w:gridSpan w:val="3"/>
-          </w:tcPr>
-          <w:p>
-            <w:pPr>
-              <w:rPr>
-                <w:rFonts w:asciiTheme="minorHAnsi" w:hAnsiTheme="minorHAnsi"/>
-                <w:sz w:val="14"/>
-                <w:szCs w:val="14"/>
-              </w:rPr>
-            </w:pPr>
-            <w:r>
-              <w:rPr>
-                <w:rFonts w:asciiTheme="minorHAnsi" w:hAnsiTheme="minorHAnsi"/>
-                <w:sz w:val="14"/>
-                <w:szCs w:val="14"/>
+            <w:tcBorders>
+              <w:top w:val="single" w:sz="4" w:space="0" w:color="auto"/>
+              <w:left w:val="single" w:sz="4" w:space="0" w:color="auto"/>
+              <w:bottom w:val="single" w:sz="4" w:space="0" w:color="auto"/>
+              <w:right w:val="single" w:sz="4" w:space="0" w:color="auto"/>
+            </w:tcBorders>
+            <w:hideMark/>
+          </w:tcPr>
+          <w:p>
+            <w:pPr>
+              <w:spacing w:line="276" w:lineRule="auto"/>
+              <w:rPr>
+                <w:rFonts w:asciiTheme="minorHAnsi" w:eastAsiaTheme="minorEastAsia" w:hAnsiTheme="minorHAnsi" w:cstheme="minorBidi"/>
+              </w:rPr>
+            </w:pPr>
+            <w:r>
+              <w:rPr>
+                <w:rFonts w:asciiTheme="minorHAnsi" w:eastAsiaTheme="minorEastAsia" w:hAnsiTheme="minorHAnsi" w:cstheme="minorBidi"/>
               </w:rPr>
               <w:t>Documentation Author Signature:</w:t>
             </w:r>
@@ -5170,21 +5049,25 @@
         </w:trPr>
         <w:tc>
           <w:tcPr>
-            <w:tcW w:w="5434" w:type="dxa"/>
-          </w:tcPr>
-          <w:p>
-            <w:pPr>
-              <w:rPr>
-                <w:rFonts w:asciiTheme="minorHAnsi" w:hAnsiTheme="minorHAnsi"/>
-                <w:sz w:val="14"/>
-                <w:szCs w:val="14"/>
-              </w:rPr>
-            </w:pPr>
-            <w:r>
-              <w:rPr>
-                <w:rFonts w:asciiTheme="minorHAnsi" w:hAnsiTheme="minorHAnsi"/>
-                <w:sz w:val="14"/>
-                <w:szCs w:val="14"/>
+            <w:tcW w:w="5344" w:type="dxa"/>
+            <w:tcBorders>
+              <w:top w:val="single" w:sz="4" w:space="0" w:color="auto"/>
+              <w:left w:val="single" w:sz="4" w:space="0" w:color="auto"/>
+              <w:bottom w:val="single" w:sz="4" w:space="0" w:color="auto"/>
+              <w:right w:val="single" w:sz="4" w:space="0" w:color="auto"/>
+            </w:tcBorders>
+            <w:hideMark/>
+          </w:tcPr>
+          <w:p>
+            <w:pPr>
+              <w:spacing w:line="276" w:lineRule="auto"/>
+              <w:rPr>
+                <w:rFonts w:asciiTheme="minorHAnsi" w:eastAsiaTheme="minorEastAsia" w:hAnsiTheme="minorHAnsi" w:cstheme="minorBidi"/>
+              </w:rPr>
+            </w:pPr>
+            <w:r>
+              <w:rPr>
+                <w:rFonts w:asciiTheme="minorHAnsi" w:eastAsiaTheme="minorEastAsia" w:hAnsiTheme="minorHAnsi" w:cstheme="minorBidi"/>
               </w:rPr>
               <w:t>Company:</w:t>
             </w:r>
@@ -5192,22 +5075,26 @@
         </w:tc>
         <w:tc>
           <w:tcPr>
-            <w:tcW w:w="5516" w:type="dxa"/>
+            <w:tcW w:w="5542" w:type="dxa"/>
             <w:gridSpan w:val="3"/>
-          </w:tcPr>
-          <w:p>
-            <w:pPr>
-              <w:rPr>
-                <w:rFonts w:asciiTheme="minorHAnsi" w:hAnsiTheme="minorHAnsi"/>
-                <w:sz w:val="14"/>
-                <w:szCs w:val="14"/>
-              </w:rPr>
-            </w:pPr>
-            <w:r>
-              <w:rPr>
-                <w:rFonts w:asciiTheme="minorHAnsi" w:hAnsiTheme="minorHAnsi"/>
-                <w:sz w:val="14"/>
-                <w:szCs w:val="14"/>
+            <w:tcBorders>
+              <w:top w:val="single" w:sz="4" w:space="0" w:color="auto"/>
+              <w:left w:val="single" w:sz="4" w:space="0" w:color="auto"/>
+              <w:bottom w:val="single" w:sz="4" w:space="0" w:color="auto"/>
+              <w:right w:val="single" w:sz="4" w:space="0" w:color="auto"/>
+            </w:tcBorders>
+            <w:hideMark/>
+          </w:tcPr>
+          <w:p>
+            <w:pPr>
+              <w:spacing w:line="276" w:lineRule="auto"/>
+              <w:rPr>
+                <w:rFonts w:asciiTheme="minorHAnsi" w:eastAsiaTheme="minorEastAsia" w:hAnsiTheme="minorHAnsi" w:cstheme="minorBidi"/>
+              </w:rPr>
+            </w:pPr>
+            <w:r>
+              <w:rPr>
+                <w:rFonts w:asciiTheme="minorHAnsi" w:eastAsiaTheme="minorEastAsia" w:hAnsiTheme="minorHAnsi" w:cstheme="minorBidi"/>
               </w:rPr>
               <w:t>Date Signed:</w:t>
             </w:r>
@@ -5220,21 +5107,25 @@
         </w:trPr>
         <w:tc>
           <w:tcPr>
-            <w:tcW w:w="5434" w:type="dxa"/>
-          </w:tcPr>
-          <w:p>
-            <w:pPr>
-              <w:rPr>
-                <w:rFonts w:asciiTheme="minorHAnsi" w:hAnsiTheme="minorHAnsi"/>
-                <w:sz w:val="14"/>
-                <w:szCs w:val="14"/>
-              </w:rPr>
-            </w:pPr>
-            <w:r>
-              <w:rPr>
-                <w:rFonts w:asciiTheme="minorHAnsi" w:hAnsiTheme="minorHAnsi"/>
-                <w:sz w:val="14"/>
-                <w:szCs w:val="14"/>
+            <w:tcW w:w="5344" w:type="dxa"/>
+            <w:tcBorders>
+              <w:top w:val="single" w:sz="4" w:space="0" w:color="auto"/>
+              <w:left w:val="single" w:sz="4" w:space="0" w:color="auto"/>
+              <w:bottom w:val="single" w:sz="4" w:space="0" w:color="auto"/>
+              <w:right w:val="single" w:sz="4" w:space="0" w:color="auto"/>
+            </w:tcBorders>
+            <w:hideMark/>
+          </w:tcPr>
+          <w:p>
+            <w:pPr>
+              <w:spacing w:line="276" w:lineRule="auto"/>
+              <w:rPr>
+                <w:rFonts w:asciiTheme="minorHAnsi" w:eastAsiaTheme="minorEastAsia" w:hAnsiTheme="minorHAnsi" w:cstheme="minorBidi"/>
+              </w:rPr>
+            </w:pPr>
+            <w:r>
+              <w:rPr>
+                <w:rFonts w:asciiTheme="minorHAnsi" w:eastAsiaTheme="minorEastAsia" w:hAnsiTheme="minorHAnsi" w:cstheme="minorBidi"/>
               </w:rPr>
               <w:t>Address:</w:t>
             </w:r>
@@ -5242,22 +5133,26 @@
         </w:tc>
         <w:tc>
           <w:tcPr>
-            <w:tcW w:w="5516" w:type="dxa"/>
+            <w:tcW w:w="5542" w:type="dxa"/>
             <w:gridSpan w:val="3"/>
-          </w:tcPr>
-          <w:p>
-            <w:pPr>
-              <w:rPr>
-                <w:rFonts w:asciiTheme="minorHAnsi" w:hAnsiTheme="minorHAnsi"/>
-                <w:sz w:val="14"/>
-                <w:szCs w:val="14"/>
-              </w:rPr>
-            </w:pPr>
-            <w:r>
-              <w:rPr>
-                <w:rFonts w:asciiTheme="minorHAnsi" w:hAnsiTheme="minorHAnsi"/>
-                <w:sz w:val="14"/>
-                <w:szCs w:val="14"/>
+            <w:tcBorders>
+              <w:top w:val="single" w:sz="4" w:space="0" w:color="auto"/>
+              <w:left w:val="single" w:sz="4" w:space="0" w:color="auto"/>
+              <w:bottom w:val="single" w:sz="4" w:space="0" w:color="auto"/>
+              <w:right w:val="single" w:sz="4" w:space="0" w:color="auto"/>
+            </w:tcBorders>
+            <w:hideMark/>
+          </w:tcPr>
+          <w:p>
+            <w:pPr>
+              <w:spacing w:line="276" w:lineRule="auto"/>
+              <w:rPr>
+                <w:rFonts w:asciiTheme="minorHAnsi" w:eastAsiaTheme="minorEastAsia" w:hAnsiTheme="minorHAnsi" w:cstheme="minorBidi"/>
+              </w:rPr>
+            </w:pPr>
+            <w:r>
+              <w:rPr>
+                <w:rFonts w:asciiTheme="minorHAnsi" w:eastAsiaTheme="minorEastAsia" w:hAnsiTheme="minorHAnsi" w:cstheme="minorBidi"/>
               </w:rPr>
               <w:t>CEA/HERS Certification Information (if applicable):</w:t>
             </w:r>
@@ -5270,21 +5165,25 @@
         </w:trPr>
         <w:tc>
           <w:tcPr>
-            <w:tcW w:w="5434" w:type="dxa"/>
-          </w:tcPr>
-          <w:p>
-            <w:pPr>
-              <w:rPr>
-                <w:rFonts w:asciiTheme="minorHAnsi" w:hAnsiTheme="minorHAnsi"/>
-                <w:sz w:val="14"/>
-                <w:szCs w:val="14"/>
-              </w:rPr>
-            </w:pPr>
-            <w:r>
-              <w:rPr>
-                <w:rFonts w:asciiTheme="minorHAnsi" w:hAnsiTheme="minorHAnsi"/>
-                <w:sz w:val="14"/>
-                <w:szCs w:val="14"/>
+            <w:tcW w:w="5344" w:type="dxa"/>
+            <w:tcBorders>
+              <w:top w:val="single" w:sz="4" w:space="0" w:color="auto"/>
+              <w:left w:val="single" w:sz="4" w:space="0" w:color="auto"/>
+              <w:bottom w:val="single" w:sz="4" w:space="0" w:color="auto"/>
+              <w:right w:val="single" w:sz="4" w:space="0" w:color="auto"/>
+            </w:tcBorders>
+            <w:hideMark/>
+          </w:tcPr>
+          <w:p>
+            <w:pPr>
+              <w:spacing w:line="276" w:lineRule="auto"/>
+              <w:rPr>
+                <w:rFonts w:asciiTheme="minorHAnsi" w:eastAsiaTheme="minorEastAsia" w:hAnsiTheme="minorHAnsi" w:cstheme="minorBidi"/>
+              </w:rPr>
+            </w:pPr>
+            <w:r>
+              <w:rPr>
+                <w:rFonts w:asciiTheme="minorHAnsi" w:eastAsiaTheme="minorEastAsia" w:hAnsiTheme="minorHAnsi" w:cstheme="minorBidi"/>
               </w:rPr>
               <w:t>City/State/Zip:</w:t>
             </w:r>
@@ -5292,22 +5191,26 @@
         </w:tc>
         <w:tc>
           <w:tcPr>
-            <w:tcW w:w="5516" w:type="dxa"/>
+            <w:tcW w:w="5542" w:type="dxa"/>
             <w:gridSpan w:val="3"/>
-          </w:tcPr>
-          <w:p>
-            <w:pPr>
-              <w:rPr>
-                <w:rFonts w:asciiTheme="minorHAnsi" w:hAnsiTheme="minorHAnsi"/>
-                <w:sz w:val="14"/>
-                <w:szCs w:val="14"/>
-              </w:rPr>
-            </w:pPr>
-            <w:r>
-              <w:rPr>
-                <w:rFonts w:asciiTheme="minorHAnsi" w:hAnsiTheme="minorHAnsi"/>
-                <w:sz w:val="14"/>
-                <w:szCs w:val="14"/>
+            <w:tcBorders>
+              <w:top w:val="single" w:sz="4" w:space="0" w:color="auto"/>
+              <w:left w:val="single" w:sz="4" w:space="0" w:color="auto"/>
+              <w:bottom w:val="single" w:sz="4" w:space="0" w:color="auto"/>
+              <w:right w:val="single" w:sz="4" w:space="0" w:color="auto"/>
+            </w:tcBorders>
+            <w:hideMark/>
+          </w:tcPr>
+          <w:p>
+            <w:pPr>
+              <w:spacing w:line="276" w:lineRule="auto"/>
+              <w:rPr>
+                <w:rFonts w:asciiTheme="minorHAnsi" w:eastAsiaTheme="minorEastAsia" w:hAnsiTheme="minorHAnsi" w:cstheme="minorBidi"/>
+              </w:rPr>
+            </w:pPr>
+            <w:r>
+              <w:rPr>
+                <w:rFonts w:asciiTheme="minorHAnsi" w:eastAsiaTheme="minorEastAsia" w:hAnsiTheme="minorHAnsi" w:cstheme="minorBidi"/>
               </w:rPr>
               <w:t>Phone:</w:t>
             </w:r>
@@ -5315,20 +5218,27 @@
         </w:tc>
       </w:tr>
       <w:tr>
-        <w:tblPrEx>
-          <w:tblCellMar>
-            <w:left w:w="115" w:type="dxa"/>
-            <w:right w:w="115" w:type="dxa"/>
-          </w:tblCellMar>
-        </w:tblPrEx>
         <w:trPr>
           <w:trHeight w:val="296"/>
         </w:trPr>
         <w:tc>
           <w:tcPr>
-            <w:tcW w:w="10950" w:type="dxa"/>
+            <w:tcW w:w="10886" w:type="dxa"/>
             <w:gridSpan w:val="4"/>
+            <w:tcBorders>
+              <w:top w:val="single" w:sz="4" w:space="0" w:color="auto"/>
+              <w:left w:val="single" w:sz="4" w:space="0" w:color="auto"/>
+              <w:bottom w:val="single" w:sz="4" w:space="0" w:color="auto"/>
+              <w:right w:val="single" w:sz="4" w:space="0" w:color="auto"/>
+            </w:tcBorders>
+            <w:tcMar>
+              <w:top w:w="0" w:type="dxa"/>
+              <w:left w:w="115" w:type="dxa"/>
+              <w:bottom w:w="0" w:type="dxa"/>
+              <w:right w:w="115" w:type="dxa"/>
+            </w:tcMar>
             <w:vAlign w:val="center"/>
+            <w:hideMark/>
           </w:tcPr>
           <w:p>
             <w:pPr>
@@ -5356,19 +5266,16 @@
                 <w:tab w:val="left" w:pos="30672"/>
               </w:tabs>
               <w:suppressAutoHyphens/>
-              <w:rPr>
-                <w:rFonts w:asciiTheme="minorHAnsi" w:hAnsiTheme="minorHAnsi"/>
-                <w:sz w:val="18"/>
-                <w:szCs w:val="18"/>
-              </w:rPr>
-            </w:pPr>
-            <w:r>
-              <w:rPr>
-                <w:rFonts w:asciiTheme="minorHAnsi" w:hAnsiTheme="minorHAnsi" w:cs="Arial"/>
+              <w:spacing w:line="276" w:lineRule="auto"/>
+              <w:rPr>
+                <w:rFonts w:asciiTheme="minorHAnsi" w:eastAsiaTheme="minorEastAsia" w:hAnsiTheme="minorHAnsi" w:cstheme="minorBidi"/>
+              </w:rPr>
+            </w:pPr>
+            <w:r>
+              <w:rPr>
+                <w:rFonts w:asciiTheme="minorHAnsi" w:eastAsiaTheme="minorEastAsia" w:hAnsiTheme="minorHAnsi" w:cs="Arial"/>
                 <w:b/>
                 <w:caps/>
-                <w:sz w:val="18"/>
-                <w:szCs w:val="18"/>
               </w:rPr>
               <w:t xml:space="preserve">Responsible Person's Declaration statement </w:t>
             </w:r>
@@ -5376,210 +5283,203 @@
         </w:tc>
       </w:tr>
       <w:tr>
-        <w:tblPrEx>
-          <w:tblCellMar>
-            <w:left w:w="115" w:type="dxa"/>
-            <w:right w:w="115" w:type="dxa"/>
-          </w:tblCellMar>
-        </w:tblPrEx>
         <w:trPr>
           <w:trHeight w:val="504"/>
         </w:trPr>
         <w:tc>
           <w:tcPr>
-            <w:tcW w:w="10950" w:type="dxa"/>
+            <w:tcW w:w="10886" w:type="dxa"/>
             <w:gridSpan w:val="4"/>
-            <w:shd w:val="clear" w:color="auto" w:fill="auto"/>
-          </w:tcPr>
-          <w:p>
-            <w:pPr>
-              <w:keepNext/>
-              <w:widowControl w:val="0"/>
-              <w:ind w:right="90"/>
-              <w:rPr>
-                <w:rFonts w:asciiTheme="minorHAnsi" w:hAnsiTheme="minorHAnsi"/>
-                <w:snapToGrid w:val="0"/>
-                <w:sz w:val="18"/>
-                <w:szCs w:val="18"/>
-              </w:rPr>
-            </w:pPr>
-            <w:r>
-              <w:rPr>
-                <w:rFonts w:asciiTheme="minorHAnsi" w:hAnsiTheme="minorHAnsi"/>
-                <w:snapToGrid w:val="0"/>
-                <w:sz w:val="18"/>
-                <w:szCs w:val="18"/>
+            <w:tcBorders>
+              <w:top w:val="single" w:sz="4" w:space="0" w:color="auto"/>
+              <w:left w:val="single" w:sz="4" w:space="0" w:color="auto"/>
+              <w:bottom w:val="single" w:sz="4" w:space="0" w:color="auto"/>
+              <w:right w:val="single" w:sz="4" w:space="0" w:color="auto"/>
+            </w:tcBorders>
+            <w:tcMar>
+              <w:top w:w="0" w:type="dxa"/>
+              <w:left w:w="115" w:type="dxa"/>
+              <w:bottom w:w="0" w:type="dxa"/>
+              <w:right w:w="115" w:type="dxa"/>
+            </w:tcMar>
+            <w:hideMark/>
+          </w:tcPr>
+          <w:p>
+            <w:pPr>
+              <w:spacing w:line="276" w:lineRule="auto"/>
+              <w:rPr>
+                <w:rFonts w:asciiTheme="minorHAnsi" w:eastAsiaTheme="minorEastAsia" w:hAnsiTheme="minorHAnsi" w:cstheme="minorBidi"/>
+              </w:rPr>
+            </w:pPr>
+            <w:r>
+              <w:rPr>
+                <w:rFonts w:asciiTheme="minorHAnsi" w:eastAsiaTheme="minorEastAsia" w:hAnsiTheme="minorHAnsi" w:cstheme="minorBidi"/>
               </w:rPr>
               <w:t xml:space="preserve">I certify the following under penalty of perjury, under the laws of the State of California: </w:t>
             </w:r>
           </w:p>
           <w:p>
             <w:pPr>
-              <w:keepNext/>
-              <w:widowControl w:val="0"/>
               <w:numPr>
                 <w:ilvl w:val="0"/>
-                <w:numId w:val="48"/>
+                <w:numId w:val="50"/>
               </w:numPr>
-              <w:ind w:right="90"/>
-              <w:rPr>
-                <w:rFonts w:asciiTheme="minorHAnsi" w:hAnsiTheme="minorHAnsi"/>
-                <w:snapToGrid w:val="0"/>
-                <w:sz w:val="18"/>
-                <w:szCs w:val="18"/>
-              </w:rPr>
-            </w:pPr>
-            <w:r>
-              <w:rPr>
-                <w:rFonts w:asciiTheme="minorHAnsi" w:hAnsiTheme="minorHAnsi"/>
-                <w:snapToGrid w:val="0"/>
-                <w:sz w:val="18"/>
-                <w:szCs w:val="18"/>
+              <w:spacing w:after="200" w:line="276" w:lineRule="auto"/>
+              <w:ind w:left="964" w:hanging="270"/>
+              <w:contextualSpacing/>
+              <w:rPr>
+                <w:rFonts w:ascii="Calibri" w:eastAsiaTheme="minorEastAsia" w:hAnsi="Calibri" w:cstheme="minorBidi"/>
+              </w:rPr>
+            </w:pPr>
+            <w:bookmarkStart w:id="0" w:name="_Hlk104562088"/>
+            <w:r>
+              <w:rPr>
+                <w:rFonts w:ascii="Calibri" w:eastAsiaTheme="minorEastAsia" w:hAnsi="Calibri" w:cstheme="minorBidi"/>
               </w:rPr>
               <w:t>The information provided on this Certificate of Verification is true and correct.</w:t>
             </w:r>
           </w:p>
           <w:p>
             <w:pPr>
-              <w:keepNext/>
-              <w:widowControl w:val="0"/>
               <w:numPr>
                 <w:ilvl w:val="0"/>
-                <w:numId w:val="48"/>
+                <w:numId w:val="50"/>
               </w:numPr>
-              <w:ind w:right="90"/>
-              <w:rPr>
-                <w:rFonts w:asciiTheme="minorHAnsi" w:hAnsiTheme="minorHAnsi"/>
-                <w:snapToGrid w:val="0"/>
-                <w:sz w:val="18"/>
-                <w:szCs w:val="18"/>
-              </w:rPr>
-            </w:pPr>
-            <w:r>
-              <w:rPr>
-                <w:rFonts w:asciiTheme="minorHAnsi" w:hAnsiTheme="minorHAnsi"/>
-                <w:snapToGrid w:val="0"/>
-                <w:sz w:val="18"/>
-                <w:szCs w:val="18"/>
+              <w:spacing w:after="200" w:line="276" w:lineRule="auto"/>
+              <w:ind w:left="964" w:hanging="270"/>
+              <w:contextualSpacing/>
+              <w:rPr>
+                <w:rFonts w:ascii="Calibri" w:eastAsiaTheme="minorEastAsia" w:hAnsi="Calibri" w:cstheme="minorBidi"/>
+              </w:rPr>
+            </w:pPr>
+            <w:r>
+              <w:rPr>
+                <w:rFonts w:ascii="Calibri" w:eastAsiaTheme="minorEastAsia" w:hAnsi="Calibri" w:cstheme="minorBidi"/>
               </w:rPr>
               <w:t>I am the certified HERS Rater who performed the verification identified and reported on this Certificate of Verification (responsible rater).</w:t>
             </w:r>
           </w:p>
           <w:p>
             <w:pPr>
-              <w:keepNext/>
-              <w:widowControl w:val="0"/>
               <w:numPr>
                 <w:ilvl w:val="0"/>
-                <w:numId w:val="48"/>
+                <w:numId w:val="50"/>
               </w:numPr>
-              <w:ind w:right="90"/>
-              <w:rPr>
-                <w:rFonts w:asciiTheme="minorHAnsi" w:hAnsiTheme="minorHAnsi"/>
-                <w:snapToGrid w:val="0"/>
-                <w:sz w:val="18"/>
-                <w:szCs w:val="18"/>
-              </w:rPr>
-            </w:pPr>
-            <w:r>
-              <w:rPr>
-                <w:rFonts w:asciiTheme="minorHAnsi" w:hAnsiTheme="minorHAnsi"/>
-                <w:snapToGrid w:val="0"/>
-                <w:sz w:val="18"/>
-                <w:szCs w:val="18"/>
+              <w:spacing w:after="200" w:line="276" w:lineRule="auto"/>
+              <w:ind w:left="964" w:hanging="270"/>
+              <w:contextualSpacing/>
+              <w:rPr>
+                <w:rFonts w:ascii="Calibri" w:eastAsiaTheme="minorEastAsia" w:hAnsi="Calibri" w:cstheme="minorBidi"/>
+              </w:rPr>
+            </w:pPr>
+            <w:r>
+              <w:rPr>
+                <w:rFonts w:ascii="Calibri" w:eastAsiaTheme="minorEastAsia" w:hAnsi="Calibri" w:cstheme="minorBidi"/>
               </w:rPr>
               <w:t>The installed features, materials, components, manufactured devices, or system performance diagnostic results that require HERS verification identified on this Certificate of Verification comply with the applicable requirements in Reference Appendices RA2, RA3, and the requirements specified on the Certificate of Compliance for the building approved by the enforcement agency.</w:t>
             </w:r>
           </w:p>
           <w:p>
             <w:pPr>
-              <w:keepNext/>
-              <w:widowControl w:val="0"/>
               <w:numPr>
                 <w:ilvl w:val="0"/>
-                <w:numId w:val="48"/>
+                <w:numId w:val="50"/>
               </w:numPr>
-              <w:ind w:right="90"/>
-              <w:rPr>
-                <w:rFonts w:asciiTheme="minorHAnsi" w:hAnsiTheme="minorHAnsi"/>
-                <w:snapToGrid w:val="0"/>
-                <w:sz w:val="18"/>
-                <w:szCs w:val="18"/>
-              </w:rPr>
-            </w:pPr>
-            <w:r>
-              <w:rPr>
-                <w:rFonts w:asciiTheme="minorHAnsi" w:hAnsiTheme="minorHAnsi"/>
-                <w:snapToGrid w:val="0"/>
-                <w:sz w:val="18"/>
-                <w:szCs w:val="18"/>
+              <w:spacing w:after="200" w:line="276" w:lineRule="auto"/>
+              <w:ind w:left="964" w:hanging="270"/>
+              <w:contextualSpacing/>
+              <w:rPr>
+                <w:rFonts w:ascii="Calibri" w:eastAsiaTheme="minorEastAsia" w:hAnsi="Calibri" w:cstheme="minorBidi"/>
+              </w:rPr>
+            </w:pPr>
+            <w:r>
+              <w:rPr>
+                <w:rFonts w:ascii="Calibri" w:eastAsiaTheme="minorEastAsia" w:hAnsi="Calibri" w:cstheme="minorBidi"/>
               </w:rPr>
               <w:t xml:space="preserve"> The information reported on applicable sections of the Certificate(s) of Installation (CF2R) signed and submitted by the person(s) responsible for the construction or installation conforms to the requirements specified on the Certificate(s) of Compliance (CF1R) approved by the enforcement agency.</w:t>
             </w:r>
           </w:p>
           <w:p>
             <w:pPr>
-              <w:keepNext/>
-              <w:widowControl w:val="0"/>
               <w:numPr>
                 <w:ilvl w:val="0"/>
-                <w:numId w:val="48"/>
+                <w:numId w:val="50"/>
               </w:numPr>
-              <w:ind w:right="90"/>
-              <w:rPr>
-                <w:rFonts w:asciiTheme="minorHAnsi" w:hAnsiTheme="minorHAnsi"/>
-                <w:snapToGrid w:val="0"/>
-                <w:sz w:val="18"/>
-                <w:szCs w:val="18"/>
-              </w:rPr>
-            </w:pPr>
-            <w:r>
-              <w:rPr>
-                <w:rFonts w:asciiTheme="minorHAnsi" w:hAnsiTheme="minorHAnsi"/>
-                <w:snapToGrid w:val="0"/>
-                <w:sz w:val="18"/>
-                <w:szCs w:val="18"/>
-              </w:rPr>
-              <w:t xml:space="preserve">I will ensure that a registered copy of this Certificate of Verification shall be </w:t>
-            </w:r>
-            <w:proofErr w:type="gramStart"/>
-            <w:r>
-              <w:rPr>
-                <w:rFonts w:asciiTheme="minorHAnsi" w:hAnsiTheme="minorHAnsi"/>
-                <w:snapToGrid w:val="0"/>
-                <w:sz w:val="18"/>
-                <w:szCs w:val="18"/>
-              </w:rPr>
-              <w:t>posted, or</w:t>
-            </w:r>
-            <w:proofErr w:type="gramEnd"/>
-            <w:r>
-              <w:rPr>
-                <w:rFonts w:asciiTheme="minorHAnsi" w:hAnsiTheme="minorHAnsi"/>
-                <w:snapToGrid w:val="0"/>
-                <w:sz w:val="18"/>
-                <w:szCs w:val="18"/>
-              </w:rPr>
-              <w:t xml:space="preserve"> made available with the building permit(s) issued for the building, and made available to the enforcement agency for all applicable inspections. I understand that a registered copy of this Certificate of Verification is required to be included with the documentation the builder provides to the building owner at occupancy.  </w:t>
-            </w:r>
+              <w:spacing w:after="200" w:line="276" w:lineRule="auto"/>
+              <w:ind w:left="964" w:hanging="270"/>
+              <w:contextualSpacing/>
+              <w:rPr>
+                <w:rFonts w:ascii="Calibri" w:eastAsiaTheme="minorEastAsia" w:hAnsi="Calibri" w:cstheme="minorBidi"/>
+              </w:rPr>
+            </w:pPr>
+            <w:r>
+              <w:rPr>
+                <w:rFonts w:ascii="Calibri" w:eastAsiaTheme="minorEastAsia" w:hAnsi="Calibri" w:cstheme="minorBidi"/>
+              </w:rPr>
+              <w:t xml:space="preserve">I </w:t>
+            </w:r>
+            <w:bookmarkStart w:id="1" w:name="_Hlk104572720"/>
+            <w:r>
+              <w:rPr>
+                <w:rFonts w:ascii="Calibri" w:eastAsiaTheme="minorEastAsia" w:hAnsi="Calibri" w:cstheme="minorBidi"/>
+              </w:rPr>
+              <w:t>understand</w:t>
+            </w:r>
+            <w:bookmarkEnd w:id="1"/>
+            <w:r>
+              <w:rPr>
+                <w:rFonts w:ascii="Calibri" w:eastAsiaTheme="minorEastAsia" w:hAnsi="Calibri" w:cstheme="minorBidi"/>
+              </w:rPr>
+              <w:t xml:space="preserve"> that a registered copy of this Certificate of Verification shall be posted, or made available with the building permit(s) issued for the building, and made available to the enforcement agency for all applicable inspections, and I will take the necessary steps to ensure this requirement is accomplished. </w:t>
+            </w:r>
+          </w:p>
+          <w:p>
+            <w:pPr>
+              <w:numPr>
+                <w:ilvl w:val="0"/>
+                <w:numId w:val="50"/>
+              </w:numPr>
+              <w:spacing w:after="200" w:line="276" w:lineRule="auto"/>
+              <w:ind w:left="964" w:hanging="270"/>
+              <w:contextualSpacing/>
+              <w:rPr>
+                <w:rFonts w:asciiTheme="minorHAnsi" w:eastAsiaTheme="minorEastAsia" w:hAnsiTheme="minorHAnsi" w:cstheme="minorBidi"/>
+              </w:rPr>
+            </w:pPr>
+            <w:bookmarkStart w:id="2" w:name="_Hlk104572805"/>
+            <w:r>
+              <w:rPr>
+                <w:rFonts w:ascii="Calibri" w:eastAsiaTheme="minorEastAsia" w:hAnsi="Calibri" w:cstheme="minorBidi"/>
+              </w:rPr>
+              <w:t>I understand that a registered copy of this Certificate of Verification is required to be included with the documentation the builder provides to the building owner at occupancy, and I will take the necessary steps to ensure this requirement is accomplished.</w:t>
+            </w:r>
+            <w:bookmarkEnd w:id="0"/>
+            <w:bookmarkEnd w:id="2"/>
           </w:p>
         </w:tc>
       </w:tr>
       <w:tr>
-        <w:tblPrEx>
-          <w:tblCellMar>
-            <w:left w:w="115" w:type="dxa"/>
-            <w:right w:w="115" w:type="dxa"/>
-          </w:tblCellMar>
-        </w:tblPrEx>
         <w:trPr>
           <w:trHeight w:val="278"/>
         </w:trPr>
         <w:tc>
           <w:tcPr>
-            <w:tcW w:w="10950" w:type="dxa"/>
+            <w:tcW w:w="10886" w:type="dxa"/>
             <w:gridSpan w:val="4"/>
+            <w:tcBorders>
+              <w:top w:val="single" w:sz="4" w:space="0" w:color="auto"/>
+              <w:left w:val="single" w:sz="4" w:space="0" w:color="auto"/>
+              <w:bottom w:val="single" w:sz="4" w:space="0" w:color="auto"/>
+              <w:right w:val="single" w:sz="4" w:space="0" w:color="auto"/>
+            </w:tcBorders>
+            <w:tcMar>
+              <w:top w:w="0" w:type="dxa"/>
+              <w:left w:w="115" w:type="dxa"/>
+              <w:bottom w:w="0" w:type="dxa"/>
+              <w:right w:w="115" w:type="dxa"/>
+            </w:tcMar>
             <w:vAlign w:val="center"/>
+            <w:hideMark/>
           </w:tcPr>
           <w:p>
             <w:pPr>
@@ -5607,21 +5507,18 @@
                 <w:tab w:val="left" w:pos="30672"/>
               </w:tabs>
               <w:suppressAutoHyphens/>
-              <w:rPr>
-                <w:rFonts w:asciiTheme="minorHAnsi" w:hAnsiTheme="minorHAnsi" w:cs="Arial"/>
+              <w:spacing w:line="276" w:lineRule="auto"/>
+              <w:rPr>
+                <w:rFonts w:asciiTheme="minorHAnsi" w:eastAsiaTheme="minorEastAsia" w:hAnsiTheme="minorHAnsi" w:cs="Arial"/>
                 <w:b/>
                 <w:caps/>
-                <w:sz w:val="18"/>
-                <w:szCs w:val="18"/>
-              </w:rPr>
-            </w:pPr>
-            <w:r>
-              <w:rPr>
-                <w:rFonts w:asciiTheme="minorHAnsi" w:hAnsiTheme="minorHAnsi" w:cs="Arial"/>
+              </w:rPr>
+            </w:pPr>
+            <w:r>
+              <w:rPr>
+                <w:rFonts w:asciiTheme="minorHAnsi" w:eastAsiaTheme="minorEastAsia" w:hAnsiTheme="minorHAnsi" w:cs="Arial"/>
                 <w:b/>
                 <w:caps/>
-                <w:sz w:val="18"/>
-                <w:szCs w:val="18"/>
               </w:rPr>
               <w:t>BUILDER OR INSTALLER INFORMATION AS SHOWN ON THE CERTIFICATE OF INSTALLATION</w:t>
             </w:r>
@@ -5629,20 +5526,26 @@
         </w:tc>
       </w:tr>
       <w:tr>
-        <w:tblPrEx>
-          <w:tblCellMar>
-            <w:left w:w="115" w:type="dxa"/>
-            <w:right w:w="115" w:type="dxa"/>
-          </w:tblCellMar>
-        </w:tblPrEx>
         <w:trPr>
-          <w:trHeight w:hRule="exact" w:val="360"/>
+          <w:trHeight w:val="360"/>
         </w:trPr>
         <w:tc>
           <w:tcPr>
-            <w:tcW w:w="10950" w:type="dxa"/>
+            <w:tcW w:w="10886" w:type="dxa"/>
             <w:gridSpan w:val="4"/>
-            <w:vAlign w:val="center"/>
+            <w:tcBorders>
+              <w:top w:val="single" w:sz="4" w:space="0" w:color="auto"/>
+              <w:left w:val="single" w:sz="4" w:space="0" w:color="auto"/>
+              <w:bottom w:val="single" w:sz="4" w:space="0" w:color="auto"/>
+              <w:right w:val="single" w:sz="4" w:space="0" w:color="auto"/>
+            </w:tcBorders>
+            <w:tcMar>
+              <w:top w:w="0" w:type="dxa"/>
+              <w:left w:w="115" w:type="dxa"/>
+              <w:bottom w:w="0" w:type="dxa"/>
+              <w:right w:w="115" w:type="dxa"/>
+            </w:tcMar>
+            <w:hideMark/>
           </w:tcPr>
           <w:p>
             <w:pPr>
@@ -5670,18 +5573,14 @@
                 <w:tab w:val="left" w:pos="30672"/>
               </w:tabs>
               <w:suppressAutoHyphens/>
-              <w:spacing w:after="240"/>
-              <w:rPr>
-                <w:rFonts w:asciiTheme="minorHAnsi" w:hAnsiTheme="minorHAnsi"/>
-                <w:sz w:val="14"/>
-                <w:szCs w:val="14"/>
-              </w:rPr>
-            </w:pPr>
-            <w:r>
-              <w:rPr>
-                <w:rFonts w:asciiTheme="minorHAnsi" w:hAnsiTheme="minorHAnsi"/>
-                <w:sz w:val="14"/>
-                <w:szCs w:val="14"/>
+              <w:spacing w:line="276" w:lineRule="auto"/>
+              <w:rPr>
+                <w:rFonts w:asciiTheme="minorHAnsi" w:eastAsiaTheme="minorEastAsia" w:hAnsiTheme="minorHAnsi" w:cstheme="minorBidi"/>
+              </w:rPr>
+            </w:pPr>
+            <w:r>
+              <w:rPr>
+                <w:rFonts w:asciiTheme="minorHAnsi" w:eastAsiaTheme="minorEastAsia" w:hAnsiTheme="minorHAnsi" w:cstheme="minorBidi"/>
               </w:rPr>
               <w:t>Company Name (Installing Subcontractor, General Contractor, or Builder/Owner):</w:t>
             </w:r>
@@ -5689,19 +5588,26 @@
         </w:tc>
       </w:tr>
       <w:tr>
-        <w:tblPrEx>
-          <w:tblCellMar>
-            <w:left w:w="115" w:type="dxa"/>
-            <w:right w:w="115" w:type="dxa"/>
-          </w:tblCellMar>
-        </w:tblPrEx>
         <w:trPr>
           <w:trHeight w:hRule="exact" w:val="360"/>
         </w:trPr>
         <w:tc>
           <w:tcPr>
-            <w:tcW w:w="5475" w:type="dxa"/>
+            <w:tcW w:w="5384" w:type="dxa"/>
             <w:gridSpan w:val="2"/>
+            <w:tcBorders>
+              <w:top w:val="single" w:sz="4" w:space="0" w:color="auto"/>
+              <w:left w:val="single" w:sz="4" w:space="0" w:color="auto"/>
+              <w:bottom w:val="single" w:sz="4" w:space="0" w:color="auto"/>
+              <w:right w:val="single" w:sz="4" w:space="0" w:color="auto"/>
+            </w:tcBorders>
+            <w:tcMar>
+              <w:top w:w="0" w:type="dxa"/>
+              <w:left w:w="115" w:type="dxa"/>
+              <w:bottom w:w="0" w:type="dxa"/>
+              <w:right w:w="115" w:type="dxa"/>
+            </w:tcMar>
+            <w:hideMark/>
           </w:tcPr>
           <w:p>
             <w:pPr>
@@ -5730,18 +5636,14 @@
                 <w:tab w:val="left" w:pos="30672"/>
               </w:tabs>
               <w:suppressAutoHyphens/>
-              <w:spacing w:after="240"/>
-              <w:rPr>
-                <w:rFonts w:asciiTheme="minorHAnsi" w:hAnsiTheme="minorHAnsi"/>
-                <w:sz w:val="14"/>
-                <w:szCs w:val="14"/>
-              </w:rPr>
-            </w:pPr>
-            <w:r>
-              <w:rPr>
-                <w:rFonts w:asciiTheme="minorHAnsi" w:hAnsiTheme="minorHAnsi"/>
-                <w:sz w:val="14"/>
-                <w:szCs w:val="14"/>
+              <w:spacing w:line="276" w:lineRule="auto"/>
+              <w:rPr>
+                <w:rFonts w:asciiTheme="minorHAnsi" w:eastAsiaTheme="minorEastAsia" w:hAnsiTheme="minorHAnsi" w:cstheme="minorBidi"/>
+              </w:rPr>
+            </w:pPr>
+            <w:r>
+              <w:rPr>
+                <w:rFonts w:asciiTheme="minorHAnsi" w:eastAsiaTheme="minorEastAsia" w:hAnsiTheme="minorHAnsi" w:cstheme="minorBidi"/>
               </w:rPr>
               <w:t>Responsible Builder or Installer Name:</w:t>
             </w:r>
@@ -5749,8 +5651,21 @@
         </w:tc>
         <w:tc>
           <w:tcPr>
-            <w:tcW w:w="5475" w:type="dxa"/>
+            <w:tcW w:w="5502" w:type="dxa"/>
             <w:gridSpan w:val="2"/>
+            <w:tcBorders>
+              <w:top w:val="single" w:sz="4" w:space="0" w:color="auto"/>
+              <w:left w:val="single" w:sz="4" w:space="0" w:color="auto"/>
+              <w:bottom w:val="single" w:sz="4" w:space="0" w:color="auto"/>
+              <w:right w:val="single" w:sz="4" w:space="0" w:color="auto"/>
+            </w:tcBorders>
+            <w:tcMar>
+              <w:top w:w="0" w:type="dxa"/>
+              <w:left w:w="115" w:type="dxa"/>
+              <w:bottom w:w="0" w:type="dxa"/>
+              <w:right w:w="115" w:type="dxa"/>
+            </w:tcMar>
+            <w:hideMark/>
           </w:tcPr>
           <w:p>
             <w:pPr>
@@ -5779,17 +5694,14 @@
                 <w:tab w:val="left" w:pos="30672"/>
               </w:tabs>
               <w:suppressAutoHyphens/>
-              <w:rPr>
-                <w:rFonts w:asciiTheme="minorHAnsi" w:hAnsiTheme="minorHAnsi"/>
-                <w:sz w:val="14"/>
-                <w:szCs w:val="14"/>
-              </w:rPr>
-            </w:pPr>
-            <w:r>
-              <w:rPr>
-                <w:rFonts w:asciiTheme="minorHAnsi" w:hAnsiTheme="minorHAnsi"/>
-                <w:sz w:val="14"/>
-                <w:szCs w:val="14"/>
+              <w:spacing w:line="276" w:lineRule="auto"/>
+              <w:rPr>
+                <w:rFonts w:asciiTheme="minorHAnsi" w:eastAsiaTheme="minorEastAsia" w:hAnsiTheme="minorHAnsi" w:cstheme="minorBidi"/>
+              </w:rPr>
+            </w:pPr>
+            <w:r>
+              <w:rPr>
+                <w:rFonts w:asciiTheme="minorHAnsi" w:eastAsiaTheme="minorEastAsia" w:hAnsiTheme="minorHAnsi" w:cstheme="minorBidi"/>
               </w:rPr>
               <w:t>CSLB License:</w:t>
             </w:r>
@@ -5797,20 +5709,27 @@
         </w:tc>
       </w:tr>
       <w:tr>
-        <w:tblPrEx>
-          <w:tblCellMar>
-            <w:left w:w="108" w:type="dxa"/>
-            <w:right w:w="108" w:type="dxa"/>
-          </w:tblCellMar>
-        </w:tblPrEx>
         <w:trPr>
-          <w:trHeight w:hRule="exact" w:val="288"/>
+          <w:trHeight w:val="288"/>
         </w:trPr>
         <w:tc>
           <w:tcPr>
-            <w:tcW w:w="10950" w:type="dxa"/>
+            <w:tcW w:w="10886" w:type="dxa"/>
             <w:gridSpan w:val="4"/>
+            <w:tcBorders>
+              <w:top w:val="single" w:sz="4" w:space="0" w:color="auto"/>
+              <w:left w:val="single" w:sz="4" w:space="0" w:color="auto"/>
+              <w:bottom w:val="single" w:sz="4" w:space="0" w:color="auto"/>
+              <w:right w:val="single" w:sz="4" w:space="0" w:color="auto"/>
+            </w:tcBorders>
+            <w:tcMar>
+              <w:top w:w="0" w:type="dxa"/>
+              <w:left w:w="108" w:type="dxa"/>
+              <w:bottom w:w="0" w:type="dxa"/>
+              <w:right w:w="108" w:type="dxa"/>
+            </w:tcMar>
             <w:vAlign w:val="center"/>
+            <w:hideMark/>
           </w:tcPr>
           <w:p>
             <w:pPr>
@@ -5838,53 +5757,44 @@
                 <w:tab w:val="left" w:pos="30672"/>
               </w:tabs>
               <w:suppressAutoHyphens/>
-              <w:spacing w:after="60"/>
+              <w:spacing w:line="276" w:lineRule="auto"/>
               <w:ind w:right="90"/>
               <w:rPr>
-                <w:rFonts w:asciiTheme="minorHAnsi" w:hAnsiTheme="minorHAnsi"/>
-                <w:sz w:val="14"/>
-                <w:szCs w:val="14"/>
-              </w:rPr>
-            </w:pPr>
-            <w:proofErr w:type="gramStart"/>
-            <w:r>
-              <w:rPr>
-                <w:rFonts w:asciiTheme="minorHAnsi" w:hAnsiTheme="minorHAnsi" w:cs="Arial"/>
+                <w:rFonts w:asciiTheme="minorHAnsi" w:eastAsiaTheme="minorEastAsia" w:hAnsiTheme="minorHAnsi" w:cstheme="minorBidi"/>
+              </w:rPr>
+            </w:pPr>
+            <w:r>
+              <w:rPr>
+                <w:rFonts w:asciiTheme="minorHAnsi" w:eastAsiaTheme="minorEastAsia" w:hAnsiTheme="minorHAnsi" w:cs="Arial"/>
                 <w:b/>
                 <w:caps/>
-                <w:sz w:val="18"/>
-                <w:szCs w:val="18"/>
-              </w:rPr>
-              <w:t>HERS</w:t>
-            </w:r>
-            <w:proofErr w:type="gramEnd"/>
-            <w:r>
-              <w:rPr>
-                <w:rFonts w:asciiTheme="minorHAnsi" w:hAnsiTheme="minorHAnsi" w:cs="Arial"/>
-                <w:b/>
-                <w:caps/>
-                <w:sz w:val="18"/>
-                <w:szCs w:val="18"/>
-              </w:rPr>
-              <w:t xml:space="preserve"> PROVIDER DATA REGISTRY INFORMATION</w:t>
+              </w:rPr>
+              <w:t>HERS PROVIDER DATA REGISTRY INFORMATION</w:t>
             </w:r>
           </w:p>
         </w:tc>
       </w:tr>
       <w:tr>
-        <w:tblPrEx>
-          <w:tblCellMar>
-            <w:left w:w="108" w:type="dxa"/>
-            <w:right w:w="108" w:type="dxa"/>
-          </w:tblCellMar>
-        </w:tblPrEx>
         <w:trPr>
           <w:trHeight w:hRule="exact" w:val="360"/>
         </w:trPr>
         <w:tc>
           <w:tcPr>
-            <w:tcW w:w="5482" w:type="dxa"/>
+            <w:tcW w:w="5391" w:type="dxa"/>
             <w:gridSpan w:val="3"/>
+            <w:tcBorders>
+              <w:top w:val="single" w:sz="4" w:space="0" w:color="auto"/>
+              <w:left w:val="single" w:sz="4" w:space="0" w:color="auto"/>
+              <w:bottom w:val="single" w:sz="4" w:space="0" w:color="auto"/>
+              <w:right w:val="single" w:sz="4" w:space="0" w:color="auto"/>
+            </w:tcBorders>
+            <w:tcMar>
+              <w:top w:w="0" w:type="dxa"/>
+              <w:left w:w="108" w:type="dxa"/>
+              <w:bottom w:w="0" w:type="dxa"/>
+              <w:right w:w="108" w:type="dxa"/>
+            </w:tcMar>
+            <w:hideMark/>
           </w:tcPr>
           <w:p>
             <w:pPr>
@@ -5912,26 +5822,18 @@
                 <w:tab w:val="left" w:pos="30672"/>
               </w:tabs>
               <w:suppressAutoHyphens/>
-              <w:rPr>
-                <w:rFonts w:asciiTheme="minorHAnsi" w:hAnsiTheme="minorHAnsi"/>
-                <w:sz w:val="14"/>
-                <w:szCs w:val="14"/>
-              </w:rPr>
-            </w:pPr>
-            <w:r>
-              <w:rPr>
-                <w:rFonts w:asciiTheme="minorHAnsi" w:hAnsiTheme="minorHAnsi"/>
-                <w:sz w:val="14"/>
-                <w:szCs w:val="14"/>
+              <w:spacing w:line="276" w:lineRule="auto"/>
+              <w:rPr>
+                <w:rFonts w:asciiTheme="minorHAnsi" w:eastAsiaTheme="minorEastAsia" w:hAnsiTheme="minorHAnsi" w:cstheme="minorBidi"/>
+              </w:rPr>
+            </w:pPr>
+            <w:r>
+              <w:rPr>
+                <w:rFonts w:asciiTheme="minorHAnsi" w:eastAsiaTheme="minorEastAsia" w:hAnsiTheme="minorHAnsi" w:cstheme="minorBidi"/>
               </w:rPr>
               <w:t>Sample Group Number (if applicable):</w:t>
             </w:r>
           </w:p>
-        </w:tc>
-        <w:tc>
-          <w:tcPr>
-            <w:tcW w:w="5468" w:type="dxa"/>
-          </w:tcPr>
           <w:p>
             <w:pPr>
               <w:tabs>
@@ -5958,46 +5860,124 @@
                 <w:tab w:val="left" w:pos="30672"/>
               </w:tabs>
               <w:suppressAutoHyphens/>
-              <w:rPr>
-                <w:rFonts w:asciiTheme="minorHAnsi" w:hAnsiTheme="minorHAnsi"/>
-                <w:sz w:val="14"/>
-                <w:szCs w:val="14"/>
-              </w:rPr>
-            </w:pPr>
-            <w:r>
-              <w:rPr>
-                <w:rFonts w:asciiTheme="minorHAnsi" w:hAnsiTheme="minorHAnsi"/>
-                <w:sz w:val="14"/>
-                <w:szCs w:val="14"/>
-              </w:rPr>
-              <w:t>Dwelling Test Status in Sample Group (if applicable)</w:t>
-            </w:r>
-            <w:r>
-              <w:rPr>
-                <w:rFonts w:asciiTheme="minorHAnsi" w:hAnsiTheme="minorHAnsi"/>
-                <w:sz w:val="14"/>
-                <w:szCs w:val="14"/>
-              </w:rPr>
-              <w:t>:</w:t>
-            </w:r>
+              <w:spacing w:line="276" w:lineRule="auto"/>
+              <w:rPr>
+                <w:rFonts w:asciiTheme="minorHAnsi" w:eastAsiaTheme="minorEastAsia" w:hAnsiTheme="minorHAnsi" w:cstheme="minorBidi"/>
+              </w:rPr>
+            </w:pPr>
+          </w:p>
+        </w:tc>
+        <w:tc>
+          <w:tcPr>
+            <w:tcW w:w="5495" w:type="dxa"/>
+            <w:tcBorders>
+              <w:top w:val="single" w:sz="4" w:space="0" w:color="auto"/>
+              <w:left w:val="single" w:sz="4" w:space="0" w:color="auto"/>
+              <w:bottom w:val="single" w:sz="4" w:space="0" w:color="auto"/>
+              <w:right w:val="single" w:sz="4" w:space="0" w:color="auto"/>
+            </w:tcBorders>
+            <w:tcMar>
+              <w:top w:w="0" w:type="dxa"/>
+              <w:left w:w="108" w:type="dxa"/>
+              <w:bottom w:w="0" w:type="dxa"/>
+              <w:right w:w="108" w:type="dxa"/>
+            </w:tcMar>
+            <w:hideMark/>
+          </w:tcPr>
+          <w:p>
+            <w:pPr>
+              <w:tabs>
+                <w:tab w:val="left" w:pos="-720"/>
+                <w:tab w:val="left" w:pos="-90"/>
+                <w:tab w:val="left" w:pos="252"/>
+                <w:tab w:val="left" w:pos="5112"/>
+                <w:tab w:val="left" w:pos="6822"/>
+                <w:tab w:val="left" w:pos="8082"/>
+                <w:tab w:val="left" w:pos="8910"/>
+                <w:tab w:val="left" w:pos="10080"/>
+                <w:tab w:val="left" w:pos="10800"/>
+                <w:tab w:val="left" w:pos="11520"/>
+                <w:tab w:val="left" w:pos="12240"/>
+                <w:tab w:val="left" w:pos="12960"/>
+                <w:tab w:val="left" w:pos="13680"/>
+                <w:tab w:val="left" w:pos="14400"/>
+                <w:tab w:val="left" w:pos="15120"/>
+                <w:tab w:val="left" w:pos="15840"/>
+                <w:tab w:val="left" w:pos="16560"/>
+                <w:tab w:val="left" w:pos="17280"/>
+                <w:tab w:val="left" w:pos="18000"/>
+                <w:tab w:val="left" w:pos="18720"/>
+                <w:tab w:val="left" w:pos="30672"/>
+              </w:tabs>
+              <w:suppressAutoHyphens/>
+              <w:spacing w:line="276" w:lineRule="auto"/>
+              <w:rPr>
+                <w:rFonts w:asciiTheme="minorHAnsi" w:eastAsiaTheme="minorEastAsia" w:hAnsiTheme="minorHAnsi" w:cstheme="minorBidi"/>
+              </w:rPr>
+            </w:pPr>
+            <w:r>
+              <w:rPr>
+                <w:rFonts w:asciiTheme="minorHAnsi" w:eastAsiaTheme="minorEastAsia" w:hAnsiTheme="minorHAnsi" w:cstheme="minorBidi"/>
+              </w:rPr>
+              <w:t>Dwelling Test Status in Sample Group (if applicable):</w:t>
+            </w:r>
+          </w:p>
+          <w:p>
+            <w:pPr>
+              <w:tabs>
+                <w:tab w:val="left" w:pos="-720"/>
+                <w:tab w:val="left" w:pos="-90"/>
+                <w:tab w:val="left" w:pos="252"/>
+                <w:tab w:val="left" w:pos="5112"/>
+                <w:tab w:val="left" w:pos="6822"/>
+                <w:tab w:val="left" w:pos="8082"/>
+                <w:tab w:val="left" w:pos="8910"/>
+                <w:tab w:val="left" w:pos="10080"/>
+                <w:tab w:val="left" w:pos="10800"/>
+                <w:tab w:val="left" w:pos="11520"/>
+                <w:tab w:val="left" w:pos="12240"/>
+                <w:tab w:val="left" w:pos="12960"/>
+                <w:tab w:val="left" w:pos="13680"/>
+                <w:tab w:val="left" w:pos="14400"/>
+                <w:tab w:val="left" w:pos="15120"/>
+                <w:tab w:val="left" w:pos="15840"/>
+                <w:tab w:val="left" w:pos="16560"/>
+                <w:tab w:val="left" w:pos="17280"/>
+                <w:tab w:val="left" w:pos="18000"/>
+                <w:tab w:val="left" w:pos="18720"/>
+                <w:tab w:val="left" w:pos="30672"/>
+              </w:tabs>
+              <w:suppressAutoHyphens/>
+              <w:spacing w:line="276" w:lineRule="auto"/>
+              <w:rPr>
+                <w:rFonts w:asciiTheme="minorHAnsi" w:eastAsiaTheme="minorEastAsia" w:hAnsiTheme="minorHAnsi" w:cstheme="minorBidi"/>
+              </w:rPr>
+            </w:pPr>
           </w:p>
         </w:tc>
       </w:tr>
       <w:tr>
-        <w:tblPrEx>
-          <w:tblCellMar>
-            <w:left w:w="108" w:type="dxa"/>
-            <w:right w:w="108" w:type="dxa"/>
-          </w:tblCellMar>
-        </w:tblPrEx>
         <w:trPr>
           <w:trHeight w:val="288"/>
         </w:trPr>
         <w:tc>
           <w:tcPr>
-            <w:tcW w:w="10950" w:type="dxa"/>
+            <w:tcW w:w="10886" w:type="dxa"/>
             <w:gridSpan w:val="4"/>
+            <w:tcBorders>
+              <w:top w:val="single" w:sz="4" w:space="0" w:color="auto"/>
+              <w:left w:val="single" w:sz="4" w:space="0" w:color="auto"/>
+              <w:bottom w:val="single" w:sz="4" w:space="0" w:color="auto"/>
+              <w:right w:val="single" w:sz="4" w:space="0" w:color="auto"/>
+            </w:tcBorders>
+            <w:tcMar>
+              <w:top w:w="0" w:type="dxa"/>
+              <w:left w:w="108" w:type="dxa"/>
+              <w:bottom w:w="0" w:type="dxa"/>
+              <w:right w:w="108" w:type="dxa"/>
+            </w:tcMar>
             <w:vAlign w:val="center"/>
+            <w:hideMark/>
           </w:tcPr>
           <w:p>
             <w:pPr>
@@ -6025,53 +6005,44 @@
                 <w:tab w:val="left" w:pos="30672"/>
               </w:tabs>
               <w:suppressAutoHyphens/>
-              <w:spacing w:after="60"/>
+              <w:spacing w:line="276" w:lineRule="auto"/>
               <w:ind w:right="90"/>
               <w:rPr>
-                <w:rFonts w:asciiTheme="minorHAnsi" w:hAnsiTheme="minorHAnsi"/>
-                <w:sz w:val="14"/>
-                <w:szCs w:val="14"/>
-              </w:rPr>
-            </w:pPr>
-            <w:proofErr w:type="gramStart"/>
-            <w:r>
-              <w:rPr>
-                <w:rFonts w:asciiTheme="minorHAnsi" w:hAnsiTheme="minorHAnsi" w:cs="Arial"/>
+                <w:rFonts w:asciiTheme="minorHAnsi" w:eastAsiaTheme="minorEastAsia" w:hAnsiTheme="minorHAnsi" w:cstheme="minorBidi"/>
+              </w:rPr>
+            </w:pPr>
+            <w:r>
+              <w:rPr>
+                <w:rFonts w:asciiTheme="minorHAnsi" w:eastAsiaTheme="minorEastAsia" w:hAnsiTheme="minorHAnsi" w:cs="Arial"/>
                 <w:b/>
                 <w:caps/>
-                <w:sz w:val="18"/>
-                <w:szCs w:val="18"/>
-              </w:rPr>
-              <w:t>HERS</w:t>
-            </w:r>
-            <w:proofErr w:type="gramEnd"/>
-            <w:r>
-              <w:rPr>
-                <w:rFonts w:asciiTheme="minorHAnsi" w:hAnsiTheme="minorHAnsi" w:cs="Arial"/>
-                <w:b/>
-                <w:caps/>
-                <w:sz w:val="18"/>
-                <w:szCs w:val="18"/>
-              </w:rPr>
-              <w:t xml:space="preserve"> RATER INFORMATION</w:t>
+              </w:rPr>
+              <w:t>HERS RATER INFORMATION</w:t>
             </w:r>
           </w:p>
         </w:tc>
       </w:tr>
       <w:tr>
-        <w:tblPrEx>
-          <w:tblCellMar>
-            <w:left w:w="108" w:type="dxa"/>
-            <w:right w:w="108" w:type="dxa"/>
-          </w:tblCellMar>
-        </w:tblPrEx>
         <w:trPr>
-          <w:trHeight w:hRule="exact" w:val="360"/>
+          <w:trHeight w:val="360"/>
         </w:trPr>
         <w:tc>
           <w:tcPr>
-            <w:tcW w:w="10950" w:type="dxa"/>
+            <w:tcW w:w="10886" w:type="dxa"/>
             <w:gridSpan w:val="4"/>
+            <w:tcBorders>
+              <w:top w:val="single" w:sz="4" w:space="0" w:color="auto"/>
+              <w:left w:val="single" w:sz="4" w:space="0" w:color="auto"/>
+              <w:bottom w:val="single" w:sz="4" w:space="0" w:color="auto"/>
+              <w:right w:val="single" w:sz="4" w:space="0" w:color="auto"/>
+            </w:tcBorders>
+            <w:tcMar>
+              <w:top w:w="0" w:type="dxa"/>
+              <w:left w:w="108" w:type="dxa"/>
+              <w:bottom w:w="0" w:type="dxa"/>
+              <w:right w:w="108" w:type="dxa"/>
+            </w:tcMar>
+            <w:hideMark/>
           </w:tcPr>
           <w:p>
             <w:pPr>
@@ -6099,38 +6070,61 @@
                 <w:tab w:val="left" w:pos="30672"/>
               </w:tabs>
               <w:suppressAutoHyphens/>
-              <w:spacing w:after="60"/>
+              <w:spacing w:line="276" w:lineRule="auto"/>
               <w:ind w:right="90"/>
               <w:rPr>
-                <w:rFonts w:asciiTheme="minorHAnsi" w:hAnsiTheme="minorHAnsi"/>
-                <w:sz w:val="14"/>
-                <w:szCs w:val="14"/>
-              </w:rPr>
-            </w:pPr>
-            <w:r>
-              <w:rPr>
-                <w:rFonts w:asciiTheme="minorHAnsi" w:hAnsiTheme="minorHAnsi"/>
-                <w:sz w:val="14"/>
-                <w:szCs w:val="14"/>
+                <w:rFonts w:asciiTheme="minorHAnsi" w:eastAsiaTheme="minorEastAsia" w:hAnsiTheme="minorHAnsi" w:cstheme="minorBidi"/>
+              </w:rPr>
+            </w:pPr>
+            <w:r>
+              <w:rPr>
+                <w:rFonts w:asciiTheme="minorHAnsi" w:eastAsiaTheme="minorEastAsia" w:hAnsiTheme="minorHAnsi" w:cstheme="minorBidi"/>
               </w:rPr>
               <w:t>HERS Rater Company Name:</w:t>
             </w:r>
+          </w:p>
+          <w:p>
+            <w:pPr>
+              <w:tabs>
+                <w:tab w:val="left" w:pos="-720"/>
+                <w:tab w:val="left" w:pos="0"/>
+                <w:tab w:val="left" w:pos="252"/>
+                <w:tab w:val="left" w:pos="5112"/>
+                <w:tab w:val="left" w:pos="6822"/>
+                <w:tab w:val="left" w:pos="8082"/>
+                <w:tab w:val="left" w:pos="8910"/>
+                <w:tab w:val="left" w:pos="10080"/>
+                <w:tab w:val="left" w:pos="10800"/>
+                <w:tab w:val="left" w:pos="11520"/>
+                <w:tab w:val="left" w:pos="12240"/>
+                <w:tab w:val="left" w:pos="12960"/>
+                <w:tab w:val="left" w:pos="13680"/>
+                <w:tab w:val="left" w:pos="14400"/>
+                <w:tab w:val="left" w:pos="15120"/>
+                <w:tab w:val="left" w:pos="15840"/>
+                <w:tab w:val="left" w:pos="16560"/>
+                <w:tab w:val="left" w:pos="17280"/>
+                <w:tab w:val="left" w:pos="18000"/>
+                <w:tab w:val="left" w:pos="18720"/>
+                <w:tab w:val="left" w:pos="30672"/>
+              </w:tabs>
+              <w:suppressAutoHyphens/>
+              <w:spacing w:line="276" w:lineRule="auto"/>
+              <w:ind w:right="90"/>
+              <w:rPr>
+                <w:rFonts w:asciiTheme="minorHAnsi" w:eastAsiaTheme="minorEastAsia" w:hAnsiTheme="minorHAnsi" w:cstheme="minorBidi"/>
+              </w:rPr>
+            </w:pPr>
           </w:p>
         </w:tc>
       </w:tr>
       <w:tr>
-        <w:tblPrEx>
-          <w:tblCellMar>
-            <w:left w:w="108" w:type="dxa"/>
-            <w:right w:w="108" w:type="dxa"/>
-          </w:tblCellMar>
-        </w:tblPrEx>
         <w:trPr>
           <w:trHeight w:hRule="exact" w:val="360"/>
         </w:trPr>
         <w:tc>
           <w:tcPr>
-            <w:tcW w:w="5482" w:type="dxa"/>
+            <w:tcW w:w="5391" w:type="dxa"/>
             <w:gridSpan w:val="3"/>
             <w:tcBorders>
               <w:top w:val="single" w:sz="4" w:space="0" w:color="auto"/>
@@ -6138,6 +6132,13 @@
               <w:bottom w:val="single" w:sz="4" w:space="0" w:color="auto"/>
               <w:right w:val="single" w:sz="4" w:space="0" w:color="auto"/>
             </w:tcBorders>
+            <w:tcMar>
+              <w:top w:w="0" w:type="dxa"/>
+              <w:left w:w="108" w:type="dxa"/>
+              <w:bottom w:w="0" w:type="dxa"/>
+              <w:right w:w="108" w:type="dxa"/>
+            </w:tcMar>
+            <w:hideMark/>
           </w:tcPr>
           <w:p>
             <w:pPr>
@@ -6165,19 +6166,15 @@
                 <w:tab w:val="left" w:pos="30672"/>
               </w:tabs>
               <w:suppressAutoHyphens/>
-              <w:spacing w:after="60"/>
+              <w:spacing w:line="276" w:lineRule="auto"/>
               <w:ind w:right="90"/>
               <w:rPr>
-                <w:rFonts w:asciiTheme="minorHAnsi" w:hAnsiTheme="minorHAnsi"/>
-                <w:sz w:val="14"/>
-                <w:szCs w:val="14"/>
-              </w:rPr>
-            </w:pPr>
-            <w:r>
-              <w:rPr>
-                <w:rFonts w:asciiTheme="minorHAnsi" w:hAnsiTheme="minorHAnsi"/>
-                <w:sz w:val="14"/>
-                <w:szCs w:val="14"/>
+                <w:rFonts w:asciiTheme="minorHAnsi" w:eastAsiaTheme="minorEastAsia" w:hAnsiTheme="minorHAnsi" w:cstheme="minorBidi"/>
+              </w:rPr>
+            </w:pPr>
+            <w:r>
+              <w:rPr>
+                <w:rFonts w:asciiTheme="minorHAnsi" w:eastAsiaTheme="minorEastAsia" w:hAnsiTheme="minorHAnsi" w:cstheme="minorBidi"/>
               </w:rPr>
               <w:t>Responsible Rater Name:</w:t>
             </w:r>
@@ -6185,13 +6182,20 @@
         </w:tc>
         <w:tc>
           <w:tcPr>
-            <w:tcW w:w="5468" w:type="dxa"/>
+            <w:tcW w:w="5495" w:type="dxa"/>
             <w:tcBorders>
               <w:top w:val="single" w:sz="4" w:space="0" w:color="auto"/>
               <w:left w:val="single" w:sz="4" w:space="0" w:color="auto"/>
               <w:bottom w:val="single" w:sz="4" w:space="0" w:color="auto"/>
               <w:right w:val="single" w:sz="4" w:space="0" w:color="auto"/>
             </w:tcBorders>
+            <w:tcMar>
+              <w:top w:w="0" w:type="dxa"/>
+              <w:left w:w="108" w:type="dxa"/>
+              <w:bottom w:w="0" w:type="dxa"/>
+              <w:right w:w="108" w:type="dxa"/>
+            </w:tcMar>
+            <w:hideMark/>
           </w:tcPr>
           <w:p>
             <w:pPr>
@@ -6219,46 +6223,19 @@
                 <w:tab w:val="left" w:pos="30672"/>
               </w:tabs>
               <w:suppressAutoHyphens/>
-              <w:spacing w:after="60"/>
-              <w:ind w:right="90"/>
-              <w:rPr>
-                <w:rFonts w:asciiTheme="minorHAnsi" w:hAnsiTheme="minorHAnsi"/>
-                <w:sz w:val="14"/>
-                <w:szCs w:val="14"/>
-              </w:rPr>
-            </w:pPr>
-            <w:r>
-              <w:rPr>
-                <w:rFonts w:asciiTheme="minorHAnsi" w:hAnsiTheme="minorHAnsi"/>
-                <w:sz w:val="14"/>
-                <w:szCs w:val="14"/>
+              <w:spacing w:line="276" w:lineRule="auto"/>
+              <w:ind w:right="86"/>
+              <w:rPr>
+                <w:rFonts w:asciiTheme="minorHAnsi" w:eastAsiaTheme="minorEastAsia" w:hAnsiTheme="minorHAnsi" w:cstheme="minorBidi"/>
+              </w:rPr>
+            </w:pPr>
+            <w:r>
+              <w:rPr>
+                <w:rFonts w:asciiTheme="minorHAnsi" w:eastAsiaTheme="minorEastAsia" w:hAnsiTheme="minorHAnsi" w:cstheme="minorBidi"/>
               </w:rPr>
               <w:t>Responsible Rater Signature:</w:t>
             </w:r>
           </w:p>
-        </w:tc>
-      </w:tr>
-      <w:tr>
-        <w:tblPrEx>
-          <w:tblCellMar>
-            <w:left w:w="108" w:type="dxa"/>
-            <w:right w:w="108" w:type="dxa"/>
-          </w:tblCellMar>
-        </w:tblPrEx>
-        <w:trPr>
-          <w:trHeight w:hRule="exact" w:val="360"/>
-        </w:trPr>
-        <w:tc>
-          <w:tcPr>
-            <w:tcW w:w="5482" w:type="dxa"/>
-            <w:gridSpan w:val="3"/>
-            <w:tcBorders>
-              <w:top w:val="single" w:sz="4" w:space="0" w:color="auto"/>
-              <w:left w:val="single" w:sz="4" w:space="0" w:color="auto"/>
-              <w:bottom w:val="single" w:sz="4" w:space="0" w:color="auto"/>
-              <w:right w:val="single" w:sz="4" w:space="0" w:color="auto"/>
-            </w:tcBorders>
-          </w:tcPr>
           <w:p>
             <w:pPr>
               <w:tabs>
@@ -6285,41 +6262,36 @@
                 <w:tab w:val="left" w:pos="30672"/>
               </w:tabs>
               <w:suppressAutoHyphens/>
-              <w:spacing w:after="60"/>
-              <w:ind w:right="90"/>
-              <w:rPr>
-                <w:rFonts w:asciiTheme="minorHAnsi" w:hAnsiTheme="minorHAnsi"/>
-                <w:sz w:val="14"/>
-                <w:szCs w:val="14"/>
-              </w:rPr>
-            </w:pPr>
-            <w:r>
-              <w:rPr>
-                <w:rFonts w:asciiTheme="minorHAnsi" w:hAnsiTheme="minorHAnsi"/>
-                <w:sz w:val="14"/>
-                <w:szCs w:val="14"/>
-              </w:rPr>
-              <w:t>Responsible Rater Certification Number w/ this HERS Provider</w:t>
-            </w:r>
-            <w:r>
-              <w:rPr>
-                <w:rFonts w:asciiTheme="minorHAnsi" w:hAnsiTheme="minorHAnsi"/>
-                <w:sz w:val="14"/>
-                <w:szCs w:val="14"/>
-              </w:rPr>
-              <w:t>:</w:t>
-            </w:r>
-          </w:p>
-        </w:tc>
-        <w:tc>
-          <w:tcPr>
-            <w:tcW w:w="5468" w:type="dxa"/>
+              <w:spacing w:line="276" w:lineRule="auto"/>
+              <w:ind w:right="86"/>
+              <w:rPr>
+                <w:rFonts w:asciiTheme="minorHAnsi" w:eastAsiaTheme="minorEastAsia" w:hAnsiTheme="minorHAnsi" w:cstheme="minorBidi"/>
+              </w:rPr>
+            </w:pPr>
+          </w:p>
+        </w:tc>
+      </w:tr>
+      <w:tr>
+        <w:trPr>
+          <w:trHeight w:hRule="exact" w:val="360"/>
+        </w:trPr>
+        <w:tc>
+          <w:tcPr>
+            <w:tcW w:w="5391" w:type="dxa"/>
+            <w:gridSpan w:val="3"/>
             <w:tcBorders>
               <w:top w:val="single" w:sz="4" w:space="0" w:color="auto"/>
               <w:left w:val="single" w:sz="4" w:space="0" w:color="auto"/>
               <w:bottom w:val="single" w:sz="4" w:space="0" w:color="auto"/>
               <w:right w:val="single" w:sz="4" w:space="0" w:color="auto"/>
             </w:tcBorders>
+            <w:tcMar>
+              <w:top w:w="0" w:type="dxa"/>
+              <w:left w:w="108" w:type="dxa"/>
+              <w:bottom w:w="0" w:type="dxa"/>
+              <w:right w:w="108" w:type="dxa"/>
+            </w:tcMar>
+            <w:hideMark/>
           </w:tcPr>
           <w:p>
             <w:pPr>
@@ -6347,19 +6319,72 @@
                 <w:tab w:val="left" w:pos="30672"/>
               </w:tabs>
               <w:suppressAutoHyphens/>
-              <w:spacing w:after="60"/>
+              <w:spacing w:line="276" w:lineRule="auto"/>
               <w:ind w:right="90"/>
               <w:rPr>
-                <w:rFonts w:asciiTheme="minorHAnsi" w:hAnsiTheme="minorHAnsi"/>
-                <w:sz w:val="14"/>
-                <w:szCs w:val="14"/>
-              </w:rPr>
-            </w:pPr>
-            <w:r>
-              <w:rPr>
-                <w:rFonts w:asciiTheme="minorHAnsi" w:hAnsiTheme="minorHAnsi"/>
-                <w:sz w:val="14"/>
-                <w:szCs w:val="14"/>
+                <w:rFonts w:asciiTheme="minorHAnsi" w:eastAsiaTheme="minorEastAsia" w:hAnsiTheme="minorHAnsi" w:cstheme="minorBidi"/>
+              </w:rPr>
+            </w:pPr>
+            <w:r>
+              <w:rPr>
+                <w:rFonts w:asciiTheme="minorHAnsi" w:eastAsiaTheme="minorEastAsia" w:hAnsiTheme="minorHAnsi" w:cstheme="minorBidi"/>
+              </w:rPr>
+              <w:t>Responsible Rater Certification Number w/ this HERS Provider:</w:t>
+            </w:r>
+          </w:p>
+        </w:tc>
+        <w:tc>
+          <w:tcPr>
+            <w:tcW w:w="5495" w:type="dxa"/>
+            <w:tcBorders>
+              <w:top w:val="single" w:sz="4" w:space="0" w:color="auto"/>
+              <w:left w:val="single" w:sz="4" w:space="0" w:color="auto"/>
+              <w:bottom w:val="single" w:sz="4" w:space="0" w:color="auto"/>
+              <w:right w:val="single" w:sz="4" w:space="0" w:color="auto"/>
+            </w:tcBorders>
+            <w:tcMar>
+              <w:top w:w="0" w:type="dxa"/>
+              <w:left w:w="108" w:type="dxa"/>
+              <w:bottom w:w="0" w:type="dxa"/>
+              <w:right w:w="108" w:type="dxa"/>
+            </w:tcMar>
+            <w:hideMark/>
+          </w:tcPr>
+          <w:p>
+            <w:pPr>
+              <w:tabs>
+                <w:tab w:val="left" w:pos="-720"/>
+                <w:tab w:val="left" w:pos="0"/>
+                <w:tab w:val="left" w:pos="252"/>
+                <w:tab w:val="left" w:pos="5112"/>
+                <w:tab w:val="left" w:pos="6822"/>
+                <w:tab w:val="left" w:pos="8100"/>
+                <w:tab w:val="left" w:pos="8910"/>
+                <w:tab w:val="left" w:pos="10080"/>
+                <w:tab w:val="left" w:pos="10800"/>
+                <w:tab w:val="left" w:pos="11520"/>
+                <w:tab w:val="left" w:pos="12240"/>
+                <w:tab w:val="left" w:pos="12960"/>
+                <w:tab w:val="left" w:pos="13680"/>
+                <w:tab w:val="left" w:pos="14400"/>
+                <w:tab w:val="left" w:pos="15120"/>
+                <w:tab w:val="left" w:pos="15840"/>
+                <w:tab w:val="left" w:pos="16560"/>
+                <w:tab w:val="left" w:pos="17280"/>
+                <w:tab w:val="left" w:pos="18000"/>
+                <w:tab w:val="left" w:pos="18720"/>
+                <w:tab w:val="left" w:pos="30672"/>
+              </w:tabs>
+              <w:suppressAutoHyphens/>
+              <w:spacing w:line="276" w:lineRule="auto"/>
+              <w:ind w:right="90"/>
+              <w:rPr>
+                <w:rFonts w:asciiTheme="minorHAnsi" w:eastAsiaTheme="minorEastAsia" w:hAnsiTheme="minorHAnsi" w:cstheme="minorBidi"/>
+              </w:rPr>
+            </w:pPr>
+            <w:r>
+              <w:rPr>
+                <w:rFonts w:asciiTheme="minorHAnsi" w:eastAsiaTheme="minorEastAsia" w:hAnsiTheme="minorHAnsi" w:cstheme="minorBidi"/>
               </w:rPr>
               <w:t>Date Signed:</w:t>
             </w:r>
@@ -6367,6 +6392,13 @@
         </w:tc>
       </w:tr>
     </w:tbl>
+    <w:p>
+      <w:pPr>
+        <w:rPr>
+          <w:rFonts w:ascii="Calibri" w:hAnsi="Calibri"/>
+        </w:rPr>
+      </w:pPr>
+    </w:p>
     <w:p>
       <w:pPr>
         <w:rPr>
@@ -6378,10 +6410,9 @@
         <w:sectPr>
           <w:headerReference w:type="even" r:id="rId12"/>
           <w:headerReference w:type="default" r:id="rId13"/>
-          <w:footerReference w:type="even" r:id="rId14"/>
-          <w:footerReference w:type="default" r:id="rId15"/>
-          <w:headerReference w:type="first" r:id="rId16"/>
-          <w:footerReference w:type="first" r:id="rId17"/>
+          <w:footerReference w:type="default" r:id="rId14"/>
+          <w:headerReference w:type="first" r:id="rId15"/>
+          <w:footerReference w:type="first" r:id="rId16"/>
           <w:pgSz w:w="12240" w:h="15840" w:code="1"/>
           <w:pgMar w:top="720" w:right="720" w:bottom="720" w:left="720" w:header="432" w:footer="432" w:gutter="0"/>
           <w:cols w:space="720"/>
@@ -6891,13 +6922,7 @@
         <w:rPr>
           <w:rFonts w:ascii="Calibri" w:hAnsi="Calibri"/>
         </w:rPr>
-        <w:t xml:space="preserve"> This field is filled out automatically. It is referenced from the CF2R-MCH-01, which must be completed prior to this document.</w:t>
-      </w:r>
-      <w:r>
-        <w:rPr>
-          <w:rFonts w:ascii="Calibri" w:hAnsi="Calibri"/>
-        </w:rPr>
-        <w:t xml:space="preserve"> If the number of indoor units connected to the outdoor unit is equal to one or the system is a packaged system then this field is equal to the nominal cooling capacity of the condenser. If the number of indoor units connected to the outdoor unit is greater than one this field is equal to the indoor unit nominal cooling </w:t>
+        <w:t xml:space="preserve"> This field is filled out automatically. It is referenced from the CF2R-MCH-01, which must be completed prior to this document. If the number of indoor units connected to the outdoor unit is equal to one or the system is a packaged system then this field is equal to the nominal cooling capacity of the condenser. If the number of indoor units connected to the outdoor unit is greater than one this field is equal to the indoor unit nominal cooling </w:t>
       </w:r>
       <w:proofErr w:type="spellStart"/>
       <w:r>
@@ -7106,25 +7131,13 @@
         <w:rPr>
           <w:rFonts w:ascii="Calibri" w:hAnsi="Calibri"/>
         </w:rPr>
-        <w:t xml:space="preserve">Central Fan Ventilation Cooling System (CFVCS) </w:t>
+        <w:t xml:space="preserve">Central Fan Ventilation Cooling System (CFVCS) Status: </w:t>
       </w:r>
       <w:r>
         <w:rPr>
           <w:rFonts w:ascii="Calibri" w:hAnsi="Calibri"/>
         </w:rPr>
-        <w:t xml:space="preserve">Status: </w:t>
-      </w:r>
-      <w:r>
-        <w:rPr>
-          <w:rFonts w:ascii="Calibri" w:hAnsi="Calibri"/>
-        </w:rPr>
-        <w:t>This field is filled out automatically</w:t>
-      </w:r>
-      <w:r>
-        <w:rPr>
-          <w:rFonts w:ascii="Calibri" w:hAnsi="Calibri"/>
-        </w:rPr>
-        <w:t>. It is referenced from the CF2R-MCH-01, which must be completed prior to this document.</w:t>
+        <w:t>This field is filled out automatically. It is referenced from the CF2R-MCH-01, which must be completed prior to this document.</w:t>
       </w:r>
     </w:p>
     <w:p>
@@ -7633,23 +7646,16 @@
           <w:rFonts w:asciiTheme="minorHAnsi" w:hAnsiTheme="minorHAnsi"/>
           <w:szCs w:val="18"/>
         </w:rPr>
-        <w:t xml:space="preserve"> </w:t>
+        <w:t xml:space="preserve"> an</w:t>
       </w:r>
       <w:r>
         <w:rPr>
           <w:rFonts w:asciiTheme="minorHAnsi" w:hAnsiTheme="minorHAnsi"/>
           <w:szCs w:val="18"/>
         </w:rPr>
-        <w:t>an</w:t>
-      </w:r>
-      <w:r>
-        <w:rPr>
-          <w:rFonts w:asciiTheme="minorHAnsi" w:hAnsiTheme="minorHAnsi"/>
-          <w:szCs w:val="18"/>
-        </w:rPr>
         <w:t xml:space="preserve"> airflow verification measurements must appear on the CEC list of approved devices found at </w:t>
       </w:r>
-      <w:hyperlink r:id="rId18" w:history="1">
+      <w:hyperlink r:id="rId17" w:history="1">
         <w:r>
           <w:rPr>
             <w:rStyle w:val="Hyperlink"/>
@@ -8161,21 +8167,7 @@
           <w:rFonts w:ascii="Calibri" w:hAnsi="Calibri"/>
           <w:b/>
         </w:rPr>
-        <w:t xml:space="preserve">Section </w:t>
-      </w:r>
-      <w:r>
-        <w:rPr>
-          <w:rFonts w:ascii="Calibri" w:hAnsi="Calibri"/>
-          <w:b/>
-        </w:rPr>
-        <w:t>F</w:t>
-      </w:r>
-      <w:r>
-        <w:rPr>
-          <w:rFonts w:ascii="Calibri" w:hAnsi="Calibri"/>
-          <w:b/>
-        </w:rPr>
-        <w:t>. Central Fan Ventilation Cooling System Airflow Rate Measurement</w:t>
+        <w:t>Section F. Central Fan Ventilation Cooling System Airflow Rate Measurement</w:t>
       </w:r>
     </w:p>
     <w:p>
@@ -8237,13 +8229,7 @@
         <w:rPr>
           <w:rFonts w:ascii="Calibri" w:hAnsi="Calibri"/>
         </w:rPr>
-        <w:t xml:space="preserve">Compliance Statement: </w:t>
-      </w:r>
-      <w:r>
-        <w:rPr>
-          <w:rFonts w:ascii="Calibri" w:hAnsi="Calibri"/>
-        </w:rPr>
-        <w:t>This field is filled automatically. Compliance requires that the measured airflow meets the airflow target.</w:t>
+        <w:t>Compliance Statement: This field is filled automatically. Compliance requires that the measured airflow meets the airflow target.</w:t>
       </w:r>
     </w:p>
     <w:p>
@@ -8488,11 +8474,11 @@
           <w:rFonts w:ascii="Calibri" w:hAnsi="Calibri"/>
         </w:rPr>
         <w:sectPr>
-          <w:headerReference w:type="even" r:id="rId19"/>
-          <w:headerReference w:type="default" r:id="rId20"/>
-          <w:footerReference w:type="default" r:id="rId21"/>
-          <w:headerReference w:type="first" r:id="rId22"/>
-          <w:footerReference w:type="first" r:id="rId23"/>
+          <w:headerReference w:type="even" r:id="rId18"/>
+          <w:headerReference w:type="default" r:id="rId19"/>
+          <w:footerReference w:type="default" r:id="rId20"/>
+          <w:headerReference w:type="first" r:id="rId21"/>
+          <w:footerReference w:type="first" r:id="rId22"/>
           <w:pgSz w:w="12240" w:h="15840" w:code="1"/>
           <w:pgMar w:top="720" w:right="720" w:bottom="720" w:left="720" w:header="576" w:footer="576" w:gutter="0"/>
           <w:pgNumType w:start="1"/>
@@ -8503,6 +8489,8 @@
     </w:p>
     <w:tbl>
       <w:tblPr>
+        <w:tblpPr w:leftFromText="180" w:rightFromText="180" w:vertAnchor="text" w:tblpY="1"/>
+        <w:tblOverlap w:val="never"/>
         <w:tblW w:w="5000" w:type="pct"/>
         <w:tblBorders>
           <w:left w:val="single" w:sz="4" w:space="0" w:color="auto"/>
@@ -8602,7 +8590,6 @@
                 <w:color w:val="000000"/>
                 <w:sz w:val="18"/>
                 <w:szCs w:val="18"/>
-                <w:highlight w:val="yellow"/>
               </w:rPr>
             </w:pPr>
             <w:r>
@@ -8627,7 +8614,6 @@
                 <w:color w:val="000000"/>
                 <w:sz w:val="18"/>
                 <w:szCs w:val="18"/>
-                <w:highlight w:val="yellow"/>
               </w:rPr>
             </w:pPr>
             <w:r>
@@ -8690,39 +8676,7 @@
                 <w:sz w:val="18"/>
                 <w:szCs w:val="18"/>
               </w:rPr>
-              <w:t xml:space="preserve">Space Conditioning System </w:t>
-            </w:r>
-            <w:r>
-              <w:rPr>
-                <w:rFonts w:asciiTheme="minorHAnsi" w:hAnsiTheme="minorHAnsi"/>
-                <w:sz w:val="18"/>
-                <w:szCs w:val="18"/>
-              </w:rPr>
-              <w:t>Description</w:t>
-            </w:r>
-            <w:r>
-              <w:rPr>
-                <w:rFonts w:asciiTheme="minorHAnsi" w:hAnsiTheme="minorHAnsi"/>
-                <w:sz w:val="18"/>
-                <w:szCs w:val="18"/>
-              </w:rPr>
-              <w:t xml:space="preserve"> </w:t>
-            </w:r>
-            <w:r>
-              <w:rPr>
-                <w:rFonts w:asciiTheme="minorHAnsi" w:hAnsiTheme="minorHAnsi"/>
-                <w:sz w:val="18"/>
-                <w:szCs w:val="18"/>
-              </w:rPr>
-              <w:t>of</w:t>
-            </w:r>
-            <w:r>
-              <w:rPr>
-                <w:rFonts w:asciiTheme="minorHAnsi" w:hAnsiTheme="minorHAnsi"/>
-                <w:sz w:val="18"/>
-                <w:szCs w:val="18"/>
-              </w:rPr>
-              <w:t xml:space="preserve"> Area Served</w:t>
+              <w:t>Space Conditioning System Description of Area Served</w:t>
             </w:r>
           </w:p>
         </w:tc>
@@ -8971,15 +8925,7 @@
                 <w:sz w:val="18"/>
                 <w:szCs w:val="18"/>
               </w:rPr>
-              <w:t>list</w:t>
-            </w:r>
-            <w:r>
-              <w:rPr>
-                <w:rFonts w:asciiTheme="minorHAnsi" w:hAnsiTheme="minorHAnsi"/>
-                <w:sz w:val="18"/>
-                <w:szCs w:val="18"/>
-              </w:rPr>
-              <w:t xml:space="preserve">: </w:t>
+              <w:t xml:space="preserve">list: </w:t>
             </w:r>
             <w:r>
               <w:rPr>
@@ -8988,7 +8934,15 @@
                 <w:szCs w:val="18"/>
                 <w:u w:val="single"/>
               </w:rPr>
-              <w:t>*</w:t>
+              <w:t>*New</w:t>
+            </w:r>
+            <w:r>
+              <w:rPr>
+                <w:rFonts w:asciiTheme="minorHAnsi" w:hAnsiTheme="minorHAnsi"/>
+                <w:sz w:val="18"/>
+                <w:szCs w:val="18"/>
+              </w:rPr>
+              <w:t xml:space="preserve">; or </w:t>
             </w:r>
             <w:r>
               <w:rPr>
@@ -8997,23 +8951,15 @@
                 <w:szCs w:val="18"/>
                 <w:u w:val="single"/>
               </w:rPr>
-              <w:t>New</w:t>
-            </w:r>
-            <w:r>
-              <w:rPr>
-                <w:rFonts w:asciiTheme="minorHAnsi" w:hAnsiTheme="minorHAnsi"/>
-                <w:sz w:val="18"/>
-                <w:szCs w:val="18"/>
-              </w:rPr>
-              <w:t>; or</w:t>
-            </w:r>
-            <w:r>
-              <w:rPr>
-                <w:rFonts w:asciiTheme="minorHAnsi" w:hAnsiTheme="minorHAnsi"/>
-                <w:sz w:val="18"/>
-                <w:szCs w:val="18"/>
-              </w:rPr>
-              <w:t xml:space="preserve"> </w:t>
+              <w:t>*Replacement</w:t>
+            </w:r>
+            <w:r>
+              <w:rPr>
+                <w:rFonts w:asciiTheme="minorHAnsi" w:hAnsiTheme="minorHAnsi"/>
+                <w:sz w:val="18"/>
+                <w:szCs w:val="18"/>
+              </w:rPr>
+              <w:t xml:space="preserve">; or </w:t>
             </w:r>
             <w:r>
               <w:rPr>
@@ -9022,42 +8968,7 @@
                 <w:szCs w:val="18"/>
                 <w:u w:val="single"/>
               </w:rPr>
-              <w:t>*</w:t>
-            </w:r>
-            <w:r>
-              <w:rPr>
-                <w:rFonts w:asciiTheme="minorHAnsi" w:hAnsiTheme="minorHAnsi"/>
-                <w:sz w:val="18"/>
-                <w:szCs w:val="18"/>
-                <w:u w:val="single"/>
-              </w:rPr>
-              <w:t>Replacement</w:t>
-            </w:r>
-            <w:r>
-              <w:rPr>
-                <w:rFonts w:asciiTheme="minorHAnsi" w:hAnsiTheme="minorHAnsi"/>
-                <w:sz w:val="18"/>
-                <w:szCs w:val="18"/>
-              </w:rPr>
-              <w:t xml:space="preserve">; or </w:t>
-            </w:r>
-            <w:r>
-              <w:rPr>
-                <w:rFonts w:asciiTheme="minorHAnsi" w:hAnsiTheme="minorHAnsi"/>
-                <w:sz w:val="18"/>
-                <w:szCs w:val="18"/>
-                <w:u w:val="single"/>
-              </w:rPr>
-              <w:t>*</w:t>
-            </w:r>
-            <w:r>
-              <w:rPr>
-                <w:rFonts w:asciiTheme="minorHAnsi" w:hAnsiTheme="minorHAnsi"/>
-                <w:sz w:val="18"/>
-                <w:szCs w:val="18"/>
-                <w:u w:val="single"/>
-              </w:rPr>
-              <w:t>Alteration)</w:t>
+              <w:t>*Alteration)</w:t>
             </w:r>
             <w:r>
               <w:rPr>
@@ -9096,16 +9007,7 @@
                 <w:sz w:val="18"/>
                 <w:szCs w:val="18"/>
               </w:rPr>
-              <w:lastRenderedPageBreak/>
-              <w:t>0</w:t>
-            </w:r>
-            <w:r>
-              <w:rPr>
-                <w:rFonts w:asciiTheme="minorHAnsi" w:hAnsiTheme="minorHAnsi"/>
-                <w:sz w:val="18"/>
-                <w:szCs w:val="18"/>
-              </w:rPr>
-              <w:t>5</w:t>
+              <w:t>05</w:t>
             </w:r>
           </w:p>
         </w:tc>
@@ -10100,6 +10002,7 @@
                 <w:sz w:val="16"/>
                 <w:szCs w:val="16"/>
               </w:rPr>
+              <w:lastRenderedPageBreak/>
               <w:t>&gt;&gt;</w:t>
             </w:r>
           </w:p>
@@ -10136,15 +10039,7 @@
                 <w:szCs w:val="18"/>
               </w:rPr>
               <w:lastRenderedPageBreak/>
-              <w:t>0</w:t>
-            </w:r>
-            <w:r>
-              <w:rPr>
-                <w:rFonts w:asciiTheme="minorHAnsi" w:hAnsiTheme="minorHAnsi"/>
-                <w:sz w:val="18"/>
-                <w:szCs w:val="18"/>
-              </w:rPr>
-              <w:t>6</w:t>
+              <w:t>06</w:t>
             </w:r>
           </w:p>
         </w:tc>
@@ -10195,23 +10090,7 @@
                 <w:sz w:val="18"/>
                 <w:szCs w:val="18"/>
               </w:rPr>
-              <w:t>&lt;&lt;calculated field:</w:t>
-            </w:r>
-            <w:r>
-              <w:rPr>
-                <w:rFonts w:asciiTheme="minorHAnsi" w:hAnsiTheme="minorHAnsi"/>
-                <w:sz w:val="18"/>
-                <w:szCs w:val="18"/>
-              </w:rPr>
-              <w:t xml:space="preserve"> I</w:t>
-            </w:r>
-            <w:r>
-              <w:rPr>
-                <w:rFonts w:asciiTheme="minorHAnsi" w:hAnsiTheme="minorHAnsi"/>
-                <w:sz w:val="18"/>
-                <w:szCs w:val="18"/>
-              </w:rPr>
-              <w:t>f cooling system type=</w:t>
+              <w:t>&lt;&lt;calculated field: If cooling system type=</w:t>
             </w:r>
             <w:proofErr w:type="spellStart"/>
             <w:r>
@@ -10229,23 +10108,7 @@
                 <w:sz w:val="18"/>
                 <w:szCs w:val="18"/>
               </w:rPr>
-              <w:t xml:space="preserve"> then display text result= n/a - Heating-only</w:t>
-            </w:r>
-            <w:r>
-              <w:rPr>
-                <w:rFonts w:asciiTheme="minorHAnsi" w:hAnsiTheme="minorHAnsi"/>
-                <w:sz w:val="18"/>
-                <w:szCs w:val="18"/>
-              </w:rPr>
-              <w:t xml:space="preserve"> system</w:t>
-            </w:r>
-            <w:r>
-              <w:rPr>
-                <w:rFonts w:asciiTheme="minorHAnsi" w:hAnsiTheme="minorHAnsi"/>
-                <w:sz w:val="18"/>
-                <w:szCs w:val="18"/>
-              </w:rPr>
-              <w:t>;</w:t>
+              <w:t xml:space="preserve"> then display text result= n/a - Heating-only system;</w:t>
             </w:r>
           </w:p>
           <w:p>
@@ -10350,39 +10213,7 @@
                 <w:sz w:val="18"/>
                 <w:szCs w:val="18"/>
               </w:rPr>
-              <w:t xml:space="preserve">(note on </w:t>
-            </w:r>
-            <w:r>
-              <w:rPr>
-                <w:rFonts w:asciiTheme="minorHAnsi" w:hAnsiTheme="minorHAnsi"/>
-                <w:sz w:val="18"/>
-                <w:szCs w:val="18"/>
-              </w:rPr>
-              <w:t xml:space="preserve">applicable </w:t>
-            </w:r>
-            <w:r>
-              <w:rPr>
-                <w:rFonts w:asciiTheme="minorHAnsi" w:hAnsiTheme="minorHAnsi"/>
-                <w:sz w:val="18"/>
-                <w:szCs w:val="18"/>
-              </w:rPr>
-              <w:t xml:space="preserve">MCH-01 </w:t>
-            </w:r>
-            <w:r>
-              <w:rPr>
-                <w:rFonts w:asciiTheme="minorHAnsi" w:hAnsiTheme="minorHAnsi"/>
-                <w:sz w:val="18"/>
-                <w:szCs w:val="18"/>
-              </w:rPr>
-              <w:t xml:space="preserve">docs </w:t>
-            </w:r>
-            <w:r>
-              <w:rPr>
-                <w:rFonts w:asciiTheme="minorHAnsi" w:hAnsiTheme="minorHAnsi"/>
-                <w:sz w:val="18"/>
-                <w:szCs w:val="18"/>
-              </w:rPr>
-              <w:t xml:space="preserve">the options are:  </w:t>
+              <w:t xml:space="preserve">(note on applicable MCH-01 docs the options are:  </w:t>
             </w:r>
             <w:proofErr w:type="spellStart"/>
             <w:r>
@@ -10400,15 +10231,7 @@
                 <w:sz w:val="18"/>
                 <w:szCs w:val="18"/>
               </w:rPr>
-              <w:t>;</w:t>
-            </w:r>
-            <w:r>
-              <w:rPr>
-                <w:rFonts w:asciiTheme="minorHAnsi" w:hAnsiTheme="minorHAnsi"/>
-                <w:sz w:val="18"/>
-                <w:szCs w:val="18"/>
-              </w:rPr>
-              <w:t xml:space="preserve"> or </w:t>
+              <w:t xml:space="preserve">; or </w:t>
             </w:r>
             <w:proofErr w:type="spellStart"/>
             <w:r>
@@ -10461,15 +10284,7 @@
                 <w:sz w:val="18"/>
                 <w:szCs w:val="18"/>
               </w:rPr>
-              <w:t>0</w:t>
-            </w:r>
-            <w:r>
-              <w:rPr>
-                <w:rFonts w:asciiTheme="minorHAnsi" w:hAnsiTheme="minorHAnsi"/>
-                <w:sz w:val="18"/>
-                <w:szCs w:val="18"/>
-              </w:rPr>
-              <w:t>7</w:t>
+              <w:t>07</w:t>
             </w:r>
           </w:p>
         </w:tc>
@@ -10529,23 +10344,7 @@
                 <w:sz w:val="18"/>
                 <w:szCs w:val="18"/>
               </w:rPr>
-              <w:t>field:</w:t>
-            </w:r>
-            <w:r>
-              <w:rPr>
-                <w:rFonts w:asciiTheme="minorHAnsi" w:hAnsiTheme="minorHAnsi"/>
-                <w:sz w:val="18"/>
-                <w:szCs w:val="18"/>
-              </w:rPr>
-              <w:t>I</w:t>
-            </w:r>
-            <w:r>
-              <w:rPr>
-                <w:rFonts w:asciiTheme="minorHAnsi" w:hAnsiTheme="minorHAnsi"/>
-                <w:sz w:val="18"/>
-                <w:szCs w:val="18"/>
-              </w:rPr>
-              <w:t>f</w:t>
+              <w:t>field:If</w:t>
             </w:r>
             <w:proofErr w:type="spellEnd"/>
             <w:r>
@@ -10572,64 +10371,24 @@
                 <w:sz w:val="18"/>
                 <w:szCs w:val="18"/>
               </w:rPr>
-              <w:t xml:space="preserve"> then display text result= n/a - Heating-only</w:t>
-            </w:r>
-            <w:r>
-              <w:rPr>
-                <w:rFonts w:asciiTheme="minorHAnsi" w:hAnsiTheme="minorHAnsi"/>
-                <w:sz w:val="18"/>
-                <w:szCs w:val="18"/>
-              </w:rPr>
-              <w:t xml:space="preserve"> system</w:t>
-            </w:r>
-            <w:r>
-              <w:rPr>
-                <w:rFonts w:asciiTheme="minorHAnsi" w:hAnsiTheme="minorHAnsi"/>
-                <w:sz w:val="18"/>
-                <w:szCs w:val="18"/>
-              </w:rPr>
-              <w:t>;</w:t>
-            </w:r>
-            <w:r>
-              <w:rPr>
-                <w:rFonts w:asciiTheme="minorHAnsi" w:hAnsiTheme="minorHAnsi"/>
-                <w:sz w:val="18"/>
-                <w:szCs w:val="18"/>
-              </w:rPr>
-              <w:t xml:space="preserve"> </w:t>
-            </w:r>
-          </w:p>
-          <w:p>
-            <w:pPr>
-              <w:rPr>
-                <w:rFonts w:asciiTheme="minorHAnsi" w:hAnsiTheme="minorHAnsi"/>
-                <w:sz w:val="18"/>
-                <w:szCs w:val="18"/>
-              </w:rPr>
-            </w:pPr>
-            <w:r>
-              <w:rPr>
-                <w:rFonts w:asciiTheme="minorHAnsi" w:hAnsiTheme="minorHAnsi"/>
-                <w:sz w:val="18"/>
-                <w:szCs w:val="18"/>
-              </w:rPr>
-              <w:t xml:space="preserve">elseif the </w:t>
-            </w:r>
-            <w:r>
-              <w:rPr>
-                <w:rFonts w:asciiTheme="minorHAnsi" w:hAnsiTheme="minorHAnsi"/>
-                <w:sz w:val="18"/>
-                <w:szCs w:val="18"/>
-              </w:rPr>
-              <w:t>Cooling System Zonal Control Type</w:t>
-            </w:r>
-            <w:r>
-              <w:rPr>
-                <w:rFonts w:asciiTheme="minorHAnsi" w:hAnsiTheme="minorHAnsi"/>
-                <w:sz w:val="18"/>
-                <w:szCs w:val="18"/>
-              </w:rPr>
-              <w:t xml:space="preserve"> is not given on the MCH-01,</w:t>
+              <w:t xml:space="preserve"> then display text result= n/a - Heating-only system; </w:t>
+            </w:r>
+          </w:p>
+          <w:p>
+            <w:pPr>
+              <w:rPr>
+                <w:rFonts w:asciiTheme="minorHAnsi" w:hAnsiTheme="minorHAnsi"/>
+                <w:sz w:val="18"/>
+                <w:szCs w:val="18"/>
+              </w:rPr>
+            </w:pPr>
+            <w:r>
+              <w:rPr>
+                <w:rFonts w:asciiTheme="minorHAnsi" w:hAnsiTheme="minorHAnsi"/>
+                <w:sz w:val="18"/>
+                <w:szCs w:val="18"/>
+              </w:rPr>
+              <w:t>elseif the Cooling System Zonal Control Type is not given on the MCH-01,</w:t>
             </w:r>
           </w:p>
           <w:p>
@@ -10673,97 +10432,41 @@
                 <w:sz w:val="18"/>
                 <w:szCs w:val="18"/>
               </w:rPr>
-              <w:t xml:space="preserve">  the </w:t>
-            </w:r>
-            <w:r>
-              <w:rPr>
-                <w:rFonts w:asciiTheme="minorHAnsi" w:hAnsiTheme="minorHAnsi"/>
-                <w:sz w:val="18"/>
-                <w:szCs w:val="18"/>
-              </w:rPr>
-              <w:t>Cooling System Zonal Control Type</w:t>
-            </w:r>
-            <w:r>
-              <w:rPr>
-                <w:rFonts w:asciiTheme="minorHAnsi" w:hAnsiTheme="minorHAnsi"/>
-                <w:sz w:val="18"/>
-                <w:szCs w:val="18"/>
-              </w:rPr>
-              <w:t xml:space="preserve"> is given on the MCH-01,</w:t>
-            </w:r>
-          </w:p>
-          <w:p>
-            <w:pPr>
-              <w:rPr>
-                <w:rFonts w:asciiTheme="minorHAnsi" w:hAnsiTheme="minorHAnsi"/>
-                <w:sz w:val="18"/>
-                <w:szCs w:val="18"/>
-              </w:rPr>
-            </w:pPr>
-            <w:r>
-              <w:rPr>
-                <w:rFonts w:asciiTheme="minorHAnsi" w:hAnsiTheme="minorHAnsi"/>
-                <w:sz w:val="18"/>
-                <w:szCs w:val="18"/>
-              </w:rPr>
-              <w:t xml:space="preserve"> then display value for </w:t>
-            </w:r>
-            <w:r>
-              <w:rPr>
-                <w:rFonts w:asciiTheme="minorHAnsi" w:hAnsiTheme="minorHAnsi"/>
-                <w:sz w:val="18"/>
-                <w:szCs w:val="18"/>
-              </w:rPr>
-              <w:t>Cooling System Zonal Control Type</w:t>
-            </w:r>
-          </w:p>
-          <w:p>
-            <w:pPr>
-              <w:rPr>
-                <w:rFonts w:asciiTheme="minorHAnsi" w:hAnsiTheme="minorHAnsi"/>
-                <w:sz w:val="18"/>
-                <w:szCs w:val="18"/>
-              </w:rPr>
-            </w:pPr>
-            <w:r>
-              <w:rPr>
-                <w:rFonts w:asciiTheme="minorHAnsi" w:hAnsiTheme="minorHAnsi"/>
-                <w:sz w:val="18"/>
-                <w:szCs w:val="18"/>
-              </w:rPr>
-              <w:t xml:space="preserve">(note on </w:t>
-            </w:r>
-            <w:r>
-              <w:rPr>
-                <w:rFonts w:asciiTheme="minorHAnsi" w:hAnsiTheme="minorHAnsi"/>
-                <w:sz w:val="18"/>
-                <w:szCs w:val="18"/>
-              </w:rPr>
-              <w:t xml:space="preserve">applicable </w:t>
-            </w:r>
-            <w:r>
-              <w:rPr>
-                <w:rFonts w:asciiTheme="minorHAnsi" w:hAnsiTheme="minorHAnsi"/>
-                <w:sz w:val="18"/>
-                <w:szCs w:val="18"/>
-              </w:rPr>
-              <w:t xml:space="preserve">MCH-01 </w:t>
-            </w:r>
-            <w:r>
-              <w:rPr>
-                <w:rFonts w:asciiTheme="minorHAnsi" w:hAnsiTheme="minorHAnsi"/>
-                <w:sz w:val="18"/>
-                <w:szCs w:val="18"/>
-              </w:rPr>
-              <w:t xml:space="preserve">docs </w:t>
-            </w:r>
-            <w:r>
-              <w:rPr>
-                <w:rFonts w:asciiTheme="minorHAnsi" w:hAnsiTheme="minorHAnsi"/>
-                <w:sz w:val="18"/>
-                <w:szCs w:val="18"/>
-              </w:rPr>
-              <w:t xml:space="preserve">the options are:  </w:t>
+              <w:t xml:space="preserve">  the Cooling System Zonal Control Type is given on the MCH-01,</w:t>
+            </w:r>
+          </w:p>
+          <w:p>
+            <w:pPr>
+              <w:rPr>
+                <w:rFonts w:asciiTheme="minorHAnsi" w:hAnsiTheme="minorHAnsi"/>
+                <w:sz w:val="18"/>
+                <w:szCs w:val="18"/>
+              </w:rPr>
+            </w:pPr>
+            <w:r>
+              <w:rPr>
+                <w:rFonts w:asciiTheme="minorHAnsi" w:hAnsiTheme="minorHAnsi"/>
+                <w:sz w:val="18"/>
+                <w:szCs w:val="18"/>
+              </w:rPr>
+              <w:t xml:space="preserve"> then display value for Cooling System Zonal Control Type</w:t>
+            </w:r>
+          </w:p>
+          <w:p>
+            <w:pPr>
+              <w:rPr>
+                <w:rFonts w:asciiTheme="minorHAnsi" w:hAnsiTheme="minorHAnsi"/>
+                <w:sz w:val="18"/>
+                <w:szCs w:val="18"/>
+              </w:rPr>
+            </w:pPr>
+            <w:r>
+              <w:rPr>
+                <w:rFonts w:asciiTheme="minorHAnsi" w:hAnsiTheme="minorHAnsi"/>
+                <w:sz w:val="18"/>
+                <w:szCs w:val="18"/>
+              </w:rPr>
+              <w:t xml:space="preserve">(note on applicable MCH-01 docs the options are:  </w:t>
             </w:r>
             <w:proofErr w:type="spellStart"/>
             <w:r>
@@ -10830,15 +10533,7 @@
                 <w:sz w:val="18"/>
                 <w:szCs w:val="18"/>
               </w:rPr>
-              <w:t>0</w:t>
-            </w:r>
-            <w:r>
-              <w:rPr>
-                <w:rFonts w:asciiTheme="minorHAnsi" w:hAnsiTheme="minorHAnsi"/>
-                <w:sz w:val="18"/>
-                <w:szCs w:val="18"/>
-              </w:rPr>
-              <w:t>8</w:t>
+              <w:t>08</w:t>
             </w:r>
           </w:p>
         </w:tc>
@@ -11002,15 +10697,7 @@
                 <w:sz w:val="18"/>
                 <w:szCs w:val="18"/>
               </w:rPr>
-              <w:t>0</w:t>
-            </w:r>
-            <w:r>
-              <w:rPr>
-                <w:rFonts w:asciiTheme="minorHAnsi" w:hAnsiTheme="minorHAnsi"/>
-                <w:sz w:val="18"/>
-                <w:szCs w:val="18"/>
-              </w:rPr>
-              <w:t>9</w:t>
+              <w:t>09</w:t>
             </w:r>
           </w:p>
         </w:tc>
@@ -11116,55 +10803,7 @@
                 <w:sz w:val="18"/>
                 <w:szCs w:val="18"/>
               </w:rPr>
-              <w:t>(note: on the MCH01</w:t>
-            </w:r>
-            <w:r>
-              <w:rPr>
-                <w:rFonts w:asciiTheme="minorHAnsi" w:hAnsiTheme="minorHAnsi"/>
-                <w:sz w:val="18"/>
-                <w:szCs w:val="18"/>
-              </w:rPr>
-              <w:t xml:space="preserve">a </w:t>
-            </w:r>
-            <w:r>
-              <w:rPr>
-                <w:rFonts w:asciiTheme="minorHAnsi" w:hAnsiTheme="minorHAnsi"/>
-                <w:sz w:val="18"/>
-                <w:szCs w:val="18"/>
-              </w:rPr>
-              <w:t>the options are:</w:t>
-            </w:r>
-            <w:r>
-              <w:rPr>
-                <w:rFonts w:asciiTheme="minorHAnsi" w:hAnsiTheme="minorHAnsi"/>
-                <w:sz w:val="18"/>
-                <w:szCs w:val="18"/>
-              </w:rPr>
-              <w:t xml:space="preserve"> </w:t>
-            </w:r>
-            <w:r>
-              <w:rPr>
-                <w:rFonts w:asciiTheme="minorHAnsi" w:hAnsiTheme="minorHAnsi"/>
-                <w:sz w:val="18"/>
-                <w:szCs w:val="18"/>
-              </w:rPr>
-              <w:t>Has Bypass Duct; or</w:t>
-            </w:r>
-            <w:r>
-              <w:rPr>
-                <w:rFonts w:asciiTheme="minorHAnsi" w:hAnsiTheme="minorHAnsi"/>
-                <w:sz w:val="18"/>
-                <w:szCs w:val="18"/>
-              </w:rPr>
-              <w:t xml:space="preserve"> </w:t>
-            </w:r>
-            <w:r>
-              <w:rPr>
-                <w:rFonts w:asciiTheme="minorHAnsi" w:hAnsiTheme="minorHAnsi"/>
-                <w:sz w:val="18"/>
-                <w:szCs w:val="18"/>
-              </w:rPr>
-              <w:t>No bypass duct)&gt;&gt;</w:t>
+              <w:t>(note: on the MCH01a the options are: Has Bypass Duct; or No bypass duct)&gt;&gt;</w:t>
             </w:r>
           </w:p>
         </w:tc>
@@ -11298,23 +10937,7 @@
                 <w:sz w:val="18"/>
                 <w:szCs w:val="18"/>
               </w:rPr>
-              <w:t xml:space="preserve">Airflow Rate Protocol </w:t>
-            </w:r>
-            <w:r>
-              <w:rPr>
-                <w:rFonts w:asciiTheme="minorHAnsi" w:hAnsiTheme="minorHAnsi"/>
-                <w:sz w:val="18"/>
-                <w:szCs w:val="18"/>
-              </w:rPr>
-              <w:t>U</w:t>
-            </w:r>
-            <w:r>
-              <w:rPr>
-                <w:rFonts w:asciiTheme="minorHAnsi" w:hAnsiTheme="minorHAnsi"/>
-                <w:sz w:val="18"/>
-                <w:szCs w:val="18"/>
-              </w:rPr>
-              <w:t>tilized</w:t>
+              <w:t>Airflow Rate Protocol Utilized</w:t>
             </w:r>
           </w:p>
         </w:tc>
@@ -11356,23 +10979,7 @@
                 <w:sz w:val="18"/>
                 <w:szCs w:val="18"/>
               </w:rPr>
-              <w:t>If A0</w:t>
-            </w:r>
-            <w:r>
-              <w:rPr>
-                <w:rFonts w:asciiTheme="minorHAnsi" w:hAnsiTheme="minorHAnsi"/>
-                <w:sz w:val="18"/>
-                <w:szCs w:val="18"/>
-              </w:rPr>
-              <w:t>4</w:t>
-            </w:r>
-            <w:r>
-              <w:rPr>
-                <w:rFonts w:asciiTheme="minorHAnsi" w:hAnsiTheme="minorHAnsi"/>
-                <w:sz w:val="18"/>
-                <w:szCs w:val="18"/>
-              </w:rPr>
-              <w:t>=(</w:t>
+              <w:t>If A04=(</w:t>
             </w:r>
             <w:r>
               <w:rPr>
@@ -11424,57 +11031,25 @@
                 <w:sz w:val="18"/>
                 <w:szCs w:val="18"/>
               </w:rPr>
-              <w:t>elseif A0</w:t>
-            </w:r>
-            <w:r>
-              <w:rPr>
-                <w:rFonts w:asciiTheme="minorHAnsi" w:hAnsiTheme="minorHAnsi"/>
-                <w:sz w:val="18"/>
-                <w:szCs w:val="18"/>
-              </w:rPr>
-              <w:t>4</w:t>
-            </w:r>
-            <w:r>
-              <w:rPr>
-                <w:rFonts w:asciiTheme="minorHAnsi" w:hAnsiTheme="minorHAnsi"/>
-                <w:sz w:val="18"/>
-                <w:szCs w:val="18"/>
-              </w:rPr>
-              <w:t>=Alteration then allow user to pick from list:</w:t>
-            </w:r>
-          </w:p>
-          <w:p>
-            <w:pPr>
-              <w:keepNext/>
-              <w:rPr>
-                <w:rFonts w:asciiTheme="minorHAnsi" w:hAnsiTheme="minorHAnsi"/>
-                <w:sz w:val="18"/>
-                <w:szCs w:val="18"/>
-              </w:rPr>
-            </w:pPr>
-            <w:r>
-              <w:rPr>
-                <w:rFonts w:asciiTheme="minorHAnsi" w:hAnsiTheme="minorHAnsi"/>
-                <w:sz w:val="18"/>
-                <w:szCs w:val="18"/>
-              </w:rPr>
-              <w:t>**RA</w:t>
-            </w:r>
-            <w:r>
-              <w:rPr>
-                <w:rFonts w:asciiTheme="minorHAnsi" w:hAnsiTheme="minorHAnsi"/>
-                <w:sz w:val="18"/>
-                <w:szCs w:val="18"/>
-              </w:rPr>
-              <w:t>3.3.3.1.5</w:t>
-            </w:r>
-            <w:r>
-              <w:rPr>
-                <w:rFonts w:asciiTheme="minorHAnsi" w:hAnsiTheme="minorHAnsi"/>
-                <w:sz w:val="18"/>
-                <w:szCs w:val="18"/>
-              </w:rPr>
-              <w:t xml:space="preserve"> Alternative to Compliance with Minimum System Airflow Requirements, or</w:t>
+              <w:t>elseif A04=Alteration then allow user to pick from list:</w:t>
+            </w:r>
+          </w:p>
+          <w:p>
+            <w:pPr>
+              <w:keepNext/>
+              <w:rPr>
+                <w:rFonts w:asciiTheme="minorHAnsi" w:hAnsiTheme="minorHAnsi"/>
+                <w:sz w:val="18"/>
+                <w:szCs w:val="18"/>
+              </w:rPr>
+            </w:pPr>
+            <w:r>
+              <w:rPr>
+                <w:rFonts w:asciiTheme="minorHAnsi" w:hAnsiTheme="minorHAnsi"/>
+                <w:sz w:val="18"/>
+                <w:szCs w:val="18"/>
+              </w:rPr>
+              <w:t>**RA3.3.3.1.5 Alternative to Compliance with Minimum System Airflow Requirements, or</w:t>
             </w:r>
           </w:p>
           <w:p>
@@ -11653,23 +11228,7 @@
                 <w:sz w:val="18"/>
                 <w:szCs w:val="18"/>
               </w:rPr>
-              <w:t>otherwise display ‘</w:t>
-            </w:r>
-            <w:r>
-              <w:rPr>
-                <w:rFonts w:asciiTheme="minorHAnsi" w:hAnsiTheme="minorHAnsi"/>
-                <w:sz w:val="18"/>
-                <w:szCs w:val="18"/>
-              </w:rPr>
-              <w:t>Not a CFVCS’</w:t>
-            </w:r>
-            <w:r>
-              <w:rPr>
-                <w:rFonts w:asciiTheme="minorHAnsi" w:hAnsiTheme="minorHAnsi"/>
-                <w:sz w:val="18"/>
-                <w:szCs w:val="18"/>
-              </w:rPr>
-              <w:t>.&gt;&gt;</w:t>
+              <w:t>otherwise display ‘Not a CFVCS’.&gt;&gt;</w:t>
             </w:r>
           </w:p>
         </w:tc>
@@ -12812,7 +12371,7 @@
                 <w:szCs w:val="18"/>
               </w:rPr>
             </w:pPr>
-            <w:hyperlink r:id="rId24" w:history="1">
+            <w:hyperlink r:id="rId23" w:history="1">
               <w:r>
                 <w:rPr>
                   <w:rStyle w:val="Hyperlink"/>
@@ -12974,85 +12533,94 @@
                 <w:sz w:val="16"/>
                 <w:szCs w:val="16"/>
               </w:rPr>
-              <w:t xml:space="preserve"> = RA</w:t>
-            </w:r>
-            <w:r>
+              <w:t xml:space="preserve"> = RA3.3.3.1.5 Then</w:t>
+            </w:r>
+          </w:p>
+          <w:p>
+            <w:pPr>
+              <w:keepNext/>
+              <w:ind w:left="720"/>
               <w:rPr>
                 <w:rFonts w:asciiTheme="minorHAnsi" w:hAnsiTheme="minorHAnsi"/>
                 <w:sz w:val="16"/>
                 <w:szCs w:val="16"/>
               </w:rPr>
-              <w:t>3.3.3.1.5</w:t>
-            </w:r>
+            </w:pPr>
             <w:r>
               <w:rPr>
                 <w:rFonts w:asciiTheme="minorHAnsi" w:hAnsiTheme="minorHAnsi"/>
                 <w:sz w:val="16"/>
                 <w:szCs w:val="16"/>
               </w:rPr>
-              <w:t xml:space="preserve"> Then</w:t>
-            </w:r>
-          </w:p>
-          <w:p>
-            <w:pPr>
-              <w:keepNext/>
-              <w:ind w:left="720"/>
+              <w:t>If A0</w:t>
+            </w:r>
+            <w:r>
               <w:rPr>
                 <w:rFonts w:asciiTheme="minorHAnsi" w:hAnsiTheme="minorHAnsi"/>
                 <w:sz w:val="16"/>
                 <w:szCs w:val="16"/>
               </w:rPr>
-            </w:pPr>
+              <w:t>4</w:t>
+            </w:r>
             <w:r>
               <w:rPr>
                 <w:rFonts w:asciiTheme="minorHAnsi" w:hAnsiTheme="minorHAnsi"/>
                 <w:sz w:val="16"/>
                 <w:szCs w:val="16"/>
               </w:rPr>
-              <w:t>If A0</w:t>
-            </w:r>
-            <w:r>
+              <w:t xml:space="preserve"> = alteration Then Use variant MCH-23c;</w:t>
+            </w:r>
+          </w:p>
+          <w:p>
+            <w:pPr>
+              <w:keepNext/>
               <w:rPr>
                 <w:rFonts w:asciiTheme="minorHAnsi" w:hAnsiTheme="minorHAnsi"/>
                 <w:sz w:val="16"/>
                 <w:szCs w:val="16"/>
               </w:rPr>
-              <w:t>4</w:t>
-            </w:r>
+            </w:pPr>
+            <w:proofErr w:type="spellStart"/>
             <w:r>
               <w:rPr>
                 <w:rFonts w:asciiTheme="minorHAnsi" w:hAnsiTheme="minorHAnsi"/>
                 <w:sz w:val="16"/>
                 <w:szCs w:val="16"/>
               </w:rPr>
-              <w:t xml:space="preserve"> = alteration Then Use variant MCH-23c</w:t>
-            </w:r>
+              <w:t>ElseIf</w:t>
+            </w:r>
+            <w:proofErr w:type="spellEnd"/>
             <w:r>
               <w:rPr>
                 <w:rFonts w:asciiTheme="minorHAnsi" w:hAnsiTheme="minorHAnsi"/>
                 <w:sz w:val="16"/>
                 <w:szCs w:val="16"/>
               </w:rPr>
-              <w:t>;</w:t>
-            </w:r>
-          </w:p>
-          <w:p>
-            <w:pPr>
-              <w:keepNext/>
+              <w:t xml:space="preserve"> A1</w:t>
+            </w:r>
+            <w:r>
               <w:rPr>
                 <w:rFonts w:asciiTheme="minorHAnsi" w:hAnsiTheme="minorHAnsi"/>
                 <w:sz w:val="16"/>
                 <w:szCs w:val="16"/>
               </w:rPr>
-            </w:pPr>
-            <w:proofErr w:type="spellStart"/>
+              <w:t>1</w:t>
+            </w:r>
             <w:r>
               <w:rPr>
                 <w:rFonts w:asciiTheme="minorHAnsi" w:hAnsiTheme="minorHAnsi"/>
                 <w:sz w:val="16"/>
                 <w:szCs w:val="16"/>
               </w:rPr>
-              <w:t>Else</w:t>
+              <w:t xml:space="preserve"> = RA3.3 procedures</w:t>
+            </w:r>
+            <w:r>
+              <w:rPr>
+                <w:rFonts w:asciiTheme="minorHAnsi" w:hAnsiTheme="minorHAnsi"/>
+                <w:sz w:val="18"/>
+                <w:szCs w:val="18"/>
+              </w:rPr>
+              <w:t xml:space="preserve"> </w:t>
             </w:r>
             <w:r>
               <w:rPr>
@@ -13060,24 +12628,26 @@
                 <w:sz w:val="16"/>
                 <w:szCs w:val="16"/>
               </w:rPr>
-              <w:t>If</w:t>
-            </w:r>
-            <w:proofErr w:type="spellEnd"/>
-            <w:r>
+              <w:t>Then</w:t>
+            </w:r>
+          </w:p>
+          <w:p>
+            <w:pPr>
+              <w:keepNext/>
+              <w:ind w:left="720"/>
               <w:rPr>
                 <w:rFonts w:asciiTheme="minorHAnsi" w:hAnsiTheme="minorHAnsi"/>
                 <w:sz w:val="16"/>
                 <w:szCs w:val="16"/>
               </w:rPr>
-              <w:t xml:space="preserve"> A1</w:t>
-            </w:r>
+            </w:pPr>
             <w:r>
               <w:rPr>
                 <w:rFonts w:asciiTheme="minorHAnsi" w:hAnsiTheme="minorHAnsi"/>
                 <w:sz w:val="16"/>
                 <w:szCs w:val="16"/>
               </w:rPr>
-              <w:t>1</w:t>
+              <w:t>If A0</w:t>
             </w:r>
             <w:r>
               <w:rPr>
@@ -13085,7 +12655,7 @@
                 <w:sz w:val="16"/>
                 <w:szCs w:val="16"/>
               </w:rPr>
-              <w:t xml:space="preserve"> = </w:t>
+              <w:t>4</w:t>
             </w:r>
             <w:r>
               <w:rPr>
@@ -13093,42 +12663,34 @@
                 <w:sz w:val="16"/>
                 <w:szCs w:val="16"/>
               </w:rPr>
-              <w:t>RA3.3 procedures</w:t>
-            </w:r>
-            <w:r>
-              <w:rPr>
-                <w:rFonts w:asciiTheme="minorHAnsi" w:hAnsiTheme="minorHAnsi"/>
-                <w:sz w:val="18"/>
-                <w:szCs w:val="18"/>
-              </w:rPr>
-              <w:t xml:space="preserve"> </w:t>
-            </w:r>
-            <w:r>
+              <w:t>=alteration then</w:t>
+            </w:r>
+          </w:p>
+          <w:p>
+            <w:pPr>
+              <w:keepNext/>
+              <w:ind w:left="720"/>
               <w:rPr>
                 <w:rFonts w:asciiTheme="minorHAnsi" w:hAnsiTheme="minorHAnsi"/>
                 <w:sz w:val="16"/>
                 <w:szCs w:val="16"/>
               </w:rPr>
-              <w:t>Then</w:t>
-            </w:r>
-          </w:p>
-          <w:p>
-            <w:pPr>
-              <w:keepNext/>
-              <w:ind w:left="720"/>
+            </w:pPr>
+            <w:r>
               <w:rPr>
                 <w:rFonts w:asciiTheme="minorHAnsi" w:hAnsiTheme="minorHAnsi"/>
                 <w:sz w:val="16"/>
                 <w:szCs w:val="16"/>
               </w:rPr>
-            </w:pPr>
+              <w:t>If A1</w:t>
+            </w:r>
             <w:r>
               <w:rPr>
                 <w:rFonts w:asciiTheme="minorHAnsi" w:hAnsiTheme="minorHAnsi"/>
                 <w:sz w:val="16"/>
                 <w:szCs w:val="16"/>
               </w:rPr>
-              <w:t>If A0</w:t>
+              <w:t>2</w:t>
             </w:r>
             <w:r>
               <w:rPr>
@@ -13136,365 +12698,375 @@
                 <w:sz w:val="16"/>
                 <w:szCs w:val="16"/>
               </w:rPr>
-              <w:t>4</w:t>
-            </w:r>
-            <w:r>
+              <w:t xml:space="preserve"> = Variable CFVCS or Fixed CFVCS, then use variant MCH-23e,</w:t>
+            </w:r>
+          </w:p>
+          <w:p>
+            <w:pPr>
+              <w:keepNext/>
+              <w:ind w:left="720"/>
               <w:rPr>
                 <w:rFonts w:asciiTheme="minorHAnsi" w:hAnsiTheme="minorHAnsi"/>
                 <w:sz w:val="16"/>
                 <w:szCs w:val="16"/>
               </w:rPr>
-              <w:t>=a</w:t>
-            </w:r>
+            </w:pPr>
             <w:r>
               <w:rPr>
                 <w:rFonts w:asciiTheme="minorHAnsi" w:hAnsiTheme="minorHAnsi"/>
                 <w:sz w:val="16"/>
                 <w:szCs w:val="16"/>
               </w:rPr>
-              <w:t>lteration</w:t>
-            </w:r>
-            <w:r>
+              <w:t>Else use MCH-23a</w:t>
+            </w:r>
+          </w:p>
+          <w:p>
+            <w:pPr>
+              <w:keepNext/>
               <w:rPr>
                 <w:rFonts w:asciiTheme="minorHAnsi" w:hAnsiTheme="minorHAnsi"/>
                 <w:sz w:val="16"/>
                 <w:szCs w:val="16"/>
               </w:rPr>
-              <w:t xml:space="preserve"> then</w:t>
-            </w:r>
-          </w:p>
-          <w:p>
-            <w:pPr>
-              <w:keepNext/>
-              <w:ind w:left="720"/>
+            </w:pPr>
+            <w:r>
               <w:rPr>
                 <w:rFonts w:asciiTheme="minorHAnsi" w:hAnsiTheme="minorHAnsi"/>
                 <w:sz w:val="16"/>
                 <w:szCs w:val="16"/>
               </w:rPr>
-            </w:pPr>
-            <w:r>
+              <w:t>End</w:t>
+            </w:r>
+          </w:p>
+          <w:p>
+            <w:pPr>
+              <w:keepNext/>
               <w:rPr>
                 <w:rFonts w:asciiTheme="minorHAnsi" w:hAnsiTheme="minorHAnsi"/>
                 <w:sz w:val="16"/>
                 <w:szCs w:val="16"/>
               </w:rPr>
-              <w:t>If A1</w:t>
-            </w:r>
-            <w:r>
+            </w:pPr>
+          </w:p>
+          <w:p>
+            <w:pPr>
+              <w:keepNext/>
               <w:rPr>
                 <w:rFonts w:asciiTheme="minorHAnsi" w:hAnsiTheme="minorHAnsi"/>
                 <w:sz w:val="16"/>
                 <w:szCs w:val="16"/>
               </w:rPr>
-              <w:t>2</w:t>
-            </w:r>
+            </w:pPr>
             <w:r>
               <w:rPr>
                 <w:rFonts w:asciiTheme="minorHAnsi" w:hAnsiTheme="minorHAnsi"/>
                 <w:sz w:val="16"/>
                 <w:szCs w:val="16"/>
               </w:rPr>
-              <w:t xml:space="preserve"> = Variable CFVCS or Fixed CFVCS, then use variant MCH-23e,</w:t>
-            </w:r>
-          </w:p>
-          <w:p>
-            <w:pPr>
-              <w:keepNext/>
-              <w:ind w:left="720"/>
+              <w:t>If A0</w:t>
+            </w:r>
+            <w:r>
               <w:rPr>
                 <w:rFonts w:asciiTheme="minorHAnsi" w:hAnsiTheme="minorHAnsi"/>
                 <w:sz w:val="16"/>
                 <w:szCs w:val="16"/>
               </w:rPr>
-            </w:pPr>
+              <w:t>7</w:t>
+            </w:r>
             <w:r>
               <w:rPr>
                 <w:rFonts w:asciiTheme="minorHAnsi" w:hAnsiTheme="minorHAnsi"/>
                 <w:sz w:val="16"/>
                 <w:szCs w:val="16"/>
               </w:rPr>
-              <w:t>Else use MCH-23a</w:t>
-            </w:r>
-          </w:p>
-          <w:p>
-            <w:pPr>
-              <w:keepNext/>
+              <w:t xml:space="preserve"> =  </w:t>
+            </w:r>
+            <w:proofErr w:type="spellStart"/>
+            <w:r>
               <w:rPr>
                 <w:rFonts w:asciiTheme="minorHAnsi" w:hAnsiTheme="minorHAnsi"/>
                 <w:sz w:val="16"/>
                 <w:szCs w:val="16"/>
               </w:rPr>
-            </w:pPr>
+              <w:t>ZonallyControlled</w:t>
+            </w:r>
+            <w:proofErr w:type="spellEnd"/>
             <w:r>
               <w:rPr>
                 <w:rFonts w:asciiTheme="minorHAnsi" w:hAnsiTheme="minorHAnsi"/>
                 <w:sz w:val="16"/>
                 <w:szCs w:val="16"/>
               </w:rPr>
-              <w:t>E</w:t>
-            </w:r>
-            <w:r>
+              <w:t xml:space="preserve"> Then</w:t>
+            </w:r>
+          </w:p>
+          <w:p>
+            <w:pPr>
+              <w:keepNext/>
               <w:rPr>
                 <w:rFonts w:asciiTheme="minorHAnsi" w:hAnsiTheme="minorHAnsi"/>
                 <w:sz w:val="16"/>
                 <w:szCs w:val="16"/>
               </w:rPr>
-              <w:t>nd</w:t>
-            </w:r>
-          </w:p>
-          <w:p>
-            <w:pPr>
-              <w:keepNext/>
+            </w:pPr>
+            <w:r>
               <w:rPr>
                 <w:rFonts w:asciiTheme="minorHAnsi" w:hAnsiTheme="minorHAnsi"/>
                 <w:sz w:val="16"/>
                 <w:szCs w:val="16"/>
               </w:rPr>
-            </w:pPr>
-          </w:p>
-          <w:p>
-            <w:pPr>
-              <w:keepNext/>
+              <w:t>If A0</w:t>
+            </w:r>
+            <w:r>
               <w:rPr>
                 <w:rFonts w:asciiTheme="minorHAnsi" w:hAnsiTheme="minorHAnsi"/>
                 <w:sz w:val="16"/>
                 <w:szCs w:val="16"/>
               </w:rPr>
-            </w:pPr>
+              <w:t>6</w:t>
+            </w:r>
             <w:r>
               <w:rPr>
                 <w:rFonts w:asciiTheme="minorHAnsi" w:hAnsiTheme="minorHAnsi"/>
                 <w:sz w:val="16"/>
                 <w:szCs w:val="16"/>
               </w:rPr>
-              <w:t>If A0</w:t>
-            </w:r>
+              <w:t xml:space="preserve"> = </w:t>
+            </w:r>
+            <w:proofErr w:type="spellStart"/>
             <w:r>
               <w:rPr>
                 <w:rFonts w:asciiTheme="minorHAnsi" w:hAnsiTheme="minorHAnsi"/>
                 <w:sz w:val="16"/>
                 <w:szCs w:val="16"/>
               </w:rPr>
-              <w:t>7</w:t>
-            </w:r>
+              <w:t>SingleSpeed</w:t>
+            </w:r>
+            <w:proofErr w:type="spellEnd"/>
             <w:r>
               <w:rPr>
                 <w:rFonts w:asciiTheme="minorHAnsi" w:hAnsiTheme="minorHAnsi"/>
                 <w:sz w:val="16"/>
                 <w:szCs w:val="16"/>
               </w:rPr>
-              <w:t xml:space="preserve"> =  </w:t>
-            </w:r>
-            <w:proofErr w:type="spellStart"/>
-            <w:r>
+              <w:t xml:space="preserve"> then</w:t>
+            </w:r>
+          </w:p>
+          <w:p>
+            <w:pPr>
+              <w:keepNext/>
+              <w:ind w:left="646"/>
               <w:rPr>
                 <w:rFonts w:asciiTheme="minorHAnsi" w:hAnsiTheme="minorHAnsi"/>
                 <w:sz w:val="16"/>
                 <w:szCs w:val="16"/>
               </w:rPr>
-              <w:t>ZonallyControlled</w:t>
-            </w:r>
-            <w:proofErr w:type="spellEnd"/>
+            </w:pPr>
             <w:r>
               <w:rPr>
                 <w:rFonts w:asciiTheme="minorHAnsi" w:hAnsiTheme="minorHAnsi"/>
                 <w:sz w:val="16"/>
                 <w:szCs w:val="16"/>
               </w:rPr>
-              <w:t xml:space="preserve"> Then</w:t>
-            </w:r>
-          </w:p>
-          <w:p>
-            <w:pPr>
-              <w:keepNext/>
+              <w:t>if A1</w:t>
+            </w:r>
+            <w:r>
               <w:rPr>
                 <w:rFonts w:asciiTheme="minorHAnsi" w:hAnsiTheme="minorHAnsi"/>
                 <w:sz w:val="16"/>
                 <w:szCs w:val="16"/>
               </w:rPr>
-            </w:pPr>
+              <w:t>2</w:t>
+            </w:r>
             <w:r>
               <w:rPr>
                 <w:rFonts w:asciiTheme="minorHAnsi" w:hAnsiTheme="minorHAnsi"/>
                 <w:sz w:val="16"/>
                 <w:szCs w:val="16"/>
               </w:rPr>
-              <w:t>If A0</w:t>
-            </w:r>
-            <w:r>
+              <w:t xml:space="preserve"> = Variable CFVCS or Fixed CFVCS, Then use variant MCH-23f,</w:t>
+            </w:r>
+          </w:p>
+          <w:p>
+            <w:pPr>
+              <w:keepNext/>
+              <w:ind w:left="646"/>
               <w:rPr>
                 <w:rFonts w:asciiTheme="minorHAnsi" w:hAnsiTheme="minorHAnsi"/>
                 <w:sz w:val="16"/>
                 <w:szCs w:val="16"/>
               </w:rPr>
-              <w:t>6</w:t>
-            </w:r>
+            </w:pPr>
             <w:r>
               <w:rPr>
                 <w:rFonts w:asciiTheme="minorHAnsi" w:hAnsiTheme="minorHAnsi"/>
                 <w:sz w:val="16"/>
                 <w:szCs w:val="16"/>
               </w:rPr>
-              <w:t xml:space="preserve"> = </w:t>
-            </w:r>
-            <w:proofErr w:type="spellStart"/>
-            <w:r>
+              <w:t>Else use variant MCH-23b;</w:t>
+            </w:r>
+          </w:p>
+          <w:p>
+            <w:pPr>
+              <w:keepNext/>
               <w:rPr>
                 <w:rFonts w:asciiTheme="minorHAnsi" w:hAnsiTheme="minorHAnsi"/>
                 <w:sz w:val="16"/>
                 <w:szCs w:val="16"/>
               </w:rPr>
-              <w:t>SingleSpeed</w:t>
-            </w:r>
-            <w:proofErr w:type="spellEnd"/>
+            </w:pPr>
+            <w:proofErr w:type="spellStart"/>
             <w:r>
               <w:rPr>
                 <w:rFonts w:asciiTheme="minorHAnsi" w:hAnsiTheme="minorHAnsi"/>
                 <w:sz w:val="16"/>
                 <w:szCs w:val="16"/>
               </w:rPr>
-              <w:t xml:space="preserve"> </w:t>
-            </w:r>
+              <w:t>ElseIf</w:t>
+            </w:r>
+            <w:proofErr w:type="spellEnd"/>
             <w:r>
               <w:rPr>
                 <w:rFonts w:asciiTheme="minorHAnsi" w:hAnsiTheme="minorHAnsi"/>
                 <w:sz w:val="16"/>
                 <w:szCs w:val="16"/>
               </w:rPr>
-              <w:t>then</w:t>
-            </w:r>
-          </w:p>
-          <w:p>
-            <w:pPr>
-              <w:keepNext/>
-              <w:ind w:left="646"/>
+              <w:t xml:space="preserve"> A0</w:t>
+            </w:r>
+            <w:r>
               <w:rPr>
                 <w:rFonts w:asciiTheme="minorHAnsi" w:hAnsiTheme="minorHAnsi"/>
                 <w:sz w:val="16"/>
                 <w:szCs w:val="16"/>
               </w:rPr>
-            </w:pPr>
+              <w:t>6</w:t>
+            </w:r>
             <w:r>
               <w:rPr>
                 <w:rFonts w:asciiTheme="minorHAnsi" w:hAnsiTheme="minorHAnsi"/>
                 <w:sz w:val="16"/>
                 <w:szCs w:val="16"/>
               </w:rPr>
-              <w:t>if A1</w:t>
-            </w:r>
+              <w:t xml:space="preserve"> = </w:t>
+            </w:r>
+            <w:proofErr w:type="spellStart"/>
             <w:r>
               <w:rPr>
                 <w:rFonts w:asciiTheme="minorHAnsi" w:hAnsiTheme="minorHAnsi"/>
                 <w:sz w:val="16"/>
                 <w:szCs w:val="16"/>
               </w:rPr>
-              <w:t>2</w:t>
-            </w:r>
+              <w:t>MultiSpeed</w:t>
+            </w:r>
+            <w:proofErr w:type="spellEnd"/>
             <w:r>
               <w:rPr>
                 <w:rFonts w:asciiTheme="minorHAnsi" w:hAnsiTheme="minorHAnsi"/>
                 <w:sz w:val="16"/>
                 <w:szCs w:val="16"/>
               </w:rPr>
-              <w:t xml:space="preserve"> = Variable CFVCS or Fixed CFVCS, </w:t>
-            </w:r>
-            <w:r>
+              <w:t xml:space="preserve"> then </w:t>
+            </w:r>
+          </w:p>
+          <w:p>
+            <w:pPr>
+              <w:keepNext/>
+              <w:ind w:left="646"/>
               <w:rPr>
                 <w:rFonts w:asciiTheme="minorHAnsi" w:hAnsiTheme="minorHAnsi"/>
                 <w:sz w:val="16"/>
                 <w:szCs w:val="16"/>
               </w:rPr>
-              <w:t>Then use variant MCH-23</w:t>
-            </w:r>
+            </w:pPr>
             <w:r>
               <w:rPr>
                 <w:rFonts w:asciiTheme="minorHAnsi" w:hAnsiTheme="minorHAnsi"/>
                 <w:sz w:val="16"/>
                 <w:szCs w:val="16"/>
               </w:rPr>
-              <w:t>f,</w:t>
-            </w:r>
-          </w:p>
-          <w:p>
-            <w:pPr>
-              <w:keepNext/>
-              <w:ind w:left="646"/>
+              <w:t>if A1</w:t>
+            </w:r>
+            <w:r>
               <w:rPr>
                 <w:rFonts w:asciiTheme="minorHAnsi" w:hAnsiTheme="minorHAnsi"/>
                 <w:sz w:val="16"/>
                 <w:szCs w:val="16"/>
               </w:rPr>
-            </w:pPr>
+              <w:t>2</w:t>
+            </w:r>
             <w:r>
               <w:rPr>
                 <w:rFonts w:asciiTheme="minorHAnsi" w:hAnsiTheme="minorHAnsi"/>
                 <w:sz w:val="16"/>
                 <w:szCs w:val="16"/>
               </w:rPr>
-              <w:t>Else use variant MCH-23b;</w:t>
-            </w:r>
-          </w:p>
-          <w:p>
-            <w:pPr>
-              <w:keepNext/>
+              <w:t xml:space="preserve"> = Variable CFVCS or Fixed CFVCS, Then use variant MCH-23e,</w:t>
+            </w:r>
+          </w:p>
+          <w:p>
+            <w:pPr>
+              <w:keepNext/>
+              <w:ind w:left="646"/>
               <w:rPr>
                 <w:rFonts w:asciiTheme="minorHAnsi" w:hAnsiTheme="minorHAnsi"/>
                 <w:sz w:val="16"/>
                 <w:szCs w:val="16"/>
               </w:rPr>
             </w:pPr>
-            <w:proofErr w:type="spellStart"/>
             <w:r>
               <w:rPr>
                 <w:rFonts w:asciiTheme="minorHAnsi" w:hAnsiTheme="minorHAnsi"/>
                 <w:sz w:val="16"/>
                 <w:szCs w:val="16"/>
               </w:rPr>
-              <w:t>ElseIf</w:t>
-            </w:r>
-            <w:proofErr w:type="spellEnd"/>
-            <w:r>
+              <w:t>Else use variant MCH-23a;</w:t>
+            </w:r>
+          </w:p>
+          <w:p>
+            <w:pPr>
+              <w:keepNext/>
+              <w:ind w:left="646"/>
               <w:rPr>
                 <w:rFonts w:asciiTheme="minorHAnsi" w:hAnsiTheme="minorHAnsi"/>
                 <w:sz w:val="16"/>
                 <w:szCs w:val="16"/>
               </w:rPr>
-              <w:t xml:space="preserve"> A0</w:t>
-            </w:r>
-            <w:r>
+            </w:pPr>
+          </w:p>
+          <w:p>
+            <w:pPr>
+              <w:keepNext/>
               <w:rPr>
                 <w:rFonts w:asciiTheme="minorHAnsi" w:hAnsiTheme="minorHAnsi"/>
                 <w:sz w:val="16"/>
                 <w:szCs w:val="16"/>
               </w:rPr>
-              <w:t>6</w:t>
-            </w:r>
+            </w:pPr>
+            <w:proofErr w:type="spellStart"/>
             <w:r>
               <w:rPr>
                 <w:rFonts w:asciiTheme="minorHAnsi" w:hAnsiTheme="minorHAnsi"/>
                 <w:sz w:val="16"/>
                 <w:szCs w:val="16"/>
               </w:rPr>
-              <w:t xml:space="preserve"> = </w:t>
-            </w:r>
-            <w:proofErr w:type="spellStart"/>
+              <w:t>ElseIf</w:t>
+            </w:r>
+            <w:proofErr w:type="spellEnd"/>
             <w:r>
               <w:rPr>
                 <w:rFonts w:asciiTheme="minorHAnsi" w:hAnsiTheme="minorHAnsi"/>
                 <w:sz w:val="16"/>
                 <w:szCs w:val="16"/>
               </w:rPr>
-              <w:t>MultiSpeed</w:t>
-            </w:r>
-            <w:proofErr w:type="spellEnd"/>
+              <w:t xml:space="preserve"> A0</w:t>
+            </w:r>
             <w:r>
               <w:rPr>
                 <w:rFonts w:asciiTheme="minorHAnsi" w:hAnsiTheme="minorHAnsi"/>
                 <w:sz w:val="16"/>
                 <w:szCs w:val="16"/>
               </w:rPr>
-              <w:t xml:space="preserve"> then</w:t>
+              <w:t>7</w:t>
             </w:r>
             <w:r>
               <w:rPr>
@@ -13502,42 +13074,44 @@
                 <w:sz w:val="16"/>
                 <w:szCs w:val="16"/>
               </w:rPr>
-              <w:t xml:space="preserve"> </w:t>
-            </w:r>
-          </w:p>
-          <w:p>
-            <w:pPr>
-              <w:keepNext/>
-              <w:ind w:left="646"/>
+              <w:t xml:space="preserve"> = </w:t>
+            </w:r>
+            <w:proofErr w:type="spellStart"/>
+            <w:r>
               <w:rPr>
                 <w:rFonts w:asciiTheme="minorHAnsi" w:hAnsiTheme="minorHAnsi"/>
                 <w:sz w:val="16"/>
                 <w:szCs w:val="16"/>
               </w:rPr>
-            </w:pPr>
+              <w:t>NotZonal</w:t>
+            </w:r>
+            <w:proofErr w:type="spellEnd"/>
             <w:r>
               <w:rPr>
                 <w:rFonts w:asciiTheme="minorHAnsi" w:hAnsiTheme="minorHAnsi"/>
                 <w:sz w:val="16"/>
                 <w:szCs w:val="16"/>
               </w:rPr>
-              <w:t>if A1</w:t>
-            </w:r>
-            <w:r>
+              <w:t xml:space="preserve"> Then</w:t>
+            </w:r>
+          </w:p>
+          <w:p>
+            <w:pPr>
+              <w:keepNext/>
+              <w:ind w:left="646"/>
               <w:rPr>
                 <w:rFonts w:asciiTheme="minorHAnsi" w:hAnsiTheme="minorHAnsi"/>
                 <w:sz w:val="16"/>
                 <w:szCs w:val="16"/>
               </w:rPr>
-              <w:t>2</w:t>
-            </w:r>
+            </w:pPr>
             <w:r>
               <w:rPr>
                 <w:rFonts w:asciiTheme="minorHAnsi" w:hAnsiTheme="minorHAnsi"/>
                 <w:sz w:val="16"/>
                 <w:szCs w:val="16"/>
               </w:rPr>
-              <w:t xml:space="preserve"> = Variable CFVCS or Fixed CFVCS, </w:t>
+              <w:t>If cooling system type on MCH-01 = No Cooling And A0</w:t>
             </w:r>
             <w:r>
               <w:rPr>
@@ -13545,7 +13119,7 @@
                 <w:sz w:val="16"/>
                 <w:szCs w:val="16"/>
               </w:rPr>
-              <w:t>Then use variant MCH-23</w:t>
+              <w:t>8</w:t>
             </w:r>
             <w:r>
               <w:rPr>
@@ -13553,65 +13127,58 @@
                 <w:sz w:val="16"/>
                 <w:szCs w:val="16"/>
               </w:rPr>
-              <w:t>e,</w:t>
-            </w:r>
-          </w:p>
-          <w:p>
-            <w:pPr>
-              <w:keepNext/>
-              <w:ind w:left="646"/>
+              <w:t xml:space="preserve"> = CFI System or A1</w:t>
+            </w:r>
+            <w:r>
               <w:rPr>
                 <w:rFonts w:asciiTheme="minorHAnsi" w:hAnsiTheme="minorHAnsi"/>
                 <w:sz w:val="16"/>
                 <w:szCs w:val="16"/>
               </w:rPr>
-            </w:pPr>
+              <w:t>2</w:t>
+            </w:r>
             <w:r>
               <w:rPr>
                 <w:rFonts w:asciiTheme="minorHAnsi" w:hAnsiTheme="minorHAnsi"/>
                 <w:sz w:val="16"/>
                 <w:szCs w:val="16"/>
               </w:rPr>
-              <w:t>Else use variant MCH-23a;</w:t>
-            </w:r>
-          </w:p>
-          <w:p>
-            <w:pPr>
-              <w:keepNext/>
-              <w:ind w:left="646"/>
+              <w:t xml:space="preserve"> = Variable CFVCS or Fixed CFVCS, Then use variant MCH-23d</w:t>
+            </w:r>
+            <w:r>
               <w:rPr>
                 <w:rFonts w:asciiTheme="minorHAnsi" w:hAnsiTheme="minorHAnsi"/>
                 <w:sz w:val="16"/>
                 <w:szCs w:val="16"/>
               </w:rPr>
-            </w:pPr>
-          </w:p>
-          <w:p>
-            <w:pPr>
-              <w:keepNext/>
+              <w:t>;</w:t>
+            </w:r>
+          </w:p>
+          <w:p>
+            <w:pPr>
+              <w:keepNext/>
+              <w:ind w:left="646"/>
               <w:rPr>
                 <w:rFonts w:asciiTheme="minorHAnsi" w:hAnsiTheme="minorHAnsi"/>
                 <w:sz w:val="16"/>
                 <w:szCs w:val="16"/>
               </w:rPr>
             </w:pPr>
-            <w:proofErr w:type="spellStart"/>
             <w:r>
               <w:rPr>
                 <w:rFonts w:asciiTheme="minorHAnsi" w:hAnsiTheme="minorHAnsi"/>
                 <w:sz w:val="16"/>
                 <w:szCs w:val="16"/>
               </w:rPr>
-              <w:t>ElseIf</w:t>
-            </w:r>
-            <w:proofErr w:type="spellEnd"/>
+              <w:t>Elseif A0</w:t>
+            </w:r>
             <w:r>
               <w:rPr>
                 <w:rFonts w:asciiTheme="minorHAnsi" w:hAnsiTheme="minorHAnsi"/>
                 <w:sz w:val="16"/>
                 <w:szCs w:val="16"/>
               </w:rPr>
-              <w:t xml:space="preserve"> A0</w:t>
+              <w:t>4</w:t>
             </w:r>
             <w:r>
               <w:rPr>
@@ -13619,226 +13186,42 @@
                 <w:sz w:val="16"/>
                 <w:szCs w:val="16"/>
               </w:rPr>
-              <w:t>7</w:t>
-            </w:r>
-            <w:r>
+              <w:t xml:space="preserve"> = New or Replacement then</w:t>
+            </w:r>
+          </w:p>
+          <w:p>
+            <w:pPr>
+              <w:keepNext/>
+              <w:ind w:left="646"/>
               <w:rPr>
                 <w:rFonts w:asciiTheme="minorHAnsi" w:hAnsiTheme="minorHAnsi"/>
                 <w:sz w:val="16"/>
                 <w:szCs w:val="16"/>
               </w:rPr>
-              <w:t xml:space="preserve"> = </w:t>
-            </w:r>
-            <w:proofErr w:type="spellStart"/>
+            </w:pPr>
             <w:r>
               <w:rPr>
                 <w:rFonts w:asciiTheme="minorHAnsi" w:hAnsiTheme="minorHAnsi"/>
                 <w:sz w:val="16"/>
                 <w:szCs w:val="16"/>
               </w:rPr>
-              <w:t>NotZonal</w:t>
-            </w:r>
-            <w:proofErr w:type="spellEnd"/>
+              <w:t>if A1</w:t>
+            </w:r>
             <w:r>
               <w:rPr>
                 <w:rFonts w:asciiTheme="minorHAnsi" w:hAnsiTheme="minorHAnsi"/>
                 <w:sz w:val="16"/>
                 <w:szCs w:val="16"/>
               </w:rPr>
-              <w:t xml:space="preserve"> Then</w:t>
-            </w:r>
-          </w:p>
-          <w:p>
-            <w:pPr>
-              <w:keepNext/>
-              <w:ind w:left="646"/>
+              <w:t>2</w:t>
+            </w:r>
+            <w:r>
               <w:rPr>
                 <w:rFonts w:asciiTheme="minorHAnsi" w:hAnsiTheme="minorHAnsi"/>
                 <w:sz w:val="16"/>
                 <w:szCs w:val="16"/>
               </w:rPr>
-            </w:pPr>
-            <w:r>
-              <w:rPr>
-                <w:rFonts w:asciiTheme="minorHAnsi" w:hAnsiTheme="minorHAnsi"/>
-                <w:sz w:val="16"/>
-                <w:szCs w:val="16"/>
-              </w:rPr>
-              <w:t xml:space="preserve">If cooling system type on MCH-01 = No Cooling </w:t>
-            </w:r>
-            <w:r>
-              <w:rPr>
-                <w:rFonts w:asciiTheme="minorHAnsi" w:hAnsiTheme="minorHAnsi"/>
-                <w:sz w:val="16"/>
-                <w:szCs w:val="16"/>
-              </w:rPr>
-              <w:t xml:space="preserve">And </w:t>
-            </w:r>
-            <w:r>
-              <w:rPr>
-                <w:rFonts w:asciiTheme="minorHAnsi" w:hAnsiTheme="minorHAnsi"/>
-                <w:sz w:val="16"/>
-                <w:szCs w:val="16"/>
-              </w:rPr>
-              <w:t>A0</w:t>
-            </w:r>
-            <w:r>
-              <w:rPr>
-                <w:rFonts w:asciiTheme="minorHAnsi" w:hAnsiTheme="minorHAnsi"/>
-                <w:sz w:val="16"/>
-                <w:szCs w:val="16"/>
-              </w:rPr>
-              <w:t>8</w:t>
-            </w:r>
-            <w:r>
-              <w:rPr>
-                <w:rFonts w:asciiTheme="minorHAnsi" w:hAnsiTheme="minorHAnsi"/>
-                <w:sz w:val="16"/>
-                <w:szCs w:val="16"/>
-              </w:rPr>
-              <w:t xml:space="preserve"> = CFI System </w:t>
-            </w:r>
-            <w:r>
-              <w:rPr>
-                <w:rFonts w:asciiTheme="minorHAnsi" w:hAnsiTheme="minorHAnsi"/>
-                <w:sz w:val="16"/>
-                <w:szCs w:val="16"/>
-              </w:rPr>
-              <w:t>or A1</w:t>
-            </w:r>
-            <w:r>
-              <w:rPr>
-                <w:rFonts w:asciiTheme="minorHAnsi" w:hAnsiTheme="minorHAnsi"/>
-                <w:sz w:val="16"/>
-                <w:szCs w:val="16"/>
-              </w:rPr>
-              <w:t>2</w:t>
-            </w:r>
-            <w:r>
-              <w:rPr>
-                <w:rFonts w:asciiTheme="minorHAnsi" w:hAnsiTheme="minorHAnsi"/>
-                <w:sz w:val="16"/>
-                <w:szCs w:val="16"/>
-              </w:rPr>
-              <w:t xml:space="preserve"> = Variable CFVCS or Fixed CFVCS, </w:t>
-            </w:r>
-            <w:r>
-              <w:rPr>
-                <w:rFonts w:asciiTheme="minorHAnsi" w:hAnsiTheme="minorHAnsi"/>
-                <w:sz w:val="16"/>
-                <w:szCs w:val="16"/>
-              </w:rPr>
-              <w:t>Then use variant MCH-23d</w:t>
-            </w:r>
-            <w:r>
-              <w:rPr>
-                <w:rFonts w:asciiTheme="minorHAnsi" w:hAnsiTheme="minorHAnsi"/>
-                <w:sz w:val="16"/>
-                <w:szCs w:val="16"/>
-              </w:rPr>
-              <w:t>;</w:t>
-            </w:r>
-          </w:p>
-          <w:p>
-            <w:pPr>
-              <w:keepNext/>
-              <w:ind w:left="646"/>
-              <w:rPr>
-                <w:rFonts w:asciiTheme="minorHAnsi" w:hAnsiTheme="minorHAnsi"/>
-                <w:sz w:val="16"/>
-                <w:szCs w:val="16"/>
-              </w:rPr>
-            </w:pPr>
-            <w:r>
-              <w:rPr>
-                <w:rFonts w:asciiTheme="minorHAnsi" w:hAnsiTheme="minorHAnsi"/>
-                <w:sz w:val="16"/>
-                <w:szCs w:val="16"/>
-              </w:rPr>
-              <w:t>Else</w:t>
-            </w:r>
-            <w:r>
-              <w:rPr>
-                <w:rFonts w:asciiTheme="minorHAnsi" w:hAnsiTheme="minorHAnsi"/>
-                <w:sz w:val="16"/>
-                <w:szCs w:val="16"/>
-              </w:rPr>
-              <w:t>if A0</w:t>
-            </w:r>
-            <w:r>
-              <w:rPr>
-                <w:rFonts w:asciiTheme="minorHAnsi" w:hAnsiTheme="minorHAnsi"/>
-                <w:sz w:val="16"/>
-                <w:szCs w:val="16"/>
-              </w:rPr>
-              <w:t>4</w:t>
-            </w:r>
-            <w:r>
-              <w:rPr>
-                <w:rFonts w:asciiTheme="minorHAnsi" w:hAnsiTheme="minorHAnsi"/>
-                <w:sz w:val="16"/>
-                <w:szCs w:val="16"/>
-              </w:rPr>
-              <w:t xml:space="preserve"> = New or Replacement </w:t>
-            </w:r>
-            <w:r>
-              <w:rPr>
-                <w:rFonts w:asciiTheme="minorHAnsi" w:hAnsiTheme="minorHAnsi"/>
-                <w:sz w:val="16"/>
-                <w:szCs w:val="16"/>
-              </w:rPr>
-              <w:t>then</w:t>
-            </w:r>
-          </w:p>
-          <w:p>
-            <w:pPr>
-              <w:keepNext/>
-              <w:ind w:left="646"/>
-              <w:rPr>
-                <w:rFonts w:asciiTheme="minorHAnsi" w:hAnsiTheme="minorHAnsi"/>
-                <w:sz w:val="16"/>
-                <w:szCs w:val="16"/>
-              </w:rPr>
-            </w:pPr>
-            <w:r>
-              <w:rPr>
-                <w:rFonts w:asciiTheme="minorHAnsi" w:hAnsiTheme="minorHAnsi"/>
-                <w:sz w:val="16"/>
-                <w:szCs w:val="16"/>
-              </w:rPr>
-              <w:t>if A1</w:t>
-            </w:r>
-            <w:r>
-              <w:rPr>
-                <w:rFonts w:asciiTheme="minorHAnsi" w:hAnsiTheme="minorHAnsi"/>
-                <w:sz w:val="16"/>
-                <w:szCs w:val="16"/>
-              </w:rPr>
-              <w:t>2</w:t>
-            </w:r>
-            <w:r>
-              <w:rPr>
-                <w:rFonts w:asciiTheme="minorHAnsi" w:hAnsiTheme="minorHAnsi"/>
-                <w:sz w:val="16"/>
-                <w:szCs w:val="16"/>
-              </w:rPr>
-              <w:t xml:space="preserve"> = Variable CFVCS or Fixed CFVCS, </w:t>
-            </w:r>
-            <w:r>
-              <w:rPr>
-                <w:rFonts w:asciiTheme="minorHAnsi" w:hAnsiTheme="minorHAnsi"/>
-                <w:sz w:val="16"/>
-                <w:szCs w:val="16"/>
-              </w:rPr>
-              <w:t>Then use variant MCH-23</w:t>
-            </w:r>
-            <w:r>
-              <w:rPr>
-                <w:rFonts w:asciiTheme="minorHAnsi" w:hAnsiTheme="minorHAnsi"/>
-                <w:sz w:val="16"/>
-                <w:szCs w:val="16"/>
-              </w:rPr>
-              <w:t>e,</w:t>
+              <w:t xml:space="preserve"> = Variable CFVCS or Fixed CFVCS, Then use variant MCH-23e,</w:t>
             </w:r>
           </w:p>
           <w:p>
@@ -13912,34 +13295,34 @@
                 <w:sz w:val="16"/>
                 <w:szCs w:val="16"/>
               </w:rPr>
-              <w:t xml:space="preserve"> = N</w:t>
-            </w:r>
-            <w:r>
+              <w:t xml:space="preserve"> = N/A Then</w:t>
+            </w:r>
+          </w:p>
+          <w:p>
+            <w:pPr>
+              <w:keepNext/>
+              <w:ind w:left="646"/>
               <w:rPr>
                 <w:rFonts w:ascii="Calibri" w:hAnsi="Calibri"/>
                 <w:sz w:val="16"/>
                 <w:szCs w:val="16"/>
               </w:rPr>
-              <w:t>/A Then</w:t>
-            </w:r>
-          </w:p>
-          <w:p>
-            <w:pPr>
-              <w:keepNext/>
-              <w:ind w:left="646"/>
+            </w:pPr>
+            <w:r>
               <w:rPr>
                 <w:rFonts w:ascii="Calibri" w:hAnsi="Calibri"/>
                 <w:sz w:val="16"/>
                 <w:szCs w:val="16"/>
               </w:rPr>
-            </w:pPr>
+              <w:t>if A0</w:t>
+            </w:r>
             <w:r>
               <w:rPr>
                 <w:rFonts w:ascii="Calibri" w:hAnsi="Calibri"/>
                 <w:sz w:val="16"/>
                 <w:szCs w:val="16"/>
               </w:rPr>
-              <w:t>if A0</w:t>
+              <w:t>4</w:t>
             </w:r>
             <w:r>
               <w:rPr>
@@ -13947,42 +13330,42 @@
                 <w:sz w:val="16"/>
                 <w:szCs w:val="16"/>
               </w:rPr>
-              <w:t>4</w:t>
-            </w:r>
-            <w:r>
+              <w:t xml:space="preserve"> = New or Replacement, Then</w:t>
+            </w:r>
+          </w:p>
+          <w:p>
+            <w:pPr>
+              <w:keepNext/>
+              <w:ind w:left="646"/>
               <w:rPr>
                 <w:rFonts w:ascii="Calibri" w:hAnsi="Calibri"/>
                 <w:sz w:val="16"/>
                 <w:szCs w:val="16"/>
               </w:rPr>
-              <w:t xml:space="preserve"> = New or Replacement</w:t>
-            </w:r>
+            </w:pPr>
             <w:r>
               <w:rPr>
                 <w:rFonts w:ascii="Calibri" w:hAnsi="Calibri"/>
                 <w:sz w:val="16"/>
                 <w:szCs w:val="16"/>
               </w:rPr>
-              <w:t>, Then</w:t>
-            </w:r>
-          </w:p>
-          <w:p>
-            <w:pPr>
-              <w:keepNext/>
-              <w:ind w:left="646"/>
+              <w:t>If cooling system type on MCH-01 = No Cooling And A0</w:t>
+            </w:r>
+            <w:r>
               <w:rPr>
                 <w:rFonts w:ascii="Calibri" w:hAnsi="Calibri"/>
                 <w:sz w:val="16"/>
                 <w:szCs w:val="16"/>
               </w:rPr>
-            </w:pPr>
+              <w:t>8</w:t>
+            </w:r>
             <w:r>
               <w:rPr>
                 <w:rFonts w:ascii="Calibri" w:hAnsi="Calibri"/>
                 <w:sz w:val="16"/>
                 <w:szCs w:val="16"/>
               </w:rPr>
-              <w:t xml:space="preserve">If cooling system type on MCH-01 = No Cooling </w:t>
+              <w:t xml:space="preserve"> = CFI System or A1</w:t>
             </w:r>
             <w:r>
               <w:rPr>
@@ -13990,7 +13373,7 @@
                 <w:sz w:val="16"/>
                 <w:szCs w:val="16"/>
               </w:rPr>
-              <w:t>And A0</w:t>
+              <w:t>2</w:t>
             </w:r>
             <w:r>
               <w:rPr>
@@ -13998,7 +13381,15 @@
                 <w:sz w:val="16"/>
                 <w:szCs w:val="16"/>
               </w:rPr>
-              <w:t>8</w:t>
+              <w:t xml:space="preserve"> = </w:t>
+            </w:r>
+            <w:r>
+              <w:rPr>
+                <w:rFonts w:asciiTheme="minorHAnsi" w:hAnsiTheme="minorHAnsi"/>
+                <w:sz w:val="16"/>
+                <w:szCs w:val="16"/>
+              </w:rPr>
+              <w:t>Variable CFVCS or Fixed CFVCS</w:t>
             </w:r>
             <w:r>
               <w:rPr>
@@ -14006,31 +13397,26 @@
                 <w:sz w:val="16"/>
                 <w:szCs w:val="16"/>
               </w:rPr>
-              <w:t xml:space="preserve"> = CFI System or A1</w:t>
-            </w:r>
-            <w:r>
+              <w:t>, Then use variant MCH-23d;</w:t>
+            </w:r>
+          </w:p>
+          <w:p>
+            <w:pPr>
+              <w:keepNext/>
+              <w:ind w:left="646"/>
               <w:rPr>
                 <w:rFonts w:ascii="Calibri" w:hAnsi="Calibri"/>
                 <w:sz w:val="16"/>
                 <w:szCs w:val="16"/>
               </w:rPr>
-              <w:t>2</w:t>
-            </w:r>
+            </w:pPr>
             <w:r>
               <w:rPr>
                 <w:rFonts w:ascii="Calibri" w:hAnsi="Calibri"/>
                 <w:sz w:val="16"/>
                 <w:szCs w:val="16"/>
               </w:rPr>
-              <w:t xml:space="preserve"> = </w:t>
-            </w:r>
-            <w:r>
-              <w:rPr>
-                <w:rFonts w:asciiTheme="minorHAnsi" w:hAnsiTheme="minorHAnsi"/>
-                <w:sz w:val="16"/>
-                <w:szCs w:val="16"/>
-              </w:rPr>
-              <w:t>Variable CFVCS or Fixed CFVCS</w:t>
+              <w:t>if A1</w:t>
             </w:r>
             <w:r>
               <w:rPr>
@@ -14038,7 +13424,7 @@
                 <w:sz w:val="16"/>
                 <w:szCs w:val="16"/>
               </w:rPr>
-              <w:t xml:space="preserve">, </w:t>
+              <w:t>2</w:t>
             </w:r>
             <w:r>
               <w:rPr>
@@ -14046,7 +13432,15 @@
                 <w:sz w:val="16"/>
                 <w:szCs w:val="16"/>
               </w:rPr>
-              <w:t>Then use variant MCH-23d</w:t>
+              <w:t xml:space="preserve"> = </w:t>
+            </w:r>
+            <w:r>
+              <w:rPr>
+                <w:rFonts w:asciiTheme="minorHAnsi" w:hAnsiTheme="minorHAnsi"/>
+                <w:sz w:val="16"/>
+                <w:szCs w:val="16"/>
+              </w:rPr>
+              <w:t>Variable CFVCS or Fixed CFVCS</w:t>
             </w:r>
             <w:r>
               <w:rPr>
@@ -14054,7 +13448,7 @@
                 <w:sz w:val="16"/>
                 <w:szCs w:val="16"/>
               </w:rPr>
-              <w:t>;</w:t>
+              <w:t xml:space="preserve"> use variant MCH-23e,</w:t>
             </w:r>
           </w:p>
           <w:p>
@@ -14073,103 +13467,44 @@
                 <w:sz w:val="16"/>
                 <w:szCs w:val="16"/>
               </w:rPr>
-              <w:t>if A1</w:t>
-            </w:r>
-            <w:r>
-              <w:rPr>
-                <w:rFonts w:ascii="Calibri" w:hAnsi="Calibri"/>
+              <w:t>Else use variant MCH-23-a</w:t>
+            </w:r>
+          </w:p>
+          <w:p>
+            <w:pPr>
+              <w:keepNext/>
+              <w:ind w:left="1006"/>
+              <w:rPr>
+                <w:rFonts w:asciiTheme="minorHAnsi" w:hAnsiTheme="minorHAnsi"/>
                 <w:sz w:val="16"/>
                 <w:szCs w:val="16"/>
               </w:rPr>
-              <w:t>2</w:t>
-            </w:r>
-            <w:r>
-              <w:rPr>
-                <w:rFonts w:ascii="Calibri" w:hAnsi="Calibri"/>
+            </w:pPr>
+            <w:r>
+              <w:rPr>
+                <w:rFonts w:asciiTheme="minorHAnsi" w:hAnsiTheme="minorHAnsi"/>
                 <w:sz w:val="16"/>
                 <w:szCs w:val="16"/>
               </w:rPr>
-              <w:t xml:space="preserve"> = </w:t>
-            </w:r>
+              <w:t>End</w:t>
+            </w:r>
+          </w:p>
+          <w:p>
+            <w:pPr>
+              <w:keepNext/>
+              <w:rPr>
+                <w:rFonts w:asciiTheme="minorHAnsi" w:hAnsiTheme="minorHAnsi"/>
+                <w:sz w:val="18"/>
+                <w:szCs w:val="18"/>
+              </w:rPr>
+            </w:pPr>
             <w:r>
               <w:rPr>
                 <w:rFonts w:asciiTheme="minorHAnsi" w:hAnsiTheme="minorHAnsi"/>
                 <w:sz w:val="16"/>
                 <w:szCs w:val="16"/>
               </w:rPr>
-              <w:t>Variable CFVCS or Fixed CFVCS</w:t>
-            </w:r>
-            <w:r>
-              <w:rPr>
-                <w:rFonts w:ascii="Calibri" w:hAnsi="Calibri"/>
-                <w:sz w:val="16"/>
-                <w:szCs w:val="16"/>
-              </w:rPr>
-              <w:t xml:space="preserve"> use variant MCH-23e,</w:t>
-            </w:r>
-          </w:p>
-          <w:p>
-            <w:pPr>
-              <w:keepNext/>
-              <w:ind w:left="646"/>
-              <w:rPr>
-                <w:rFonts w:ascii="Calibri" w:hAnsi="Calibri"/>
-                <w:sz w:val="16"/>
-                <w:szCs w:val="16"/>
-              </w:rPr>
-            </w:pPr>
-            <w:r>
-              <w:rPr>
-                <w:rFonts w:ascii="Calibri" w:hAnsi="Calibri"/>
-                <w:sz w:val="16"/>
-                <w:szCs w:val="16"/>
-              </w:rPr>
-              <w:t>Else use variant MCH-23-a</w:t>
-            </w:r>
-          </w:p>
-          <w:p>
-            <w:pPr>
-              <w:keepNext/>
-              <w:ind w:left="1006"/>
-              <w:rPr>
-                <w:rFonts w:asciiTheme="minorHAnsi" w:hAnsiTheme="minorHAnsi"/>
-                <w:sz w:val="16"/>
-                <w:szCs w:val="16"/>
-              </w:rPr>
-            </w:pPr>
-            <w:r>
-              <w:rPr>
-                <w:rFonts w:asciiTheme="minorHAnsi" w:hAnsiTheme="minorHAnsi"/>
-                <w:sz w:val="16"/>
-                <w:szCs w:val="16"/>
-              </w:rPr>
-              <w:t>End</w:t>
-            </w:r>
-          </w:p>
-          <w:p>
-            <w:pPr>
-              <w:keepNext/>
-              <w:rPr>
-                <w:rFonts w:asciiTheme="minorHAnsi" w:hAnsiTheme="minorHAnsi"/>
-                <w:sz w:val="18"/>
-                <w:szCs w:val="18"/>
-              </w:rPr>
-            </w:pPr>
-            <w:r>
-              <w:rPr>
-                <w:rFonts w:asciiTheme="minorHAnsi" w:hAnsiTheme="minorHAnsi"/>
-                <w:sz w:val="16"/>
-                <w:szCs w:val="16"/>
-              </w:rPr>
-              <w:t>End</w:t>
-            </w:r>
-            <w:r>
-              <w:rPr>
-                <w:rFonts w:asciiTheme="minorHAnsi" w:hAnsiTheme="minorHAnsi"/>
-                <w:sz w:val="16"/>
-                <w:szCs w:val="16"/>
-              </w:rPr>
-              <w:t>&gt;&gt;</w:t>
+              <w:t>End&gt;&gt;</w:t>
             </w:r>
           </w:p>
         </w:tc>
@@ -14257,35 +13592,7 @@
                 <w:rFonts w:ascii="Calibri" w:hAnsi="Calibri"/>
                 <w:b/>
               </w:rPr>
-              <w:t xml:space="preserve"> Forced Air System Ai</w:t>
-            </w:r>
-            <w:r>
-              <w:rPr>
-                <w:rFonts w:ascii="Calibri" w:hAnsi="Calibri"/>
-                <w:b/>
-              </w:rPr>
-              <w:t xml:space="preserve">rflow Rate Measurement – Newly Installed </w:t>
-            </w:r>
-            <w:r>
-              <w:rPr>
-                <w:rFonts w:ascii="Calibri" w:hAnsi="Calibri"/>
-                <w:b/>
-              </w:rPr>
-              <w:t>Zone</w:t>
-            </w:r>
-            <w:r>
-              <w:rPr>
-                <w:rFonts w:ascii="Calibri" w:hAnsi="Calibri"/>
-                <w:b/>
-              </w:rPr>
-              <w:t>d Single-Speed Compressor</w:t>
-            </w:r>
-            <w:r>
-              <w:rPr>
-                <w:rFonts w:ascii="Calibri" w:hAnsi="Calibri"/>
-                <w:b/>
-              </w:rPr>
-              <w:t xml:space="preserve"> Systems </w:t>
+              <w:t xml:space="preserve"> Forced Air System Airflow Rate Measurement – Newly Installed Zoned Single-Speed Compressor Systems </w:t>
             </w:r>
             <w:r>
               <w:rPr>
@@ -14463,23 +13770,7 @@
                 <w:sz w:val="18"/>
                 <w:szCs w:val="18"/>
               </w:rPr>
-              <w:t xml:space="preserve">&lt;&lt;calculated </w:t>
-            </w:r>
-            <w:r>
-              <w:rPr>
-                <w:rFonts w:asciiTheme="minorHAnsi" w:hAnsiTheme="minorHAnsi"/>
-                <w:sz w:val="18"/>
-                <w:szCs w:val="18"/>
-              </w:rPr>
-              <w:t>field</w:t>
-            </w:r>
-            <w:r>
-              <w:rPr>
-                <w:rFonts w:asciiTheme="minorHAnsi" w:hAnsiTheme="minorHAnsi"/>
-                <w:sz w:val="18"/>
-                <w:szCs w:val="18"/>
-              </w:rPr>
-              <w:t xml:space="preserve">: </w:t>
+              <w:t xml:space="preserve">&lt;&lt;calculated field: </w:t>
             </w:r>
           </w:p>
           <w:p>
@@ -14592,34 +13883,128 @@
             <w:pPr>
               <w:keepNext/>
               <w:rPr>
-                <w:rFonts w:asciiTheme="minorHAnsi" w:hAnsiTheme="minorHAnsi"/>
-                <w:sz w:val="18"/>
-                <w:szCs w:val="18"/>
-              </w:rPr>
-            </w:pPr>
-            <w:r>
-              <w:rPr>
-                <w:rFonts w:asciiTheme="minorHAnsi" w:hAnsiTheme="minorHAnsi"/>
-                <w:sz w:val="18"/>
-                <w:szCs w:val="18"/>
-              </w:rPr>
-              <w:t>Elseif parent is MCH-01a, and B1</w:t>
-            </w:r>
-            <w:r>
-              <w:rPr>
-                <w:rFonts w:asciiTheme="minorHAnsi" w:hAnsiTheme="minorHAnsi"/>
-                <w:sz w:val="18"/>
-                <w:szCs w:val="18"/>
-              </w:rPr>
-              <w:t>0</w:t>
-            </w:r>
-            <w:r>
-              <w:rPr>
-                <w:rFonts w:asciiTheme="minorHAnsi" w:hAnsiTheme="minorHAnsi"/>
-                <w:sz w:val="18"/>
-                <w:szCs w:val="18"/>
-              </w:rPr>
-              <w:t xml:space="preserve"> </w:t>
+                <w:ins w:id="3" w:author="Alhabibi, Haider@Energy" w:date="2024-04-09T16:25:00Z"/>
+                <w:rFonts w:asciiTheme="minorHAnsi" w:hAnsiTheme="minorHAnsi"/>
+                <w:sz w:val="18"/>
+                <w:szCs w:val="18"/>
+              </w:rPr>
+            </w:pPr>
+            <w:r>
+              <w:rPr>
+                <w:rFonts w:asciiTheme="minorHAnsi" w:hAnsiTheme="minorHAnsi"/>
+                <w:sz w:val="18"/>
+                <w:szCs w:val="18"/>
+              </w:rPr>
+              <w:t>Elseif parent is MCH-01a</w:t>
+            </w:r>
+            <w:ins w:id="4" w:author="Alhabibi, Haider@Energy" w:date="2024-04-09T16:25:00Z">
+              <w:r>
+                <w:rPr>
+                  <w:rFonts w:asciiTheme="minorHAnsi" w:hAnsiTheme="minorHAnsi"/>
+                  <w:sz w:val="18"/>
+                  <w:szCs w:val="18"/>
+                </w:rPr>
+                <w:t>only:</w:t>
+              </w:r>
+            </w:ins>
+          </w:p>
+          <w:p>
+            <w:pPr>
+              <w:keepNext/>
+              <w:rPr>
+                <w:rFonts w:asciiTheme="minorHAnsi" w:hAnsiTheme="minorHAnsi"/>
+                <w:sz w:val="18"/>
+                <w:szCs w:val="18"/>
+              </w:rPr>
+            </w:pPr>
+            <w:ins w:id="5" w:author="Alhabibi, Haider@Energy" w:date="2024-04-09T16:26:00Z">
+              <w:r>
+                <w:rPr>
+                  <w:rFonts w:asciiTheme="minorHAnsi" w:hAnsiTheme="minorHAnsi"/>
+                  <w:sz w:val="18"/>
+                  <w:szCs w:val="18"/>
+                </w:rPr>
+                <w:t>If (B10 ≠ NA and B10 ≠ D09)</w:t>
+              </w:r>
+            </w:ins>
+            <w:del w:id="6" w:author="Alhabibi, Haider@Energy" w:date="2024-04-09T16:26:00Z">
+              <w:r>
+                <w:rPr>
+                  <w:rFonts w:asciiTheme="minorHAnsi" w:hAnsiTheme="minorHAnsi"/>
+                  <w:sz w:val="18"/>
+                  <w:szCs w:val="18"/>
+                </w:rPr>
+                <w:delText>, and B1</w:delText>
+              </w:r>
+              <w:r>
+                <w:rPr>
+                  <w:rFonts w:asciiTheme="minorHAnsi" w:hAnsiTheme="minorHAnsi"/>
+                  <w:sz w:val="18"/>
+                  <w:szCs w:val="18"/>
+                </w:rPr>
+                <w:delText>0</w:delText>
+              </w:r>
+              <w:r>
+                <w:rPr>
+                  <w:rFonts w:asciiTheme="minorHAnsi" w:hAnsiTheme="minorHAnsi"/>
+                  <w:sz w:val="18"/>
+                  <w:szCs w:val="18"/>
+                </w:rPr>
+                <w:delText xml:space="preserve"> </w:delText>
+              </w:r>
+              <w:r>
+                <w:rPr>
+                  <w:rFonts w:asciiTheme="minorHAnsi" w:hAnsiTheme="minorHAnsi" w:cstheme="minorHAnsi"/>
+                  <w:sz w:val="18"/>
+                  <w:szCs w:val="18"/>
+                </w:rPr>
+                <w:delText>≠</w:delText>
+              </w:r>
+              <w:r>
+                <w:rPr>
+                  <w:rFonts w:asciiTheme="minorHAnsi" w:hAnsiTheme="minorHAnsi"/>
+                  <w:sz w:val="18"/>
+                  <w:szCs w:val="18"/>
+                </w:rPr>
+                <w:delText xml:space="preserve"> D09</w:delText>
+              </w:r>
+            </w:del>
+            <w:r>
+              <w:rPr>
+                <w:rFonts w:asciiTheme="minorHAnsi" w:hAnsiTheme="minorHAnsi"/>
+                <w:sz w:val="18"/>
+                <w:szCs w:val="18"/>
+              </w:rPr>
+              <w:t xml:space="preserve">, then value = </w:t>
+            </w:r>
+            <w:proofErr w:type="gramStart"/>
+            <w:r>
+              <w:rPr>
+                <w:rFonts w:asciiTheme="minorHAnsi" w:hAnsiTheme="minorHAnsi"/>
+                <w:sz w:val="18"/>
+                <w:szCs w:val="18"/>
+              </w:rPr>
+              <w:t>350;</w:t>
+            </w:r>
+            <w:proofErr w:type="gramEnd"/>
+          </w:p>
+          <w:p>
+            <w:pPr>
+              <w:keepNext/>
+              <w:rPr>
+                <w:ins w:id="7" w:author="Alhabibi, Haider@Energy" w:date="2024-04-09T16:26:00Z"/>
+                <w:rFonts w:asciiTheme="minorHAnsi" w:hAnsiTheme="minorHAnsi"/>
+                <w:sz w:val="18"/>
+                <w:szCs w:val="18"/>
+              </w:rPr>
+            </w:pPr>
+            <w:r>
+              <w:rPr>
+                <w:rFonts w:asciiTheme="minorHAnsi" w:hAnsiTheme="minorHAnsi"/>
+                <w:sz w:val="18"/>
+                <w:szCs w:val="18"/>
+              </w:rPr>
+              <w:t xml:space="preserve">Elseif parent is MCH-01a, and C08 </w:t>
             </w:r>
             <w:r>
               <w:rPr>
@@ -14635,52 +14020,112 @@
                 <w:sz w:val="18"/>
                 <w:szCs w:val="18"/>
               </w:rPr>
-              <w:t xml:space="preserve"> D09, then value = 350;</w:t>
-            </w:r>
-          </w:p>
-          <w:p>
-            <w:pPr>
-              <w:keepNext/>
-              <w:rPr>
-                <w:rFonts w:asciiTheme="minorHAnsi" w:hAnsiTheme="minorHAnsi"/>
-                <w:sz w:val="18"/>
-                <w:szCs w:val="18"/>
-              </w:rPr>
-            </w:pPr>
-          </w:p>
-          <w:p>
-            <w:pPr>
-              <w:keepNext/>
-              <w:rPr>
-                <w:rFonts w:asciiTheme="minorHAnsi" w:hAnsiTheme="minorHAnsi"/>
-                <w:sz w:val="18"/>
-                <w:szCs w:val="18"/>
-              </w:rPr>
-            </w:pPr>
-            <w:r>
-              <w:rPr>
-                <w:rFonts w:asciiTheme="minorHAnsi" w:hAnsiTheme="minorHAnsi"/>
-                <w:sz w:val="18"/>
-                <w:szCs w:val="18"/>
-              </w:rPr>
-              <w:t xml:space="preserve">Elseif parent is MCH-01a, and C08 </w:t>
-            </w:r>
-            <w:r>
-              <w:rPr>
-                <w:rFonts w:asciiTheme="minorHAnsi" w:hAnsiTheme="minorHAnsi" w:cstheme="minorHAnsi"/>
-                <w:sz w:val="18"/>
-                <w:szCs w:val="18"/>
-              </w:rPr>
-              <w:t>≠</w:t>
-            </w:r>
-            <w:r>
-              <w:rPr>
-                <w:rFonts w:asciiTheme="minorHAnsi" w:hAnsiTheme="minorHAnsi"/>
-                <w:sz w:val="18"/>
-                <w:szCs w:val="18"/>
-              </w:rPr>
-              <w:t xml:space="preserve"> NA, then reference value from MCH-01a C08;</w:t>
-            </w:r>
+              <w:t xml:space="preserve"> NA, then reference value from MCH-01a </w:t>
+            </w:r>
+            <w:proofErr w:type="gramStart"/>
+            <w:r>
+              <w:rPr>
+                <w:rFonts w:asciiTheme="minorHAnsi" w:hAnsiTheme="minorHAnsi"/>
+                <w:sz w:val="18"/>
+                <w:szCs w:val="18"/>
+              </w:rPr>
+              <w:t>C08;</w:t>
+            </w:r>
+            <w:proofErr w:type="gramEnd"/>
+          </w:p>
+          <w:p>
+            <w:pPr>
+              <w:keepNext/>
+              <w:rPr>
+                <w:ins w:id="8" w:author="Alhabibi, Haider@Energy" w:date="2024-04-09T16:26:00Z"/>
+                <w:rFonts w:asciiTheme="minorHAnsi" w:hAnsiTheme="minorHAnsi"/>
+                <w:sz w:val="18"/>
+                <w:szCs w:val="18"/>
+              </w:rPr>
+            </w:pPr>
+          </w:p>
+          <w:p>
+            <w:pPr>
+              <w:keepNext/>
+              <w:rPr>
+                <w:ins w:id="9" w:author="Alhabibi, Haider@Energy" w:date="2024-04-09T16:26:00Z"/>
+                <w:rFonts w:asciiTheme="minorHAnsi" w:hAnsiTheme="minorHAnsi"/>
+                <w:sz w:val="18"/>
+                <w:szCs w:val="18"/>
+              </w:rPr>
+            </w:pPr>
+            <w:ins w:id="10" w:author="Alhabibi, Haider@Energy" w:date="2024-04-09T16:26:00Z">
+              <w:r>
+                <w:rPr>
+                  <w:rFonts w:asciiTheme="minorHAnsi" w:hAnsiTheme="minorHAnsi"/>
+                  <w:sz w:val="18"/>
+                  <w:szCs w:val="18"/>
+                </w:rPr>
+                <w:t xml:space="preserve">Elseif parent is MCH-01d only: </w:t>
+              </w:r>
+            </w:ins>
+          </w:p>
+          <w:p>
+            <w:pPr>
+              <w:keepNext/>
+              <w:rPr>
+                <w:ins w:id="11" w:author="Alhabibi, Haider@Energy" w:date="2024-04-09T16:26:00Z"/>
+                <w:rFonts w:asciiTheme="minorHAnsi" w:hAnsiTheme="minorHAnsi"/>
+                <w:sz w:val="18"/>
+                <w:szCs w:val="18"/>
+              </w:rPr>
+            </w:pPr>
+            <w:ins w:id="12" w:author="Alhabibi, Haider@Energy" w:date="2024-04-09T16:26:00Z">
+              <w:r>
+                <w:rPr>
+                  <w:rFonts w:asciiTheme="minorHAnsi" w:hAnsiTheme="minorHAnsi"/>
+                  <w:sz w:val="18"/>
+                  <w:szCs w:val="18"/>
+                </w:rPr>
+                <w:t xml:space="preserve">If (B08 ≠ NA and B08 ≠ D09) then value = </w:t>
+              </w:r>
+              <w:proofErr w:type="gramStart"/>
+              <w:r>
+                <w:rPr>
+                  <w:rFonts w:asciiTheme="minorHAnsi" w:hAnsiTheme="minorHAnsi"/>
+                  <w:sz w:val="18"/>
+                  <w:szCs w:val="18"/>
+                </w:rPr>
+                <w:t>350;</w:t>
+              </w:r>
+              <w:proofErr w:type="gramEnd"/>
+            </w:ins>
+          </w:p>
+          <w:p>
+            <w:pPr>
+              <w:keepNext/>
+              <w:rPr>
+                <w:ins w:id="13" w:author="Alhabibi, Haider@Energy" w:date="2024-04-09T16:26:00Z"/>
+                <w:rFonts w:asciiTheme="minorHAnsi" w:hAnsiTheme="minorHAnsi"/>
+                <w:sz w:val="18"/>
+                <w:szCs w:val="18"/>
+              </w:rPr>
+            </w:pPr>
+            <w:ins w:id="14" w:author="Alhabibi, Haider@Energy" w:date="2024-04-09T16:26:00Z">
+              <w:r>
+                <w:rPr>
+                  <w:rFonts w:asciiTheme="minorHAnsi" w:hAnsiTheme="minorHAnsi"/>
+                  <w:sz w:val="18"/>
+                  <w:szCs w:val="18"/>
+                </w:rPr>
+                <w:t xml:space="preserve">Elseif C08 ≠ NA, then reference value from MCH-01d </w:t>
+              </w:r>
+              <w:proofErr w:type="gramStart"/>
+              <w:r>
+                <w:rPr>
+                  <w:rFonts w:asciiTheme="minorHAnsi" w:hAnsiTheme="minorHAnsi"/>
+                  <w:sz w:val="18"/>
+                  <w:szCs w:val="18"/>
+                </w:rPr>
+                <w:t>C08;</w:t>
+              </w:r>
+              <w:proofErr w:type="gramEnd"/>
+            </w:ins>
           </w:p>
           <w:p>
             <w:pPr>
@@ -15018,15 +14463,7 @@
                 <w:sz w:val="18"/>
                 <w:szCs w:val="18"/>
               </w:rPr>
-              <w:t>&lt;&lt;I</w:t>
-            </w:r>
-            <w:r>
-              <w:rPr>
-                <w:rFonts w:asciiTheme="minorHAnsi" w:hAnsiTheme="minorHAnsi"/>
-                <w:sz w:val="18"/>
-                <w:szCs w:val="18"/>
-              </w:rPr>
-              <w:t>f D03≥D02, the display text "system airflow rate complies", else display text "system does not comply with minimum airflow rate requirement"&gt;&gt;</w:t>
+              <w:t>&lt;&lt;If D03≥D02, the display text "system airflow rate complies", else display text "system does not comply with minimum airflow rate requirement"&gt;&gt;</w:t>
             </w:r>
           </w:p>
         </w:tc>
@@ -15094,6 +14531,7 @@
                 <w:sz w:val="18"/>
                 <w:szCs w:val="18"/>
               </w:rPr>
+              <w:lastRenderedPageBreak/>
               <w:t>E. Forced Air System Airflow Rate Measurement – All Other Zonal Control Modes</w:t>
             </w:r>
           </w:p>
@@ -15295,7 +14733,6 @@
                 <w:rFonts w:asciiTheme="minorHAnsi" w:hAnsiTheme="minorHAnsi"/>
                 <w:sz w:val="18"/>
                 <w:szCs w:val="18"/>
-                <w:highlight w:val="yellow"/>
               </w:rPr>
             </w:pPr>
             <w:r>
@@ -15312,23 +14749,7 @@
                 <w:sz w:val="18"/>
                 <w:szCs w:val="18"/>
               </w:rPr>
-              <w:t>or each zone</w:t>
-            </w:r>
-            <w:r>
-              <w:rPr>
-                <w:rFonts w:asciiTheme="minorHAnsi" w:hAnsiTheme="minorHAnsi"/>
-                <w:sz w:val="18"/>
-                <w:szCs w:val="18"/>
-              </w:rPr>
-              <w:t xml:space="preserve"> </w:t>
-            </w:r>
-            <w:r>
-              <w:rPr>
-                <w:rFonts w:asciiTheme="minorHAnsi" w:hAnsiTheme="minorHAnsi"/>
-                <w:sz w:val="18"/>
-                <w:szCs w:val="18"/>
-              </w:rPr>
-              <w:t>create a row in Table E</w:t>
+              <w:t>or each zone create a row in Table E</w:t>
             </w:r>
             <w:r>
               <w:rPr>
@@ -15409,23 +14830,7 @@
                 <w:sz w:val="18"/>
                 <w:szCs w:val="18"/>
               </w:rPr>
-              <w:t xml:space="preserve">Required Minimum </w:t>
-            </w:r>
-            <w:r>
-              <w:rPr>
-                <w:rFonts w:asciiTheme="minorHAnsi" w:hAnsiTheme="minorHAnsi"/>
-                <w:sz w:val="18"/>
-                <w:szCs w:val="18"/>
-              </w:rPr>
-              <w:t xml:space="preserve">Cooling </w:t>
-            </w:r>
-            <w:r>
-              <w:rPr>
-                <w:rFonts w:asciiTheme="minorHAnsi" w:hAnsiTheme="minorHAnsi"/>
-                <w:sz w:val="18"/>
-                <w:szCs w:val="18"/>
-              </w:rPr>
-              <w:t>System Airflow Rate (cfm/ton)</w:t>
+              <w:t>Required Minimum Cooling System Airflow Rate (cfm/ton)</w:t>
             </w:r>
           </w:p>
         </w:tc>
@@ -15450,23 +14855,7 @@
                 <w:sz w:val="18"/>
                 <w:szCs w:val="18"/>
               </w:rPr>
-              <w:t xml:space="preserve">&lt;&lt;calculated </w:t>
-            </w:r>
-            <w:r>
-              <w:rPr>
-                <w:rFonts w:asciiTheme="minorHAnsi" w:hAnsiTheme="minorHAnsi"/>
-                <w:sz w:val="18"/>
-                <w:szCs w:val="18"/>
-              </w:rPr>
-              <w:t>field</w:t>
-            </w:r>
-            <w:r>
-              <w:rPr>
-                <w:rFonts w:asciiTheme="minorHAnsi" w:hAnsiTheme="minorHAnsi"/>
-                <w:sz w:val="18"/>
-                <w:szCs w:val="18"/>
-              </w:rPr>
-              <w:t xml:space="preserve">: </w:t>
+              <w:t xml:space="preserve">&lt;&lt;calculated field: </w:t>
             </w:r>
           </w:p>
           <w:p>
@@ -15579,18 +14968,129 @@
             <w:pPr>
               <w:keepNext/>
               <w:rPr>
-                <w:rFonts w:asciiTheme="minorHAnsi" w:hAnsiTheme="minorHAnsi"/>
-                <w:sz w:val="18"/>
-                <w:szCs w:val="18"/>
-              </w:rPr>
-            </w:pPr>
-            <w:r>
-              <w:rPr>
-                <w:rFonts w:asciiTheme="minorHAnsi" w:hAnsiTheme="minorHAnsi"/>
-                <w:sz w:val="18"/>
-                <w:szCs w:val="18"/>
-              </w:rPr>
-              <w:t xml:space="preserve">Elseif parent is MCH-01a, and B11 </w:t>
+                <w:ins w:id="15" w:author="Alhabibi, Haider@Energy" w:date="2024-04-09T16:26:00Z"/>
+                <w:rFonts w:asciiTheme="minorHAnsi" w:hAnsiTheme="minorHAnsi"/>
+                <w:sz w:val="18"/>
+                <w:szCs w:val="18"/>
+              </w:rPr>
+            </w:pPr>
+            <w:r>
+              <w:rPr>
+                <w:rFonts w:asciiTheme="minorHAnsi" w:hAnsiTheme="minorHAnsi"/>
+                <w:sz w:val="18"/>
+                <w:szCs w:val="18"/>
+              </w:rPr>
+              <w:t>Elseif parent is MCH-01a</w:t>
+            </w:r>
+            <w:ins w:id="16" w:author="Alhabibi, Haider@Energy" w:date="2024-04-09T16:26:00Z">
+              <w:r>
+                <w:rPr>
+                  <w:rFonts w:asciiTheme="minorHAnsi" w:hAnsiTheme="minorHAnsi"/>
+                  <w:sz w:val="18"/>
+                  <w:szCs w:val="18"/>
+                </w:rPr>
+                <w:t xml:space="preserve"> only:</w:t>
+              </w:r>
+            </w:ins>
+          </w:p>
+          <w:p>
+            <w:pPr>
+              <w:keepNext/>
+              <w:rPr>
+                <w:rFonts w:asciiTheme="minorHAnsi" w:hAnsiTheme="minorHAnsi"/>
+                <w:sz w:val="18"/>
+                <w:szCs w:val="18"/>
+              </w:rPr>
+            </w:pPr>
+            <w:ins w:id="17" w:author="Alhabibi, Haider@Energy" w:date="2024-04-09T16:27:00Z">
+              <w:r>
+                <w:rPr>
+                  <w:rFonts w:asciiTheme="minorHAnsi" w:hAnsiTheme="minorHAnsi"/>
+                  <w:sz w:val="18"/>
+                  <w:szCs w:val="18"/>
+                </w:rPr>
+                <w:t>If (B10 ≠ NA and B10 ≠ D09)</w:t>
+              </w:r>
+            </w:ins>
+            <w:del w:id="18" w:author="Alhabibi, Haider@Energy" w:date="2024-04-09T16:27:00Z">
+              <w:r>
+                <w:rPr>
+                  <w:rFonts w:asciiTheme="minorHAnsi" w:hAnsiTheme="minorHAnsi"/>
+                  <w:sz w:val="18"/>
+                  <w:szCs w:val="18"/>
+                </w:rPr>
+                <w:delText xml:space="preserve">, and B11 </w:delText>
+              </w:r>
+              <w:r>
+                <w:rPr>
+                  <w:rFonts w:asciiTheme="minorHAnsi" w:hAnsiTheme="minorHAnsi" w:cstheme="minorHAnsi"/>
+                  <w:sz w:val="18"/>
+                  <w:szCs w:val="18"/>
+                </w:rPr>
+                <w:delText>≠</w:delText>
+              </w:r>
+              <w:r>
+                <w:rPr>
+                  <w:rFonts w:asciiTheme="minorHAnsi" w:hAnsiTheme="minorHAnsi"/>
+                  <w:sz w:val="18"/>
+                  <w:szCs w:val="18"/>
+                </w:rPr>
+                <w:delText xml:space="preserve"> D09</w:delText>
+              </w:r>
+            </w:del>
+            <w:r>
+              <w:rPr>
+                <w:rFonts w:asciiTheme="minorHAnsi" w:hAnsiTheme="minorHAnsi"/>
+                <w:sz w:val="18"/>
+                <w:szCs w:val="18"/>
+              </w:rPr>
+              <w:t xml:space="preserve">, then value = </w:t>
+            </w:r>
+            <w:proofErr w:type="gramStart"/>
+            <w:r>
+              <w:rPr>
+                <w:rFonts w:asciiTheme="minorHAnsi" w:hAnsiTheme="minorHAnsi"/>
+                <w:sz w:val="18"/>
+                <w:szCs w:val="18"/>
+              </w:rPr>
+              <w:t>350;</w:t>
+            </w:r>
+            <w:proofErr w:type="gramEnd"/>
+          </w:p>
+          <w:p>
+            <w:pPr>
+              <w:keepNext/>
+              <w:rPr>
+                <w:rFonts w:asciiTheme="minorHAnsi" w:hAnsiTheme="minorHAnsi"/>
+                <w:sz w:val="18"/>
+                <w:szCs w:val="18"/>
+              </w:rPr>
+            </w:pPr>
+            <w:r>
+              <w:rPr>
+                <w:rFonts w:asciiTheme="minorHAnsi" w:hAnsiTheme="minorHAnsi"/>
+                <w:sz w:val="18"/>
+                <w:szCs w:val="18"/>
+              </w:rPr>
+              <w:t>Else</w:t>
+            </w:r>
+            <w:del w:id="19" w:author="Alhabibi, Haider@Energy" w:date="2024-04-09T16:27:00Z">
+              <w:r>
+                <w:rPr>
+                  <w:rFonts w:asciiTheme="minorHAnsi" w:hAnsiTheme="minorHAnsi"/>
+                  <w:sz w:val="18"/>
+                  <w:szCs w:val="18"/>
+                </w:rPr>
+                <w:delText>if parent is MCH-01a, and</w:delText>
+              </w:r>
+            </w:del>
+            <w:r>
+              <w:rPr>
+                <w:rFonts w:asciiTheme="minorHAnsi" w:hAnsiTheme="minorHAnsi"/>
+                <w:sz w:val="18"/>
+                <w:szCs w:val="18"/>
+              </w:rPr>
+              <w:t xml:space="preserve"> C08 </w:t>
             </w:r>
             <w:r>
               <w:rPr>
@@ -15606,52 +15106,102 @@
                 <w:sz w:val="18"/>
                 <w:szCs w:val="18"/>
               </w:rPr>
-              <w:t xml:space="preserve"> D09, then value = 350;</w:t>
-            </w:r>
-          </w:p>
-          <w:p>
-            <w:pPr>
-              <w:keepNext/>
-              <w:rPr>
-                <w:rFonts w:asciiTheme="minorHAnsi" w:hAnsiTheme="minorHAnsi"/>
-                <w:sz w:val="18"/>
-                <w:szCs w:val="18"/>
-              </w:rPr>
-            </w:pPr>
-          </w:p>
-          <w:p>
-            <w:pPr>
-              <w:keepNext/>
-              <w:rPr>
-                <w:rFonts w:asciiTheme="minorHAnsi" w:hAnsiTheme="minorHAnsi"/>
-                <w:sz w:val="18"/>
-                <w:szCs w:val="18"/>
-              </w:rPr>
-            </w:pPr>
-            <w:r>
-              <w:rPr>
-                <w:rFonts w:asciiTheme="minorHAnsi" w:hAnsiTheme="minorHAnsi"/>
-                <w:sz w:val="18"/>
-                <w:szCs w:val="18"/>
-              </w:rPr>
-              <w:t xml:space="preserve">Elseif parent is MCH-01a, and C08 </w:t>
-            </w:r>
-            <w:r>
-              <w:rPr>
-                <w:rFonts w:asciiTheme="minorHAnsi" w:hAnsiTheme="minorHAnsi" w:cstheme="minorHAnsi"/>
-                <w:sz w:val="18"/>
-                <w:szCs w:val="18"/>
-              </w:rPr>
-              <w:t>≠</w:t>
-            </w:r>
-            <w:r>
-              <w:rPr>
-                <w:rFonts w:asciiTheme="minorHAnsi" w:hAnsiTheme="minorHAnsi"/>
-                <w:sz w:val="18"/>
-                <w:szCs w:val="18"/>
-              </w:rPr>
               <w:t xml:space="preserve"> NA, then reference value from MCH-01a C08;</w:t>
             </w:r>
+          </w:p>
+          <w:p>
+            <w:pPr>
+              <w:keepNext/>
+              <w:rPr>
+                <w:ins w:id="20" w:author="Alhabibi, Haider@Energy" w:date="2024-04-09T16:27:00Z"/>
+                <w:rFonts w:asciiTheme="minorHAnsi" w:hAnsiTheme="minorHAnsi"/>
+                <w:sz w:val="18"/>
+                <w:szCs w:val="18"/>
+              </w:rPr>
+            </w:pPr>
+          </w:p>
+          <w:p>
+            <w:pPr>
+              <w:keepNext/>
+              <w:rPr>
+                <w:ins w:id="21" w:author="Alhabibi, Haider@Energy" w:date="2024-04-09T16:27:00Z"/>
+                <w:rFonts w:asciiTheme="minorHAnsi" w:hAnsiTheme="minorHAnsi"/>
+                <w:sz w:val="18"/>
+                <w:szCs w:val="18"/>
+              </w:rPr>
+            </w:pPr>
+            <w:ins w:id="22" w:author="Alhabibi, Haider@Energy" w:date="2024-04-09T16:27:00Z">
+              <w:r>
+                <w:rPr>
+                  <w:rFonts w:asciiTheme="minorHAnsi" w:hAnsiTheme="minorHAnsi"/>
+                  <w:sz w:val="18"/>
+                  <w:szCs w:val="18"/>
+                </w:rPr>
+                <w:t xml:space="preserve">Elseif parent is MCH-01d only: </w:t>
+              </w:r>
+            </w:ins>
+          </w:p>
+          <w:p>
+            <w:pPr>
+              <w:keepNext/>
+              <w:rPr>
+                <w:ins w:id="23" w:author="Alhabibi, Haider@Energy" w:date="2024-04-09T16:27:00Z"/>
+                <w:rFonts w:asciiTheme="minorHAnsi" w:hAnsiTheme="minorHAnsi"/>
+                <w:sz w:val="18"/>
+                <w:szCs w:val="18"/>
+              </w:rPr>
+            </w:pPr>
+            <w:ins w:id="24" w:author="Alhabibi, Haider@Energy" w:date="2024-04-09T16:27:00Z">
+              <w:r>
+                <w:rPr>
+                  <w:rFonts w:asciiTheme="minorHAnsi" w:hAnsiTheme="minorHAnsi"/>
+                  <w:sz w:val="18"/>
+                  <w:szCs w:val="18"/>
+                </w:rPr>
+                <w:t xml:space="preserve">If (B08 ≠ NA and B08 ≠ D09) then value = </w:t>
+              </w:r>
+              <w:proofErr w:type="gramStart"/>
+              <w:r>
+                <w:rPr>
+                  <w:rFonts w:asciiTheme="minorHAnsi" w:hAnsiTheme="minorHAnsi"/>
+                  <w:sz w:val="18"/>
+                  <w:szCs w:val="18"/>
+                </w:rPr>
+                <w:t>350;</w:t>
+              </w:r>
+              <w:proofErr w:type="gramEnd"/>
+            </w:ins>
+          </w:p>
+          <w:p>
+            <w:pPr>
+              <w:keepNext/>
+              <w:rPr>
+                <w:ins w:id="25" w:author="Alhabibi, Haider@Energy" w:date="2024-04-09T16:27:00Z"/>
+                <w:rFonts w:asciiTheme="minorHAnsi" w:hAnsiTheme="minorHAnsi"/>
+                <w:sz w:val="18"/>
+                <w:szCs w:val="18"/>
+              </w:rPr>
+            </w:pPr>
+            <w:ins w:id="26" w:author="Alhabibi, Haider@Energy" w:date="2024-04-09T16:27:00Z">
+              <w:r>
+                <w:rPr>
+                  <w:rFonts w:asciiTheme="minorHAnsi" w:hAnsiTheme="minorHAnsi"/>
+                  <w:sz w:val="18"/>
+                  <w:szCs w:val="18"/>
+                </w:rPr>
+                <w:t xml:space="preserve">Elseif C08 ≠ NA, then reference value from MCH-01d </w:t>
+              </w:r>
+              <w:proofErr w:type="gramStart"/>
+              <w:r>
+                <w:rPr>
+                  <w:rFonts w:asciiTheme="minorHAnsi" w:hAnsiTheme="minorHAnsi"/>
+                  <w:sz w:val="18"/>
+                  <w:szCs w:val="18"/>
+                </w:rPr>
+                <w:t>C08;</w:t>
+              </w:r>
+              <w:proofErr w:type="gramEnd"/>
+            </w:ins>
           </w:p>
           <w:p>
             <w:pPr>
@@ -15743,7 +15293,7 @@
                 <w:sz w:val="18"/>
                 <w:szCs w:val="18"/>
               </w:rPr>
-              <w:t>Required</w:t>
+              <w:t xml:space="preserve">Required </w:t>
             </w:r>
             <w:r>
               <w:rPr>
@@ -15751,7 +15301,7 @@
                 <w:sz w:val="18"/>
                 <w:szCs w:val="18"/>
               </w:rPr>
-              <w:t xml:space="preserve"> </w:t>
+              <w:t>M</w:t>
             </w:r>
             <w:r>
               <w:rPr>
@@ -15759,55 +15309,7 @@
                 <w:sz w:val="18"/>
                 <w:szCs w:val="18"/>
               </w:rPr>
-              <w:t>M</w:t>
-            </w:r>
-            <w:r>
-              <w:rPr>
-                <w:rFonts w:ascii="Calibri" w:hAnsi="Calibri"/>
-                <w:sz w:val="18"/>
-                <w:szCs w:val="18"/>
-              </w:rPr>
-              <w:t>inimum</w:t>
-            </w:r>
-            <w:r>
-              <w:rPr>
-                <w:rFonts w:ascii="Calibri" w:hAnsi="Calibri"/>
-                <w:sz w:val="18"/>
-                <w:szCs w:val="18"/>
-              </w:rPr>
-              <w:t xml:space="preserve"> </w:t>
-            </w:r>
-            <w:r>
-              <w:rPr>
-                <w:rFonts w:ascii="Calibri" w:hAnsi="Calibri"/>
-                <w:sz w:val="18"/>
-                <w:szCs w:val="18"/>
-              </w:rPr>
-              <w:t>Airflow</w:t>
-            </w:r>
-            <w:r>
-              <w:rPr>
-                <w:rFonts w:ascii="Calibri" w:hAnsi="Calibri"/>
-                <w:sz w:val="18"/>
-                <w:szCs w:val="18"/>
-              </w:rPr>
-              <w:t xml:space="preserve"> in all Zonal Control Modes</w:t>
-            </w:r>
-            <w:r>
-              <w:rPr>
-                <w:rFonts w:ascii="Calibri" w:hAnsi="Calibri"/>
-                <w:sz w:val="18"/>
-                <w:szCs w:val="18"/>
-              </w:rPr>
-              <w:t xml:space="preserve"> </w:t>
-            </w:r>
-            <w:r>
-              <w:rPr>
-                <w:rFonts w:ascii="Calibri" w:hAnsi="Calibri"/>
-                <w:sz w:val="18"/>
-                <w:szCs w:val="18"/>
-              </w:rPr>
-              <w:t>(cfm)</w:t>
+              <w:t>inimum Airflow in all Zonal Control Modes (cfm)</w:t>
             </w:r>
           </w:p>
         </w:tc>
@@ -15824,7 +15326,6 @@
                 <w:rFonts w:asciiTheme="minorHAnsi" w:hAnsiTheme="minorHAnsi"/>
                 <w:sz w:val="18"/>
                 <w:szCs w:val="18"/>
-                <w:highlight w:val="yellow"/>
               </w:rPr>
             </w:pPr>
             <w:r>
@@ -15849,23 +15350,7 @@
                 <w:sz w:val="18"/>
                 <w:szCs w:val="18"/>
               </w:rPr>
-              <w:t xml:space="preserve"> multiplied by value in </w:t>
-            </w:r>
-            <w:r>
-              <w:rPr>
-                <w:rFonts w:asciiTheme="minorHAnsi" w:hAnsiTheme="minorHAnsi"/>
-                <w:sz w:val="18"/>
-                <w:szCs w:val="18"/>
-              </w:rPr>
-              <w:t>E02</w:t>
-            </w:r>
-            <w:r>
-              <w:rPr>
-                <w:rFonts w:asciiTheme="minorHAnsi" w:hAnsiTheme="minorHAnsi"/>
-                <w:sz w:val="18"/>
-                <w:szCs w:val="18"/>
-              </w:rPr>
-              <w:t>&gt;&gt;</w:t>
+              <w:t xml:space="preserve"> multiplied by value in E02&gt;&gt;</w:t>
             </w:r>
           </w:p>
         </w:tc>
@@ -15904,23 +15389,7 @@
                 <w:sz w:val="18"/>
                 <w:szCs w:val="18"/>
               </w:rPr>
-              <w:t xml:space="preserve">&lt;&lt;create 1 row of data for each of the number of independently controlled zones identified in </w:t>
-            </w:r>
-            <w:r>
-              <w:rPr>
-                <w:rFonts w:asciiTheme="minorHAnsi" w:hAnsiTheme="minorHAnsi"/>
-                <w:sz w:val="18"/>
-                <w:szCs w:val="18"/>
-              </w:rPr>
-              <w:t>E</w:t>
-            </w:r>
-            <w:r>
-              <w:rPr>
-                <w:rFonts w:asciiTheme="minorHAnsi" w:hAnsiTheme="minorHAnsi"/>
-                <w:sz w:val="18"/>
-                <w:szCs w:val="18"/>
-              </w:rPr>
-              <w:t>01&gt;&gt;</w:t>
+              <w:t>&lt;&lt;create 1 row of data for each of the number of independently controlled zones identified in E01&gt;&gt;</w:t>
             </w:r>
           </w:p>
         </w:tc>
@@ -16347,55 +15816,7 @@
                 <w:sz w:val="18"/>
                 <w:szCs w:val="18"/>
               </w:rPr>
-              <w:t xml:space="preserve">&lt;&lt;if </w:t>
-            </w:r>
-            <w:r>
-              <w:rPr>
-                <w:rFonts w:asciiTheme="minorHAnsi" w:hAnsiTheme="minorHAnsi"/>
-                <w:sz w:val="18"/>
-                <w:szCs w:val="18"/>
-              </w:rPr>
-              <w:t>E06</w:t>
-            </w:r>
-            <w:r>
-              <w:rPr>
-                <w:rFonts w:asciiTheme="minorHAnsi" w:hAnsiTheme="minorHAnsi"/>
-                <w:sz w:val="18"/>
-                <w:szCs w:val="18"/>
-              </w:rPr>
-              <w:t xml:space="preserve"> </w:t>
-            </w:r>
-            <w:r>
-              <w:rPr>
-                <w:rFonts w:asciiTheme="minorHAnsi" w:hAnsiTheme="minorHAnsi"/>
-                <w:sz w:val="18"/>
-                <w:szCs w:val="18"/>
-              </w:rPr>
-              <w:t>≥</w:t>
-            </w:r>
-            <w:r>
-              <w:rPr>
-                <w:rFonts w:asciiTheme="minorHAnsi" w:hAnsiTheme="minorHAnsi"/>
-                <w:sz w:val="18"/>
-                <w:szCs w:val="18"/>
-              </w:rPr>
-              <w:t xml:space="preserve"> </w:t>
-            </w:r>
-            <w:r>
-              <w:rPr>
-                <w:rFonts w:asciiTheme="minorHAnsi" w:hAnsiTheme="minorHAnsi"/>
-                <w:sz w:val="18"/>
-                <w:szCs w:val="18"/>
-              </w:rPr>
-              <w:t>E03</w:t>
-            </w:r>
-            <w:r>
-              <w:rPr>
-                <w:rFonts w:asciiTheme="minorHAnsi" w:hAnsiTheme="minorHAnsi"/>
-                <w:sz w:val="18"/>
-                <w:szCs w:val="18"/>
-              </w:rPr>
-              <w:t>, then print “Pass”, else print “Fail”</w:t>
+              <w:t>&lt;&lt;if E06 ≥ E03, then print “Pass”, else print “Fail”</w:t>
             </w:r>
           </w:p>
         </w:tc>
@@ -16567,39 +15988,7 @@
                 <w:sz w:val="18"/>
                 <w:szCs w:val="18"/>
               </w:rPr>
-              <w:t>&lt;&lt;</w:t>
-            </w:r>
-            <w:r>
-              <w:rPr>
-                <w:rFonts w:asciiTheme="minorHAnsi" w:hAnsiTheme="minorHAnsi"/>
-                <w:sz w:val="18"/>
-                <w:szCs w:val="18"/>
-              </w:rPr>
-              <w:t>I</w:t>
-            </w:r>
-            <w:r>
-              <w:rPr>
-                <w:rFonts w:asciiTheme="minorHAnsi" w:hAnsiTheme="minorHAnsi"/>
-                <w:sz w:val="18"/>
-                <w:szCs w:val="18"/>
-              </w:rPr>
-              <w:t xml:space="preserve">f all rows = “pass” in column </w:t>
-            </w:r>
-            <w:r>
-              <w:rPr>
-                <w:rFonts w:asciiTheme="minorHAnsi" w:hAnsiTheme="minorHAnsi"/>
-                <w:sz w:val="18"/>
-                <w:szCs w:val="18"/>
-              </w:rPr>
-              <w:t>E07</w:t>
-            </w:r>
-            <w:r>
-              <w:rPr>
-                <w:rFonts w:asciiTheme="minorHAnsi" w:hAnsiTheme="minorHAnsi"/>
-                <w:sz w:val="18"/>
-                <w:szCs w:val="18"/>
-              </w:rPr>
-              <w:t>, then display text "system airflow rate complies", else display text "system does not comply with minimum airflow rate requirement"&gt;&gt;</w:t>
+              <w:t>&lt;&lt;If all rows = “pass” in column E07, then display text "system airflow rate complies", else display text "system does not comply with minimum airflow rate requirement"&gt;&gt;</w:t>
             </w:r>
           </w:p>
         </w:tc>
@@ -16630,7 +16019,6 @@
                 <w:sz w:val="18"/>
                 <w:szCs w:val="18"/>
               </w:rPr>
-              <w:lastRenderedPageBreak/>
               <w:t>F</w:t>
             </w:r>
             <w:r>
@@ -16640,116 +16028,26 @@
                 <w:sz w:val="18"/>
                 <w:szCs w:val="18"/>
               </w:rPr>
-              <w:t xml:space="preserve">. </w:t>
-            </w:r>
-            <w:r>
+              <w:t>. Central Fan Ventilation Cooling System Airflow Rate Measurement</w:t>
+            </w:r>
+          </w:p>
+          <w:p>
+            <w:pPr>
+              <w:keepNext/>
               <w:rPr>
                 <w:rFonts w:asciiTheme="minorHAnsi" w:hAnsiTheme="minorHAnsi"/>
                 <w:b/>
                 <w:sz w:val="18"/>
                 <w:szCs w:val="18"/>
               </w:rPr>
-              <w:t>Central Fan Ventilation Cooling System</w:t>
-            </w:r>
-            <w:r>
-              <w:rPr>
-                <w:rFonts w:asciiTheme="minorHAnsi" w:hAnsiTheme="minorHAnsi"/>
-                <w:b/>
-                <w:sz w:val="18"/>
-                <w:szCs w:val="18"/>
-              </w:rPr>
-              <w:t xml:space="preserve"> Airflow Rate Measurement</w:t>
-            </w:r>
-          </w:p>
-          <w:p>
-            <w:pPr>
-              <w:keepNext/>
-              <w:rPr>
-                <w:rFonts w:asciiTheme="minorHAnsi" w:hAnsiTheme="minorHAnsi"/>
-                <w:b/>
-                <w:sz w:val="18"/>
-                <w:szCs w:val="18"/>
-              </w:rPr>
-            </w:pPr>
-            <w:r>
-              <w:rPr>
-                <w:rFonts w:asciiTheme="minorHAnsi" w:hAnsiTheme="minorHAnsi"/>
-                <w:sz w:val="18"/>
-                <w:szCs w:val="18"/>
-              </w:rPr>
-              <w:t xml:space="preserve">The procedures for </w:t>
-            </w:r>
-            <w:r>
-              <w:rPr>
-                <w:rFonts w:asciiTheme="minorHAnsi" w:hAnsiTheme="minorHAnsi"/>
-                <w:sz w:val="18"/>
-                <w:szCs w:val="18"/>
-              </w:rPr>
-              <w:t>central fan ventilation cooling s</w:t>
-            </w:r>
-            <w:r>
-              <w:rPr>
-                <w:rFonts w:asciiTheme="minorHAnsi" w:hAnsiTheme="minorHAnsi"/>
-                <w:sz w:val="18"/>
-                <w:szCs w:val="18"/>
-              </w:rPr>
-              <w:t xml:space="preserve">ystem </w:t>
-            </w:r>
-            <w:r>
-              <w:rPr>
-                <w:rFonts w:asciiTheme="minorHAnsi" w:hAnsiTheme="minorHAnsi"/>
-                <w:sz w:val="18"/>
-                <w:szCs w:val="18"/>
-              </w:rPr>
-              <w:t>a</w:t>
-            </w:r>
-            <w:r>
-              <w:rPr>
-                <w:rFonts w:asciiTheme="minorHAnsi" w:hAnsiTheme="minorHAnsi"/>
-                <w:sz w:val="18"/>
-                <w:szCs w:val="18"/>
-              </w:rPr>
-              <w:t xml:space="preserve">irflow </w:t>
-            </w:r>
-            <w:r>
-              <w:rPr>
-                <w:rFonts w:asciiTheme="minorHAnsi" w:hAnsiTheme="minorHAnsi"/>
-                <w:sz w:val="18"/>
-                <w:szCs w:val="18"/>
-              </w:rPr>
-              <w:t>r</w:t>
-            </w:r>
-            <w:r>
-              <w:rPr>
-                <w:rFonts w:asciiTheme="minorHAnsi" w:hAnsiTheme="minorHAnsi"/>
-                <w:sz w:val="18"/>
-                <w:szCs w:val="18"/>
-              </w:rPr>
-              <w:t xml:space="preserve">ate </w:t>
-            </w:r>
-            <w:r>
-              <w:rPr>
-                <w:rFonts w:asciiTheme="minorHAnsi" w:hAnsiTheme="minorHAnsi"/>
-                <w:sz w:val="18"/>
-                <w:szCs w:val="18"/>
-              </w:rPr>
-              <w:t>v</w:t>
-            </w:r>
-            <w:r>
-              <w:rPr>
-                <w:rFonts w:asciiTheme="minorHAnsi" w:hAnsiTheme="minorHAnsi"/>
-                <w:sz w:val="18"/>
-                <w:szCs w:val="18"/>
-              </w:rPr>
-              <w:t>erification are specified in Reference Residential Appendix RA3.3.</w:t>
-            </w:r>
-            <w:r>
-              <w:rPr>
-                <w:rFonts w:asciiTheme="minorHAnsi" w:hAnsiTheme="minorHAnsi"/>
-                <w:sz w:val="18"/>
-                <w:szCs w:val="18"/>
-              </w:rPr>
-              <w:t>4</w:t>
+            </w:pPr>
+            <w:r>
+              <w:rPr>
+                <w:rFonts w:asciiTheme="minorHAnsi" w:hAnsiTheme="minorHAnsi"/>
+                <w:sz w:val="18"/>
+                <w:szCs w:val="18"/>
+              </w:rPr>
+              <w:t>The procedures for central fan ventilation cooling system airflow rate verification are specified in Reference Residential Appendix RA3.3.4</w:t>
             </w:r>
           </w:p>
         </w:tc>
@@ -16813,23 +16111,7 @@
                 <w:sz w:val="18"/>
                 <w:szCs w:val="18"/>
               </w:rPr>
-              <w:t xml:space="preserve">Required </w:t>
-            </w:r>
-            <w:r>
-              <w:rPr>
-                <w:rFonts w:asciiTheme="minorHAnsi" w:hAnsiTheme="minorHAnsi"/>
-                <w:sz w:val="18"/>
-                <w:szCs w:val="18"/>
-              </w:rPr>
-              <w:t xml:space="preserve">Ventilation </w:t>
-            </w:r>
-            <w:r>
-              <w:rPr>
-                <w:rFonts w:asciiTheme="minorHAnsi" w:hAnsiTheme="minorHAnsi"/>
-                <w:sz w:val="18"/>
-                <w:szCs w:val="18"/>
-              </w:rPr>
-              <w:t>System Airflow Rate (cfm)</w:t>
+              <w:t>Required Ventilation System Airflow Rate (cfm)</w:t>
             </w:r>
           </w:p>
         </w:tc>
@@ -16854,23 +16136,7 @@
                 <w:sz w:val="18"/>
                 <w:szCs w:val="18"/>
               </w:rPr>
-              <w:t xml:space="preserve">&lt;&lt;calculated </w:t>
-            </w:r>
-            <w:r>
-              <w:rPr>
-                <w:rFonts w:asciiTheme="minorHAnsi" w:hAnsiTheme="minorHAnsi"/>
-                <w:sz w:val="18"/>
-                <w:szCs w:val="18"/>
-              </w:rPr>
-              <w:t>field</w:t>
-            </w:r>
-            <w:r>
-              <w:rPr>
-                <w:rFonts w:asciiTheme="minorHAnsi" w:hAnsiTheme="minorHAnsi"/>
-                <w:sz w:val="18"/>
-                <w:szCs w:val="18"/>
-              </w:rPr>
-              <w:t xml:space="preserve">: </w:t>
+              <w:t xml:space="preserve">&lt;&lt;calculated field: </w:t>
             </w:r>
           </w:p>
           <w:p>
@@ -16927,15 +16193,7 @@
                 <w:sz w:val="18"/>
                 <w:szCs w:val="18"/>
               </w:rPr>
-              <w:t>0</w:t>
-            </w:r>
-            <w:r>
-              <w:rPr>
-                <w:rFonts w:asciiTheme="minorHAnsi" w:hAnsiTheme="minorHAnsi"/>
-                <w:sz w:val="18"/>
-                <w:szCs w:val="18"/>
-              </w:rPr>
-              <w:t>2</w:t>
+              <w:t>02</w:t>
             </w:r>
           </w:p>
         </w:tc>
@@ -16960,23 +16218,7 @@
                 <w:sz w:val="18"/>
                 <w:szCs w:val="18"/>
               </w:rPr>
-              <w:t xml:space="preserve">Actual System </w:t>
-            </w:r>
-            <w:r>
-              <w:rPr>
-                <w:rFonts w:asciiTheme="minorHAnsi" w:hAnsiTheme="minorHAnsi"/>
-                <w:sz w:val="18"/>
-                <w:szCs w:val="18"/>
-              </w:rPr>
-              <w:t xml:space="preserve">Ventilation </w:t>
-            </w:r>
-            <w:r>
-              <w:rPr>
-                <w:rFonts w:asciiTheme="minorHAnsi" w:hAnsiTheme="minorHAnsi"/>
-                <w:sz w:val="18"/>
-                <w:szCs w:val="18"/>
-              </w:rPr>
-              <w:t>Airflow Rate Measurement (cfm)</w:t>
+              <w:t>Actual System Ventilation Airflow Rate Measurement (cfm)</w:t>
             </w:r>
           </w:p>
         </w:tc>
@@ -17058,15 +16300,7 @@
                 <w:sz w:val="18"/>
                 <w:szCs w:val="18"/>
               </w:rPr>
-              <w:t>0</w:t>
-            </w:r>
-            <w:r>
-              <w:rPr>
-                <w:rFonts w:asciiTheme="minorHAnsi" w:hAnsiTheme="minorHAnsi"/>
-                <w:sz w:val="18"/>
-                <w:szCs w:val="18"/>
-              </w:rPr>
-              <w:t>3</w:t>
+              <w:t>03</w:t>
             </w:r>
           </w:p>
         </w:tc>
@@ -17164,95 +16398,7 @@
                 <w:sz w:val="18"/>
                 <w:szCs w:val="18"/>
               </w:rPr>
-              <w:t>01</w:t>
-            </w:r>
-            <w:r>
-              <w:rPr>
-                <w:rFonts w:asciiTheme="minorHAnsi" w:hAnsiTheme="minorHAnsi"/>
-                <w:sz w:val="18"/>
-                <w:szCs w:val="18"/>
-              </w:rPr>
-              <w:t xml:space="preserve">, </w:t>
-            </w:r>
-            <w:r>
-              <w:rPr>
-                <w:rFonts w:asciiTheme="minorHAnsi" w:hAnsiTheme="minorHAnsi"/>
-                <w:sz w:val="18"/>
-                <w:szCs w:val="18"/>
-              </w:rPr>
-              <w:t xml:space="preserve">result = </w:t>
-            </w:r>
-            <w:r>
-              <w:rPr>
-                <w:rFonts w:asciiTheme="minorHAnsi" w:hAnsiTheme="minorHAnsi"/>
-                <w:sz w:val="18"/>
-                <w:szCs w:val="18"/>
-              </w:rPr>
-              <w:t>"</w:t>
-            </w:r>
-            <w:r>
-              <w:rPr>
-                <w:rFonts w:asciiTheme="minorHAnsi" w:hAnsiTheme="minorHAnsi"/>
-                <w:sz w:val="18"/>
-                <w:szCs w:val="18"/>
-              </w:rPr>
-              <w:t>S</w:t>
-            </w:r>
-            <w:r>
-              <w:rPr>
-                <w:rFonts w:asciiTheme="minorHAnsi" w:hAnsiTheme="minorHAnsi"/>
-                <w:sz w:val="18"/>
-                <w:szCs w:val="18"/>
-              </w:rPr>
-              <w:t xml:space="preserve">ystem </w:t>
-            </w:r>
-            <w:r>
-              <w:rPr>
-                <w:rFonts w:asciiTheme="minorHAnsi" w:hAnsiTheme="minorHAnsi"/>
-                <w:sz w:val="18"/>
-                <w:szCs w:val="18"/>
-              </w:rPr>
-              <w:t>ventilation a</w:t>
-            </w:r>
-            <w:r>
-              <w:rPr>
-                <w:rFonts w:asciiTheme="minorHAnsi" w:hAnsiTheme="minorHAnsi"/>
-                <w:sz w:val="18"/>
-                <w:szCs w:val="18"/>
-              </w:rPr>
-              <w:t xml:space="preserve">irflow </w:t>
-            </w:r>
-            <w:r>
-              <w:rPr>
-                <w:rFonts w:asciiTheme="minorHAnsi" w:hAnsiTheme="minorHAnsi"/>
-                <w:sz w:val="18"/>
-                <w:szCs w:val="18"/>
-              </w:rPr>
-              <w:t>r</w:t>
-            </w:r>
-            <w:r>
-              <w:rPr>
-                <w:rFonts w:asciiTheme="minorHAnsi" w:hAnsiTheme="minorHAnsi"/>
-                <w:sz w:val="18"/>
-                <w:szCs w:val="18"/>
-              </w:rPr>
-              <w:t xml:space="preserve">ate </w:t>
-            </w:r>
-            <w:r>
-              <w:rPr>
-                <w:rFonts w:asciiTheme="minorHAnsi" w:hAnsiTheme="minorHAnsi"/>
-                <w:sz w:val="18"/>
-                <w:szCs w:val="18"/>
-              </w:rPr>
-              <w:t>c</w:t>
-            </w:r>
-            <w:r>
-              <w:rPr>
-                <w:rFonts w:asciiTheme="minorHAnsi" w:hAnsiTheme="minorHAnsi"/>
-                <w:sz w:val="18"/>
-                <w:szCs w:val="18"/>
-              </w:rPr>
-              <w:t>omplies"</w:t>
+              <w:t>01, result = "System ventilation airflow rate complies"</w:t>
             </w:r>
           </w:p>
           <w:p>
@@ -17346,163 +16492,35 @@
                 <w:sz w:val="18"/>
                 <w:szCs w:val="18"/>
               </w:rPr>
-              <w:t xml:space="preserve">01, result = </w:t>
-            </w:r>
-            <w:r>
-              <w:rPr>
-                <w:rFonts w:asciiTheme="minorHAnsi" w:hAnsiTheme="minorHAnsi"/>
-                <w:sz w:val="18"/>
-                <w:szCs w:val="18"/>
-              </w:rPr>
-              <w:t>"</w:t>
-            </w:r>
-            <w:r>
-              <w:rPr>
-                <w:rFonts w:asciiTheme="minorHAnsi" w:hAnsiTheme="minorHAnsi"/>
-                <w:sz w:val="18"/>
-                <w:szCs w:val="18"/>
-              </w:rPr>
-              <w:t>S</w:t>
-            </w:r>
-            <w:r>
-              <w:rPr>
-                <w:rFonts w:asciiTheme="minorHAnsi" w:hAnsiTheme="minorHAnsi"/>
-                <w:sz w:val="18"/>
-                <w:szCs w:val="18"/>
-              </w:rPr>
-              <w:t xml:space="preserve">ystem </w:t>
-            </w:r>
-            <w:r>
-              <w:rPr>
-                <w:rFonts w:asciiTheme="minorHAnsi" w:hAnsiTheme="minorHAnsi"/>
-                <w:sz w:val="18"/>
-                <w:szCs w:val="18"/>
-              </w:rPr>
-              <w:t>ventilation a</w:t>
-            </w:r>
-            <w:r>
-              <w:rPr>
-                <w:rFonts w:asciiTheme="minorHAnsi" w:hAnsiTheme="minorHAnsi"/>
-                <w:sz w:val="18"/>
-                <w:szCs w:val="18"/>
-              </w:rPr>
-              <w:t xml:space="preserve">irflow </w:t>
-            </w:r>
-            <w:r>
-              <w:rPr>
-                <w:rFonts w:asciiTheme="minorHAnsi" w:hAnsiTheme="minorHAnsi"/>
-                <w:sz w:val="18"/>
-                <w:szCs w:val="18"/>
-              </w:rPr>
-              <w:t>r</w:t>
-            </w:r>
-            <w:r>
-              <w:rPr>
-                <w:rFonts w:asciiTheme="minorHAnsi" w:hAnsiTheme="minorHAnsi"/>
-                <w:sz w:val="18"/>
-                <w:szCs w:val="18"/>
-              </w:rPr>
-              <w:t xml:space="preserve">ate </w:t>
-            </w:r>
-            <w:r>
-              <w:rPr>
-                <w:rFonts w:asciiTheme="minorHAnsi" w:hAnsiTheme="minorHAnsi"/>
-                <w:sz w:val="18"/>
-                <w:szCs w:val="18"/>
-              </w:rPr>
-              <w:t>c</w:t>
-            </w:r>
-            <w:r>
-              <w:rPr>
-                <w:rFonts w:asciiTheme="minorHAnsi" w:hAnsiTheme="minorHAnsi"/>
-                <w:sz w:val="18"/>
-                <w:szCs w:val="18"/>
-              </w:rPr>
-              <w:t>omplies"</w:t>
-            </w:r>
-            <w:r>
-              <w:rPr>
-                <w:rFonts w:asciiTheme="minorHAnsi" w:hAnsiTheme="minorHAnsi"/>
-                <w:sz w:val="18"/>
-                <w:szCs w:val="18"/>
-              </w:rPr>
-              <w:t xml:space="preserve"> </w:t>
-            </w:r>
-          </w:p>
-          <w:p>
-            <w:pPr>
-              <w:keepNext/>
-              <w:rPr>
-                <w:rFonts w:asciiTheme="minorHAnsi" w:hAnsiTheme="minorHAnsi"/>
-                <w:sz w:val="18"/>
-                <w:szCs w:val="18"/>
-              </w:rPr>
-            </w:pPr>
-          </w:p>
-          <w:p>
-            <w:pPr>
-              <w:keepNext/>
-              <w:rPr>
-                <w:rFonts w:asciiTheme="minorHAnsi" w:hAnsiTheme="minorHAnsi"/>
-                <w:sz w:val="18"/>
-                <w:szCs w:val="18"/>
-              </w:rPr>
-            </w:pPr>
-            <w:r>
-              <w:rPr>
-                <w:rFonts w:asciiTheme="minorHAnsi" w:hAnsiTheme="minorHAnsi"/>
-                <w:sz w:val="18"/>
-                <w:szCs w:val="18"/>
-              </w:rPr>
-              <w:t>E</w:t>
-            </w:r>
-            <w:r>
-              <w:rPr>
-                <w:rFonts w:asciiTheme="minorHAnsi" w:hAnsiTheme="minorHAnsi"/>
-                <w:sz w:val="18"/>
-                <w:szCs w:val="18"/>
-              </w:rPr>
-              <w:t>lse display text "</w:t>
-            </w:r>
-            <w:r>
-              <w:rPr>
-                <w:rFonts w:asciiTheme="minorHAnsi" w:hAnsiTheme="minorHAnsi"/>
-                <w:sz w:val="18"/>
-                <w:szCs w:val="18"/>
-              </w:rPr>
-              <w:t>S</w:t>
-            </w:r>
-            <w:r>
-              <w:rPr>
-                <w:rFonts w:asciiTheme="minorHAnsi" w:hAnsiTheme="minorHAnsi"/>
-                <w:sz w:val="18"/>
-                <w:szCs w:val="18"/>
-              </w:rPr>
-              <w:t>yst</w:t>
-            </w:r>
-            <w:r>
-              <w:rPr>
-                <w:rFonts w:asciiTheme="minorHAnsi" w:hAnsiTheme="minorHAnsi"/>
-                <w:sz w:val="18"/>
-                <w:szCs w:val="18"/>
-              </w:rPr>
-              <w:t xml:space="preserve">em does not comply with ventilation </w:t>
-            </w:r>
-            <w:r>
-              <w:rPr>
-                <w:rFonts w:asciiTheme="minorHAnsi" w:hAnsiTheme="minorHAnsi"/>
-                <w:sz w:val="18"/>
-                <w:szCs w:val="18"/>
-              </w:rPr>
-              <w:t>airflow rate requirement"</w:t>
-            </w:r>
-            <w:r>
-              <w:rPr>
-                <w:rFonts w:asciiTheme="minorHAnsi" w:hAnsiTheme="minorHAnsi"/>
-                <w:sz w:val="18"/>
-                <w:szCs w:val="18"/>
-              </w:rPr>
-              <w:t xml:space="preserve"> &gt;&gt;</w:t>
+              <w:t xml:space="preserve">01, result = "System ventilation airflow rate complies" </w:t>
+            </w:r>
+          </w:p>
+          <w:p>
+            <w:pPr>
+              <w:keepNext/>
+              <w:rPr>
+                <w:rFonts w:asciiTheme="minorHAnsi" w:hAnsiTheme="minorHAnsi"/>
+                <w:sz w:val="18"/>
+                <w:szCs w:val="18"/>
+              </w:rPr>
+            </w:pPr>
+          </w:p>
+          <w:p>
+            <w:pPr>
+              <w:keepNext/>
+              <w:rPr>
+                <w:rFonts w:asciiTheme="minorHAnsi" w:hAnsiTheme="minorHAnsi"/>
+                <w:sz w:val="18"/>
+                <w:szCs w:val="18"/>
+              </w:rPr>
+            </w:pPr>
+            <w:r>
+              <w:rPr>
+                <w:rFonts w:asciiTheme="minorHAnsi" w:hAnsiTheme="minorHAnsi"/>
+                <w:sz w:val="18"/>
+                <w:szCs w:val="18"/>
+              </w:rPr>
+              <w:t>Else display text "System does not comply with ventilation airflow rate requirement" &gt;&gt;</w:t>
             </w:r>
           </w:p>
         </w:tc>
@@ -17519,7 +16537,7 @@
     </w:p>
     <w:tbl>
       <w:tblPr>
-        <w:tblW w:w="10998" w:type="dxa"/>
+        <w:tblW w:w="10885" w:type="dxa"/>
         <w:tblBorders>
           <w:top w:val="single" w:sz="4" w:space="0" w:color="000000"/>
           <w:left w:val="single" w:sz="4" w:space="0" w:color="000000"/>
@@ -17533,7 +16551,7 @@
       <w:tblGrid>
         <w:gridCol w:w="468"/>
         <w:gridCol w:w="2430"/>
-        <w:gridCol w:w="8100"/>
+        <w:gridCol w:w="7987"/>
       </w:tblGrid>
       <w:tr>
         <w:trPr>
@@ -17541,7 +16559,7 @@
         </w:trPr>
         <w:tc>
           <w:tcPr>
-            <w:tcW w:w="10998" w:type="dxa"/>
+            <w:tcW w:w="10885" w:type="dxa"/>
             <w:gridSpan w:val="3"/>
             <w:tcBorders>
               <w:top w:val="single" w:sz="4" w:space="0" w:color="000000"/>
@@ -17567,6 +16585,7 @@
                 <w:sz w:val="18"/>
                 <w:szCs w:val="18"/>
               </w:rPr>
+              <w:lastRenderedPageBreak/>
               <w:t>G</w:t>
             </w:r>
             <w:r>
@@ -17613,7 +16632,7 @@
         </w:tc>
         <w:tc>
           <w:tcPr>
-            <w:tcW w:w="10530" w:type="dxa"/>
+            <w:tcW w:w="10417" w:type="dxa"/>
             <w:gridSpan w:val="2"/>
           </w:tcPr>
           <w:p>
@@ -17669,7 +16688,7 @@
         </w:tc>
         <w:tc>
           <w:tcPr>
-            <w:tcW w:w="10530" w:type="dxa"/>
+            <w:tcW w:w="10417" w:type="dxa"/>
             <w:gridSpan w:val="2"/>
           </w:tcPr>
           <w:p>
@@ -17725,7 +16744,7 @@
         </w:tc>
         <w:tc>
           <w:tcPr>
-            <w:tcW w:w="10530" w:type="dxa"/>
+            <w:tcW w:w="10417" w:type="dxa"/>
             <w:gridSpan w:val="2"/>
           </w:tcPr>
           <w:p>
@@ -17783,52 +16802,7 @@
                 <w:sz w:val="18"/>
                 <w:szCs w:val="18"/>
               </w:rPr>
-              <w:t xml:space="preserve">zonally controlled systems unless the </w:t>
-            </w:r>
-            <w:r>
-              <w:rPr>
-                <w:rFonts w:asciiTheme="minorHAnsi" w:hAnsiTheme="minorHAnsi" w:cs="Tahoma"/>
-                <w:color w:val="000000"/>
-                <w:sz w:val="18"/>
-                <w:szCs w:val="18"/>
-              </w:rPr>
-              <w:t xml:space="preserve">Performance </w:t>
-            </w:r>
-            <w:r>
-              <w:rPr>
-                <w:rFonts w:asciiTheme="minorHAnsi" w:hAnsiTheme="minorHAnsi" w:cs="Tahoma"/>
-                <w:color w:val="000000"/>
-                <w:sz w:val="18"/>
-                <w:szCs w:val="18"/>
-              </w:rPr>
-              <w:t>Certificate of Compliance indicates an allowance for use of a bypass duct</w:t>
-            </w:r>
-            <w:r>
-              <w:rPr>
-                <w:rFonts w:asciiTheme="minorHAnsi" w:hAnsiTheme="minorHAnsi" w:cs="Tahoma"/>
-                <w:color w:val="000000"/>
-                <w:sz w:val="18"/>
-                <w:szCs w:val="18"/>
-              </w:rPr>
-              <w:t xml:space="preserve">. When a bypass duct is accounted for on the Performance </w:t>
-            </w:r>
-            <w:r>
-              <w:rPr>
-                <w:rFonts w:asciiTheme="minorHAnsi" w:hAnsiTheme="minorHAnsi" w:cs="Tahoma"/>
-                <w:color w:val="000000"/>
-                <w:sz w:val="18"/>
-                <w:szCs w:val="18"/>
-              </w:rPr>
-              <w:t>Certificate of Compliance</w:t>
-            </w:r>
-            <w:r>
-              <w:rPr>
-                <w:rFonts w:asciiTheme="minorHAnsi" w:hAnsiTheme="minorHAnsi" w:cs="Tahoma"/>
-                <w:color w:val="000000"/>
-                <w:sz w:val="18"/>
-                <w:szCs w:val="18"/>
-              </w:rPr>
-              <w:t xml:space="preserve">, the airflow rate shall conform to the specifications listed on </w:t>
+              <w:t xml:space="preserve">zonally controlled systems unless the Performance Certificate of Compliance indicates an allowance for use of a bypass duct. When a bypass duct is accounted for on the Performance Certificate of Compliance, the airflow rate shall conform to the specifications listed on </w:t>
             </w:r>
             <w:r>
               <w:rPr>
@@ -17877,21 +16851,13 @@
                 <w:sz w:val="18"/>
                 <w:szCs w:val="18"/>
               </w:rPr>
-              <w:t>0</w:t>
-            </w:r>
-            <w:r>
-              <w:rPr>
-                <w:rFonts w:asciiTheme="minorHAnsi" w:hAnsiTheme="minorHAnsi"/>
-                <w:sz w:val="18"/>
-                <w:szCs w:val="18"/>
-              </w:rPr>
-              <w:t>4</w:t>
-            </w:r>
-          </w:p>
-        </w:tc>
-        <w:tc>
-          <w:tcPr>
-            <w:tcW w:w="10530" w:type="dxa"/>
+              <w:t>04</w:t>
+            </w:r>
+          </w:p>
+        </w:tc>
+        <w:tc>
+          <w:tcPr>
+            <w:tcW w:w="10417" w:type="dxa"/>
             <w:gridSpan w:val="2"/>
             <w:vAlign w:val="center"/>
           </w:tcPr>
@@ -17943,21 +16909,13 @@
                 <w:sz w:val="18"/>
                 <w:szCs w:val="18"/>
               </w:rPr>
-              <w:t>0</w:t>
-            </w:r>
-            <w:r>
-              <w:rPr>
-                <w:rFonts w:asciiTheme="minorHAnsi" w:hAnsiTheme="minorHAnsi"/>
-                <w:sz w:val="18"/>
-                <w:szCs w:val="18"/>
-              </w:rPr>
-              <w:t>5</w:t>
-            </w:r>
-          </w:p>
-        </w:tc>
-        <w:tc>
-          <w:tcPr>
-            <w:tcW w:w="10530" w:type="dxa"/>
+              <w:t>05</w:t>
+            </w:r>
+          </w:p>
+        </w:tc>
+        <w:tc>
+          <w:tcPr>
+            <w:tcW w:w="10417" w:type="dxa"/>
             <w:gridSpan w:val="2"/>
             <w:vAlign w:val="center"/>
           </w:tcPr>
@@ -18009,21 +16967,13 @@
                 <w:sz w:val="18"/>
                 <w:szCs w:val="18"/>
               </w:rPr>
-              <w:t>0</w:t>
-            </w:r>
-            <w:r>
-              <w:rPr>
-                <w:rFonts w:asciiTheme="minorHAnsi" w:hAnsiTheme="minorHAnsi"/>
-                <w:sz w:val="18"/>
-                <w:szCs w:val="18"/>
-              </w:rPr>
-              <w:t>6</w:t>
-            </w:r>
-          </w:p>
-        </w:tc>
-        <w:tc>
-          <w:tcPr>
-            <w:tcW w:w="10530" w:type="dxa"/>
+              <w:t>06</w:t>
+            </w:r>
+          </w:p>
+        </w:tc>
+        <w:tc>
+          <w:tcPr>
+            <w:tcW w:w="10417" w:type="dxa"/>
             <w:gridSpan w:val="2"/>
             <w:vAlign w:val="center"/>
           </w:tcPr>
@@ -18075,21 +17025,13 @@
                 <w:sz w:val="18"/>
                 <w:szCs w:val="18"/>
               </w:rPr>
-              <w:t>0</w:t>
-            </w:r>
-            <w:r>
-              <w:rPr>
-                <w:rFonts w:asciiTheme="minorHAnsi" w:hAnsiTheme="minorHAnsi"/>
-                <w:sz w:val="18"/>
-                <w:szCs w:val="18"/>
-              </w:rPr>
-              <w:t>7</w:t>
-            </w:r>
-          </w:p>
-        </w:tc>
-        <w:tc>
-          <w:tcPr>
-            <w:tcW w:w="10530" w:type="dxa"/>
+              <w:t>07</w:t>
+            </w:r>
+          </w:p>
+        </w:tc>
+        <w:tc>
+          <w:tcPr>
+            <w:tcW w:w="10417" w:type="dxa"/>
             <w:gridSpan w:val="2"/>
             <w:vAlign w:val="center"/>
           </w:tcPr>
@@ -18141,21 +17083,13 @@
                 <w:sz w:val="18"/>
                 <w:szCs w:val="18"/>
               </w:rPr>
-              <w:t>0</w:t>
-            </w:r>
-            <w:r>
-              <w:rPr>
-                <w:rFonts w:asciiTheme="minorHAnsi" w:hAnsiTheme="minorHAnsi"/>
-                <w:sz w:val="18"/>
-                <w:szCs w:val="18"/>
-              </w:rPr>
-              <w:t>8</w:t>
-            </w:r>
-          </w:p>
-        </w:tc>
-        <w:tc>
-          <w:tcPr>
-            <w:tcW w:w="10530" w:type="dxa"/>
+              <w:t>08</w:t>
+            </w:r>
+          </w:p>
+        </w:tc>
+        <w:tc>
+          <w:tcPr>
+            <w:tcW w:w="10417" w:type="dxa"/>
             <w:gridSpan w:val="2"/>
             <w:vAlign w:val="center"/>
           </w:tcPr>
@@ -18223,15 +17157,7 @@
                 <w:sz w:val="18"/>
                 <w:szCs w:val="18"/>
               </w:rPr>
-              <w:t>0</w:t>
-            </w:r>
-            <w:r>
-              <w:rPr>
-                <w:rFonts w:asciiTheme="minorHAnsi" w:hAnsiTheme="minorHAnsi"/>
-                <w:sz w:val="18"/>
-                <w:szCs w:val="18"/>
-              </w:rPr>
-              <w:t>9</w:t>
+              <w:t>09</w:t>
             </w:r>
           </w:p>
         </w:tc>
@@ -18256,21 +17182,13 @@
                 <w:sz w:val="18"/>
                 <w:szCs w:val="18"/>
               </w:rPr>
-              <w:t>Verification Status</w:t>
-            </w:r>
-            <w:r>
-              <w:rPr>
-                <w:rFonts w:asciiTheme="minorHAnsi" w:hAnsiTheme="minorHAnsi"/>
-                <w:sz w:val="18"/>
-                <w:szCs w:val="18"/>
-              </w:rPr>
-              <w:t>:</w:t>
-            </w:r>
-          </w:p>
-        </w:tc>
-        <w:tc>
-          <w:tcPr>
-            <w:tcW w:w="8100" w:type="dxa"/>
+              <w:t>Verification Status:</w:t>
+            </w:r>
+          </w:p>
+        </w:tc>
+        <w:tc>
+          <w:tcPr>
+            <w:tcW w:w="7987" w:type="dxa"/>
             <w:vAlign w:val="center"/>
           </w:tcPr>
           <w:p>
@@ -18440,7 +17358,7 @@
         </w:tc>
         <w:tc>
           <w:tcPr>
-            <w:tcW w:w="8100" w:type="dxa"/>
+            <w:tcW w:w="7987" w:type="dxa"/>
             <w:vAlign w:val="center"/>
           </w:tcPr>
           <w:p>
@@ -18499,7 +17417,7 @@
         </w:trPr>
         <w:tc>
           <w:tcPr>
-            <w:tcW w:w="10998" w:type="dxa"/>
+            <w:tcW w:w="10885" w:type="dxa"/>
             <w:gridSpan w:val="3"/>
             <w:vAlign w:val="center"/>
           </w:tcPr>
@@ -18521,27 +17439,7 @@
                 <w:sz w:val="18"/>
                 <w:szCs w:val="18"/>
               </w:rPr>
-              <w:t>The responsible person’s signature on this compliance document affirms that all applicable requirements in this table have been met</w:t>
-            </w:r>
-            <w:r>
-              <w:rPr>
-                <w:rFonts w:asciiTheme="minorHAnsi" w:hAnsiTheme="minorHAnsi" w:cs="Calibri-Bold"/>
-                <w:b/>
-                <w:bCs/>
-                <w:sz w:val="18"/>
-                <w:szCs w:val="18"/>
-              </w:rPr>
-              <w:t xml:space="preserve"> unless otherwise noted in the Verification Status and the Corrections Notes in this table</w:t>
-            </w:r>
-            <w:r>
-              <w:rPr>
-                <w:rFonts w:asciiTheme="minorHAnsi" w:hAnsiTheme="minorHAnsi" w:cs="Calibri-Bold"/>
-                <w:b/>
-                <w:bCs/>
-                <w:sz w:val="18"/>
-                <w:szCs w:val="18"/>
-              </w:rPr>
-              <w:t>.</w:t>
+              <w:t>The responsible person’s signature on this compliance document affirms that all applicable requirements in this table have been met unless otherwise noted in the Verification Status and the Corrections Notes in this table.</w:t>
             </w:r>
           </w:p>
         </w:tc>
@@ -18556,7 +17454,7 @@
     </w:p>
     <w:tbl>
       <w:tblPr>
-        <w:tblW w:w="5000" w:type="pct"/>
+        <w:tblW w:w="5044" w:type="pct"/>
         <w:tblBorders>
           <w:top w:val="single" w:sz="4" w:space="0" w:color="auto"/>
           <w:left w:val="single" w:sz="4" w:space="0" w:color="auto"/>
@@ -18569,7 +17467,7 @@
       </w:tblPr>
       <w:tblGrid>
         <w:gridCol w:w="546"/>
-        <w:gridCol w:w="10244"/>
+        <w:gridCol w:w="10339"/>
       </w:tblGrid>
       <w:tr>
         <w:trPr>
@@ -18629,7 +17527,7 @@
         </w:trPr>
         <w:tc>
           <w:tcPr>
-            <w:tcW w:w="253" w:type="pct"/>
+            <w:tcW w:w="251" w:type="pct"/>
             <w:vAlign w:val="center"/>
           </w:tcPr>
           <w:p>
@@ -18647,21 +17545,13 @@
                 <w:sz w:val="18"/>
                 <w:szCs w:val="18"/>
               </w:rPr>
-              <w:t>0</w:t>
-            </w:r>
-            <w:r>
-              <w:rPr>
-                <w:rFonts w:asciiTheme="minorHAnsi" w:hAnsiTheme="minorHAnsi"/>
-                <w:sz w:val="18"/>
-                <w:szCs w:val="18"/>
-              </w:rPr>
-              <w:t>1</w:t>
-            </w:r>
-          </w:p>
-        </w:tc>
-        <w:tc>
-          <w:tcPr>
-            <w:tcW w:w="4747" w:type="pct"/>
+              <w:t>01</w:t>
+            </w:r>
+          </w:p>
+        </w:tc>
+        <w:tc>
+          <w:tcPr>
+            <w:tcW w:w="4749" w:type="pct"/>
             <w:vAlign w:val="center"/>
           </w:tcPr>
           <w:p>
@@ -18680,31 +17570,7 @@
                 <w:sz w:val="18"/>
                 <w:szCs w:val="18"/>
               </w:rPr>
-              <w:t>&lt;&lt;</w:t>
-            </w:r>
-            <w:r>
-              <w:rPr>
-                <w:rFonts w:asciiTheme="minorHAnsi" w:hAnsiTheme="minorHAnsi"/>
-                <w:sz w:val="18"/>
-                <w:szCs w:val="18"/>
-              </w:rPr>
-              <w:t xml:space="preserve">if  B01≠ System does not comply; and C04 ≠ Not Certified; and D04=system airflow rate complies; and E08= </w:t>
-            </w:r>
-            <w:r>
-              <w:rPr>
-                <w:rFonts w:asciiTheme="minorHAnsi" w:hAnsiTheme="minorHAnsi"/>
-                <w:sz w:val="18"/>
-                <w:szCs w:val="18"/>
-              </w:rPr>
-              <w:t>system airflow rate complies</w:t>
-            </w:r>
-            <w:r>
-              <w:rPr>
-                <w:rFonts w:asciiTheme="minorHAnsi" w:hAnsiTheme="minorHAnsi"/>
-                <w:sz w:val="18"/>
-                <w:szCs w:val="18"/>
-              </w:rPr>
-              <w:t>; and F03 = system airflow rate complies; and G09</w:t>
+              <w:t>&lt;&lt;if  B01≠ System does not comply; and C04 ≠ Not Certified; and D04=system airflow rate complies; and E08= system airflow rate complies; and F03 = system airflow rate complies; and G09</w:t>
             </w:r>
             <w:r>
               <w:rPr>
@@ -18720,39 +17586,7 @@
                 <w:sz w:val="18"/>
                 <w:szCs w:val="18"/>
               </w:rPr>
-              <w:t xml:space="preserve">Fail; then display: Complies: </w:t>
-            </w:r>
-            <w:r>
-              <w:rPr>
-                <w:rFonts w:asciiTheme="minorHAnsi" w:hAnsiTheme="minorHAnsi"/>
-                <w:sz w:val="18"/>
-                <w:szCs w:val="18"/>
-              </w:rPr>
-              <w:t>All specified verification protocol requirem</w:t>
-            </w:r>
-            <w:r>
-              <w:rPr>
-                <w:rFonts w:asciiTheme="minorHAnsi" w:hAnsiTheme="minorHAnsi"/>
-                <w:sz w:val="18"/>
-                <w:szCs w:val="18"/>
-              </w:rPr>
-              <w:t xml:space="preserve">ents on this document are met; else display: </w:t>
-            </w:r>
-            <w:r>
-              <w:rPr>
-                <w:rFonts w:asciiTheme="minorHAnsi" w:hAnsiTheme="minorHAnsi"/>
-                <w:sz w:val="18"/>
-                <w:szCs w:val="18"/>
-              </w:rPr>
-              <w:t>Does not comply: One or more specified verification protocol requirements on this document are not met</w:t>
-            </w:r>
-            <w:r>
-              <w:rPr>
-                <w:rFonts w:asciiTheme="minorHAnsi" w:hAnsiTheme="minorHAnsi"/>
-                <w:sz w:val="18"/>
-                <w:szCs w:val="18"/>
-              </w:rPr>
-              <w:t xml:space="preserve"> &gt;</w:t>
+              <w:t>Fail; then display: Complies: All specified verification protocol requirements on this document are met; else display: Does not comply: One or more specified verification protocol requirements on this document are not met &gt;</w:t>
             </w:r>
           </w:p>
         </w:tc>
@@ -18766,9 +17600,9 @@
       </w:pPr>
     </w:p>
     <w:sectPr>
-      <w:headerReference w:type="even" r:id="rId25"/>
-      <w:headerReference w:type="default" r:id="rId26"/>
-      <w:headerReference w:type="first" r:id="rId27"/>
+      <w:headerReference w:type="even" r:id="rId24"/>
+      <w:headerReference w:type="default" r:id="rId25"/>
+      <w:headerReference w:type="first" r:id="rId26"/>
       <w:pgSz w:w="12240" w:h="15840" w:code="1"/>
       <w:pgMar w:top="720" w:right="720" w:bottom="720" w:left="720" w:header="576" w:footer="576" w:gutter="0"/>
       <w:pgNumType w:start="1"/>
@@ -18780,7 +17614,7 @@
 </file>
 
 <file path=word/endnotes.xml><?xml version="1.0" encoding="utf-8"?>
-<w:endnotes xmlns:wpc="http://schemas.microsoft.com/office/word/2010/wordprocessingCanvas" xmlns:cx="http://schemas.microsoft.com/office/drawing/2014/chartex" xmlns:cx1="http://schemas.microsoft.com/office/drawing/2015/9/8/chartex" xmlns:cx2="http://schemas.microsoft.com/office/drawing/2015/10/21/chartex" xmlns:cx3="http://schemas.microsoft.com/office/drawing/2016/5/9/chartex" xmlns:cx4="http://schemas.microsoft.com/office/drawing/2016/5/10/chartex" xmlns:cx5="http://schemas.microsoft.com/office/drawing/2016/5/11/chartex" xmlns:cx6="http://schemas.microsoft.com/office/drawing/2016/5/12/chartex" xmlns:cx7="http://schemas.microsoft.com/office/drawing/2016/5/13/chartex" xmlns:cx8="http://schemas.microsoft.com/office/drawing/2016/5/14/chartex" xmlns:mc="http://schemas.openxmlformats.org/markup-compatibility/2006" xmlns:aink="http://schemas.microsoft.com/office/drawing/2016/ink" xmlns:am3d="http://schemas.microsoft.com/office/drawing/2017/model3d" xmlns:o="urn:schemas-microsoft-com:office:office" xmlns:r="http://schemas.openxmlformats.org/officeDocument/2006/relationships" xmlns:m="http://schemas.openxmlformats.org/officeDocument/2006/math" xmlns:v="urn:schemas-microsoft-com:vml" xmlns:wp14="http://schemas.microsoft.com/office/word/2010/wordprocessingDrawing" xmlns:wp="http://schemas.openxmlformats.org/drawingml/2006/wordprocessingDrawing" xmlns:w10="urn:schemas-microsoft-com:office:word" xmlns:w="http://schemas.openxmlformats.org/wordprocessingml/2006/main" xmlns:w14="http://schemas.microsoft.com/office/word/2010/wordml" xmlns:w15="http://schemas.microsoft.com/office/word/2012/wordml" xmlns:w16cex="http://schemas.microsoft.com/office/word/2018/wordml/cex" xmlns:w16cid="http://schemas.microsoft.com/office/word/2016/wordml/cid" xmlns:w16="http://schemas.microsoft.com/office/word/2018/wordml" xmlns:w16sdtdh="http://schemas.microsoft.com/office/word/2020/wordml/sdtdatahash" xmlns:w16se="http://schemas.microsoft.com/office/word/2015/wordml/symex" xmlns:wpg="http://schemas.microsoft.com/office/word/2010/wordprocessingGroup" xmlns:wpi="http://schemas.microsoft.com/office/word/2010/wordprocessingInk" xmlns:wne="http://schemas.microsoft.com/office/word/2006/wordml" xmlns:wps="http://schemas.microsoft.com/office/word/2010/wordprocessingShape" mc:Ignorable="w14 w15 w16se w16cid w16 w16cex w16sdtdh wp14">
+<w:endnotes xmlns:wpc="http://schemas.microsoft.com/office/word/2010/wordprocessingCanvas" xmlns:cx="http://schemas.microsoft.com/office/drawing/2014/chartex" xmlns:cx1="http://schemas.microsoft.com/office/drawing/2015/9/8/chartex" xmlns:cx2="http://schemas.microsoft.com/office/drawing/2015/10/21/chartex" xmlns:cx3="http://schemas.microsoft.com/office/drawing/2016/5/9/chartex" xmlns:cx4="http://schemas.microsoft.com/office/drawing/2016/5/10/chartex" xmlns:cx5="http://schemas.microsoft.com/office/drawing/2016/5/11/chartex" xmlns:cx6="http://schemas.microsoft.com/office/drawing/2016/5/12/chartex" xmlns:cx7="http://schemas.microsoft.com/office/drawing/2016/5/13/chartex" xmlns:cx8="http://schemas.microsoft.com/office/drawing/2016/5/14/chartex" xmlns:mc="http://schemas.openxmlformats.org/markup-compatibility/2006" xmlns:aink="http://schemas.microsoft.com/office/drawing/2016/ink" xmlns:am3d="http://schemas.microsoft.com/office/drawing/2017/model3d" xmlns:o="urn:schemas-microsoft-com:office:office" xmlns:oel="http://schemas.microsoft.com/office/2019/extlst" xmlns:r="http://schemas.openxmlformats.org/officeDocument/2006/relationships" xmlns:m="http://schemas.openxmlformats.org/officeDocument/2006/math" xmlns:v="urn:schemas-microsoft-com:vml" xmlns:wp14="http://schemas.microsoft.com/office/word/2010/wordprocessingDrawing" xmlns:wp="http://schemas.openxmlformats.org/drawingml/2006/wordprocessingDrawing" xmlns:w10="urn:schemas-microsoft-com:office:word" xmlns:w="http://schemas.openxmlformats.org/wordprocessingml/2006/main" xmlns:w14="http://schemas.microsoft.com/office/word/2010/wordml" xmlns:w15="http://schemas.microsoft.com/office/word/2012/wordml" xmlns:w16cex="http://schemas.microsoft.com/office/word/2018/wordml/cex" xmlns:w16cid="http://schemas.microsoft.com/office/word/2016/wordml/cid" xmlns:w16="http://schemas.microsoft.com/office/word/2018/wordml" xmlns:w16sdtdh="http://schemas.microsoft.com/office/word/2020/wordml/sdtdatahash" xmlns:w16se="http://schemas.microsoft.com/office/word/2015/wordml/symex" xmlns:wpg="http://schemas.microsoft.com/office/word/2010/wordprocessingGroup" xmlns:wpi="http://schemas.microsoft.com/office/word/2010/wordprocessingInk" xmlns:wne="http://schemas.microsoft.com/office/word/2006/wordml" xmlns:wps="http://schemas.microsoft.com/office/word/2010/wordprocessingShape" mc:Ignorable="w14 w15 w16se w16cid w16 w16cex w16sdtdh wp14">
   <w:endnote w:type="separator" w:id="-1">
     <w:p>
       <w:r>
@@ -18802,17 +17636,7 @@
 </file>
 
 <file path=word/footer1.xml><?xml version="1.0" encoding="utf-8"?>
-<w:ftr xmlns:wpc="http://schemas.microsoft.com/office/word/2010/wordprocessingCanvas" xmlns:cx="http://schemas.microsoft.com/office/drawing/2014/chartex" xmlns:cx1="http://schemas.microsoft.com/office/drawing/2015/9/8/chartex" xmlns:cx2="http://schemas.microsoft.com/office/drawing/2015/10/21/chartex" xmlns:cx3="http://schemas.microsoft.com/office/drawing/2016/5/9/chartex" xmlns:cx4="http://schemas.microsoft.com/office/drawing/2016/5/10/chartex" xmlns:cx5="http://schemas.microsoft.com/office/drawing/2016/5/11/chartex" xmlns:cx6="http://schemas.microsoft.com/office/drawing/2016/5/12/chartex" xmlns:cx7="http://schemas.microsoft.com/office/drawing/2016/5/13/chartex" xmlns:cx8="http://schemas.microsoft.com/office/drawing/2016/5/14/chartex" xmlns:mc="http://schemas.openxmlformats.org/markup-compatibility/2006" xmlns:aink="http://schemas.microsoft.com/office/drawing/2016/ink" xmlns:am3d="http://schemas.microsoft.com/office/drawing/2017/model3d" xmlns:o="urn:schemas-microsoft-com:office:office" xmlns:r="http://schemas.openxmlformats.org/officeDocument/2006/relationships" xmlns:m="http://schemas.openxmlformats.org/officeDocument/2006/math" xmlns:v="urn:schemas-microsoft-com:vml" xmlns:wp14="http://schemas.microsoft.com/office/word/2010/wordprocessingDrawing" xmlns:wp="http://schemas.openxmlformats.org/drawingml/2006/wordprocessingDrawing" xmlns:w10="urn:schemas-microsoft-com:office:word" xmlns:w="http://schemas.openxmlformats.org/wordprocessingml/2006/main" xmlns:w14="http://schemas.microsoft.com/office/word/2010/wordml" xmlns:w15="http://schemas.microsoft.com/office/word/2012/wordml" xmlns:w16cex="http://schemas.microsoft.com/office/word/2018/wordml/cex" xmlns:w16cid="http://schemas.microsoft.com/office/word/2016/wordml/cid" xmlns:w16="http://schemas.microsoft.com/office/word/2018/wordml" xmlns:w16sdtdh="http://schemas.microsoft.com/office/word/2020/wordml/sdtdatahash" xmlns:w16se="http://schemas.microsoft.com/office/word/2015/wordml/symex" xmlns:wpg="http://schemas.microsoft.com/office/word/2010/wordprocessingGroup" xmlns:wpi="http://schemas.microsoft.com/office/word/2010/wordprocessingInk" xmlns:wne="http://schemas.microsoft.com/office/word/2006/wordml" xmlns:wps="http://schemas.microsoft.com/office/word/2010/wordprocessingShape" mc:Ignorable="w14 w15 w16se w16cid w16 w16cex w16sdtdh wp14">
-  <w:p>
-    <w:pPr>
-      <w:pStyle w:val="Footer"/>
-    </w:pPr>
-  </w:p>
-</w:ftr>
-</file>
-
-<file path=word/footer2.xml><?xml version="1.0" encoding="utf-8"?>
-<w:ftr xmlns:wpc="http://schemas.microsoft.com/office/word/2010/wordprocessingCanvas" xmlns:cx="http://schemas.microsoft.com/office/drawing/2014/chartex" xmlns:cx1="http://schemas.microsoft.com/office/drawing/2015/9/8/chartex" xmlns:cx2="http://schemas.microsoft.com/office/drawing/2015/10/21/chartex" xmlns:cx3="http://schemas.microsoft.com/office/drawing/2016/5/9/chartex" xmlns:cx4="http://schemas.microsoft.com/office/drawing/2016/5/10/chartex" xmlns:cx5="http://schemas.microsoft.com/office/drawing/2016/5/11/chartex" xmlns:cx6="http://schemas.microsoft.com/office/drawing/2016/5/12/chartex" xmlns:cx7="http://schemas.microsoft.com/office/drawing/2016/5/13/chartex" xmlns:cx8="http://schemas.microsoft.com/office/drawing/2016/5/14/chartex" xmlns:mc="http://schemas.openxmlformats.org/markup-compatibility/2006" xmlns:aink="http://schemas.microsoft.com/office/drawing/2016/ink" xmlns:am3d="http://schemas.microsoft.com/office/drawing/2017/model3d" xmlns:o="urn:schemas-microsoft-com:office:office" xmlns:r="http://schemas.openxmlformats.org/officeDocument/2006/relationships" xmlns:m="http://schemas.openxmlformats.org/officeDocument/2006/math" xmlns:v="urn:schemas-microsoft-com:vml" xmlns:wp14="http://schemas.microsoft.com/office/word/2010/wordprocessingDrawing" xmlns:wp="http://schemas.openxmlformats.org/drawingml/2006/wordprocessingDrawing" xmlns:w10="urn:schemas-microsoft-com:office:word" xmlns:w="http://schemas.openxmlformats.org/wordprocessingml/2006/main" xmlns:w14="http://schemas.microsoft.com/office/word/2010/wordml" xmlns:w15="http://schemas.microsoft.com/office/word/2012/wordml" xmlns:w16cex="http://schemas.microsoft.com/office/word/2018/wordml/cex" xmlns:w16cid="http://schemas.microsoft.com/office/word/2016/wordml/cid" xmlns:w16="http://schemas.microsoft.com/office/word/2018/wordml" xmlns:w16sdtdh="http://schemas.microsoft.com/office/word/2020/wordml/sdtdatahash" xmlns:w16se="http://schemas.microsoft.com/office/word/2015/wordml/symex" xmlns:wpg="http://schemas.microsoft.com/office/word/2010/wordprocessingGroup" xmlns:wpi="http://schemas.microsoft.com/office/word/2010/wordprocessingInk" xmlns:wne="http://schemas.microsoft.com/office/word/2006/wordml" xmlns:wps="http://schemas.microsoft.com/office/word/2010/wordprocessingShape" mc:Ignorable="w14 w15 w16se w16cid w16 w16cex w16sdtdh wp14">
+<w:ftr xmlns:wpc="http://schemas.microsoft.com/office/word/2010/wordprocessingCanvas" xmlns:cx="http://schemas.microsoft.com/office/drawing/2014/chartex" xmlns:cx1="http://schemas.microsoft.com/office/drawing/2015/9/8/chartex" xmlns:cx2="http://schemas.microsoft.com/office/drawing/2015/10/21/chartex" xmlns:cx3="http://schemas.microsoft.com/office/drawing/2016/5/9/chartex" xmlns:cx4="http://schemas.microsoft.com/office/drawing/2016/5/10/chartex" xmlns:cx5="http://schemas.microsoft.com/office/drawing/2016/5/11/chartex" xmlns:cx6="http://schemas.microsoft.com/office/drawing/2016/5/12/chartex" xmlns:cx7="http://schemas.microsoft.com/office/drawing/2016/5/13/chartex" xmlns:cx8="http://schemas.microsoft.com/office/drawing/2016/5/14/chartex" xmlns:mc="http://schemas.openxmlformats.org/markup-compatibility/2006" xmlns:aink="http://schemas.microsoft.com/office/drawing/2016/ink" xmlns:am3d="http://schemas.microsoft.com/office/drawing/2017/model3d" xmlns:o="urn:schemas-microsoft-com:office:office" xmlns:oel="http://schemas.microsoft.com/office/2019/extlst" xmlns:r="http://schemas.openxmlformats.org/officeDocument/2006/relationships" xmlns:m="http://schemas.openxmlformats.org/officeDocument/2006/math" xmlns:v="urn:schemas-microsoft-com:vml" xmlns:wp14="http://schemas.microsoft.com/office/word/2010/wordprocessingDrawing" xmlns:wp="http://schemas.openxmlformats.org/drawingml/2006/wordprocessingDrawing" xmlns:w10="urn:schemas-microsoft-com:office:word" xmlns:w="http://schemas.openxmlformats.org/wordprocessingml/2006/main" xmlns:w14="http://schemas.microsoft.com/office/word/2010/wordml" xmlns:w15="http://schemas.microsoft.com/office/word/2012/wordml" xmlns:w16cex="http://schemas.microsoft.com/office/word/2018/wordml/cex" xmlns:w16cid="http://schemas.microsoft.com/office/word/2016/wordml/cid" xmlns:w16="http://schemas.microsoft.com/office/word/2018/wordml" xmlns:w16sdtdh="http://schemas.microsoft.com/office/word/2020/wordml/sdtdatahash" xmlns:w16se="http://schemas.microsoft.com/office/word/2015/wordml/symex" xmlns:wpg="http://schemas.microsoft.com/office/word/2010/wordprocessingGroup" xmlns:wpi="http://schemas.microsoft.com/office/word/2010/wordprocessingInk" xmlns:wne="http://schemas.microsoft.com/office/word/2006/wordml" xmlns:wps="http://schemas.microsoft.com/office/word/2010/wordprocessingShape" mc:Ignorable="w14 w15 w16se w16cid w16 w16cex w16sdtdh wp14">
   <w:p>
     <w:pPr>
       <w:pStyle w:val="Footer"/>
@@ -18828,19 +17652,9 @@
     <w:r>
       <w:t>CA Building Energy Efficiency Standards - 20</w:t>
     </w:r>
-    <w:ins w:id="5" w:author="Alhabibi, Haider@Energy" w:date="2021-08-30T19:40:00Z">
-      <w:r>
-        <w:t>22</w:t>
-      </w:r>
-    </w:ins>
-    <w:del w:id="6" w:author="Alhabibi, Haider@Energy" w:date="2021-08-30T19:40:00Z">
-      <w:r>
-        <w:delText>1</w:delText>
-      </w:r>
-      <w:r>
-        <w:delText>9</w:delText>
-      </w:r>
-    </w:del>
+    <w:r>
+      <w:t>22</w:t>
+    </w:r>
     <w:r>
       <w:t xml:space="preserve"> Residential Compliance</w:t>
     </w:r>
@@ -18850,22 +17664,15 @@
     <w:r>
       <w:t>January 20</w:t>
     </w:r>
-    <w:ins w:id="7" w:author="Alhabibi, Haider@Energy" w:date="2021-08-30T19:40:00Z">
-      <w:r>
-        <w:t>22</w:t>
-      </w:r>
-    </w:ins>
-    <w:del w:id="8" w:author="Alhabibi, Haider@Energy" w:date="2021-08-30T19:40:00Z">
-      <w:r>
-        <w:delText>19</w:delText>
-      </w:r>
-    </w:del>
+    <w:r>
+      <w:t>22</w:t>
+    </w:r>
   </w:p>
 </w:ftr>
 </file>
 
-<file path=word/footer3.xml><?xml version="1.0" encoding="utf-8"?>
-<w:ftr xmlns:wpc="http://schemas.microsoft.com/office/word/2010/wordprocessingCanvas" xmlns:cx="http://schemas.microsoft.com/office/drawing/2014/chartex" xmlns:cx1="http://schemas.microsoft.com/office/drawing/2015/9/8/chartex" xmlns:cx2="http://schemas.microsoft.com/office/drawing/2015/10/21/chartex" xmlns:cx3="http://schemas.microsoft.com/office/drawing/2016/5/9/chartex" xmlns:cx4="http://schemas.microsoft.com/office/drawing/2016/5/10/chartex" xmlns:cx5="http://schemas.microsoft.com/office/drawing/2016/5/11/chartex" xmlns:cx6="http://schemas.microsoft.com/office/drawing/2016/5/12/chartex" xmlns:cx7="http://schemas.microsoft.com/office/drawing/2016/5/13/chartex" xmlns:cx8="http://schemas.microsoft.com/office/drawing/2016/5/14/chartex" xmlns:mc="http://schemas.openxmlformats.org/markup-compatibility/2006" xmlns:aink="http://schemas.microsoft.com/office/drawing/2016/ink" xmlns:am3d="http://schemas.microsoft.com/office/drawing/2017/model3d" xmlns:o="urn:schemas-microsoft-com:office:office" xmlns:r="http://schemas.openxmlformats.org/officeDocument/2006/relationships" xmlns:m="http://schemas.openxmlformats.org/officeDocument/2006/math" xmlns:v="urn:schemas-microsoft-com:vml" xmlns:wp14="http://schemas.microsoft.com/office/word/2010/wordprocessingDrawing" xmlns:wp="http://schemas.openxmlformats.org/drawingml/2006/wordprocessingDrawing" xmlns:w10="urn:schemas-microsoft-com:office:word" xmlns:w="http://schemas.openxmlformats.org/wordprocessingml/2006/main" xmlns:w14="http://schemas.microsoft.com/office/word/2010/wordml" xmlns:w15="http://schemas.microsoft.com/office/word/2012/wordml" xmlns:w16cex="http://schemas.microsoft.com/office/word/2018/wordml/cex" xmlns:w16cid="http://schemas.microsoft.com/office/word/2016/wordml/cid" xmlns:w16="http://schemas.microsoft.com/office/word/2018/wordml" xmlns:w16sdtdh="http://schemas.microsoft.com/office/word/2020/wordml/sdtdatahash" xmlns:w16se="http://schemas.microsoft.com/office/word/2015/wordml/symex" xmlns:wpg="http://schemas.microsoft.com/office/word/2010/wordprocessingGroup" xmlns:wpi="http://schemas.microsoft.com/office/word/2010/wordprocessingInk" xmlns:wne="http://schemas.microsoft.com/office/word/2006/wordml" xmlns:wps="http://schemas.microsoft.com/office/word/2010/wordprocessingShape" mc:Ignorable="w14 w15 w16se w16cid w16 w16cex w16sdtdh wp14">
+<file path=word/footer2.xml><?xml version="1.0" encoding="utf-8"?>
+<w:ftr xmlns:wpc="http://schemas.microsoft.com/office/word/2010/wordprocessingCanvas" xmlns:cx="http://schemas.microsoft.com/office/drawing/2014/chartex" xmlns:cx1="http://schemas.microsoft.com/office/drawing/2015/9/8/chartex" xmlns:cx2="http://schemas.microsoft.com/office/drawing/2015/10/21/chartex" xmlns:cx3="http://schemas.microsoft.com/office/drawing/2016/5/9/chartex" xmlns:cx4="http://schemas.microsoft.com/office/drawing/2016/5/10/chartex" xmlns:cx5="http://schemas.microsoft.com/office/drawing/2016/5/11/chartex" xmlns:cx6="http://schemas.microsoft.com/office/drawing/2016/5/12/chartex" xmlns:cx7="http://schemas.microsoft.com/office/drawing/2016/5/13/chartex" xmlns:cx8="http://schemas.microsoft.com/office/drawing/2016/5/14/chartex" xmlns:mc="http://schemas.openxmlformats.org/markup-compatibility/2006" xmlns:aink="http://schemas.microsoft.com/office/drawing/2016/ink" xmlns:am3d="http://schemas.microsoft.com/office/drawing/2017/model3d" xmlns:o="urn:schemas-microsoft-com:office:office" xmlns:oel="http://schemas.microsoft.com/office/2019/extlst" xmlns:r="http://schemas.openxmlformats.org/officeDocument/2006/relationships" xmlns:m="http://schemas.openxmlformats.org/officeDocument/2006/math" xmlns:v="urn:schemas-microsoft-com:vml" xmlns:wp14="http://schemas.microsoft.com/office/word/2010/wordprocessingDrawing" xmlns:wp="http://schemas.openxmlformats.org/drawingml/2006/wordprocessingDrawing" xmlns:w10="urn:schemas-microsoft-com:office:word" xmlns:w="http://schemas.openxmlformats.org/wordprocessingml/2006/main" xmlns:w14="http://schemas.microsoft.com/office/word/2010/wordml" xmlns:w15="http://schemas.microsoft.com/office/word/2012/wordml" xmlns:w16cex="http://schemas.microsoft.com/office/word/2018/wordml/cex" xmlns:w16cid="http://schemas.microsoft.com/office/word/2016/wordml/cid" xmlns:w16="http://schemas.microsoft.com/office/word/2018/wordml" xmlns:w16sdtdh="http://schemas.microsoft.com/office/word/2020/wordml/sdtdatahash" xmlns:w16se="http://schemas.microsoft.com/office/word/2015/wordml/symex" xmlns:wpg="http://schemas.microsoft.com/office/word/2010/wordprocessingGroup" xmlns:wpi="http://schemas.microsoft.com/office/word/2010/wordprocessingInk" xmlns:wne="http://schemas.microsoft.com/office/word/2006/wordml" xmlns:wps="http://schemas.microsoft.com/office/word/2010/wordprocessingShape" mc:Ignorable="w14 w15 w16se w16cid w16 w16cex w16sdtdh wp14">
   <w:p>
     <w:pPr>
       <w:pStyle w:val="Footer"/>
@@ -18889,8 +17696,8 @@
 </w:ftr>
 </file>
 
-<file path=word/footer4.xml><?xml version="1.0" encoding="utf-8"?>
-<w:ftr xmlns:wpc="http://schemas.microsoft.com/office/word/2010/wordprocessingCanvas" xmlns:cx="http://schemas.microsoft.com/office/drawing/2014/chartex" xmlns:cx1="http://schemas.microsoft.com/office/drawing/2015/9/8/chartex" xmlns:cx2="http://schemas.microsoft.com/office/drawing/2015/10/21/chartex" xmlns:cx3="http://schemas.microsoft.com/office/drawing/2016/5/9/chartex" xmlns:cx4="http://schemas.microsoft.com/office/drawing/2016/5/10/chartex" xmlns:cx5="http://schemas.microsoft.com/office/drawing/2016/5/11/chartex" xmlns:cx6="http://schemas.microsoft.com/office/drawing/2016/5/12/chartex" xmlns:cx7="http://schemas.microsoft.com/office/drawing/2016/5/13/chartex" xmlns:cx8="http://schemas.microsoft.com/office/drawing/2016/5/14/chartex" xmlns:mc="http://schemas.openxmlformats.org/markup-compatibility/2006" xmlns:aink="http://schemas.microsoft.com/office/drawing/2016/ink" xmlns:am3d="http://schemas.microsoft.com/office/drawing/2017/model3d" xmlns:o="urn:schemas-microsoft-com:office:office" xmlns:r="http://schemas.openxmlformats.org/officeDocument/2006/relationships" xmlns:m="http://schemas.openxmlformats.org/officeDocument/2006/math" xmlns:v="urn:schemas-microsoft-com:vml" xmlns:wp14="http://schemas.microsoft.com/office/word/2010/wordprocessingDrawing" xmlns:wp="http://schemas.openxmlformats.org/drawingml/2006/wordprocessingDrawing" xmlns:w10="urn:schemas-microsoft-com:office:word" xmlns:w="http://schemas.openxmlformats.org/wordprocessingml/2006/main" xmlns:w14="http://schemas.microsoft.com/office/word/2010/wordml" xmlns:w15="http://schemas.microsoft.com/office/word/2012/wordml" xmlns:w16cex="http://schemas.microsoft.com/office/word/2018/wordml/cex" xmlns:w16cid="http://schemas.microsoft.com/office/word/2016/wordml/cid" xmlns:w16="http://schemas.microsoft.com/office/word/2018/wordml" xmlns:w16sdtdh="http://schemas.microsoft.com/office/word/2020/wordml/sdtdatahash" xmlns:w16se="http://schemas.microsoft.com/office/word/2015/wordml/symex" xmlns:wpg="http://schemas.microsoft.com/office/word/2010/wordprocessingGroup" xmlns:wpi="http://schemas.microsoft.com/office/word/2010/wordprocessingInk" xmlns:wne="http://schemas.microsoft.com/office/word/2006/wordml" xmlns:wps="http://schemas.microsoft.com/office/word/2010/wordprocessingShape" mc:Ignorable="w14 w15 w16se w16cid w16 w16cex w16sdtdh wp14">
+<file path=word/footer3.xml><?xml version="1.0" encoding="utf-8"?>
+<w:ftr xmlns:wpc="http://schemas.microsoft.com/office/word/2010/wordprocessingCanvas" xmlns:cx="http://schemas.microsoft.com/office/drawing/2014/chartex" xmlns:cx1="http://schemas.microsoft.com/office/drawing/2015/9/8/chartex" xmlns:cx2="http://schemas.microsoft.com/office/drawing/2015/10/21/chartex" xmlns:cx3="http://schemas.microsoft.com/office/drawing/2016/5/9/chartex" xmlns:cx4="http://schemas.microsoft.com/office/drawing/2016/5/10/chartex" xmlns:cx5="http://schemas.microsoft.com/office/drawing/2016/5/11/chartex" xmlns:cx6="http://schemas.microsoft.com/office/drawing/2016/5/12/chartex" xmlns:cx7="http://schemas.microsoft.com/office/drawing/2016/5/13/chartex" xmlns:cx8="http://schemas.microsoft.com/office/drawing/2016/5/14/chartex" xmlns:mc="http://schemas.openxmlformats.org/markup-compatibility/2006" xmlns:aink="http://schemas.microsoft.com/office/drawing/2016/ink" xmlns:am3d="http://schemas.microsoft.com/office/drawing/2017/model3d" xmlns:o="urn:schemas-microsoft-com:office:office" xmlns:oel="http://schemas.microsoft.com/office/2019/extlst" xmlns:r="http://schemas.openxmlformats.org/officeDocument/2006/relationships" xmlns:m="http://schemas.openxmlformats.org/officeDocument/2006/math" xmlns:v="urn:schemas-microsoft-com:vml" xmlns:wp14="http://schemas.microsoft.com/office/word/2010/wordprocessingDrawing" xmlns:wp="http://schemas.openxmlformats.org/drawingml/2006/wordprocessingDrawing" xmlns:w10="urn:schemas-microsoft-com:office:word" xmlns:w="http://schemas.openxmlformats.org/wordprocessingml/2006/main" xmlns:w14="http://schemas.microsoft.com/office/word/2010/wordml" xmlns:w15="http://schemas.microsoft.com/office/word/2012/wordml" xmlns:w16cex="http://schemas.microsoft.com/office/word/2018/wordml/cex" xmlns:w16cid="http://schemas.microsoft.com/office/word/2016/wordml/cid" xmlns:w16="http://schemas.microsoft.com/office/word/2018/wordml" xmlns:w16sdtdh="http://schemas.microsoft.com/office/word/2020/wordml/sdtdatahash" xmlns:w16se="http://schemas.microsoft.com/office/word/2015/wordml/symex" xmlns:wpg="http://schemas.microsoft.com/office/word/2010/wordprocessingGroup" xmlns:wpi="http://schemas.microsoft.com/office/word/2010/wordprocessingInk" xmlns:wne="http://schemas.microsoft.com/office/word/2006/wordml" xmlns:wps="http://schemas.microsoft.com/office/word/2010/wordprocessingShape" mc:Ignorable="w14 w15 w16se w16cid w16 w16cex w16sdtdh wp14">
   <w:p>
     <w:pPr>
       <w:pStyle w:val="Footer"/>
@@ -18898,19 +17705,9 @@
     <w:r>
       <w:t>CA Building Energy Efficiency Standards - 20</w:t>
     </w:r>
-    <w:ins w:id="9" w:author="Alhabibi, Haider@Energy" w:date="2021-08-30T19:41:00Z">
-      <w:r>
-        <w:t>22</w:t>
-      </w:r>
-    </w:ins>
-    <w:del w:id="10" w:author="Alhabibi, Haider@Energy" w:date="2021-08-30T19:41:00Z">
-      <w:r>
-        <w:delText>1</w:delText>
-      </w:r>
-      <w:r>
-        <w:delText>9</w:delText>
-      </w:r>
-    </w:del>
+    <w:r>
+      <w:t>22</w:t>
+    </w:r>
     <w:r>
       <w:t xml:space="preserve"> Residential Compliance</w:t>
     </w:r>
@@ -18920,22 +17717,15 @@
     <w:r>
       <w:t>January 20</w:t>
     </w:r>
-    <w:ins w:id="11" w:author="Alhabibi, Haider@Energy" w:date="2021-08-30T19:40:00Z">
-      <w:r>
-        <w:t>22</w:t>
-      </w:r>
-    </w:ins>
-    <w:del w:id="12" w:author="Alhabibi, Haider@Energy" w:date="2021-08-30T19:40:00Z">
-      <w:r>
-        <w:delText>19</w:delText>
-      </w:r>
-    </w:del>
+    <w:r>
+      <w:t>22</w:t>
+    </w:r>
   </w:p>
 </w:ftr>
 </file>
 
-<file path=word/footer5.xml><?xml version="1.0" encoding="utf-8"?>
-<w:ftr xmlns:wpc="http://schemas.microsoft.com/office/word/2010/wordprocessingCanvas" xmlns:cx="http://schemas.microsoft.com/office/drawing/2014/chartex" xmlns:cx1="http://schemas.microsoft.com/office/drawing/2015/9/8/chartex" xmlns:cx2="http://schemas.microsoft.com/office/drawing/2015/10/21/chartex" xmlns:cx3="http://schemas.microsoft.com/office/drawing/2016/5/9/chartex" xmlns:cx4="http://schemas.microsoft.com/office/drawing/2016/5/10/chartex" xmlns:cx5="http://schemas.microsoft.com/office/drawing/2016/5/11/chartex" xmlns:cx6="http://schemas.microsoft.com/office/drawing/2016/5/12/chartex" xmlns:cx7="http://schemas.microsoft.com/office/drawing/2016/5/13/chartex" xmlns:cx8="http://schemas.microsoft.com/office/drawing/2016/5/14/chartex" xmlns:mc="http://schemas.openxmlformats.org/markup-compatibility/2006" xmlns:aink="http://schemas.microsoft.com/office/drawing/2016/ink" xmlns:am3d="http://schemas.microsoft.com/office/drawing/2017/model3d" xmlns:o="urn:schemas-microsoft-com:office:office" xmlns:r="http://schemas.openxmlformats.org/officeDocument/2006/relationships" xmlns:m="http://schemas.openxmlformats.org/officeDocument/2006/math" xmlns:v="urn:schemas-microsoft-com:vml" xmlns:wp14="http://schemas.microsoft.com/office/word/2010/wordprocessingDrawing" xmlns:wp="http://schemas.openxmlformats.org/drawingml/2006/wordprocessingDrawing" xmlns:w10="urn:schemas-microsoft-com:office:word" xmlns:w="http://schemas.openxmlformats.org/wordprocessingml/2006/main" xmlns:w14="http://schemas.microsoft.com/office/word/2010/wordml" xmlns:w15="http://schemas.microsoft.com/office/word/2012/wordml" xmlns:w16cex="http://schemas.microsoft.com/office/word/2018/wordml/cex" xmlns:w16cid="http://schemas.microsoft.com/office/word/2016/wordml/cid" xmlns:w16="http://schemas.microsoft.com/office/word/2018/wordml" xmlns:w16sdtdh="http://schemas.microsoft.com/office/word/2020/wordml/sdtdatahash" xmlns:w16se="http://schemas.microsoft.com/office/word/2015/wordml/symex" xmlns:wpg="http://schemas.microsoft.com/office/word/2010/wordprocessingGroup" xmlns:wpi="http://schemas.microsoft.com/office/word/2010/wordprocessingInk" xmlns:wne="http://schemas.microsoft.com/office/word/2006/wordml" xmlns:wps="http://schemas.microsoft.com/office/word/2010/wordprocessingShape" mc:Ignorable="w14 w15 w16se w16cid w16 w16cex w16sdtdh wp14">
+<file path=word/footer4.xml><?xml version="1.0" encoding="utf-8"?>
+<w:ftr xmlns:wpc="http://schemas.microsoft.com/office/word/2010/wordprocessingCanvas" xmlns:cx="http://schemas.microsoft.com/office/drawing/2014/chartex" xmlns:cx1="http://schemas.microsoft.com/office/drawing/2015/9/8/chartex" xmlns:cx2="http://schemas.microsoft.com/office/drawing/2015/10/21/chartex" xmlns:cx3="http://schemas.microsoft.com/office/drawing/2016/5/9/chartex" xmlns:cx4="http://schemas.microsoft.com/office/drawing/2016/5/10/chartex" xmlns:cx5="http://schemas.microsoft.com/office/drawing/2016/5/11/chartex" xmlns:cx6="http://schemas.microsoft.com/office/drawing/2016/5/12/chartex" xmlns:cx7="http://schemas.microsoft.com/office/drawing/2016/5/13/chartex" xmlns:cx8="http://schemas.microsoft.com/office/drawing/2016/5/14/chartex" xmlns:mc="http://schemas.openxmlformats.org/markup-compatibility/2006" xmlns:aink="http://schemas.microsoft.com/office/drawing/2016/ink" xmlns:am3d="http://schemas.microsoft.com/office/drawing/2017/model3d" xmlns:o="urn:schemas-microsoft-com:office:office" xmlns:oel="http://schemas.microsoft.com/office/2019/extlst" xmlns:r="http://schemas.openxmlformats.org/officeDocument/2006/relationships" xmlns:m="http://schemas.openxmlformats.org/officeDocument/2006/math" xmlns:v="urn:schemas-microsoft-com:vml" xmlns:wp14="http://schemas.microsoft.com/office/word/2010/wordprocessingDrawing" xmlns:wp="http://schemas.openxmlformats.org/drawingml/2006/wordprocessingDrawing" xmlns:w10="urn:schemas-microsoft-com:office:word" xmlns:w="http://schemas.openxmlformats.org/wordprocessingml/2006/main" xmlns:w14="http://schemas.microsoft.com/office/word/2010/wordml" xmlns:w15="http://schemas.microsoft.com/office/word/2012/wordml" xmlns:w16cex="http://schemas.microsoft.com/office/word/2018/wordml/cex" xmlns:w16cid="http://schemas.microsoft.com/office/word/2016/wordml/cid" xmlns:w16="http://schemas.microsoft.com/office/word/2018/wordml" xmlns:w16sdtdh="http://schemas.microsoft.com/office/word/2020/wordml/sdtdatahash" xmlns:w16se="http://schemas.microsoft.com/office/word/2015/wordml/symex" xmlns:wpg="http://schemas.microsoft.com/office/word/2010/wordprocessingGroup" xmlns:wpi="http://schemas.microsoft.com/office/word/2010/wordprocessingInk" xmlns:wne="http://schemas.microsoft.com/office/word/2006/wordml" xmlns:wps="http://schemas.microsoft.com/office/word/2010/wordprocessingShape" mc:Ignorable="w14 w15 w16se w16cid w16 w16cex w16sdtdh wp14">
   <w:p>
     <w:pPr>
       <w:pStyle w:val="Footer"/>
@@ -18952,7 +17742,7 @@
 </file>
 
 <file path=word/footnotes.xml><?xml version="1.0" encoding="utf-8"?>
-<w:footnotes xmlns:wpc="http://schemas.microsoft.com/office/word/2010/wordprocessingCanvas" xmlns:cx="http://schemas.microsoft.com/office/drawing/2014/chartex" xmlns:cx1="http://schemas.microsoft.com/office/drawing/2015/9/8/chartex" xmlns:cx2="http://schemas.microsoft.com/office/drawing/2015/10/21/chartex" xmlns:cx3="http://schemas.microsoft.com/office/drawing/2016/5/9/chartex" xmlns:cx4="http://schemas.microsoft.com/office/drawing/2016/5/10/chartex" xmlns:cx5="http://schemas.microsoft.com/office/drawing/2016/5/11/chartex" xmlns:cx6="http://schemas.microsoft.com/office/drawing/2016/5/12/chartex" xmlns:cx7="http://schemas.microsoft.com/office/drawing/2016/5/13/chartex" xmlns:cx8="http://schemas.microsoft.com/office/drawing/2016/5/14/chartex" xmlns:mc="http://schemas.openxmlformats.org/markup-compatibility/2006" xmlns:aink="http://schemas.microsoft.com/office/drawing/2016/ink" xmlns:am3d="http://schemas.microsoft.com/office/drawing/2017/model3d" xmlns:o="urn:schemas-microsoft-com:office:office" xmlns:r="http://schemas.openxmlformats.org/officeDocument/2006/relationships" xmlns:m="http://schemas.openxmlformats.org/officeDocument/2006/math" xmlns:v="urn:schemas-microsoft-com:vml" xmlns:wp14="http://schemas.microsoft.com/office/word/2010/wordprocessingDrawing" xmlns:wp="http://schemas.openxmlformats.org/drawingml/2006/wordprocessingDrawing" xmlns:w10="urn:schemas-microsoft-com:office:word" xmlns:w="http://schemas.openxmlformats.org/wordprocessingml/2006/main" xmlns:w14="http://schemas.microsoft.com/office/word/2010/wordml" xmlns:w15="http://schemas.microsoft.com/office/word/2012/wordml" xmlns:w16cex="http://schemas.microsoft.com/office/word/2018/wordml/cex" xmlns:w16cid="http://schemas.microsoft.com/office/word/2016/wordml/cid" xmlns:w16="http://schemas.microsoft.com/office/word/2018/wordml" xmlns:w16sdtdh="http://schemas.microsoft.com/office/word/2020/wordml/sdtdatahash" xmlns:w16se="http://schemas.microsoft.com/office/word/2015/wordml/symex" xmlns:wpg="http://schemas.microsoft.com/office/word/2010/wordprocessingGroup" xmlns:wpi="http://schemas.microsoft.com/office/word/2010/wordprocessingInk" xmlns:wne="http://schemas.microsoft.com/office/word/2006/wordml" xmlns:wps="http://schemas.microsoft.com/office/word/2010/wordprocessingShape" mc:Ignorable="w14 w15 w16se w16cid w16 w16cex w16sdtdh wp14">
+<w:footnotes xmlns:wpc="http://schemas.microsoft.com/office/word/2010/wordprocessingCanvas" xmlns:cx="http://schemas.microsoft.com/office/drawing/2014/chartex" xmlns:cx1="http://schemas.microsoft.com/office/drawing/2015/9/8/chartex" xmlns:cx2="http://schemas.microsoft.com/office/drawing/2015/10/21/chartex" xmlns:cx3="http://schemas.microsoft.com/office/drawing/2016/5/9/chartex" xmlns:cx4="http://schemas.microsoft.com/office/drawing/2016/5/10/chartex" xmlns:cx5="http://schemas.microsoft.com/office/drawing/2016/5/11/chartex" xmlns:cx6="http://schemas.microsoft.com/office/drawing/2016/5/12/chartex" xmlns:cx7="http://schemas.microsoft.com/office/drawing/2016/5/13/chartex" xmlns:cx8="http://schemas.microsoft.com/office/drawing/2016/5/14/chartex" xmlns:mc="http://schemas.openxmlformats.org/markup-compatibility/2006" xmlns:aink="http://schemas.microsoft.com/office/drawing/2016/ink" xmlns:am3d="http://schemas.microsoft.com/office/drawing/2017/model3d" xmlns:o="urn:schemas-microsoft-com:office:office" xmlns:oel="http://schemas.microsoft.com/office/2019/extlst" xmlns:r="http://schemas.openxmlformats.org/officeDocument/2006/relationships" xmlns:m="http://schemas.openxmlformats.org/officeDocument/2006/math" xmlns:v="urn:schemas-microsoft-com:vml" xmlns:wp14="http://schemas.microsoft.com/office/word/2010/wordprocessingDrawing" xmlns:wp="http://schemas.openxmlformats.org/drawingml/2006/wordprocessingDrawing" xmlns:w10="urn:schemas-microsoft-com:office:word" xmlns:w="http://schemas.openxmlformats.org/wordprocessingml/2006/main" xmlns:w14="http://schemas.microsoft.com/office/word/2010/wordml" xmlns:w15="http://schemas.microsoft.com/office/word/2012/wordml" xmlns:w16cex="http://schemas.microsoft.com/office/word/2018/wordml/cex" xmlns:w16cid="http://schemas.microsoft.com/office/word/2016/wordml/cid" xmlns:w16="http://schemas.microsoft.com/office/word/2018/wordml" xmlns:w16sdtdh="http://schemas.microsoft.com/office/word/2020/wordml/sdtdatahash" xmlns:w16se="http://schemas.microsoft.com/office/word/2015/wordml/symex" xmlns:wpg="http://schemas.microsoft.com/office/word/2010/wordprocessingGroup" xmlns:wpi="http://schemas.microsoft.com/office/word/2010/wordprocessingInk" xmlns:wne="http://schemas.microsoft.com/office/word/2006/wordml" xmlns:wps="http://schemas.microsoft.com/office/word/2010/wordprocessingShape" mc:Ignorable="w14 w15 w16se w16cid w16 w16cex w16sdtdh wp14">
   <w:footnote w:type="separator" w:id="-1">
     <w:p>
       <w:r>
@@ -18974,105 +17764,85 @@
 </file>
 
 <file path=word/header1.xml><?xml version="1.0" encoding="utf-8"?>
-<w:hdr xmlns:wpc="http://schemas.microsoft.com/office/word/2010/wordprocessingCanvas" xmlns:cx="http://schemas.microsoft.com/office/drawing/2014/chartex" xmlns:cx1="http://schemas.microsoft.com/office/drawing/2015/9/8/chartex" xmlns:cx2="http://schemas.microsoft.com/office/drawing/2015/10/21/chartex" xmlns:cx3="http://schemas.microsoft.com/office/drawing/2016/5/9/chartex" xmlns:cx4="http://schemas.microsoft.com/office/drawing/2016/5/10/chartex" xmlns:cx5="http://schemas.microsoft.com/office/drawing/2016/5/11/chartex" xmlns:cx6="http://schemas.microsoft.com/office/drawing/2016/5/12/chartex" xmlns:cx7="http://schemas.microsoft.com/office/drawing/2016/5/13/chartex" xmlns:cx8="http://schemas.microsoft.com/office/drawing/2016/5/14/chartex" xmlns:mc="http://schemas.openxmlformats.org/markup-compatibility/2006" xmlns:aink="http://schemas.microsoft.com/office/drawing/2016/ink" xmlns:am3d="http://schemas.microsoft.com/office/drawing/2017/model3d" xmlns:o="urn:schemas-microsoft-com:office:office" xmlns:r="http://schemas.openxmlformats.org/officeDocument/2006/relationships" xmlns:m="http://schemas.openxmlformats.org/officeDocument/2006/math" xmlns:v="urn:schemas-microsoft-com:vml" xmlns:wp14="http://schemas.microsoft.com/office/word/2010/wordprocessingDrawing" xmlns:wp="http://schemas.openxmlformats.org/drawingml/2006/wordprocessingDrawing" xmlns:w10="urn:schemas-microsoft-com:office:word" xmlns:w="http://schemas.openxmlformats.org/wordprocessingml/2006/main" xmlns:w14="http://schemas.microsoft.com/office/word/2010/wordml" xmlns:w15="http://schemas.microsoft.com/office/word/2012/wordml" xmlns:w16cex="http://schemas.microsoft.com/office/word/2018/wordml/cex" xmlns:w16cid="http://schemas.microsoft.com/office/word/2016/wordml/cid" xmlns:w16="http://schemas.microsoft.com/office/word/2018/wordml" xmlns:w16sdtdh="http://schemas.microsoft.com/office/word/2020/wordml/sdtdatahash" xmlns:w16se="http://schemas.microsoft.com/office/word/2015/wordml/symex" xmlns:wpg="http://schemas.microsoft.com/office/word/2010/wordprocessingGroup" xmlns:wpi="http://schemas.microsoft.com/office/word/2010/wordprocessingInk" xmlns:wne="http://schemas.microsoft.com/office/word/2006/wordml" xmlns:wps="http://schemas.microsoft.com/office/word/2010/wordprocessingShape" mc:Ignorable="w14 w15 w16se w16cid w16 w16cex w16sdtdh wp14">
+<w:hdr xmlns:wpc="http://schemas.microsoft.com/office/word/2010/wordprocessingCanvas" xmlns:cx="http://schemas.microsoft.com/office/drawing/2014/chartex" xmlns:cx1="http://schemas.microsoft.com/office/drawing/2015/9/8/chartex" xmlns:cx2="http://schemas.microsoft.com/office/drawing/2015/10/21/chartex" xmlns:cx3="http://schemas.microsoft.com/office/drawing/2016/5/9/chartex" xmlns:cx4="http://schemas.microsoft.com/office/drawing/2016/5/10/chartex" xmlns:cx5="http://schemas.microsoft.com/office/drawing/2016/5/11/chartex" xmlns:cx6="http://schemas.microsoft.com/office/drawing/2016/5/12/chartex" xmlns:cx7="http://schemas.microsoft.com/office/drawing/2016/5/13/chartex" xmlns:cx8="http://schemas.microsoft.com/office/drawing/2016/5/14/chartex" xmlns:mc="http://schemas.openxmlformats.org/markup-compatibility/2006" xmlns:aink="http://schemas.microsoft.com/office/drawing/2016/ink" xmlns:am3d="http://schemas.microsoft.com/office/drawing/2017/model3d" xmlns:o="urn:schemas-microsoft-com:office:office" xmlns:oel="http://schemas.microsoft.com/office/2019/extlst" xmlns:r="http://schemas.openxmlformats.org/officeDocument/2006/relationships" xmlns:m="http://schemas.openxmlformats.org/officeDocument/2006/math" xmlns:v="urn:schemas-microsoft-com:vml" xmlns:wp14="http://schemas.microsoft.com/office/word/2010/wordprocessingDrawing" xmlns:wp="http://schemas.openxmlformats.org/drawingml/2006/wordprocessingDrawing" xmlns:w10="urn:schemas-microsoft-com:office:word" xmlns:w="http://schemas.openxmlformats.org/wordprocessingml/2006/main" xmlns:w14="http://schemas.microsoft.com/office/word/2010/wordml" xmlns:w15="http://schemas.microsoft.com/office/word/2012/wordml" xmlns:w16cex="http://schemas.microsoft.com/office/word/2018/wordml/cex" xmlns:w16cid="http://schemas.microsoft.com/office/word/2016/wordml/cid" xmlns:w16="http://schemas.microsoft.com/office/word/2018/wordml" xmlns:w16sdtdh="http://schemas.microsoft.com/office/word/2020/wordml/sdtdatahash" xmlns:w16se="http://schemas.microsoft.com/office/word/2015/wordml/symex" xmlns:wpg="http://schemas.microsoft.com/office/word/2010/wordprocessingGroup" xmlns:wpi="http://schemas.microsoft.com/office/word/2010/wordprocessingInk" xmlns:wne="http://schemas.microsoft.com/office/word/2006/wordml" xmlns:wps="http://schemas.microsoft.com/office/word/2010/wordprocessingShape" mc:Ignorable="w14 w15 w16se w16cid w16 w16cex w16sdtdh wp14">
   <w:p>
     <w:pPr>
       <w:pStyle w:val="Header"/>
     </w:pPr>
+    <w:r>
+      <w:rPr>
+        <w:noProof/>
+      </w:rPr>
+      <w:pict w14:anchorId="1933EB8E">
+        <v:shapetype id="_x0000_t75" coordsize="21600,21600" o:spt="75" o:preferrelative="t" path="m@4@5l@4@11@9@11@9@5xe" filled="f" stroked="f">
+          <v:stroke joinstyle="miter"/>
+          <v:formulas>
+            <v:f eqn="if lineDrawn pixelLineWidth 0"/>
+            <v:f eqn="sum @0 1 0"/>
+            <v:f eqn="sum 0 0 @1"/>
+            <v:f eqn="prod @2 1 2"/>
+            <v:f eqn="prod @3 21600 pixelWidth"/>
+            <v:f eqn="prod @3 21600 pixelHeight"/>
+            <v:f eqn="sum @0 0 1"/>
+            <v:f eqn="prod @6 1 2"/>
+            <v:f eqn="prod @7 21600 pixelWidth"/>
+            <v:f eqn="sum @8 21600 0"/>
+            <v:f eqn="prod @7 21600 pixelHeight"/>
+            <v:f eqn="sum @10 21600 0"/>
+          </v:formulas>
+          <v:path o:extrusionok="f" gradientshapeok="t" o:connecttype="rect"/>
+          <o:lock v:ext="edit" aspectratio="t"/>
+        </v:shapetype>
+        <v:shape id="WordPictureWatermark21318688" o:spid="_x0000_s2050" type="#_x0000_t75" style="position:absolute;margin-left:0;margin-top:0;width:10in;height:540pt;z-index:-251658238;mso-position-horizontal:center;mso-position-horizontal-relative:margin;mso-position-vertical:center;mso-position-vertical-relative:margin" o:allowincell="f">
+          <v:imagedata r:id="rId1" o:title="Watermark" gain="19661f" blacklevel="22938f"/>
+          <w10:wrap anchorx="margin" anchory="margin"/>
+        </v:shape>
+      </w:pict>
+    </w:r>
   </w:p>
 </w:hdr>
 </file>
 
 <file path=word/header2.xml><?xml version="1.0" encoding="utf-8"?>
-<w:hdr xmlns:wpc="http://schemas.microsoft.com/office/word/2010/wordprocessingCanvas" xmlns:cx="http://schemas.microsoft.com/office/drawing/2014/chartex" xmlns:cx1="http://schemas.microsoft.com/office/drawing/2015/9/8/chartex" xmlns:cx2="http://schemas.microsoft.com/office/drawing/2015/10/21/chartex" xmlns:cx3="http://schemas.microsoft.com/office/drawing/2016/5/9/chartex" xmlns:cx4="http://schemas.microsoft.com/office/drawing/2016/5/10/chartex" xmlns:cx5="http://schemas.microsoft.com/office/drawing/2016/5/11/chartex" xmlns:cx6="http://schemas.microsoft.com/office/drawing/2016/5/12/chartex" xmlns:cx7="http://schemas.microsoft.com/office/drawing/2016/5/13/chartex" xmlns:cx8="http://schemas.microsoft.com/office/drawing/2016/5/14/chartex" xmlns:mc="http://schemas.openxmlformats.org/markup-compatibility/2006" xmlns:aink="http://schemas.microsoft.com/office/drawing/2016/ink" xmlns:am3d="http://schemas.microsoft.com/office/drawing/2017/model3d" xmlns:o="urn:schemas-microsoft-com:office:office" xmlns:r="http://schemas.openxmlformats.org/officeDocument/2006/relationships" xmlns:m="http://schemas.openxmlformats.org/officeDocument/2006/math" xmlns:v="urn:schemas-microsoft-com:vml" xmlns:wp14="http://schemas.microsoft.com/office/word/2010/wordprocessingDrawing" xmlns:wp="http://schemas.openxmlformats.org/drawingml/2006/wordprocessingDrawing" xmlns:w10="urn:schemas-microsoft-com:office:word" xmlns:w="http://schemas.openxmlformats.org/wordprocessingml/2006/main" xmlns:w14="http://schemas.microsoft.com/office/word/2010/wordml" xmlns:w15="http://schemas.microsoft.com/office/word/2012/wordml" xmlns:w16cex="http://schemas.microsoft.com/office/word/2018/wordml/cex" xmlns:w16cid="http://schemas.microsoft.com/office/word/2016/wordml/cid" xmlns:w16="http://schemas.microsoft.com/office/word/2018/wordml" xmlns:w16sdtdh="http://schemas.microsoft.com/office/word/2020/wordml/sdtdatahash" xmlns:w16se="http://schemas.microsoft.com/office/word/2015/wordml/symex" xmlns:wpg="http://schemas.microsoft.com/office/word/2010/wordprocessingGroup" xmlns:wpi="http://schemas.microsoft.com/office/word/2010/wordprocessingInk" xmlns:wne="http://schemas.microsoft.com/office/word/2006/wordml" xmlns:wps="http://schemas.microsoft.com/office/word/2010/wordprocessingShape" mc:Ignorable="w14 w15 w16se w16cid w16 w16cex w16sdtdh wp14">
+<w:hdr xmlns:wpc="http://schemas.microsoft.com/office/word/2010/wordprocessingCanvas" xmlns:cx="http://schemas.microsoft.com/office/drawing/2014/chartex" xmlns:cx1="http://schemas.microsoft.com/office/drawing/2015/9/8/chartex" xmlns:cx2="http://schemas.microsoft.com/office/drawing/2015/10/21/chartex" xmlns:cx3="http://schemas.microsoft.com/office/drawing/2016/5/9/chartex" xmlns:cx4="http://schemas.microsoft.com/office/drawing/2016/5/10/chartex" xmlns:cx5="http://schemas.microsoft.com/office/drawing/2016/5/11/chartex" xmlns:cx6="http://schemas.microsoft.com/office/drawing/2016/5/12/chartex" xmlns:cx7="http://schemas.microsoft.com/office/drawing/2016/5/13/chartex" xmlns:cx8="http://schemas.microsoft.com/office/drawing/2016/5/14/chartex" xmlns:mc="http://schemas.openxmlformats.org/markup-compatibility/2006" xmlns:aink="http://schemas.microsoft.com/office/drawing/2016/ink" xmlns:am3d="http://schemas.microsoft.com/office/drawing/2017/model3d" xmlns:o="urn:schemas-microsoft-com:office:office" xmlns:oel="http://schemas.microsoft.com/office/2019/extlst" xmlns:r="http://schemas.openxmlformats.org/officeDocument/2006/relationships" xmlns:m="http://schemas.openxmlformats.org/officeDocument/2006/math" xmlns:v="urn:schemas-microsoft-com:vml" xmlns:wp14="http://schemas.microsoft.com/office/word/2010/wordprocessingDrawing" xmlns:wp="http://schemas.openxmlformats.org/drawingml/2006/wordprocessingDrawing" xmlns:w10="urn:schemas-microsoft-com:office:word" xmlns:w="http://schemas.openxmlformats.org/wordprocessingml/2006/main" xmlns:w14="http://schemas.microsoft.com/office/word/2010/wordml" xmlns:w15="http://schemas.microsoft.com/office/word/2012/wordml" xmlns:w16cex="http://schemas.microsoft.com/office/word/2018/wordml/cex" xmlns:w16cid="http://schemas.microsoft.com/office/word/2016/wordml/cid" xmlns:w16="http://schemas.microsoft.com/office/word/2018/wordml" xmlns:w16sdtdh="http://schemas.microsoft.com/office/word/2020/wordml/sdtdatahash" xmlns:w16se="http://schemas.microsoft.com/office/word/2015/wordml/symex" xmlns:wpg="http://schemas.microsoft.com/office/word/2010/wordprocessingGroup" xmlns:wpi="http://schemas.microsoft.com/office/word/2010/wordprocessingInk" xmlns:wne="http://schemas.microsoft.com/office/word/2006/wordml" xmlns:wps="http://schemas.microsoft.com/office/word/2010/wordprocessingShape" mc:Ignorable="w14 w15 w16se w16cid w16 w16cex w16sdtdh wp14">
   <w:p>
     <w:pPr>
       <w:suppressAutoHyphens/>
       <w:ind w:left="-90"/>
+      <w:jc w:val="center"/>
       <w:rPr>
         <w:rFonts w:ascii="Arial" w:hAnsi="Arial" w:cs="Arial"/>
-        <w:sz w:val="14"/>
-        <w:szCs w:val="14"/>
+        <w:b/>
+        <w:sz w:val="24"/>
+        <w:szCs w:val="24"/>
       </w:rPr>
     </w:pPr>
-    <w:customXmlInsRangeStart w:id="0" w:author="Geiser, Che@Energy" w:date="2022-04-11T13:54:00Z"/>
-    <w:sdt>
-      <w:sdtPr>
-        <w:rPr>
-          <w:rFonts w:ascii="Arial" w:hAnsi="Arial" w:cs="Arial"/>
-          <w:sz w:val="14"/>
-          <w:szCs w:val="14"/>
-        </w:rPr>
-        <w:id w:val="-1206794665"/>
-        <w:docPartObj>
-          <w:docPartGallery w:val="Watermarks"/>
-          <w:docPartUnique/>
-        </w:docPartObj>
-      </w:sdtPr>
-      <w:sdtContent>
-        <w:customXmlInsRangeEnd w:id="0"/>
-        <w:ins w:id="1" w:author="Geiser, Che@Energy" w:date="2022-04-11T13:54:00Z">
-          <w:r>
-            <w:rPr>
-              <w:rFonts w:ascii="Arial" w:hAnsi="Arial" w:cs="Arial"/>
-              <w:noProof/>
-              <w:sz w:val="14"/>
-              <w:szCs w:val="14"/>
-            </w:rPr>
-            <w:pict w14:anchorId="7BCDA08D">
-              <v:shapetype id="_x0000_t136" coordsize="21600,21600" o:spt="136" adj="10800" path="m@7,l@8,m@5,21600l@6,21600e">
-                <v:formulas>
-                  <v:f eqn="sum #0 0 10800"/>
-                  <v:f eqn="prod #0 2 1"/>
-                  <v:f eqn="sum 21600 0 @1"/>
-                  <v:f eqn="sum 0 0 @2"/>
-                  <v:f eqn="sum 21600 0 @3"/>
-                  <v:f eqn="if @0 @3 0"/>
-                  <v:f eqn="if @0 21600 @1"/>
-                  <v:f eqn="if @0 0 @2"/>
-                  <v:f eqn="if @0 @4 21600"/>
-                  <v:f eqn="mid @5 @6"/>
-                  <v:f eqn="mid @8 @5"/>
-                  <v:f eqn="mid @7 @8"/>
-                  <v:f eqn="mid @6 @7"/>
-                  <v:f eqn="sum @6 0 @5"/>
-                </v:formulas>
-                <v:path textpathok="t" o:connecttype="custom" o:connectlocs="@9,0;@10,10800;@11,21600;@12,10800" o:connectangles="270,180,90,0"/>
-                <v:textpath on="t" fitshape="t"/>
-                <v:handles>
-                  <v:h position="#0,bottomRight" xrange="6629,14971"/>
-                </v:handles>
-                <o:lock v:ext="edit" text="t" shapetype="t"/>
-              </v:shapetype>
-              <v:shape id="PowerPlusWaterMarkObject357831064" o:spid="_x0000_s2062" type="#_x0000_t136" style="position:absolute;left:0;text-align:left;margin-left:0;margin-top:0;width:412.4pt;height:247.45pt;rotation:315;z-index:-251656182;mso-position-horizontal:center;mso-position-horizontal-relative:margin;mso-position-vertical:center;mso-position-vertical-relative:margin" o:allowincell="f" fillcolor="silver" stroked="f">
-                <v:fill opacity=".5"/>
-                <v:textpath style="font-family:&quot;Calibri&quot;;font-size:1pt" string="DRAFT"/>
-                <w10:wrap anchorx="margin" anchory="margin"/>
-              </v:shape>
-            </w:pict>
-          </w:r>
-        </w:ins>
-        <w:customXmlInsRangeStart w:id="2" w:author="Geiser, Che@Energy" w:date="2022-04-11T13:54:00Z"/>
-      </w:sdtContent>
-    </w:sdt>
-    <w:customXmlInsRangeEnd w:id="2"/>
     <w:r>
       <w:rPr>
+        <w:rFonts w:ascii="Calibri" w:hAnsi="Calibri" w:cs="Calibri"/>
         <w:noProof/>
+        <w:sz w:val="28"/>
+        <w:szCs w:val="28"/>
       </w:rPr>
       <w:drawing>
-        <wp:anchor distT="0" distB="0" distL="114300" distR="114300" simplePos="0" relativeHeight="251658250" behindDoc="1" locked="0" layoutInCell="0" allowOverlap="1" wp14:anchorId="54233676" wp14:editId="55F84414">
+        <wp:anchor distT="0" distB="0" distL="114300" distR="114300" simplePos="0" relativeHeight="251660297" behindDoc="0" locked="0" layoutInCell="1" allowOverlap="1" wp14:anchorId="20F743A8" wp14:editId="48EB4239">
           <wp:simplePos x="0" y="0"/>
-          <wp:positionH relativeFrom="margin">
-            <wp:align>center</wp:align>
+          <wp:positionH relativeFrom="column">
+            <wp:posOffset>0</wp:posOffset>
           </wp:positionH>
-          <wp:positionV relativeFrom="margin">
-            <wp:align>center</wp:align>
+          <wp:positionV relativeFrom="paragraph">
+            <wp:posOffset>47625</wp:posOffset>
           </wp:positionV>
-          <wp:extent cx="9144000" cy="6858000"/>
+          <wp:extent cx="2532380" cy="566420"/>
           <wp:effectExtent l="0" t="0" r="0" b="0"/>
           <wp:wrapNone/>
-          <wp:docPr id="10" name="Picture 10" descr="Watermark"/>
+          <wp:docPr id="4" name="Picture 4">
+            <a:extLst xmlns:a="http://schemas.openxmlformats.org/drawingml/2006/main">
+              <a:ext uri="{C183D7F6-B498-43B3-948B-1728B52AA6E4}">
+                <adec:decorative xmlns:adec="http://schemas.microsoft.com/office/drawing/2017/decorative" val="1"/>
+              </a:ext>
+            </a:extLst>
+          </wp:docPr>
           <wp:cNvGraphicFramePr>
             <a:graphicFrameLocks xmlns:a="http://schemas.openxmlformats.org/drawingml/2006/main" noChangeAspect="1"/>
           </wp:cNvGraphicFramePr>
@@ -19080,34 +17850,35 @@
             <a:graphicData uri="http://schemas.openxmlformats.org/drawingml/2006/picture">
               <pic:pic xmlns:pic="http://schemas.openxmlformats.org/drawingml/2006/picture">
                 <pic:nvPicPr>
-                  <pic:cNvPr id="0" name="Picture 10" descr="Watermark"/>
-                  <pic:cNvPicPr>
-                    <a:picLocks noChangeAspect="1" noChangeArrowheads="1"/>
-                  </pic:cNvPicPr>
+                  <pic:cNvPr id="4" name="Picture 4">
+                    <a:extLst>
+                      <a:ext uri="{C183D7F6-B498-43B3-948B-1728B52AA6E4}">
+                        <adec:decorative xmlns:adec="http://schemas.microsoft.com/office/drawing/2017/decorative" val="1"/>
+                      </a:ext>
+                    </a:extLst>
+                  </pic:cNvPr>
+                  <pic:cNvPicPr/>
                 </pic:nvPicPr>
                 <pic:blipFill>
                   <a:blip r:embed="rId1">
-                    <a:lum bright="70000" contrast="-70000"/>
                     <a:extLst>
                       <a:ext uri="{28A0092B-C50C-407E-A947-70E740481C1C}">
                         <a14:useLocalDpi xmlns:a14="http://schemas.microsoft.com/office/drawing/2010/main" val="0"/>
                       </a:ext>
                     </a:extLst>
                   </a:blip>
-                  <a:srcRect/>
                   <a:stretch>
                     <a:fillRect/>
                   </a:stretch>
                 </pic:blipFill>
-                <pic:spPr bwMode="auto">
+                <pic:spPr>
                   <a:xfrm>
                     <a:off x="0" y="0"/>
-                    <a:ext cx="9144000" cy="6858000"/>
+                    <a:ext cx="2532380" cy="566420"/>
                   </a:xfrm>
                   <a:prstGeom prst="rect">
                     <a:avLst/>
                   </a:prstGeom>
-                  <a:noFill/>
                 </pic:spPr>
               </pic:pic>
             </a:graphicData>
@@ -19123,98 +17894,6 @@
     </w:r>
     <w:r>
       <w:rPr>
-        <w:noProof/>
-      </w:rPr>
-      <w:drawing>
-        <wp:anchor distT="0" distB="0" distL="114300" distR="114300" simplePos="0" relativeHeight="251658240" behindDoc="0" locked="0" layoutInCell="1" allowOverlap="1" wp14:anchorId="1933EB90" wp14:editId="0FDF039E">
-          <wp:simplePos x="0" y="0"/>
-          <wp:positionH relativeFrom="margin">
-            <wp:posOffset>6629400</wp:posOffset>
-          </wp:positionH>
-          <wp:positionV relativeFrom="margin">
-            <wp:posOffset>-1207135</wp:posOffset>
-          </wp:positionV>
-          <wp:extent cx="311785" cy="273685"/>
-          <wp:effectExtent l="0" t="0" r="0" b="0"/>
-          <wp:wrapSquare wrapText="bothSides"/>
-          <wp:docPr id="1" name="Picture 12"/>
-          <wp:cNvGraphicFramePr>
-            <a:graphicFrameLocks xmlns:a="http://schemas.openxmlformats.org/drawingml/2006/main" noChangeAspect="1"/>
-          </wp:cNvGraphicFramePr>
-          <a:graphic xmlns:a="http://schemas.openxmlformats.org/drawingml/2006/main">
-            <a:graphicData uri="http://schemas.openxmlformats.org/drawingml/2006/picture">
-              <pic:pic xmlns:pic="http://schemas.openxmlformats.org/drawingml/2006/picture">
-                <pic:nvPicPr>
-                  <pic:cNvPr id="0" name="Picture 12" descr="CEC_Seal-75x72"/>
-                  <pic:cNvPicPr>
-                    <a:picLocks noChangeAspect="1" noChangeArrowheads="1"/>
-                  </pic:cNvPicPr>
-                </pic:nvPicPr>
-                <pic:blipFill>
-                  <a:blip r:embed="rId2">
-                    <a:extLst>
-                      <a:ext uri="{28A0092B-C50C-407E-A947-70E740481C1C}">
-                        <a14:useLocalDpi xmlns:a14="http://schemas.microsoft.com/office/drawing/2010/main" val="0"/>
-                      </a:ext>
-                    </a:extLst>
-                  </a:blip>
-                  <a:stretch>
-                    <a:fillRect/>
-                  </a:stretch>
-                </pic:blipFill>
-                <pic:spPr bwMode="auto">
-                  <a:xfrm>
-                    <a:off x="0" y="0"/>
-                    <a:ext cx="311785" cy="273685"/>
-                  </a:xfrm>
-                  <a:prstGeom prst="rect">
-                    <a:avLst/>
-                  </a:prstGeom>
-                  <a:noFill/>
-                </pic:spPr>
-              </pic:pic>
-            </a:graphicData>
-          </a:graphic>
-          <wp14:sizeRelV relativeFrom="margin">
-            <wp14:pctHeight>0</wp14:pctHeight>
-          </wp14:sizeRelV>
-        </wp:anchor>
-      </w:drawing>
-    </w:r>
-    <w:r>
-      <w:rPr>
-        <w:rFonts w:ascii="Arial" w:hAnsi="Arial" w:cs="Arial"/>
-        <w:sz w:val="14"/>
-        <w:szCs w:val="14"/>
-      </w:rPr>
-      <w:t xml:space="preserve">STATE OF </w:t>
-    </w:r>
-    <w:smartTag w:uri="urn:schemas-microsoft-com:office:smarttags" w:element="place">
-      <w:smartTag w:uri="urn:schemas-microsoft-com:office:smarttags" w:element="State">
-        <w:r>
-          <w:rPr>
-            <w:rFonts w:ascii="Arial" w:hAnsi="Arial" w:cs="Arial"/>
-            <w:sz w:val="14"/>
-            <w:szCs w:val="14"/>
-          </w:rPr>
-          <w:t>CALIFORNIA</w:t>
-        </w:r>
-      </w:smartTag>
-    </w:smartTag>
-  </w:p>
-  <w:p>
-    <w:pPr>
-      <w:suppressAutoHyphens/>
-      <w:ind w:left="-90"/>
-      <w:rPr>
-        <w:rFonts w:ascii="Arial" w:hAnsi="Arial" w:cs="Arial"/>
-        <w:b/>
-        <w:sz w:val="24"/>
-        <w:szCs w:val="24"/>
-      </w:rPr>
-    </w:pPr>
-    <w:r>
-      <w:rPr>
         <w:rFonts w:ascii="Arial" w:hAnsi="Arial" w:cs="Arial"/>
         <w:b/>
         <w:sz w:val="24"/>
@@ -19225,512 +17904,138 @@
   </w:p>
   <w:p>
     <w:pPr>
-      <w:suppressAutoHyphens/>
-      <w:ind w:left="-90"/>
+      <w:tabs>
+        <w:tab w:val="center" w:pos="4320"/>
+        <w:tab w:val="right" w:pos="8640"/>
+      </w:tabs>
+      <w:ind w:left="360"/>
       <w:rPr>
         <w:rFonts w:ascii="Arial" w:hAnsi="Arial" w:cs="Arial"/>
-        <w:sz w:val="14"/>
-        <w:szCs w:val="14"/>
+        <w:sz w:val="24"/>
+        <w:szCs w:val="24"/>
       </w:rPr>
     </w:pPr>
     <w:r>
       <w:rPr>
         <w:rFonts w:ascii="Arial" w:hAnsi="Arial" w:cs="Arial"/>
-        <w:sz w:val="14"/>
-        <w:szCs w:val="14"/>
+        <w:sz w:val="24"/>
+        <w:szCs w:val="24"/>
       </w:rPr>
-      <w:t>CEC-CF3R-MCH-23-H</w:t>
+      <w:ptab w:relativeTo="margin" w:alignment="center" w:leader="none"/>
     </w:r>
     <w:r>
       <w:rPr>
         <w:rFonts w:ascii="Arial" w:hAnsi="Arial" w:cs="Arial"/>
-        <w:sz w:val="14"/>
-        <w:szCs w:val="14"/>
+        <w:sz w:val="24"/>
+        <w:szCs w:val="24"/>
       </w:rPr>
-      <w:t xml:space="preserve"> (Revised </w:t>
+      <w:ptab w:relativeTo="margin" w:alignment="right" w:leader="none"/>
     </w:r>
     <w:r>
       <w:rPr>
-        <w:rFonts w:ascii="Arial" w:hAnsi="Arial" w:cs="Arial"/>
-        <w:sz w:val="14"/>
-        <w:szCs w:val="14"/>
+        <w:rFonts w:ascii="Calibri" w:hAnsi="Calibri" w:cs="Calibri"/>
+        <w:sz w:val="28"/>
+        <w:szCs w:val="28"/>
       </w:rPr>
-      <w:t>01/</w:t>
-    </w:r>
-    <w:ins w:id="3" w:author="Alhabibi, Haider@Energy" w:date="2021-08-30T19:40:00Z">
-      <w:r>
-        <w:rPr>
-          <w:rFonts w:ascii="Arial" w:hAnsi="Arial" w:cs="Arial"/>
-          <w:sz w:val="14"/>
-          <w:szCs w:val="14"/>
-        </w:rPr>
-        <w:t>22</w:t>
-      </w:r>
-    </w:ins>
-    <w:del w:id="4" w:author="Alhabibi, Haider@Energy" w:date="2021-08-30T19:40:00Z">
-      <w:r>
-        <w:rPr>
-          <w:rFonts w:ascii="Arial" w:hAnsi="Arial" w:cs="Arial"/>
-          <w:sz w:val="14"/>
-          <w:szCs w:val="14"/>
-        </w:rPr>
-        <w:delText>19</w:delText>
-      </w:r>
-    </w:del>
-    <w:r>
-      <w:rPr>
-        <w:rFonts w:ascii="Arial" w:hAnsi="Arial" w:cs="Arial"/>
-        <w:sz w:val="14"/>
-        <w:szCs w:val="14"/>
-      </w:rPr>
-      <w:t xml:space="preserve">)                                                                                                                               </w:t>
+      <w:t>CEC-CF</w:t>
     </w:r>
     <w:r>
       <w:rPr>
-        <w:rFonts w:ascii="Arial" w:hAnsi="Arial" w:cs="Arial"/>
-        <w:sz w:val="14"/>
-        <w:szCs w:val="14"/>
+        <w:rFonts w:ascii="Calibri" w:hAnsi="Calibri" w:cs="Calibri"/>
+        <w:sz w:val="28"/>
+        <w:szCs w:val="28"/>
       </w:rPr>
-      <w:t xml:space="preserve">             </w:t>
+      <w:t>3</w:t>
     </w:r>
     <w:r>
       <w:rPr>
-        <w:rFonts w:ascii="Arial" w:hAnsi="Arial" w:cs="Arial"/>
-        <w:sz w:val="14"/>
-        <w:szCs w:val="14"/>
+        <w:rFonts w:ascii="Calibri" w:hAnsi="Calibri" w:cs="Calibri"/>
+        <w:sz w:val="28"/>
+        <w:szCs w:val="28"/>
       </w:rPr>
-      <w:t>CALIFORNIA ENERGY COMMISSION</w:t>
+      <w:t>R-</w:t>
+    </w:r>
+    <w:r>
+      <w:rPr>
+        <w:rFonts w:ascii="Calibri" w:hAnsi="Calibri" w:cs="Calibri"/>
+        <w:sz w:val="28"/>
+        <w:szCs w:val="28"/>
+      </w:rPr>
+      <w:t>MCH</w:t>
+    </w:r>
+    <w:r>
+      <w:rPr>
+        <w:rFonts w:ascii="Calibri" w:hAnsi="Calibri" w:cs="Calibri"/>
+        <w:sz w:val="28"/>
+        <w:szCs w:val="28"/>
+      </w:rPr>
+      <w:t>-</w:t>
+    </w:r>
+    <w:r>
+      <w:rPr>
+        <w:rFonts w:ascii="Calibri" w:hAnsi="Calibri" w:cs="Calibri"/>
+        <w:sz w:val="28"/>
+        <w:szCs w:val="28"/>
+      </w:rPr>
+      <w:t>23</w:t>
+    </w:r>
+    <w:r>
+      <w:rPr>
+        <w:rFonts w:ascii="Calibri" w:hAnsi="Calibri" w:cs="Calibri"/>
+        <w:sz w:val="28"/>
+        <w:szCs w:val="28"/>
+      </w:rPr>
+      <w:t>-</w:t>
+    </w:r>
+    <w:r>
+      <w:rPr>
+        <w:rFonts w:ascii="Calibri" w:hAnsi="Calibri" w:cs="Calibri"/>
+        <w:sz w:val="28"/>
+        <w:szCs w:val="28"/>
+      </w:rPr>
+      <w:t>H</w:t>
     </w:r>
   </w:p>
-  <w:tbl>
-    <w:tblPr>
-      <w:tblW w:w="5004" w:type="pct"/>
-      <w:tblBorders>
-        <w:top w:val="single" w:sz="4" w:space="0" w:color="auto"/>
-        <w:left w:val="single" w:sz="4" w:space="0" w:color="auto"/>
-        <w:bottom w:val="single" w:sz="4" w:space="0" w:color="auto"/>
-        <w:right w:val="single" w:sz="4" w:space="0" w:color="auto"/>
-        <w:insideH w:val="single" w:sz="4" w:space="0" w:color="auto"/>
-        <w:insideV w:val="single" w:sz="4" w:space="0" w:color="auto"/>
-      </w:tblBorders>
-      <w:tblCellMar>
-        <w:left w:w="115" w:type="dxa"/>
-        <w:right w:w="115" w:type="dxa"/>
-      </w:tblCellMar>
-      <w:tblLook w:val="0000" w:firstRow="0" w:lastRow="0" w:firstColumn="0" w:lastColumn="0" w:noHBand="0" w:noVBand="0"/>
-    </w:tblPr>
-    <w:tblGrid>
-      <w:gridCol w:w="5100"/>
-      <w:gridCol w:w="300"/>
-      <w:gridCol w:w="3574"/>
-      <w:gridCol w:w="1825"/>
-    </w:tblGrid>
-    <w:tr>
-      <w:trPr>
-        <w:cantSplit/>
-        <w:trHeight w:val="288"/>
-      </w:trPr>
-      <w:tc>
-        <w:tcPr>
-          <w:tcW w:w="4016" w:type="pct"/>
-          <w:gridSpan w:val="3"/>
-          <w:tcBorders>
-            <w:right w:val="nil"/>
-          </w:tcBorders>
-          <w:vAlign w:val="center"/>
-        </w:tcPr>
-        <w:p>
-          <w:pPr>
-            <w:pStyle w:val="Heading1"/>
-            <w:rPr>
-              <w:rFonts w:ascii="Calibri" w:hAnsi="Calibri"/>
-              <w:b w:val="0"/>
-              <w:bCs/>
-              <w:sz w:val="20"/>
-            </w:rPr>
-          </w:pPr>
-          <w:r>
-            <w:rPr>
-              <w:rFonts w:ascii="Calibri" w:hAnsi="Calibri"/>
-              <w:b w:val="0"/>
-              <w:bCs/>
-              <w:sz w:val="20"/>
-            </w:rPr>
-            <w:t>CERTIFICATE OF VERIFICATION</w:t>
-          </w:r>
-        </w:p>
-      </w:tc>
-      <w:tc>
-        <w:tcPr>
-          <w:tcW w:w="984" w:type="pct"/>
-          <w:tcBorders>
-            <w:left w:val="nil"/>
-          </w:tcBorders>
-          <w:tcMar>
-            <w:left w:w="115" w:type="dxa"/>
-            <w:right w:w="115" w:type="dxa"/>
-          </w:tcMar>
-          <w:vAlign w:val="center"/>
-        </w:tcPr>
-        <w:p>
-          <w:pPr>
-            <w:pStyle w:val="Heading1"/>
-            <w:jc w:val="right"/>
-            <w:rPr>
-              <w:rFonts w:ascii="Calibri" w:hAnsi="Calibri"/>
-              <w:b w:val="0"/>
-              <w:bCs/>
-              <w:sz w:val="20"/>
-            </w:rPr>
-          </w:pPr>
-          <w:r>
-            <w:rPr>
-              <w:rFonts w:ascii="Calibri" w:hAnsi="Calibri"/>
-              <w:b w:val="0"/>
-              <w:bCs/>
-              <w:sz w:val="20"/>
-            </w:rPr>
-            <w:t>CF3R-MCH-23-H</w:t>
-          </w:r>
-        </w:p>
-      </w:tc>
-    </w:tr>
-    <w:tr>
-      <w:trPr>
-        <w:cantSplit/>
-        <w:trHeight w:val="288"/>
-      </w:trPr>
-      <w:tc>
-        <w:tcPr>
-          <w:tcW w:w="2500" w:type="pct"/>
-          <w:gridSpan w:val="2"/>
-          <w:tcBorders>
-            <w:right w:val="nil"/>
-          </w:tcBorders>
-        </w:tcPr>
-        <w:p>
-          <w:pPr>
-            <w:tabs>
-              <w:tab w:val="right" w:pos="10543"/>
-            </w:tabs>
-            <w:rPr>
-              <w:rFonts w:ascii="Calibri" w:hAnsi="Calibri"/>
-              <w:sz w:val="12"/>
-              <w:szCs w:val="12"/>
-            </w:rPr>
-          </w:pPr>
-          <w:r>
-            <w:rPr>
-              <w:rFonts w:ascii="Calibri" w:hAnsi="Calibri"/>
-              <w:bCs/>
-            </w:rPr>
-            <w:t xml:space="preserve">Space Conditioning </w:t>
-          </w:r>
-          <w:r>
-            <w:rPr>
-              <w:rFonts w:ascii="Calibri" w:hAnsi="Calibri"/>
-              <w:bCs/>
-            </w:rPr>
-            <w:t xml:space="preserve">System Airflow Rate </w:t>
-          </w:r>
-        </w:p>
-      </w:tc>
-      <w:tc>
-        <w:tcPr>
-          <w:tcW w:w="2500" w:type="pct"/>
-          <w:gridSpan w:val="2"/>
-          <w:tcBorders>
-            <w:left w:val="nil"/>
-          </w:tcBorders>
-        </w:tcPr>
-        <w:p>
-          <w:pPr>
-            <w:tabs>
-              <w:tab w:val="right" w:pos="10543"/>
-            </w:tabs>
-            <w:jc w:val="right"/>
-            <w:rPr>
-              <w:rFonts w:ascii="Calibri" w:hAnsi="Calibri"/>
-              <w:sz w:val="12"/>
-              <w:szCs w:val="12"/>
-            </w:rPr>
-          </w:pPr>
-          <w:r>
-            <w:rPr>
-              <w:rFonts w:ascii="Calibri" w:hAnsi="Calibri"/>
-              <w:bCs/>
-            </w:rPr>
-            <w:t xml:space="preserve">(Page </w:t>
-          </w:r>
-          <w:r>
-            <w:rPr>
-              <w:rFonts w:ascii="Calibri" w:hAnsi="Calibri"/>
-              <w:bCs/>
-            </w:rPr>
-            <w:fldChar w:fldCharType="begin"/>
-          </w:r>
-          <w:r>
-            <w:rPr>
-              <w:rFonts w:ascii="Calibri" w:hAnsi="Calibri"/>
-              <w:bCs/>
-            </w:rPr>
-            <w:instrText xml:space="preserve"> PAGE   \* MERGEFORMAT </w:instrText>
-          </w:r>
-          <w:r>
-            <w:rPr>
-              <w:rFonts w:ascii="Calibri" w:hAnsi="Calibri"/>
-              <w:bCs/>
-            </w:rPr>
-            <w:fldChar w:fldCharType="separate"/>
-          </w:r>
-          <w:r>
-            <w:rPr>
-              <w:rFonts w:ascii="Calibri" w:hAnsi="Calibri"/>
-              <w:bCs/>
-              <w:noProof/>
-            </w:rPr>
-            <w:t>2</w:t>
-          </w:r>
-          <w:r>
-            <w:rPr>
-              <w:rFonts w:ascii="Calibri" w:hAnsi="Calibri"/>
-              <w:bCs/>
-            </w:rPr>
-            <w:fldChar w:fldCharType="end"/>
-          </w:r>
-          <w:r>
-            <w:rPr>
-              <w:rFonts w:ascii="Calibri" w:hAnsi="Calibri"/>
-              <w:bCs/>
-            </w:rPr>
-            <w:t xml:space="preserve"> of </w:t>
-          </w:r>
-          <w:r>
-            <w:rPr>
-              <w:rFonts w:ascii="Calibri" w:hAnsi="Calibri"/>
-              <w:bCs/>
-              <w:noProof/>
-            </w:rPr>
-            <w:fldChar w:fldCharType="begin"/>
-          </w:r>
-          <w:r>
-            <w:rPr>
-              <w:rFonts w:ascii="Calibri" w:hAnsi="Calibri"/>
-              <w:bCs/>
-              <w:noProof/>
-            </w:rPr>
-            <w:instrText xml:space="preserve"> SECTIONPAGES   \* MERGEFORMAT </w:instrText>
-          </w:r>
-          <w:r>
-            <w:rPr>
-              <w:rFonts w:ascii="Calibri" w:hAnsi="Calibri"/>
-              <w:bCs/>
-              <w:noProof/>
-            </w:rPr>
-            <w:fldChar w:fldCharType="separate"/>
-          </w:r>
-          <w:r>
-            <w:rPr>
-              <w:rFonts w:ascii="Calibri" w:hAnsi="Calibri"/>
-              <w:bCs/>
-              <w:noProof/>
-            </w:rPr>
-            <w:t>4</w:t>
-          </w:r>
-          <w:r>
-            <w:rPr>
-              <w:rFonts w:ascii="Calibri" w:hAnsi="Calibri"/>
-              <w:bCs/>
-              <w:noProof/>
-            </w:rPr>
-            <w:fldChar w:fldCharType="end"/>
-          </w:r>
-          <w:r>
-            <w:rPr>
-              <w:rFonts w:ascii="Calibri" w:hAnsi="Calibri"/>
-              <w:bCs/>
-            </w:rPr>
-            <w:t>)</w:t>
-          </w:r>
-        </w:p>
-      </w:tc>
-    </w:tr>
-    <w:tr>
-      <w:trPr>
-        <w:cantSplit/>
-        <w:trHeight w:val="288"/>
-      </w:trPr>
-      <w:tc>
-        <w:tcPr>
-          <w:tcW w:w="0" w:type="auto"/>
-        </w:tcPr>
-        <w:p>
-          <w:pPr>
-            <w:rPr>
-              <w:rFonts w:ascii="Calibri" w:hAnsi="Calibri"/>
-              <w:sz w:val="12"/>
-              <w:szCs w:val="12"/>
-            </w:rPr>
-          </w:pPr>
-          <w:r>
-            <w:rPr>
-              <w:rFonts w:ascii="Calibri" w:hAnsi="Calibri"/>
-              <w:sz w:val="12"/>
-              <w:szCs w:val="12"/>
-            </w:rPr>
-            <w:t>Project Name:</w:t>
-          </w:r>
-        </w:p>
-      </w:tc>
-      <w:tc>
-        <w:tcPr>
-          <w:tcW w:w="1655" w:type="pct"/>
-          <w:gridSpan w:val="2"/>
-        </w:tcPr>
-        <w:p>
-          <w:pPr>
-            <w:rPr>
-              <w:rFonts w:ascii="Calibri" w:hAnsi="Calibri"/>
-              <w:sz w:val="12"/>
-              <w:szCs w:val="12"/>
-            </w:rPr>
-          </w:pPr>
-          <w:r>
-            <w:rPr>
-              <w:rFonts w:ascii="Calibri" w:hAnsi="Calibri"/>
-              <w:sz w:val="12"/>
-              <w:szCs w:val="12"/>
-            </w:rPr>
-            <w:t>Enforcement Agency:</w:t>
-          </w:r>
-        </w:p>
-      </w:tc>
-      <w:tc>
-        <w:tcPr>
-          <w:tcW w:w="984" w:type="pct"/>
-        </w:tcPr>
-        <w:p>
-          <w:pPr>
-            <w:rPr>
-              <w:rFonts w:ascii="Calibri" w:hAnsi="Calibri"/>
-              <w:sz w:val="12"/>
-              <w:szCs w:val="12"/>
-            </w:rPr>
-          </w:pPr>
-          <w:r>
-            <w:rPr>
-              <w:rFonts w:ascii="Calibri" w:hAnsi="Calibri"/>
-              <w:sz w:val="12"/>
-              <w:szCs w:val="12"/>
-            </w:rPr>
-            <w:t>Permit Number:</w:t>
-          </w:r>
-        </w:p>
-      </w:tc>
-    </w:tr>
-    <w:tr>
-      <w:trPr>
-        <w:cantSplit/>
-        <w:trHeight w:val="288"/>
-      </w:trPr>
-      <w:tc>
-        <w:tcPr>
-          <w:tcW w:w="0" w:type="auto"/>
-        </w:tcPr>
-        <w:p>
-          <w:pPr>
-            <w:rPr>
-              <w:rFonts w:ascii="Calibri" w:hAnsi="Calibri"/>
-              <w:sz w:val="12"/>
-              <w:szCs w:val="12"/>
-              <w:vertAlign w:val="superscript"/>
-            </w:rPr>
-          </w:pPr>
-          <w:r>
-            <w:rPr>
-              <w:rFonts w:ascii="Calibri" w:hAnsi="Calibri"/>
-              <w:sz w:val="12"/>
-              <w:szCs w:val="12"/>
-            </w:rPr>
-            <w:t>Dwelling Address:</w:t>
-          </w:r>
-        </w:p>
-      </w:tc>
-      <w:tc>
-        <w:tcPr>
-          <w:tcW w:w="1655" w:type="pct"/>
-          <w:gridSpan w:val="2"/>
-        </w:tcPr>
-        <w:p>
-          <w:pPr>
-            <w:rPr>
-              <w:rFonts w:ascii="Calibri" w:hAnsi="Calibri"/>
-              <w:sz w:val="12"/>
-              <w:szCs w:val="12"/>
-              <w:vertAlign w:val="superscript"/>
-            </w:rPr>
-          </w:pPr>
-          <w:r>
-            <w:rPr>
-              <w:rFonts w:ascii="Calibri" w:hAnsi="Calibri"/>
-              <w:sz w:val="12"/>
-              <w:szCs w:val="12"/>
-            </w:rPr>
-            <w:t>City</w:t>
-          </w:r>
-          <w:r>
-            <w:rPr>
-              <w:rFonts w:ascii="Calibri" w:hAnsi="Calibri"/>
-              <w:sz w:val="12"/>
-              <w:szCs w:val="12"/>
-            </w:rPr>
-            <w:t>:</w:t>
-          </w:r>
-        </w:p>
-      </w:tc>
-      <w:tc>
-        <w:tcPr>
-          <w:tcW w:w="984" w:type="pct"/>
-        </w:tcPr>
-        <w:p>
-          <w:pPr>
-            <w:rPr>
-              <w:rFonts w:ascii="Calibri" w:hAnsi="Calibri"/>
-              <w:sz w:val="12"/>
-              <w:szCs w:val="12"/>
-              <w:vertAlign w:val="superscript"/>
-            </w:rPr>
-          </w:pPr>
-          <w:r>
-            <w:rPr>
-              <w:rFonts w:ascii="Calibri" w:hAnsi="Calibri"/>
-              <w:sz w:val="12"/>
-              <w:szCs w:val="12"/>
-            </w:rPr>
-            <w:t>Zip Code</w:t>
-          </w:r>
-          <w:r>
-            <w:rPr>
-              <w:rFonts w:ascii="Calibri" w:hAnsi="Calibri"/>
-              <w:sz w:val="12"/>
-              <w:szCs w:val="12"/>
-            </w:rPr>
-            <w:t>:</w:t>
-          </w:r>
-        </w:p>
-      </w:tc>
-    </w:tr>
-  </w:tbl>
   <w:p>
     <w:pPr>
-      <w:pStyle w:val="Header"/>
+      <w:spacing w:after="160" w:line="259" w:lineRule="auto"/>
+      <w:ind w:left="360"/>
+      <w:rPr>
+        <w:rFonts w:ascii="Calibri" w:eastAsia="Calibri" w:hAnsi="Calibri" w:cs="Calibri"/>
+        <w:b/>
+        <w:bCs/>
+        <w:i/>
+        <w:iCs/>
+        <w:sz w:val="28"/>
+        <w:szCs w:val="28"/>
+      </w:rPr>
     </w:pPr>
+    <w:r>
+      <w:rPr>
+        <w:rFonts w:ascii="Arial" w:eastAsia="Calibri" w:hAnsi="Arial" w:cs="Arial"/>
+        <w:sz w:val="24"/>
+        <w:szCs w:val="22"/>
+      </w:rPr>
+      <w:ptab w:relativeTo="margin" w:alignment="center" w:leader="none"/>
+    </w:r>
+    <w:r>
+      <w:rPr>
+        <w:rFonts w:ascii="Calibri" w:eastAsia="Calibri" w:hAnsi="Calibri" w:cs="Calibri"/>
+        <w:b/>
+        <w:bCs/>
+        <w:i/>
+        <w:iCs/>
+        <w:sz w:val="28"/>
+        <w:szCs w:val="28"/>
+      </w:rPr>
+      <w:t>SAMPLE FORM – NOT VALID FOR SUBMISSION TO BUILDING DEPARTMENTS</w:t>
+    </w:r>
   </w:p>
 </w:hdr>
 </file>
 
 <file path=word/header3.xml><?xml version="1.0" encoding="utf-8"?>
-<w:hdr xmlns:wpc="http://schemas.microsoft.com/office/word/2010/wordprocessingCanvas" xmlns:cx="http://schemas.microsoft.com/office/drawing/2014/chartex" xmlns:cx1="http://schemas.microsoft.com/office/drawing/2015/9/8/chartex" xmlns:cx2="http://schemas.microsoft.com/office/drawing/2015/10/21/chartex" xmlns:cx3="http://schemas.microsoft.com/office/drawing/2016/5/9/chartex" xmlns:cx4="http://schemas.microsoft.com/office/drawing/2016/5/10/chartex" xmlns:cx5="http://schemas.microsoft.com/office/drawing/2016/5/11/chartex" xmlns:cx6="http://schemas.microsoft.com/office/drawing/2016/5/12/chartex" xmlns:cx7="http://schemas.microsoft.com/office/drawing/2016/5/13/chartex" xmlns:cx8="http://schemas.microsoft.com/office/drawing/2016/5/14/chartex" xmlns:mc="http://schemas.openxmlformats.org/markup-compatibility/2006" xmlns:aink="http://schemas.microsoft.com/office/drawing/2016/ink" xmlns:am3d="http://schemas.microsoft.com/office/drawing/2017/model3d" xmlns:o="urn:schemas-microsoft-com:office:office" xmlns:r="http://schemas.openxmlformats.org/officeDocument/2006/relationships" xmlns:m="http://schemas.openxmlformats.org/officeDocument/2006/math" xmlns:v="urn:schemas-microsoft-com:vml" xmlns:wp14="http://schemas.microsoft.com/office/word/2010/wordprocessingDrawing" xmlns:wp="http://schemas.openxmlformats.org/drawingml/2006/wordprocessingDrawing" xmlns:w10="urn:schemas-microsoft-com:office:word" xmlns:w="http://schemas.openxmlformats.org/wordprocessingml/2006/main" xmlns:w14="http://schemas.microsoft.com/office/word/2010/wordml" xmlns:w15="http://schemas.microsoft.com/office/word/2012/wordml" xmlns:w16cex="http://schemas.microsoft.com/office/word/2018/wordml/cex" xmlns:w16cid="http://schemas.microsoft.com/office/word/2016/wordml/cid" xmlns:w16="http://schemas.microsoft.com/office/word/2018/wordml" xmlns:w16sdtdh="http://schemas.microsoft.com/office/word/2020/wordml/sdtdatahash" xmlns:w16se="http://schemas.microsoft.com/office/word/2015/wordml/symex" xmlns:wpg="http://schemas.microsoft.com/office/word/2010/wordprocessingGroup" xmlns:wpi="http://schemas.microsoft.com/office/word/2010/wordprocessingInk" xmlns:wne="http://schemas.microsoft.com/office/word/2006/wordml" xmlns:wps="http://schemas.microsoft.com/office/word/2010/wordprocessingShape" mc:Ignorable="w14 w15 w16se w16cid w16 w16cex w16sdtdh wp14">
+<w:hdr xmlns:wpc="http://schemas.microsoft.com/office/word/2010/wordprocessingCanvas" xmlns:cx="http://schemas.microsoft.com/office/drawing/2014/chartex" xmlns:cx1="http://schemas.microsoft.com/office/drawing/2015/9/8/chartex" xmlns:cx2="http://schemas.microsoft.com/office/drawing/2015/10/21/chartex" xmlns:cx3="http://schemas.microsoft.com/office/drawing/2016/5/9/chartex" xmlns:cx4="http://schemas.microsoft.com/office/drawing/2016/5/10/chartex" xmlns:cx5="http://schemas.microsoft.com/office/drawing/2016/5/11/chartex" xmlns:cx6="http://schemas.microsoft.com/office/drawing/2016/5/12/chartex" xmlns:cx7="http://schemas.microsoft.com/office/drawing/2016/5/13/chartex" xmlns:cx8="http://schemas.microsoft.com/office/drawing/2016/5/14/chartex" xmlns:mc="http://schemas.openxmlformats.org/markup-compatibility/2006" xmlns:aink="http://schemas.microsoft.com/office/drawing/2016/ink" xmlns:am3d="http://schemas.microsoft.com/office/drawing/2017/model3d" xmlns:o="urn:schemas-microsoft-com:office:office" xmlns:oel="http://schemas.microsoft.com/office/2019/extlst" xmlns:r="http://schemas.openxmlformats.org/officeDocument/2006/relationships" xmlns:m="http://schemas.openxmlformats.org/officeDocument/2006/math" xmlns:v="urn:schemas-microsoft-com:vml" xmlns:wp14="http://schemas.microsoft.com/office/word/2010/wordprocessingDrawing" xmlns:wp="http://schemas.openxmlformats.org/drawingml/2006/wordprocessingDrawing" xmlns:w10="urn:schemas-microsoft-com:office:word" xmlns:w="http://schemas.openxmlformats.org/wordprocessingml/2006/main" xmlns:w14="http://schemas.microsoft.com/office/word/2010/wordml" xmlns:w15="http://schemas.microsoft.com/office/word/2012/wordml" xmlns:w16cex="http://schemas.microsoft.com/office/word/2018/wordml/cex" xmlns:w16cid="http://schemas.microsoft.com/office/word/2016/wordml/cid" xmlns:w16="http://schemas.microsoft.com/office/word/2018/wordml" xmlns:w16sdtdh="http://schemas.microsoft.com/office/word/2020/wordml/sdtdatahash" xmlns:w16se="http://schemas.microsoft.com/office/word/2015/wordml/symex" xmlns:wpg="http://schemas.microsoft.com/office/word/2010/wordprocessingGroup" xmlns:wpi="http://schemas.microsoft.com/office/word/2010/wordprocessingInk" xmlns:wne="http://schemas.microsoft.com/office/word/2006/wordml" xmlns:wps="http://schemas.microsoft.com/office/word/2010/wordprocessingShape" mc:Ignorable="w14 w15 w16se w16cid w16 w16cex w16sdtdh wp14">
   <w:tbl>
     <w:tblPr>
       <w:tblW w:w="5004" w:type="pct"/>
@@ -20131,22 +18436,85 @@
     <w:pPr>
       <w:pStyle w:val="Header"/>
     </w:pPr>
+    <w:r>
+      <w:rPr>
+        <w:rFonts w:ascii="Calibri" w:hAnsi="Calibri"/>
+        <w:b/>
+        <w:bCs/>
+        <w:noProof/>
+      </w:rPr>
+      <w:pict w14:anchorId="1933EB92">
+        <v:shapetype id="_x0000_t75" coordsize="21600,21600" o:spt="75" o:preferrelative="t" path="m@4@5l@4@11@9@11@9@5xe" filled="f" stroked="f">
+          <v:stroke joinstyle="miter"/>
+          <v:formulas>
+            <v:f eqn="if lineDrawn pixelLineWidth 0"/>
+            <v:f eqn="sum @0 1 0"/>
+            <v:f eqn="sum 0 0 @1"/>
+            <v:f eqn="prod @2 1 2"/>
+            <v:f eqn="prod @3 21600 pixelWidth"/>
+            <v:f eqn="prod @3 21600 pixelHeight"/>
+            <v:f eqn="sum @0 0 1"/>
+            <v:f eqn="prod @6 1 2"/>
+            <v:f eqn="prod @7 21600 pixelWidth"/>
+            <v:f eqn="sum @8 21600 0"/>
+            <v:f eqn="prod @7 21600 pixelHeight"/>
+            <v:f eqn="sum @10 21600 0"/>
+          </v:formulas>
+          <v:path o:extrusionok="f" gradientshapeok="t" o:connecttype="rect"/>
+          <o:lock v:ext="edit" aspectratio="t"/>
+        </v:shapetype>
+        <v:shape id="WordPictureWatermark21318687" o:spid="_x0000_s2061" type="#_x0000_t75" style="position:absolute;margin-left:0;margin-top:0;width:10in;height:540pt;z-index:-251658239;mso-position-horizontal:center;mso-position-horizontal-relative:margin;mso-position-vertical:center;mso-position-vertical-relative:margin" o:allowincell="f">
+          <v:imagedata r:id="rId1" o:title="Watermark" gain="19661f" blacklevel="22938f"/>
+          <w10:wrap anchorx="margin" anchory="margin"/>
+        </v:shape>
+      </w:pict>
+    </w:r>
   </w:p>
 </w:hdr>
 </file>
 
 <file path=word/header4.xml><?xml version="1.0" encoding="utf-8"?>
-<w:hdr xmlns:wpc="http://schemas.microsoft.com/office/word/2010/wordprocessingCanvas" xmlns:cx="http://schemas.microsoft.com/office/drawing/2014/chartex" xmlns:cx1="http://schemas.microsoft.com/office/drawing/2015/9/8/chartex" xmlns:cx2="http://schemas.microsoft.com/office/drawing/2015/10/21/chartex" xmlns:cx3="http://schemas.microsoft.com/office/drawing/2016/5/9/chartex" xmlns:cx4="http://schemas.microsoft.com/office/drawing/2016/5/10/chartex" xmlns:cx5="http://schemas.microsoft.com/office/drawing/2016/5/11/chartex" xmlns:cx6="http://schemas.microsoft.com/office/drawing/2016/5/12/chartex" xmlns:cx7="http://schemas.microsoft.com/office/drawing/2016/5/13/chartex" xmlns:cx8="http://schemas.microsoft.com/office/drawing/2016/5/14/chartex" xmlns:mc="http://schemas.openxmlformats.org/markup-compatibility/2006" xmlns:aink="http://schemas.microsoft.com/office/drawing/2016/ink" xmlns:am3d="http://schemas.microsoft.com/office/drawing/2017/model3d" xmlns:o="urn:schemas-microsoft-com:office:office" xmlns:r="http://schemas.openxmlformats.org/officeDocument/2006/relationships" xmlns:m="http://schemas.openxmlformats.org/officeDocument/2006/math" xmlns:v="urn:schemas-microsoft-com:vml" xmlns:wp14="http://schemas.microsoft.com/office/word/2010/wordprocessingDrawing" xmlns:wp="http://schemas.openxmlformats.org/drawingml/2006/wordprocessingDrawing" xmlns:w10="urn:schemas-microsoft-com:office:word" xmlns:w="http://schemas.openxmlformats.org/wordprocessingml/2006/main" xmlns:w14="http://schemas.microsoft.com/office/word/2010/wordml" xmlns:w15="http://schemas.microsoft.com/office/word/2012/wordml" xmlns:w16cex="http://schemas.microsoft.com/office/word/2018/wordml/cex" xmlns:w16cid="http://schemas.microsoft.com/office/word/2016/wordml/cid" xmlns:w16="http://schemas.microsoft.com/office/word/2018/wordml" xmlns:w16sdtdh="http://schemas.microsoft.com/office/word/2020/wordml/sdtdatahash" xmlns:w16se="http://schemas.microsoft.com/office/word/2015/wordml/symex" xmlns:wpg="http://schemas.microsoft.com/office/word/2010/wordprocessingGroup" xmlns:wpi="http://schemas.microsoft.com/office/word/2010/wordprocessingInk" xmlns:wne="http://schemas.microsoft.com/office/word/2006/wordml" xmlns:wps="http://schemas.microsoft.com/office/word/2010/wordprocessingShape" mc:Ignorable="w14 w15 w16se w16cid w16 w16cex w16sdtdh wp14">
+<w:hdr xmlns:wpc="http://schemas.microsoft.com/office/word/2010/wordprocessingCanvas" xmlns:cx="http://schemas.microsoft.com/office/drawing/2014/chartex" xmlns:cx1="http://schemas.microsoft.com/office/drawing/2015/9/8/chartex" xmlns:cx2="http://schemas.microsoft.com/office/drawing/2015/10/21/chartex" xmlns:cx3="http://schemas.microsoft.com/office/drawing/2016/5/9/chartex" xmlns:cx4="http://schemas.microsoft.com/office/drawing/2016/5/10/chartex" xmlns:cx5="http://schemas.microsoft.com/office/drawing/2016/5/11/chartex" xmlns:cx6="http://schemas.microsoft.com/office/drawing/2016/5/12/chartex" xmlns:cx7="http://schemas.microsoft.com/office/drawing/2016/5/13/chartex" xmlns:cx8="http://schemas.microsoft.com/office/drawing/2016/5/14/chartex" xmlns:mc="http://schemas.openxmlformats.org/markup-compatibility/2006" xmlns:aink="http://schemas.microsoft.com/office/drawing/2016/ink" xmlns:am3d="http://schemas.microsoft.com/office/drawing/2017/model3d" xmlns:o="urn:schemas-microsoft-com:office:office" xmlns:oel="http://schemas.microsoft.com/office/2019/extlst" xmlns:r="http://schemas.openxmlformats.org/officeDocument/2006/relationships" xmlns:m="http://schemas.openxmlformats.org/officeDocument/2006/math" xmlns:v="urn:schemas-microsoft-com:vml" xmlns:wp14="http://schemas.microsoft.com/office/word/2010/wordprocessingDrawing" xmlns:wp="http://schemas.openxmlformats.org/drawingml/2006/wordprocessingDrawing" xmlns:w10="urn:schemas-microsoft-com:office:word" xmlns:w="http://schemas.openxmlformats.org/wordprocessingml/2006/main" xmlns:w14="http://schemas.microsoft.com/office/word/2010/wordml" xmlns:w15="http://schemas.microsoft.com/office/word/2012/wordml" xmlns:w16cex="http://schemas.microsoft.com/office/word/2018/wordml/cex" xmlns:w16cid="http://schemas.microsoft.com/office/word/2016/wordml/cid" xmlns:w16="http://schemas.microsoft.com/office/word/2018/wordml" xmlns:w16sdtdh="http://schemas.microsoft.com/office/word/2020/wordml/sdtdatahash" xmlns:w16se="http://schemas.microsoft.com/office/word/2015/wordml/symex" xmlns:wpg="http://schemas.microsoft.com/office/word/2010/wordprocessingGroup" xmlns:wpi="http://schemas.microsoft.com/office/word/2010/wordprocessingInk" xmlns:wne="http://schemas.microsoft.com/office/word/2006/wordml" xmlns:wps="http://schemas.microsoft.com/office/word/2010/wordprocessingShape" mc:Ignorable="w14 w15 w16se w16cid w16 w16cex w16sdtdh wp14">
   <w:p>
     <w:pPr>
       <w:pStyle w:val="Header"/>
     </w:pPr>
+    <w:r>
+      <w:rPr>
+        <w:noProof/>
+      </w:rPr>
+      <w:pict w14:anchorId="1933EB93">
+        <v:shapetype id="_x0000_t75" coordsize="21600,21600" o:spt="75" o:preferrelative="t" path="m@4@5l@4@11@9@11@9@5xe" filled="f" stroked="f">
+          <v:stroke joinstyle="miter"/>
+          <v:formulas>
+            <v:f eqn="if lineDrawn pixelLineWidth 0"/>
+            <v:f eqn="sum @0 1 0"/>
+            <v:f eqn="sum 0 0 @1"/>
+            <v:f eqn="prod @2 1 2"/>
+            <v:f eqn="prod @3 21600 pixelWidth"/>
+            <v:f eqn="prod @3 21600 pixelHeight"/>
+            <v:f eqn="sum @0 0 1"/>
+            <v:f eqn="prod @6 1 2"/>
+            <v:f eqn="prod @7 21600 pixelWidth"/>
+            <v:f eqn="sum @8 21600 0"/>
+            <v:f eqn="prod @7 21600 pixelHeight"/>
+            <v:f eqn="sum @10 21600 0"/>
+          </v:formulas>
+          <v:path o:extrusionok="f" gradientshapeok="t" o:connecttype="rect"/>
+          <o:lock v:ext="edit" aspectratio="t"/>
+        </v:shapetype>
+        <v:shape id="WordPictureWatermark21318691" o:spid="_x0000_s2053" type="#_x0000_t75" style="position:absolute;margin-left:0;margin-top:0;width:10in;height:540pt;z-index:-251658235;mso-position-horizontal:center;mso-position-horizontal-relative:margin;mso-position-vertical:center;mso-position-vertical-relative:margin" o:allowincell="f">
+          <v:imagedata r:id="rId1" o:title="Watermark" gain="19661f" blacklevel="22938f"/>
+          <w10:wrap anchorx="margin" anchory="margin"/>
+        </v:shape>
+      </w:pict>
+    </w:r>
   </w:p>
 </w:hdr>
 </file>
 
 <file path=word/header5.xml><?xml version="1.0" encoding="utf-8"?>
-<w:hdr xmlns:wpc="http://schemas.microsoft.com/office/word/2010/wordprocessingCanvas" xmlns:cx="http://schemas.microsoft.com/office/drawing/2014/chartex" xmlns:cx1="http://schemas.microsoft.com/office/drawing/2015/9/8/chartex" xmlns:cx2="http://schemas.microsoft.com/office/drawing/2015/10/21/chartex" xmlns:cx3="http://schemas.microsoft.com/office/drawing/2016/5/9/chartex" xmlns:cx4="http://schemas.microsoft.com/office/drawing/2016/5/10/chartex" xmlns:cx5="http://schemas.microsoft.com/office/drawing/2016/5/11/chartex" xmlns:cx6="http://schemas.microsoft.com/office/drawing/2016/5/12/chartex" xmlns:cx7="http://schemas.microsoft.com/office/drawing/2016/5/13/chartex" xmlns:cx8="http://schemas.microsoft.com/office/drawing/2016/5/14/chartex" xmlns:mc="http://schemas.openxmlformats.org/markup-compatibility/2006" xmlns:aink="http://schemas.microsoft.com/office/drawing/2016/ink" xmlns:am3d="http://schemas.microsoft.com/office/drawing/2017/model3d" xmlns:o="urn:schemas-microsoft-com:office:office" xmlns:r="http://schemas.openxmlformats.org/officeDocument/2006/relationships" xmlns:m="http://schemas.openxmlformats.org/officeDocument/2006/math" xmlns:v="urn:schemas-microsoft-com:vml" xmlns:wp14="http://schemas.microsoft.com/office/word/2010/wordprocessingDrawing" xmlns:wp="http://schemas.openxmlformats.org/drawingml/2006/wordprocessingDrawing" xmlns:w10="urn:schemas-microsoft-com:office:word" xmlns:w="http://schemas.openxmlformats.org/wordprocessingml/2006/main" xmlns:w14="http://schemas.microsoft.com/office/word/2010/wordml" xmlns:w15="http://schemas.microsoft.com/office/word/2012/wordml" xmlns:w16cex="http://schemas.microsoft.com/office/word/2018/wordml/cex" xmlns:w16cid="http://schemas.microsoft.com/office/word/2016/wordml/cid" xmlns:w16="http://schemas.microsoft.com/office/word/2018/wordml" xmlns:w16sdtdh="http://schemas.microsoft.com/office/word/2020/wordml/sdtdatahash" xmlns:w16se="http://schemas.microsoft.com/office/word/2015/wordml/symex" xmlns:wpg="http://schemas.microsoft.com/office/word/2010/wordprocessingGroup" xmlns:wpi="http://schemas.microsoft.com/office/word/2010/wordprocessingInk" xmlns:wne="http://schemas.microsoft.com/office/word/2006/wordml" xmlns:wps="http://schemas.microsoft.com/office/word/2010/wordprocessingShape" mc:Ignorable="w14 w15 w16se w16cid w16 w16cex w16sdtdh wp14">
+<w:hdr xmlns:wpc="http://schemas.microsoft.com/office/word/2010/wordprocessingCanvas" xmlns:cx="http://schemas.microsoft.com/office/drawing/2014/chartex" xmlns:cx1="http://schemas.microsoft.com/office/drawing/2015/9/8/chartex" xmlns:cx2="http://schemas.microsoft.com/office/drawing/2015/10/21/chartex" xmlns:cx3="http://schemas.microsoft.com/office/drawing/2016/5/9/chartex" xmlns:cx4="http://schemas.microsoft.com/office/drawing/2016/5/10/chartex" xmlns:cx5="http://schemas.microsoft.com/office/drawing/2016/5/11/chartex" xmlns:cx6="http://schemas.microsoft.com/office/drawing/2016/5/12/chartex" xmlns:cx7="http://schemas.microsoft.com/office/drawing/2016/5/13/chartex" xmlns:cx8="http://schemas.microsoft.com/office/drawing/2016/5/14/chartex" xmlns:mc="http://schemas.openxmlformats.org/markup-compatibility/2006" xmlns:aink="http://schemas.microsoft.com/office/drawing/2016/ink" xmlns:am3d="http://schemas.microsoft.com/office/drawing/2017/model3d" xmlns:o="urn:schemas-microsoft-com:office:office" xmlns:oel="http://schemas.microsoft.com/office/2019/extlst" xmlns:r="http://schemas.openxmlformats.org/officeDocument/2006/relationships" xmlns:m="http://schemas.openxmlformats.org/officeDocument/2006/math" xmlns:v="urn:schemas-microsoft-com:vml" xmlns:wp14="http://schemas.microsoft.com/office/word/2010/wordprocessingDrawing" xmlns:wp="http://schemas.openxmlformats.org/drawingml/2006/wordprocessingDrawing" xmlns:w10="urn:schemas-microsoft-com:office:word" xmlns:w="http://schemas.openxmlformats.org/wordprocessingml/2006/main" xmlns:w14="http://schemas.microsoft.com/office/word/2010/wordml" xmlns:w15="http://schemas.microsoft.com/office/word/2012/wordml" xmlns:w16cex="http://schemas.microsoft.com/office/word/2018/wordml/cex" xmlns:w16cid="http://schemas.microsoft.com/office/word/2016/wordml/cid" xmlns:w16="http://schemas.microsoft.com/office/word/2018/wordml" xmlns:w16sdtdh="http://schemas.microsoft.com/office/word/2020/wordml/sdtdatahash" xmlns:w16se="http://schemas.microsoft.com/office/word/2015/wordml/symex" xmlns:wpg="http://schemas.microsoft.com/office/word/2010/wordprocessingGroup" xmlns:wpi="http://schemas.microsoft.com/office/word/2010/wordprocessingInk" xmlns:wne="http://schemas.microsoft.com/office/word/2006/wordml" xmlns:wps="http://schemas.microsoft.com/office/word/2010/wordprocessingShape" mc:Ignorable="w14 w15 w16se w16cid w16 w16cex w16sdtdh wp14">
   <w:tbl>
     <w:tblPr>
       <w:tblW w:w="5004" w:type="pct"/>
@@ -20403,12 +18771,45 @@
     <w:pPr>
       <w:pStyle w:val="Header"/>
     </w:pPr>
+    <w:r>
+      <w:rPr>
+        <w:rFonts w:ascii="Calibri" w:hAnsi="Calibri"/>
+        <w:b/>
+        <w:bCs/>
+        <w:noProof/>
+      </w:rPr>
+      <w:pict w14:anchorId="1933EB94">
+        <v:shapetype id="_x0000_t75" coordsize="21600,21600" o:spt="75" o:preferrelative="t" path="m@4@5l@4@11@9@11@9@5xe" filled="f" stroked="f">
+          <v:stroke joinstyle="miter"/>
+          <v:formulas>
+            <v:f eqn="if lineDrawn pixelLineWidth 0"/>
+            <v:f eqn="sum @0 1 0"/>
+            <v:f eqn="sum 0 0 @1"/>
+            <v:f eqn="prod @2 1 2"/>
+            <v:f eqn="prod @3 21600 pixelWidth"/>
+            <v:f eqn="prod @3 21600 pixelHeight"/>
+            <v:f eqn="sum @0 0 1"/>
+            <v:f eqn="prod @6 1 2"/>
+            <v:f eqn="prod @7 21600 pixelWidth"/>
+            <v:f eqn="sum @8 21600 0"/>
+            <v:f eqn="prod @7 21600 pixelHeight"/>
+            <v:f eqn="sum @10 21600 0"/>
+          </v:formulas>
+          <v:path o:extrusionok="f" gradientshapeok="t" o:connecttype="rect"/>
+          <o:lock v:ext="edit" aspectratio="t"/>
+        </v:shapetype>
+        <v:shape id="WordPictureWatermark21318692" o:spid="_x0000_s2060" type="#_x0000_t75" style="position:absolute;margin-left:0;margin-top:0;width:10in;height:540pt;z-index:-251658234;mso-position-horizontal:center;mso-position-horizontal-relative:margin;mso-position-vertical:center;mso-position-vertical-relative:margin" o:allowincell="f">
+          <v:imagedata r:id="rId1" o:title="Watermark" gain="19661f" blacklevel="22938f"/>
+          <w10:wrap anchorx="margin" anchory="margin"/>
+        </v:shape>
+      </w:pict>
+    </w:r>
   </w:p>
 </w:hdr>
 </file>
 
 <file path=word/header6.xml><?xml version="1.0" encoding="utf-8"?>
-<w:hdr xmlns:wpc="http://schemas.microsoft.com/office/word/2010/wordprocessingCanvas" xmlns:cx="http://schemas.microsoft.com/office/drawing/2014/chartex" xmlns:cx1="http://schemas.microsoft.com/office/drawing/2015/9/8/chartex" xmlns:cx2="http://schemas.microsoft.com/office/drawing/2015/10/21/chartex" xmlns:cx3="http://schemas.microsoft.com/office/drawing/2016/5/9/chartex" xmlns:cx4="http://schemas.microsoft.com/office/drawing/2016/5/10/chartex" xmlns:cx5="http://schemas.microsoft.com/office/drawing/2016/5/11/chartex" xmlns:cx6="http://schemas.microsoft.com/office/drawing/2016/5/12/chartex" xmlns:cx7="http://schemas.microsoft.com/office/drawing/2016/5/13/chartex" xmlns:cx8="http://schemas.microsoft.com/office/drawing/2016/5/14/chartex" xmlns:mc="http://schemas.openxmlformats.org/markup-compatibility/2006" xmlns:aink="http://schemas.microsoft.com/office/drawing/2016/ink" xmlns:am3d="http://schemas.microsoft.com/office/drawing/2017/model3d" xmlns:o="urn:schemas-microsoft-com:office:office" xmlns:r="http://schemas.openxmlformats.org/officeDocument/2006/relationships" xmlns:m="http://schemas.openxmlformats.org/officeDocument/2006/math" xmlns:v="urn:schemas-microsoft-com:vml" xmlns:wp14="http://schemas.microsoft.com/office/word/2010/wordprocessingDrawing" xmlns:wp="http://schemas.openxmlformats.org/drawingml/2006/wordprocessingDrawing" xmlns:w10="urn:schemas-microsoft-com:office:word" xmlns:w="http://schemas.openxmlformats.org/wordprocessingml/2006/main" xmlns:w14="http://schemas.microsoft.com/office/word/2010/wordml" xmlns:w15="http://schemas.microsoft.com/office/word/2012/wordml" xmlns:w16cex="http://schemas.microsoft.com/office/word/2018/wordml/cex" xmlns:w16cid="http://schemas.microsoft.com/office/word/2016/wordml/cid" xmlns:w16="http://schemas.microsoft.com/office/word/2018/wordml" xmlns:w16sdtdh="http://schemas.microsoft.com/office/word/2020/wordml/sdtdatahash" xmlns:w16se="http://schemas.microsoft.com/office/word/2015/wordml/symex" xmlns:wpg="http://schemas.microsoft.com/office/word/2010/wordprocessingGroup" xmlns:wpi="http://schemas.microsoft.com/office/word/2010/wordprocessingInk" xmlns:wne="http://schemas.microsoft.com/office/word/2006/wordml" xmlns:wps="http://schemas.microsoft.com/office/word/2010/wordprocessingShape" mc:Ignorable="w14 w15 w16se w16cid w16 w16cex w16sdtdh wp14">
+<w:hdr xmlns:wpc="http://schemas.microsoft.com/office/word/2010/wordprocessingCanvas" xmlns:cx="http://schemas.microsoft.com/office/drawing/2014/chartex" xmlns:cx1="http://schemas.microsoft.com/office/drawing/2015/9/8/chartex" xmlns:cx2="http://schemas.microsoft.com/office/drawing/2015/10/21/chartex" xmlns:cx3="http://schemas.microsoft.com/office/drawing/2016/5/9/chartex" xmlns:cx4="http://schemas.microsoft.com/office/drawing/2016/5/10/chartex" xmlns:cx5="http://schemas.microsoft.com/office/drawing/2016/5/11/chartex" xmlns:cx6="http://schemas.microsoft.com/office/drawing/2016/5/12/chartex" xmlns:cx7="http://schemas.microsoft.com/office/drawing/2016/5/13/chartex" xmlns:cx8="http://schemas.microsoft.com/office/drawing/2016/5/14/chartex" xmlns:mc="http://schemas.openxmlformats.org/markup-compatibility/2006" xmlns:aink="http://schemas.microsoft.com/office/drawing/2016/ink" xmlns:am3d="http://schemas.microsoft.com/office/drawing/2017/model3d" xmlns:o="urn:schemas-microsoft-com:office:office" xmlns:oel="http://schemas.microsoft.com/office/2019/extlst" xmlns:r="http://schemas.openxmlformats.org/officeDocument/2006/relationships" xmlns:m="http://schemas.openxmlformats.org/officeDocument/2006/math" xmlns:v="urn:schemas-microsoft-com:vml" xmlns:wp14="http://schemas.microsoft.com/office/word/2010/wordprocessingDrawing" xmlns:wp="http://schemas.openxmlformats.org/drawingml/2006/wordprocessingDrawing" xmlns:w10="urn:schemas-microsoft-com:office:word" xmlns:w="http://schemas.openxmlformats.org/wordprocessingml/2006/main" xmlns:w14="http://schemas.microsoft.com/office/word/2010/wordml" xmlns:w15="http://schemas.microsoft.com/office/word/2012/wordml" xmlns:w16cex="http://schemas.microsoft.com/office/word/2018/wordml/cex" xmlns:w16cid="http://schemas.microsoft.com/office/word/2016/wordml/cid" xmlns:w16="http://schemas.microsoft.com/office/word/2018/wordml" xmlns:w16sdtdh="http://schemas.microsoft.com/office/word/2020/wordml/sdtdatahash" xmlns:w16se="http://schemas.microsoft.com/office/word/2015/wordml/symex" xmlns:wpg="http://schemas.microsoft.com/office/word/2010/wordprocessingGroup" xmlns:wpi="http://schemas.microsoft.com/office/word/2010/wordprocessingInk" xmlns:wne="http://schemas.microsoft.com/office/word/2006/wordml" xmlns:wps="http://schemas.microsoft.com/office/word/2010/wordprocessingShape" mc:Ignorable="w14 w15 w16se w16cid w16 w16cex w16sdtdh wp14">
   <w:tbl>
     <w:tblPr>
       <w:tblW w:w="5004" w:type="pct"/>
@@ -20658,22 +19059,85 @@
     <w:pPr>
       <w:pStyle w:val="Header"/>
     </w:pPr>
+    <w:r>
+      <w:rPr>
+        <w:rFonts w:ascii="Calibri" w:hAnsi="Calibri"/>
+        <w:b/>
+        <w:bCs/>
+        <w:noProof/>
+      </w:rPr>
+      <w:pict w14:anchorId="1933EB95">
+        <v:shapetype id="_x0000_t75" coordsize="21600,21600" o:spt="75" o:preferrelative="t" path="m@4@5l@4@11@9@11@9@5xe" filled="f" stroked="f">
+          <v:stroke joinstyle="miter"/>
+          <v:formulas>
+            <v:f eqn="if lineDrawn pixelLineWidth 0"/>
+            <v:f eqn="sum @0 1 0"/>
+            <v:f eqn="sum 0 0 @1"/>
+            <v:f eqn="prod @2 1 2"/>
+            <v:f eqn="prod @3 21600 pixelWidth"/>
+            <v:f eqn="prod @3 21600 pixelHeight"/>
+            <v:f eqn="sum @0 0 1"/>
+            <v:f eqn="prod @6 1 2"/>
+            <v:f eqn="prod @7 21600 pixelWidth"/>
+            <v:f eqn="sum @8 21600 0"/>
+            <v:f eqn="prod @7 21600 pixelHeight"/>
+            <v:f eqn="sum @10 21600 0"/>
+          </v:formulas>
+          <v:path o:extrusionok="f" gradientshapeok="t" o:connecttype="rect"/>
+          <o:lock v:ext="edit" aspectratio="t"/>
+        </v:shapetype>
+        <v:shape id="WordPictureWatermark21318690" o:spid="_x0000_s2059" type="#_x0000_t75" style="position:absolute;margin-left:0;margin-top:0;width:10in;height:540pt;z-index:-251658236;mso-position-horizontal:center;mso-position-horizontal-relative:margin;mso-position-vertical:center;mso-position-vertical-relative:margin" o:allowincell="f">
+          <v:imagedata r:id="rId1" o:title="Watermark" gain="19661f" blacklevel="22938f"/>
+          <w10:wrap anchorx="margin" anchory="margin"/>
+        </v:shape>
+      </w:pict>
+    </w:r>
   </w:p>
 </w:hdr>
 </file>
 
 <file path=word/header7.xml><?xml version="1.0" encoding="utf-8"?>
-<w:hdr xmlns:wpc="http://schemas.microsoft.com/office/word/2010/wordprocessingCanvas" xmlns:cx="http://schemas.microsoft.com/office/drawing/2014/chartex" xmlns:cx1="http://schemas.microsoft.com/office/drawing/2015/9/8/chartex" xmlns:cx2="http://schemas.microsoft.com/office/drawing/2015/10/21/chartex" xmlns:cx3="http://schemas.microsoft.com/office/drawing/2016/5/9/chartex" xmlns:cx4="http://schemas.microsoft.com/office/drawing/2016/5/10/chartex" xmlns:cx5="http://schemas.microsoft.com/office/drawing/2016/5/11/chartex" xmlns:cx6="http://schemas.microsoft.com/office/drawing/2016/5/12/chartex" xmlns:cx7="http://schemas.microsoft.com/office/drawing/2016/5/13/chartex" xmlns:cx8="http://schemas.microsoft.com/office/drawing/2016/5/14/chartex" xmlns:mc="http://schemas.openxmlformats.org/markup-compatibility/2006" xmlns:aink="http://schemas.microsoft.com/office/drawing/2016/ink" xmlns:am3d="http://schemas.microsoft.com/office/drawing/2017/model3d" xmlns:o="urn:schemas-microsoft-com:office:office" xmlns:r="http://schemas.openxmlformats.org/officeDocument/2006/relationships" xmlns:m="http://schemas.openxmlformats.org/officeDocument/2006/math" xmlns:v="urn:schemas-microsoft-com:vml" xmlns:wp14="http://schemas.microsoft.com/office/word/2010/wordprocessingDrawing" xmlns:wp="http://schemas.openxmlformats.org/drawingml/2006/wordprocessingDrawing" xmlns:w10="urn:schemas-microsoft-com:office:word" xmlns:w="http://schemas.openxmlformats.org/wordprocessingml/2006/main" xmlns:w14="http://schemas.microsoft.com/office/word/2010/wordml" xmlns:w15="http://schemas.microsoft.com/office/word/2012/wordml" xmlns:w16cex="http://schemas.microsoft.com/office/word/2018/wordml/cex" xmlns:w16cid="http://schemas.microsoft.com/office/word/2016/wordml/cid" xmlns:w16="http://schemas.microsoft.com/office/word/2018/wordml" xmlns:w16sdtdh="http://schemas.microsoft.com/office/word/2020/wordml/sdtdatahash" xmlns:w16se="http://schemas.microsoft.com/office/word/2015/wordml/symex" xmlns:wpg="http://schemas.microsoft.com/office/word/2010/wordprocessingGroup" xmlns:wpi="http://schemas.microsoft.com/office/word/2010/wordprocessingInk" xmlns:wne="http://schemas.microsoft.com/office/word/2006/wordml" xmlns:wps="http://schemas.microsoft.com/office/word/2010/wordprocessingShape" mc:Ignorable="w14 w15 w16se w16cid w16 w16cex w16sdtdh wp14">
+<w:hdr xmlns:wpc="http://schemas.microsoft.com/office/word/2010/wordprocessingCanvas" xmlns:cx="http://schemas.microsoft.com/office/drawing/2014/chartex" xmlns:cx1="http://schemas.microsoft.com/office/drawing/2015/9/8/chartex" xmlns:cx2="http://schemas.microsoft.com/office/drawing/2015/10/21/chartex" xmlns:cx3="http://schemas.microsoft.com/office/drawing/2016/5/9/chartex" xmlns:cx4="http://schemas.microsoft.com/office/drawing/2016/5/10/chartex" xmlns:cx5="http://schemas.microsoft.com/office/drawing/2016/5/11/chartex" xmlns:cx6="http://schemas.microsoft.com/office/drawing/2016/5/12/chartex" xmlns:cx7="http://schemas.microsoft.com/office/drawing/2016/5/13/chartex" xmlns:cx8="http://schemas.microsoft.com/office/drawing/2016/5/14/chartex" xmlns:mc="http://schemas.openxmlformats.org/markup-compatibility/2006" xmlns:aink="http://schemas.microsoft.com/office/drawing/2016/ink" xmlns:am3d="http://schemas.microsoft.com/office/drawing/2017/model3d" xmlns:o="urn:schemas-microsoft-com:office:office" xmlns:oel="http://schemas.microsoft.com/office/2019/extlst" xmlns:r="http://schemas.openxmlformats.org/officeDocument/2006/relationships" xmlns:m="http://schemas.openxmlformats.org/officeDocument/2006/math" xmlns:v="urn:schemas-microsoft-com:vml" xmlns:wp14="http://schemas.microsoft.com/office/word/2010/wordprocessingDrawing" xmlns:wp="http://schemas.openxmlformats.org/drawingml/2006/wordprocessingDrawing" xmlns:w10="urn:schemas-microsoft-com:office:word" xmlns:w="http://schemas.openxmlformats.org/wordprocessingml/2006/main" xmlns:w14="http://schemas.microsoft.com/office/word/2010/wordml" xmlns:w15="http://schemas.microsoft.com/office/word/2012/wordml" xmlns:w16cex="http://schemas.microsoft.com/office/word/2018/wordml/cex" xmlns:w16cid="http://schemas.microsoft.com/office/word/2016/wordml/cid" xmlns:w16="http://schemas.microsoft.com/office/word/2018/wordml" xmlns:w16sdtdh="http://schemas.microsoft.com/office/word/2020/wordml/sdtdatahash" xmlns:w16se="http://schemas.microsoft.com/office/word/2015/wordml/symex" xmlns:wpg="http://schemas.microsoft.com/office/word/2010/wordprocessingGroup" xmlns:wpi="http://schemas.microsoft.com/office/word/2010/wordprocessingInk" xmlns:wne="http://schemas.microsoft.com/office/word/2006/wordml" xmlns:wps="http://schemas.microsoft.com/office/word/2010/wordprocessingShape" mc:Ignorable="w14 w15 w16se w16cid w16 w16cex w16sdtdh wp14">
   <w:p>
     <w:pPr>
       <w:pStyle w:val="Header"/>
     </w:pPr>
+    <w:r>
+      <w:rPr>
+        <w:noProof/>
+      </w:rPr>
+      <w:pict w14:anchorId="1933EB96">
+        <v:shapetype id="_x0000_t75" coordsize="21600,21600" o:spt="75" o:preferrelative="t" path="m@4@5l@4@11@9@11@9@5xe" filled="f" stroked="f">
+          <v:stroke joinstyle="miter"/>
+          <v:formulas>
+            <v:f eqn="if lineDrawn pixelLineWidth 0"/>
+            <v:f eqn="sum @0 1 0"/>
+            <v:f eqn="sum 0 0 @1"/>
+            <v:f eqn="prod @2 1 2"/>
+            <v:f eqn="prod @3 21600 pixelWidth"/>
+            <v:f eqn="prod @3 21600 pixelHeight"/>
+            <v:f eqn="sum @0 0 1"/>
+            <v:f eqn="prod @6 1 2"/>
+            <v:f eqn="prod @7 21600 pixelWidth"/>
+            <v:f eqn="sum @8 21600 0"/>
+            <v:f eqn="prod @7 21600 pixelHeight"/>
+            <v:f eqn="sum @10 21600 0"/>
+          </v:formulas>
+          <v:path o:extrusionok="f" gradientshapeok="t" o:connecttype="rect"/>
+          <o:lock v:ext="edit" aspectratio="t"/>
+        </v:shapetype>
+        <v:shape id="WordPictureWatermark21318694" o:spid="_x0000_s2056" type="#_x0000_t75" style="position:absolute;margin-left:0;margin-top:0;width:10in;height:540pt;z-index:-251658232;mso-position-horizontal:center;mso-position-horizontal-relative:margin;mso-position-vertical:center;mso-position-vertical-relative:margin" o:allowincell="f">
+          <v:imagedata r:id="rId1" o:title="Watermark" gain="19661f" blacklevel="22938f"/>
+          <w10:wrap anchorx="margin" anchory="margin"/>
+        </v:shape>
+      </w:pict>
+    </w:r>
   </w:p>
 </w:hdr>
 </file>
 
 <file path=word/header8.xml><?xml version="1.0" encoding="utf-8"?>
-<w:hdr xmlns:wpc="http://schemas.microsoft.com/office/word/2010/wordprocessingCanvas" xmlns:cx="http://schemas.microsoft.com/office/drawing/2014/chartex" xmlns:cx1="http://schemas.microsoft.com/office/drawing/2015/9/8/chartex" xmlns:cx2="http://schemas.microsoft.com/office/drawing/2015/10/21/chartex" xmlns:cx3="http://schemas.microsoft.com/office/drawing/2016/5/9/chartex" xmlns:cx4="http://schemas.microsoft.com/office/drawing/2016/5/10/chartex" xmlns:cx5="http://schemas.microsoft.com/office/drawing/2016/5/11/chartex" xmlns:cx6="http://schemas.microsoft.com/office/drawing/2016/5/12/chartex" xmlns:cx7="http://schemas.microsoft.com/office/drawing/2016/5/13/chartex" xmlns:cx8="http://schemas.microsoft.com/office/drawing/2016/5/14/chartex" xmlns:mc="http://schemas.openxmlformats.org/markup-compatibility/2006" xmlns:aink="http://schemas.microsoft.com/office/drawing/2016/ink" xmlns:am3d="http://schemas.microsoft.com/office/drawing/2017/model3d" xmlns:o="urn:schemas-microsoft-com:office:office" xmlns:r="http://schemas.openxmlformats.org/officeDocument/2006/relationships" xmlns:m="http://schemas.openxmlformats.org/officeDocument/2006/math" xmlns:v="urn:schemas-microsoft-com:vml" xmlns:wp14="http://schemas.microsoft.com/office/word/2010/wordprocessingDrawing" xmlns:wp="http://schemas.openxmlformats.org/drawingml/2006/wordprocessingDrawing" xmlns:w10="urn:schemas-microsoft-com:office:word" xmlns:w="http://schemas.openxmlformats.org/wordprocessingml/2006/main" xmlns:w14="http://schemas.microsoft.com/office/word/2010/wordml" xmlns:w15="http://schemas.microsoft.com/office/word/2012/wordml" xmlns:w16cex="http://schemas.microsoft.com/office/word/2018/wordml/cex" xmlns:w16cid="http://schemas.microsoft.com/office/word/2016/wordml/cid" xmlns:w16="http://schemas.microsoft.com/office/word/2018/wordml" xmlns:w16sdtdh="http://schemas.microsoft.com/office/word/2020/wordml/sdtdatahash" xmlns:w16se="http://schemas.microsoft.com/office/word/2015/wordml/symex" xmlns:wpg="http://schemas.microsoft.com/office/word/2010/wordprocessingGroup" xmlns:wpi="http://schemas.microsoft.com/office/word/2010/wordprocessingInk" xmlns:wne="http://schemas.microsoft.com/office/word/2006/wordml" xmlns:wps="http://schemas.microsoft.com/office/word/2010/wordprocessingShape" mc:Ignorable="w14 w15 w16se w16cid w16 w16cex w16sdtdh wp14">
+<w:hdr xmlns:wpc="http://schemas.microsoft.com/office/word/2010/wordprocessingCanvas" xmlns:cx="http://schemas.microsoft.com/office/drawing/2014/chartex" xmlns:cx1="http://schemas.microsoft.com/office/drawing/2015/9/8/chartex" xmlns:cx2="http://schemas.microsoft.com/office/drawing/2015/10/21/chartex" xmlns:cx3="http://schemas.microsoft.com/office/drawing/2016/5/9/chartex" xmlns:cx4="http://schemas.microsoft.com/office/drawing/2016/5/10/chartex" xmlns:cx5="http://schemas.microsoft.com/office/drawing/2016/5/11/chartex" xmlns:cx6="http://schemas.microsoft.com/office/drawing/2016/5/12/chartex" xmlns:cx7="http://schemas.microsoft.com/office/drawing/2016/5/13/chartex" xmlns:cx8="http://schemas.microsoft.com/office/drawing/2016/5/14/chartex" xmlns:mc="http://schemas.openxmlformats.org/markup-compatibility/2006" xmlns:aink="http://schemas.microsoft.com/office/drawing/2016/ink" xmlns:am3d="http://schemas.microsoft.com/office/drawing/2017/model3d" xmlns:o="urn:schemas-microsoft-com:office:office" xmlns:oel="http://schemas.microsoft.com/office/2019/extlst" xmlns:r="http://schemas.openxmlformats.org/officeDocument/2006/relationships" xmlns:m="http://schemas.openxmlformats.org/officeDocument/2006/math" xmlns:v="urn:schemas-microsoft-com:vml" xmlns:wp14="http://schemas.microsoft.com/office/word/2010/wordprocessingDrawing" xmlns:wp="http://schemas.openxmlformats.org/drawingml/2006/wordprocessingDrawing" xmlns:w10="urn:schemas-microsoft-com:office:word" xmlns:w="http://schemas.openxmlformats.org/wordprocessingml/2006/main" xmlns:w14="http://schemas.microsoft.com/office/word/2010/wordml" xmlns:w15="http://schemas.microsoft.com/office/word/2012/wordml" xmlns:w16cex="http://schemas.microsoft.com/office/word/2018/wordml/cex" xmlns:w16cid="http://schemas.microsoft.com/office/word/2016/wordml/cid" xmlns:w16="http://schemas.microsoft.com/office/word/2018/wordml" xmlns:w16sdtdh="http://schemas.microsoft.com/office/word/2020/wordml/sdtdatahash" xmlns:w16se="http://schemas.microsoft.com/office/word/2015/wordml/symex" xmlns:wpg="http://schemas.microsoft.com/office/word/2010/wordprocessingGroup" xmlns:wpi="http://schemas.microsoft.com/office/word/2010/wordprocessingInk" xmlns:wne="http://schemas.microsoft.com/office/word/2006/wordml" xmlns:wps="http://schemas.microsoft.com/office/word/2010/wordprocessingShape" mc:Ignorable="w14 w15 w16se w16cid w16 w16cex w16sdtdh wp14">
   <w:tbl>
     <w:tblPr>
       <w:tblW w:w="5004" w:type="pct"/>
@@ -20939,22 +19403,85 @@
     <w:pPr>
       <w:pStyle w:val="Header"/>
     </w:pPr>
+    <w:r>
+      <w:rPr>
+        <w:rFonts w:ascii="Calibri" w:hAnsi="Calibri"/>
+        <w:b/>
+        <w:bCs/>
+        <w:noProof/>
+      </w:rPr>
+      <w:pict w14:anchorId="1933EB97">
+        <v:shapetype id="_x0000_t75" coordsize="21600,21600" o:spt="75" o:preferrelative="t" path="m@4@5l@4@11@9@11@9@5xe" filled="f" stroked="f">
+          <v:stroke joinstyle="miter"/>
+          <v:formulas>
+            <v:f eqn="if lineDrawn pixelLineWidth 0"/>
+            <v:f eqn="sum @0 1 0"/>
+            <v:f eqn="sum 0 0 @1"/>
+            <v:f eqn="prod @2 1 2"/>
+            <v:f eqn="prod @3 21600 pixelWidth"/>
+            <v:f eqn="prod @3 21600 pixelHeight"/>
+            <v:f eqn="sum @0 0 1"/>
+            <v:f eqn="prod @6 1 2"/>
+            <v:f eqn="prod @7 21600 pixelWidth"/>
+            <v:f eqn="sum @8 21600 0"/>
+            <v:f eqn="prod @7 21600 pixelHeight"/>
+            <v:f eqn="sum @10 21600 0"/>
+          </v:formulas>
+          <v:path o:extrusionok="f" gradientshapeok="t" o:connecttype="rect"/>
+          <o:lock v:ext="edit" aspectratio="t"/>
+        </v:shapetype>
+        <v:shape id="WordPictureWatermark21318695" o:spid="_x0000_s2058" type="#_x0000_t75" style="position:absolute;margin-left:0;margin-top:0;width:10in;height:540pt;z-index:-251658231;mso-position-horizontal:center;mso-position-horizontal-relative:margin;mso-position-vertical:center;mso-position-vertical-relative:margin" o:allowincell="f">
+          <v:imagedata r:id="rId1" o:title="Watermark" gain="19661f" blacklevel="22938f"/>
+          <w10:wrap anchorx="margin" anchory="margin"/>
+        </v:shape>
+      </w:pict>
+    </w:r>
   </w:p>
 </w:hdr>
 </file>
 
 <file path=word/header9.xml><?xml version="1.0" encoding="utf-8"?>
-<w:hdr xmlns:wpc="http://schemas.microsoft.com/office/word/2010/wordprocessingCanvas" xmlns:cx="http://schemas.microsoft.com/office/drawing/2014/chartex" xmlns:cx1="http://schemas.microsoft.com/office/drawing/2015/9/8/chartex" xmlns:cx2="http://schemas.microsoft.com/office/drawing/2015/10/21/chartex" xmlns:cx3="http://schemas.microsoft.com/office/drawing/2016/5/9/chartex" xmlns:cx4="http://schemas.microsoft.com/office/drawing/2016/5/10/chartex" xmlns:cx5="http://schemas.microsoft.com/office/drawing/2016/5/11/chartex" xmlns:cx6="http://schemas.microsoft.com/office/drawing/2016/5/12/chartex" xmlns:cx7="http://schemas.microsoft.com/office/drawing/2016/5/13/chartex" xmlns:cx8="http://schemas.microsoft.com/office/drawing/2016/5/14/chartex" xmlns:mc="http://schemas.openxmlformats.org/markup-compatibility/2006" xmlns:aink="http://schemas.microsoft.com/office/drawing/2016/ink" xmlns:am3d="http://schemas.microsoft.com/office/drawing/2017/model3d" xmlns:o="urn:schemas-microsoft-com:office:office" xmlns:r="http://schemas.openxmlformats.org/officeDocument/2006/relationships" xmlns:m="http://schemas.openxmlformats.org/officeDocument/2006/math" xmlns:v="urn:schemas-microsoft-com:vml" xmlns:wp14="http://schemas.microsoft.com/office/word/2010/wordprocessingDrawing" xmlns:wp="http://schemas.openxmlformats.org/drawingml/2006/wordprocessingDrawing" xmlns:w10="urn:schemas-microsoft-com:office:word" xmlns:w="http://schemas.openxmlformats.org/wordprocessingml/2006/main" xmlns:w14="http://schemas.microsoft.com/office/word/2010/wordml" xmlns:w15="http://schemas.microsoft.com/office/word/2012/wordml" xmlns:w16cex="http://schemas.microsoft.com/office/word/2018/wordml/cex" xmlns:w16cid="http://schemas.microsoft.com/office/word/2016/wordml/cid" xmlns:w16="http://schemas.microsoft.com/office/word/2018/wordml" xmlns:w16sdtdh="http://schemas.microsoft.com/office/word/2020/wordml/sdtdatahash" xmlns:w16se="http://schemas.microsoft.com/office/word/2015/wordml/symex" xmlns:wpg="http://schemas.microsoft.com/office/word/2010/wordprocessingGroup" xmlns:wpi="http://schemas.microsoft.com/office/word/2010/wordprocessingInk" xmlns:wne="http://schemas.microsoft.com/office/word/2006/wordml" xmlns:wps="http://schemas.microsoft.com/office/word/2010/wordprocessingShape" mc:Ignorable="w14 w15 w16se w16cid w16 w16cex w16sdtdh wp14">
+<w:hdr xmlns:wpc="http://schemas.microsoft.com/office/word/2010/wordprocessingCanvas" xmlns:cx="http://schemas.microsoft.com/office/drawing/2014/chartex" xmlns:cx1="http://schemas.microsoft.com/office/drawing/2015/9/8/chartex" xmlns:cx2="http://schemas.microsoft.com/office/drawing/2015/10/21/chartex" xmlns:cx3="http://schemas.microsoft.com/office/drawing/2016/5/9/chartex" xmlns:cx4="http://schemas.microsoft.com/office/drawing/2016/5/10/chartex" xmlns:cx5="http://schemas.microsoft.com/office/drawing/2016/5/11/chartex" xmlns:cx6="http://schemas.microsoft.com/office/drawing/2016/5/12/chartex" xmlns:cx7="http://schemas.microsoft.com/office/drawing/2016/5/13/chartex" xmlns:cx8="http://schemas.microsoft.com/office/drawing/2016/5/14/chartex" xmlns:mc="http://schemas.openxmlformats.org/markup-compatibility/2006" xmlns:aink="http://schemas.microsoft.com/office/drawing/2016/ink" xmlns:am3d="http://schemas.microsoft.com/office/drawing/2017/model3d" xmlns:o="urn:schemas-microsoft-com:office:office" xmlns:oel="http://schemas.microsoft.com/office/2019/extlst" xmlns:r="http://schemas.openxmlformats.org/officeDocument/2006/relationships" xmlns:m="http://schemas.openxmlformats.org/officeDocument/2006/math" xmlns:v="urn:schemas-microsoft-com:vml" xmlns:wp14="http://schemas.microsoft.com/office/word/2010/wordprocessingDrawing" xmlns:wp="http://schemas.openxmlformats.org/drawingml/2006/wordprocessingDrawing" xmlns:w10="urn:schemas-microsoft-com:office:word" xmlns:w="http://schemas.openxmlformats.org/wordprocessingml/2006/main" xmlns:w14="http://schemas.microsoft.com/office/word/2010/wordml" xmlns:w15="http://schemas.microsoft.com/office/word/2012/wordml" xmlns:w16cex="http://schemas.microsoft.com/office/word/2018/wordml/cex" xmlns:w16cid="http://schemas.microsoft.com/office/word/2016/wordml/cid" xmlns:w16="http://schemas.microsoft.com/office/word/2018/wordml" xmlns:w16sdtdh="http://schemas.microsoft.com/office/word/2020/wordml/sdtdatahash" xmlns:w16se="http://schemas.microsoft.com/office/word/2015/wordml/symex" xmlns:wpg="http://schemas.microsoft.com/office/word/2010/wordprocessingGroup" xmlns:wpi="http://schemas.microsoft.com/office/word/2010/wordprocessingInk" xmlns:wne="http://schemas.microsoft.com/office/word/2006/wordml" xmlns:wps="http://schemas.microsoft.com/office/word/2010/wordprocessingShape" mc:Ignorable="w14 w15 w16se w16cid w16 w16cex w16sdtdh wp14">
   <w:p>
     <w:pPr>
       <w:pStyle w:val="Header"/>
     </w:pPr>
+    <w:r>
+      <w:rPr>
+        <w:noProof/>
+      </w:rPr>
+      <w:pict w14:anchorId="1933EB98">
+        <v:shapetype id="_x0000_t75" coordsize="21600,21600" o:spt="75" o:preferrelative="t" path="m@4@5l@4@11@9@11@9@5xe" filled="f" stroked="f">
+          <v:stroke joinstyle="miter"/>
+          <v:formulas>
+            <v:f eqn="if lineDrawn pixelLineWidth 0"/>
+            <v:f eqn="sum @0 1 0"/>
+            <v:f eqn="sum 0 0 @1"/>
+            <v:f eqn="prod @2 1 2"/>
+            <v:f eqn="prod @3 21600 pixelWidth"/>
+            <v:f eqn="prod @3 21600 pixelHeight"/>
+            <v:f eqn="sum @0 0 1"/>
+            <v:f eqn="prod @6 1 2"/>
+            <v:f eqn="prod @7 21600 pixelWidth"/>
+            <v:f eqn="sum @8 21600 0"/>
+            <v:f eqn="prod @7 21600 pixelHeight"/>
+            <v:f eqn="sum @10 21600 0"/>
+          </v:formulas>
+          <v:path o:extrusionok="f" gradientshapeok="t" o:connecttype="rect"/>
+          <o:lock v:ext="edit" aspectratio="t"/>
+        </v:shapetype>
+        <v:shape id="WordPictureWatermark21318693" o:spid="_x0000_s2055" type="#_x0000_t75" style="position:absolute;margin-left:0;margin-top:0;width:10in;height:540pt;z-index:-251658233;mso-position-horizontal:center;mso-position-horizontal-relative:margin;mso-position-vertical:center;mso-position-vertical-relative:margin" o:allowincell="f">
+          <v:imagedata r:id="rId1" o:title="Watermark" gain="19661f" blacklevel="22938f"/>
+          <w10:wrap anchorx="margin" anchory="margin"/>
+        </v:shape>
+      </w:pict>
+    </w:r>
   </w:p>
 </w:hdr>
 </file>
 
 <file path=word/numbering.xml><?xml version="1.0" encoding="utf-8"?>
-<w:numbering xmlns:wpc="http://schemas.microsoft.com/office/word/2010/wordprocessingCanvas" xmlns:cx="http://schemas.microsoft.com/office/drawing/2014/chartex" xmlns:cx1="http://schemas.microsoft.com/office/drawing/2015/9/8/chartex" xmlns:cx2="http://schemas.microsoft.com/office/drawing/2015/10/21/chartex" xmlns:cx3="http://schemas.microsoft.com/office/drawing/2016/5/9/chartex" xmlns:cx4="http://schemas.microsoft.com/office/drawing/2016/5/10/chartex" xmlns:cx5="http://schemas.microsoft.com/office/drawing/2016/5/11/chartex" xmlns:cx6="http://schemas.microsoft.com/office/drawing/2016/5/12/chartex" xmlns:cx7="http://schemas.microsoft.com/office/drawing/2016/5/13/chartex" xmlns:cx8="http://schemas.microsoft.com/office/drawing/2016/5/14/chartex" xmlns:mc="http://schemas.openxmlformats.org/markup-compatibility/2006" xmlns:aink="http://schemas.microsoft.com/office/drawing/2016/ink" xmlns:am3d="http://schemas.microsoft.com/office/drawing/2017/model3d" xmlns:o="urn:schemas-microsoft-com:office:office" xmlns:r="http://schemas.openxmlformats.org/officeDocument/2006/relationships" xmlns:m="http://schemas.openxmlformats.org/officeDocument/2006/math" xmlns:v="urn:schemas-microsoft-com:vml" xmlns:wp14="http://schemas.microsoft.com/office/word/2010/wordprocessingDrawing" xmlns:wp="http://schemas.openxmlformats.org/drawingml/2006/wordprocessingDrawing" xmlns:w10="urn:schemas-microsoft-com:office:word" xmlns:w="http://schemas.openxmlformats.org/wordprocessingml/2006/main" xmlns:w14="http://schemas.microsoft.com/office/word/2010/wordml" xmlns:w15="http://schemas.microsoft.com/office/word/2012/wordml" xmlns:w16cex="http://schemas.microsoft.com/office/word/2018/wordml/cex" xmlns:w16cid="http://schemas.microsoft.com/office/word/2016/wordml/cid" xmlns:w16="http://schemas.microsoft.com/office/word/2018/wordml" xmlns:w16sdtdh="http://schemas.microsoft.com/office/word/2020/wordml/sdtdatahash" xmlns:w16se="http://schemas.microsoft.com/office/word/2015/wordml/symex" xmlns:wpg="http://schemas.microsoft.com/office/word/2010/wordprocessingGroup" xmlns:wpi="http://schemas.microsoft.com/office/word/2010/wordprocessingInk" xmlns:wne="http://schemas.microsoft.com/office/word/2006/wordml" xmlns:wps="http://schemas.microsoft.com/office/word/2010/wordprocessingShape" mc:Ignorable="w14 w15 w16se w16cid w16 w16cex w16sdtdh wp14">
+<w:numbering xmlns:wpc="http://schemas.microsoft.com/office/word/2010/wordprocessingCanvas" xmlns:cx="http://schemas.microsoft.com/office/drawing/2014/chartex" xmlns:cx1="http://schemas.microsoft.com/office/drawing/2015/9/8/chartex" xmlns:cx2="http://schemas.microsoft.com/office/drawing/2015/10/21/chartex" xmlns:cx3="http://schemas.microsoft.com/office/drawing/2016/5/9/chartex" xmlns:cx4="http://schemas.microsoft.com/office/drawing/2016/5/10/chartex" xmlns:cx5="http://schemas.microsoft.com/office/drawing/2016/5/11/chartex" xmlns:cx6="http://schemas.microsoft.com/office/drawing/2016/5/12/chartex" xmlns:cx7="http://schemas.microsoft.com/office/drawing/2016/5/13/chartex" xmlns:cx8="http://schemas.microsoft.com/office/drawing/2016/5/14/chartex" xmlns:mc="http://schemas.openxmlformats.org/markup-compatibility/2006" xmlns:aink="http://schemas.microsoft.com/office/drawing/2016/ink" xmlns:am3d="http://schemas.microsoft.com/office/drawing/2017/model3d" xmlns:o="urn:schemas-microsoft-com:office:office" xmlns:oel="http://schemas.microsoft.com/office/2019/extlst" xmlns:r="http://schemas.openxmlformats.org/officeDocument/2006/relationships" xmlns:m="http://schemas.openxmlformats.org/officeDocument/2006/math" xmlns:v="urn:schemas-microsoft-com:vml" xmlns:wp14="http://schemas.microsoft.com/office/word/2010/wordprocessingDrawing" xmlns:wp="http://schemas.openxmlformats.org/drawingml/2006/wordprocessingDrawing" xmlns:w10="urn:schemas-microsoft-com:office:word" xmlns:w="http://schemas.openxmlformats.org/wordprocessingml/2006/main" xmlns:w14="http://schemas.microsoft.com/office/word/2010/wordml" xmlns:w15="http://schemas.microsoft.com/office/word/2012/wordml" xmlns:w16cex="http://schemas.microsoft.com/office/word/2018/wordml/cex" xmlns:w16cid="http://schemas.microsoft.com/office/word/2016/wordml/cid" xmlns:w16="http://schemas.microsoft.com/office/word/2018/wordml" xmlns:w16sdtdh="http://schemas.microsoft.com/office/word/2020/wordml/sdtdatahash" xmlns:w16se="http://schemas.microsoft.com/office/word/2015/wordml/symex" xmlns:wpg="http://schemas.microsoft.com/office/word/2010/wordprocessingGroup" xmlns:wpi="http://schemas.microsoft.com/office/word/2010/wordprocessingInk" xmlns:wne="http://schemas.microsoft.com/office/word/2006/wordml" xmlns:wps="http://schemas.microsoft.com/office/word/2010/wordprocessingShape" mc:Ignorable="w14 w15 w16se w16cid w16 w16cex w16sdtdh wp14">
   <w:abstractNum w:abstractNumId="0" w15:restartNumberingAfterBreak="0">
     <w:nsid w:val="FFFFFF7E"/>
     <w:multiLevelType w:val="singleLevel"/>
@@ -21212,11 +19739,11 @@
   <w:abstractNum w:abstractNumId="4" w15:restartNumberingAfterBreak="0">
     <w:nsid w:val="15370574"/>
     <w:multiLevelType w:val="hybridMultilevel"/>
-    <w:tmpl w:val="FC72407C"/>
-    <w:lvl w:ilvl="0" w:tplc="B84E1034">
+    <w:tmpl w:val="C8EA423A"/>
+    <w:lvl w:ilvl="0" w:tplc="0409000F">
       <w:start w:val="1"/>
       <w:numFmt w:val="decimal"/>
-      <w:lvlText w:val="%1"/>
+      <w:lvlText w:val="%1."/>
       <w:lvlJc w:val="left"/>
       <w:pPr>
         <w:ind w:left="720" w:hanging="720"/>
@@ -21301,11 +19828,11 @@
   <w:abstractNum w:abstractNumId="5" w15:restartNumberingAfterBreak="0">
     <w:nsid w:val="17B77CDA"/>
     <w:multiLevelType w:val="hybridMultilevel"/>
-    <w:tmpl w:val="FC72407C"/>
-    <w:lvl w:ilvl="0" w:tplc="B84E1034">
+    <w:tmpl w:val="F3F46EAC"/>
+    <w:lvl w:ilvl="0" w:tplc="0409000F">
       <w:start w:val="1"/>
       <w:numFmt w:val="decimal"/>
-      <w:lvlText w:val="%1"/>
+      <w:lvlText w:val="%1."/>
       <w:lvlJc w:val="left"/>
       <w:pPr>
         <w:ind w:left="720" w:hanging="720"/>
@@ -21390,11 +19917,11 @@
   <w:abstractNum w:abstractNumId="6" w15:restartNumberingAfterBreak="0">
     <w:nsid w:val="1860609F"/>
     <w:multiLevelType w:val="hybridMultilevel"/>
-    <w:tmpl w:val="0AE2F2F6"/>
-    <w:lvl w:ilvl="0" w:tplc="A7469F62">
+    <w:tmpl w:val="2362AE6A"/>
+    <w:lvl w:ilvl="0" w:tplc="0409000F">
       <w:start w:val="1"/>
       <w:numFmt w:val="decimal"/>
-      <w:lvlText w:val="%1"/>
+      <w:lvlText w:val="%1."/>
       <w:lvlJc w:val="left"/>
       <w:pPr>
         <w:ind w:left="720" w:hanging="720"/>
@@ -23224,6 +21751,122 @@
     </w:lvl>
   </w:abstractNum>
   <w:abstractNum w:abstractNumId="22" w15:restartNumberingAfterBreak="0">
+    <w:nsid w:val="56A65CF3"/>
+    <w:multiLevelType w:val="hybridMultilevel"/>
+    <w:tmpl w:val="C434A166"/>
+    <w:lvl w:ilvl="0" w:tplc="43DCCEF4">
+      <w:start w:val="1"/>
+      <w:numFmt w:val="decimal"/>
+      <w:lvlText w:val="%1."/>
+      <w:lvlJc w:val="left"/>
+      <w:pPr>
+        <w:ind w:left="1530" w:hanging="360"/>
+      </w:pPr>
+      <w:rPr>
+        <w:rFonts w:asciiTheme="minorHAnsi" w:hAnsiTheme="minorHAnsi" w:hint="default"/>
+        <w:color w:val="auto"/>
+        <w:sz w:val="20"/>
+        <w:szCs w:val="20"/>
+      </w:rPr>
+    </w:lvl>
+    <w:lvl w:ilvl="1" w:tplc="FFFFFFFF" w:tentative="1">
+      <w:start w:val="1"/>
+      <w:numFmt w:val="bullet"/>
+      <w:lvlText w:val="o"/>
+      <w:lvlJc w:val="left"/>
+      <w:pPr>
+        <w:ind w:left="2250" w:hanging="360"/>
+      </w:pPr>
+      <w:rPr>
+        <w:rFonts w:ascii="Courier New" w:hAnsi="Courier New" w:cs="Courier New" w:hint="default"/>
+      </w:rPr>
+    </w:lvl>
+    <w:lvl w:ilvl="2" w:tplc="FFFFFFFF" w:tentative="1">
+      <w:start w:val="1"/>
+      <w:numFmt w:val="bullet"/>
+      <w:lvlText w:val=""/>
+      <w:lvlJc w:val="left"/>
+      <w:pPr>
+        <w:ind w:left="2970" w:hanging="360"/>
+      </w:pPr>
+      <w:rPr>
+        <w:rFonts w:ascii="Wingdings" w:hAnsi="Wingdings" w:hint="default"/>
+      </w:rPr>
+    </w:lvl>
+    <w:lvl w:ilvl="3" w:tplc="FFFFFFFF" w:tentative="1">
+      <w:start w:val="1"/>
+      <w:numFmt w:val="bullet"/>
+      <w:lvlText w:val=""/>
+      <w:lvlJc w:val="left"/>
+      <w:pPr>
+        <w:ind w:left="3690" w:hanging="360"/>
+      </w:pPr>
+      <w:rPr>
+        <w:rFonts w:ascii="Symbol" w:hAnsi="Symbol" w:hint="default"/>
+      </w:rPr>
+    </w:lvl>
+    <w:lvl w:ilvl="4" w:tplc="FFFFFFFF" w:tentative="1">
+      <w:start w:val="1"/>
+      <w:numFmt w:val="bullet"/>
+      <w:lvlText w:val="o"/>
+      <w:lvlJc w:val="left"/>
+      <w:pPr>
+        <w:ind w:left="4410" w:hanging="360"/>
+      </w:pPr>
+      <w:rPr>
+        <w:rFonts w:ascii="Courier New" w:hAnsi="Courier New" w:cs="Courier New" w:hint="default"/>
+      </w:rPr>
+    </w:lvl>
+    <w:lvl w:ilvl="5" w:tplc="FFFFFFFF" w:tentative="1">
+      <w:start w:val="1"/>
+      <w:numFmt w:val="bullet"/>
+      <w:lvlText w:val=""/>
+      <w:lvlJc w:val="left"/>
+      <w:pPr>
+        <w:ind w:left="5130" w:hanging="360"/>
+      </w:pPr>
+      <w:rPr>
+        <w:rFonts w:ascii="Wingdings" w:hAnsi="Wingdings" w:hint="default"/>
+      </w:rPr>
+    </w:lvl>
+    <w:lvl w:ilvl="6" w:tplc="FFFFFFFF" w:tentative="1">
+      <w:start w:val="1"/>
+      <w:numFmt w:val="bullet"/>
+      <w:lvlText w:val=""/>
+      <w:lvlJc w:val="left"/>
+      <w:pPr>
+        <w:ind w:left="5850" w:hanging="360"/>
+      </w:pPr>
+      <w:rPr>
+        <w:rFonts w:ascii="Symbol" w:hAnsi="Symbol" w:hint="default"/>
+      </w:rPr>
+    </w:lvl>
+    <w:lvl w:ilvl="7" w:tplc="FFFFFFFF" w:tentative="1">
+      <w:start w:val="1"/>
+      <w:numFmt w:val="bullet"/>
+      <w:lvlText w:val="o"/>
+      <w:lvlJc w:val="left"/>
+      <w:pPr>
+        <w:ind w:left="6570" w:hanging="360"/>
+      </w:pPr>
+      <w:rPr>
+        <w:rFonts w:ascii="Courier New" w:hAnsi="Courier New" w:cs="Courier New" w:hint="default"/>
+      </w:rPr>
+    </w:lvl>
+    <w:lvl w:ilvl="8" w:tplc="FFFFFFFF" w:tentative="1">
+      <w:start w:val="1"/>
+      <w:numFmt w:val="bullet"/>
+      <w:lvlText w:val=""/>
+      <w:lvlJc w:val="left"/>
+      <w:pPr>
+        <w:ind w:left="7290" w:hanging="360"/>
+      </w:pPr>
+      <w:rPr>
+        <w:rFonts w:ascii="Wingdings" w:hAnsi="Wingdings" w:hint="default"/>
+      </w:rPr>
+    </w:lvl>
+  </w:abstractNum>
+  <w:abstractNum w:abstractNumId="23" w15:restartNumberingAfterBreak="0">
     <w:nsid w:val="606F3F92"/>
     <w:multiLevelType w:val="hybridMultilevel"/>
     <w:tmpl w:val="21761CC4"/>
@@ -23336,7 +21979,7 @@
       </w:rPr>
     </w:lvl>
   </w:abstractNum>
-  <w:abstractNum w:abstractNumId="23" w15:restartNumberingAfterBreak="0">
+  <w:abstractNum w:abstractNumId="24" w15:restartNumberingAfterBreak="0">
     <w:nsid w:val="6E6A2E87"/>
     <w:multiLevelType w:val="hybridMultilevel"/>
     <w:tmpl w:val="CF5A3E5C"/>
@@ -23452,7 +22095,7 @@
       </w:rPr>
     </w:lvl>
   </w:abstractNum>
-  <w:abstractNum w:abstractNumId="24" w15:restartNumberingAfterBreak="0">
+  <w:abstractNum w:abstractNumId="25" w15:restartNumberingAfterBreak="0">
     <w:nsid w:val="6FA01B51"/>
     <w:multiLevelType w:val="hybridMultilevel"/>
     <w:tmpl w:val="EA2E844A"/>
@@ -23565,7 +22208,7 @@
       </w:rPr>
     </w:lvl>
   </w:abstractNum>
-  <w:abstractNum w:abstractNumId="25" w15:restartNumberingAfterBreak="0">
+  <w:abstractNum w:abstractNumId="26" w15:restartNumberingAfterBreak="0">
     <w:nsid w:val="71581D4F"/>
     <w:multiLevelType w:val="hybridMultilevel"/>
     <w:tmpl w:val="AED6DED2"/>
@@ -23680,7 +22323,7 @@
       </w:rPr>
     </w:lvl>
   </w:abstractNum>
-  <w:abstractNum w:abstractNumId="26" w15:restartNumberingAfterBreak="0">
+  <w:abstractNum w:abstractNumId="27" w15:restartNumberingAfterBreak="0">
     <w:nsid w:val="72767747"/>
     <w:multiLevelType w:val="hybridMultilevel"/>
     <w:tmpl w:val="57CCC6C6"/>
@@ -23793,7 +22436,7 @@
       </w:rPr>
     </w:lvl>
   </w:abstractNum>
-  <w:abstractNum w:abstractNumId="27" w15:restartNumberingAfterBreak="0">
+  <w:abstractNum w:abstractNumId="28" w15:restartNumberingAfterBreak="0">
     <w:nsid w:val="791B6199"/>
     <w:multiLevelType w:val="hybridMultilevel"/>
     <w:tmpl w:val="032C260A"/>
@@ -23879,7 +22522,7 @@
       </w:pPr>
     </w:lvl>
   </w:abstractNum>
-  <w:abstractNum w:abstractNumId="28" w15:restartNumberingAfterBreak="0">
+  <w:abstractNum w:abstractNumId="29" w15:restartNumberingAfterBreak="0">
     <w:nsid w:val="7B3E4888"/>
     <w:multiLevelType w:val="hybridMultilevel"/>
     <w:tmpl w:val="B20E7872"/>
@@ -23992,7 +22635,7 @@
       </w:rPr>
     </w:lvl>
   </w:abstractNum>
-  <w:abstractNum w:abstractNumId="29" w15:restartNumberingAfterBreak="0">
+  <w:abstractNum w:abstractNumId="30" w15:restartNumberingAfterBreak="0">
     <w:nsid w:val="7B6D48CB"/>
     <w:multiLevelType w:val="hybridMultilevel"/>
     <w:tmpl w:val="4B7A0870"/>
@@ -24133,7 +22776,7 @@
       </w:rPr>
     </w:lvl>
   </w:abstractNum>
-  <w:abstractNum w:abstractNumId="30" w15:restartNumberingAfterBreak="0">
+  <w:abstractNum w:abstractNumId="31" w15:restartNumberingAfterBreak="0">
     <w:nsid w:val="7DB736A8"/>
     <w:multiLevelType w:val="hybridMultilevel"/>
     <w:tmpl w:val="84D8CAEC"/>
@@ -24246,136 +22889,136 @@
       </w:rPr>
     </w:lvl>
   </w:abstractNum>
-  <w:num w:numId="1">
+  <w:num w:numId="1" w16cid:durableId="1467620993">
     <w:abstractNumId w:val="1"/>
   </w:num>
-  <w:num w:numId="2">
+  <w:num w:numId="2" w16cid:durableId="1883053255">
     <w:abstractNumId w:val="0"/>
   </w:num>
-  <w:num w:numId="3">
+  <w:num w:numId="3" w16cid:durableId="619529350">
     <w:abstractNumId w:val="1"/>
   </w:num>
-  <w:num w:numId="4">
+  <w:num w:numId="4" w16cid:durableId="1271619789">
     <w:abstractNumId w:val="0"/>
   </w:num>
-  <w:num w:numId="5">
+  <w:num w:numId="5" w16cid:durableId="49352249">
     <w:abstractNumId w:val="1"/>
   </w:num>
-  <w:num w:numId="6">
+  <w:num w:numId="6" w16cid:durableId="1231035312">
     <w:abstractNumId w:val="0"/>
   </w:num>
-  <w:num w:numId="7">
+  <w:num w:numId="7" w16cid:durableId="144054064">
     <w:abstractNumId w:val="1"/>
   </w:num>
-  <w:num w:numId="8">
+  <w:num w:numId="8" w16cid:durableId="119423221">
     <w:abstractNumId w:val="0"/>
   </w:num>
-  <w:num w:numId="9">
+  <w:num w:numId="9" w16cid:durableId="415248980">
     <w:abstractNumId w:val="1"/>
   </w:num>
-  <w:num w:numId="10">
+  <w:num w:numId="10" w16cid:durableId="1407338534">
     <w:abstractNumId w:val="0"/>
   </w:num>
-  <w:num w:numId="11">
+  <w:num w:numId="11" w16cid:durableId="1575818175">
     <w:abstractNumId w:val="1"/>
   </w:num>
-  <w:num w:numId="12">
+  <w:num w:numId="12" w16cid:durableId="113595751">
     <w:abstractNumId w:val="0"/>
   </w:num>
-  <w:num w:numId="13">
+  <w:num w:numId="13" w16cid:durableId="1864397737">
     <w:abstractNumId w:val="1"/>
   </w:num>
-  <w:num w:numId="14">
+  <w:num w:numId="14" w16cid:durableId="380055420">
     <w:abstractNumId w:val="0"/>
   </w:num>
-  <w:num w:numId="15">
+  <w:num w:numId="15" w16cid:durableId="666135425">
     <w:abstractNumId w:val="0"/>
   </w:num>
-  <w:num w:numId="16">
+  <w:num w:numId="16" w16cid:durableId="1073818538">
     <w:abstractNumId w:val="1"/>
   </w:num>
-  <w:num w:numId="17">
+  <w:num w:numId="17" w16cid:durableId="1435400815">
     <w:abstractNumId w:val="10"/>
   </w:num>
-  <w:num w:numId="18">
+  <w:num w:numId="18" w16cid:durableId="1351878405">
     <w:abstractNumId w:val="10"/>
   </w:num>
-  <w:num w:numId="19">
+  <w:num w:numId="19" w16cid:durableId="873615155">
     <w:abstractNumId w:val="3"/>
   </w:num>
-  <w:num w:numId="20">
+  <w:num w:numId="20" w16cid:durableId="1899245152">
     <w:abstractNumId w:val="20"/>
   </w:num>
-  <w:num w:numId="21">
+  <w:num w:numId="21" w16cid:durableId="1489859438">
     <w:abstractNumId w:val="17"/>
   </w:num>
-  <w:num w:numId="22">
+  <w:num w:numId="22" w16cid:durableId="769854163">
+    <w:abstractNumId w:val="30"/>
+  </w:num>
+  <w:num w:numId="23" w16cid:durableId="1646156091">
+    <w:abstractNumId w:val="19"/>
+  </w:num>
+  <w:num w:numId="24" w16cid:durableId="433938869">
+    <w:abstractNumId w:val="26"/>
+  </w:num>
+  <w:num w:numId="25" w16cid:durableId="2054695591">
+    <w:abstractNumId w:val="25"/>
+  </w:num>
+  <w:num w:numId="26" w16cid:durableId="44571708">
+    <w:abstractNumId w:val="24"/>
+  </w:num>
+  <w:num w:numId="27" w16cid:durableId="1687246470">
+    <w:abstractNumId w:val="7"/>
+  </w:num>
+  <w:num w:numId="28" w16cid:durableId="1887134212">
+    <w:abstractNumId w:val="16"/>
+  </w:num>
+  <w:num w:numId="29" w16cid:durableId="1013611493">
+    <w:abstractNumId w:val="27"/>
+  </w:num>
+  <w:num w:numId="30" w16cid:durableId="55781130">
+    <w:abstractNumId w:val="23"/>
+  </w:num>
+  <w:num w:numId="31" w16cid:durableId="1558470818">
+    <w:abstractNumId w:val="18"/>
+  </w:num>
+  <w:num w:numId="32" w16cid:durableId="1953971424">
+    <w:abstractNumId w:val="12"/>
+  </w:num>
+  <w:num w:numId="33" w16cid:durableId="92477796">
     <w:abstractNumId w:val="29"/>
   </w:num>
-  <w:num w:numId="23">
-    <w:abstractNumId w:val="19"/>
+  <w:num w:numId="34" w16cid:durableId="1529835073">
+    <w:abstractNumId w:val="8"/>
   </w:num>
-  <w:num w:numId="24">
-    <w:abstractNumId w:val="25"/>
+  <w:num w:numId="35" w16cid:durableId="1456100857">
+    <w:abstractNumId w:val="15"/>
   </w:num>
-  <w:num w:numId="25">
-    <w:abstractNumId w:val="24"/>
+  <w:num w:numId="36" w16cid:durableId="1150899043">
+    <w:abstractNumId w:val="9"/>
   </w:num>
-  <w:num w:numId="26">
-    <w:abstractNumId w:val="23"/>
+  <w:num w:numId="37" w16cid:durableId="815535774">
+    <w:abstractNumId w:val="21"/>
   </w:num>
-  <w:num w:numId="27">
-    <w:abstractNumId w:val="7"/>
+  <w:num w:numId="38" w16cid:durableId="1859000781">
+    <w:abstractNumId w:val="5"/>
   </w:num>
-  <w:num w:numId="28">
-    <w:abstractNumId w:val="16"/>
+  <w:num w:numId="39" w16cid:durableId="423963523">
+    <w:abstractNumId w:val="4"/>
   </w:num>
-  <w:num w:numId="29">
-    <w:abstractNumId w:val="26"/>
-  </w:num>
-  <w:num w:numId="30">
-    <w:abstractNumId w:val="22"/>
-  </w:num>
-  <w:num w:numId="31">
-    <w:abstractNumId w:val="18"/>
-  </w:num>
-  <w:num w:numId="32">
-    <w:abstractNumId w:val="12"/>
-  </w:num>
-  <w:num w:numId="33">
+  <w:num w:numId="40" w16cid:durableId="1924801652">
     <w:abstractNumId w:val="28"/>
   </w:num>
-  <w:num w:numId="34">
-    <w:abstractNumId w:val="8"/>
-  </w:num>
-  <w:num w:numId="35">
-    <w:abstractNumId w:val="15"/>
-  </w:num>
-  <w:num w:numId="36">
-    <w:abstractNumId w:val="9"/>
-  </w:num>
-  <w:num w:numId="37">
-    <w:abstractNumId w:val="21"/>
-  </w:num>
-  <w:num w:numId="38">
-    <w:abstractNumId w:val="5"/>
-  </w:num>
-  <w:num w:numId="39">
-    <w:abstractNumId w:val="4"/>
-  </w:num>
-  <w:num w:numId="40">
-    <w:abstractNumId w:val="27"/>
-  </w:num>
-  <w:num w:numId="41">
+  <w:num w:numId="41" w16cid:durableId="589854079">
     <w:abstractNumId w:val="2"/>
   </w:num>
-  <w:num w:numId="42">
+  <w:num w:numId="42" w16cid:durableId="2071994022">
     <w:abstractNumId w:val="13"/>
   </w:num>
-  <w:num w:numId="43">
+  <w:num w:numId="43" w16cid:durableId="813445860">
     <w:abstractNumId w:val="6"/>
   </w:num>
-  <w:num w:numId="44">
+  <w:num w:numId="44" w16cid:durableId="297609944">
     <w:abstractNumId w:val="3"/>
     <w:lvlOverride w:ilvl="0">
       <w:startOverride w:val="3"/>
@@ -24403,7 +23046,7 @@
       <w:startOverride w:val="1"/>
     </w:lvlOverride>
   </w:num>
-  <w:num w:numId="45">
+  <w:num w:numId="45" w16cid:durableId="1722047619">
     <w:abstractNumId w:val="9"/>
     <w:lvlOverride w:ilvl="0">
       <w:startOverride w:val="1"/>
@@ -24417,24 +23060,38 @@
     <w:lvlOverride w:ilvl="7"/>
     <w:lvlOverride w:ilvl="8"/>
   </w:num>
-  <w:num w:numId="46">
+  <w:num w:numId="46" w16cid:durableId="304629358">
     <w:abstractNumId w:val="14"/>
   </w:num>
-  <w:num w:numId="47">
-    <w:abstractNumId w:val="30"/>
+  <w:num w:numId="47" w16cid:durableId="2143495262">
+    <w:abstractNumId w:val="31"/>
   </w:num>
-  <w:num w:numId="48">
+  <w:num w:numId="48" w16cid:durableId="552347070">
     <w:abstractNumId w:val="11"/>
+  </w:num>
+  <w:num w:numId="49" w16cid:durableId="1917859343">
+    <w:abstractNumId w:val="21"/>
+    <w:lvlOverride w:ilvl="0">
+      <w:startOverride w:val="1"/>
+    </w:lvlOverride>
+    <w:lvlOverride w:ilvl="1"/>
+    <w:lvlOverride w:ilvl="2"/>
+    <w:lvlOverride w:ilvl="3"/>
+    <w:lvlOverride w:ilvl="4"/>
+    <w:lvlOverride w:ilvl="5"/>
+    <w:lvlOverride w:ilvl="6"/>
+    <w:lvlOverride w:ilvl="7"/>
+    <w:lvlOverride w:ilvl="8"/>
+  </w:num>
+  <w:num w:numId="50" w16cid:durableId="9767247">
+    <w:abstractNumId w:val="22"/>
   </w:num>
   <w:numIdMacAtCleanup w:val="21"/>
 </w:numbering>
 </file>
 
 <file path=word/people.xml><?xml version="1.0" encoding="utf-8"?>
-<w15:people xmlns:wpc="http://schemas.microsoft.com/office/word/2010/wordprocessingCanvas" xmlns:cx="http://schemas.microsoft.com/office/drawing/2014/chartex" xmlns:cx1="http://schemas.microsoft.com/office/drawing/2015/9/8/chartex" xmlns:cx2="http://schemas.microsoft.com/office/drawing/2015/10/21/chartex" xmlns:cx3="http://schemas.microsoft.com/office/drawing/2016/5/9/chartex" xmlns:cx4="http://schemas.microsoft.com/office/drawing/2016/5/10/chartex" xmlns:cx5="http://schemas.microsoft.com/office/drawing/2016/5/11/chartex" xmlns:cx6="http://schemas.microsoft.com/office/drawing/2016/5/12/chartex" xmlns:cx7="http://schemas.microsoft.com/office/drawing/2016/5/13/chartex" xmlns:cx8="http://schemas.microsoft.com/office/drawing/2016/5/14/chartex" xmlns:mc="http://schemas.openxmlformats.org/markup-compatibility/2006" xmlns:aink="http://schemas.microsoft.com/office/drawing/2016/ink" xmlns:am3d="http://schemas.microsoft.com/office/drawing/2017/model3d" xmlns:o="urn:schemas-microsoft-com:office:office" xmlns:r="http://schemas.openxmlformats.org/officeDocument/2006/relationships" xmlns:m="http://schemas.openxmlformats.org/officeDocument/2006/math" xmlns:v="urn:schemas-microsoft-com:vml" xmlns:wp14="http://schemas.microsoft.com/office/word/2010/wordprocessingDrawing" xmlns:wp="http://schemas.openxmlformats.org/drawingml/2006/wordprocessingDrawing" xmlns:w10="urn:schemas-microsoft-com:office:word" xmlns:w="http://schemas.openxmlformats.org/wordprocessingml/2006/main" xmlns:w14="http://schemas.microsoft.com/office/word/2010/wordml" xmlns:w15="http://schemas.microsoft.com/office/word/2012/wordml" xmlns:w16cex="http://schemas.microsoft.com/office/word/2018/wordml/cex" xmlns:w16cid="http://schemas.microsoft.com/office/word/2016/wordml/cid" xmlns:w16="http://schemas.microsoft.com/office/word/2018/wordml" xmlns:w16sdtdh="http://schemas.microsoft.com/office/word/2020/wordml/sdtdatahash" xmlns:w16se="http://schemas.microsoft.com/office/word/2015/wordml/symex" xmlns:wpg="http://schemas.microsoft.com/office/word/2010/wordprocessingGroup" xmlns:wpi="http://schemas.microsoft.com/office/word/2010/wordprocessingInk" xmlns:wne="http://schemas.microsoft.com/office/word/2006/wordml" xmlns:wps="http://schemas.microsoft.com/office/word/2010/wordprocessingShape" mc:Ignorable="w14 w15 w16se w16cid w16 w16cex w16sdtdh wp14">
-  <w15:person w15:author="Geiser, Che@Energy">
-    <w15:presenceInfo w15:providerId="AD" w15:userId="S::Che.Geiser@energy.ca.gov::f4cf4352-3862-420c-aa54-a6394c0570e7"/>
-  </w15:person>
+<w15:people xmlns:wpc="http://schemas.microsoft.com/office/word/2010/wordprocessingCanvas" xmlns:cx="http://schemas.microsoft.com/office/drawing/2014/chartex" xmlns:cx1="http://schemas.microsoft.com/office/drawing/2015/9/8/chartex" xmlns:cx2="http://schemas.microsoft.com/office/drawing/2015/10/21/chartex" xmlns:cx3="http://schemas.microsoft.com/office/drawing/2016/5/9/chartex" xmlns:cx4="http://schemas.microsoft.com/office/drawing/2016/5/10/chartex" xmlns:cx5="http://schemas.microsoft.com/office/drawing/2016/5/11/chartex" xmlns:cx6="http://schemas.microsoft.com/office/drawing/2016/5/12/chartex" xmlns:cx7="http://schemas.microsoft.com/office/drawing/2016/5/13/chartex" xmlns:cx8="http://schemas.microsoft.com/office/drawing/2016/5/14/chartex" xmlns:mc="http://schemas.openxmlformats.org/markup-compatibility/2006" xmlns:aink="http://schemas.microsoft.com/office/drawing/2016/ink" xmlns:am3d="http://schemas.microsoft.com/office/drawing/2017/model3d" xmlns:o="urn:schemas-microsoft-com:office:office" xmlns:oel="http://schemas.microsoft.com/office/2019/extlst" xmlns:r="http://schemas.openxmlformats.org/officeDocument/2006/relationships" xmlns:m="http://schemas.openxmlformats.org/officeDocument/2006/math" xmlns:v="urn:schemas-microsoft-com:vml" xmlns:wp14="http://schemas.microsoft.com/office/word/2010/wordprocessingDrawing" xmlns:wp="http://schemas.openxmlformats.org/drawingml/2006/wordprocessingDrawing" xmlns:w10="urn:schemas-microsoft-com:office:word" xmlns:w="http://schemas.openxmlformats.org/wordprocessingml/2006/main" xmlns:w14="http://schemas.microsoft.com/office/word/2010/wordml" xmlns:w15="http://schemas.microsoft.com/office/word/2012/wordml" xmlns:w16cex="http://schemas.microsoft.com/office/word/2018/wordml/cex" xmlns:w16cid="http://schemas.microsoft.com/office/word/2016/wordml/cid" xmlns:w16="http://schemas.microsoft.com/office/word/2018/wordml" xmlns:w16sdtdh="http://schemas.microsoft.com/office/word/2020/wordml/sdtdatahash" xmlns:w16se="http://schemas.microsoft.com/office/word/2015/wordml/symex" xmlns:wpg="http://schemas.microsoft.com/office/word/2010/wordprocessingGroup" xmlns:wpi="http://schemas.microsoft.com/office/word/2010/wordprocessingInk" xmlns:wne="http://schemas.microsoft.com/office/word/2006/wordml" xmlns:wps="http://schemas.microsoft.com/office/word/2010/wordprocessingShape" mc:Ignorable="w14 w15 w16se w16cid w16 w16cex w16sdtdh wp14">
   <w15:person w15:author="Alhabibi, Haider@Energy">
     <w15:presenceInfo w15:providerId="AD" w15:userId="S::Haider.Alhabibi@energy.ca.gov::9decb8d2-95ad-4b7d-9bf6-d4373f69254c"/>
   </w15:person>
@@ -24960,7 +23617,6 @@
   <w:style w:type="character" w:default="1" w:styleId="DefaultParagraphFont">
     <w:name w:val="Default Paragraph Font"/>
     <w:uiPriority w:val="1"/>
-    <w:semiHidden/>
     <w:unhideWhenUsed/>
   </w:style>
   <w:style w:type="table" w:default="1" w:styleId="TableNormal">
@@ -25655,6 +24311,27 @@
       </w:numPr>
     </w:pPr>
   </w:style>
+  <w:style w:type="table" w:customStyle="1" w:styleId="TableGrid1">
+    <w:name w:val="Table Grid1"/>
+    <w:basedOn w:val="TableNormal"/>
+    <w:next w:val="TableGrid"/>
+    <w:uiPriority w:val="39"/>
+    <w:rsid w:val="00E62371"/>
+    <w:rPr>
+      <w:sz w:val="20"/>
+      <w:szCs w:val="20"/>
+    </w:rPr>
+    <w:tblPr>
+      <w:tblBorders>
+        <w:top w:val="single" w:sz="4" w:space="0" w:color="auto"/>
+        <w:left w:val="single" w:sz="4" w:space="0" w:color="auto"/>
+        <w:bottom w:val="single" w:sz="4" w:space="0" w:color="auto"/>
+        <w:right w:val="single" w:sz="4" w:space="0" w:color="auto"/>
+        <w:insideH w:val="single" w:sz="4" w:space="0" w:color="auto"/>
+        <w:insideV w:val="single" w:sz="4" w:space="0" w:color="auto"/>
+      </w:tblBorders>
+    </w:tblPr>
+  </w:style>
 </w:styles>
 </file>
 
@@ -25942,14 +24619,6 @@
 </file>
 
 <file path=customXml/item1.xml><?xml version="1.0" encoding="utf-8"?>
-<b:Sources xmlns:b="http://schemas.openxmlformats.org/officeDocument/2006/bibliography" xmlns="http://schemas.openxmlformats.org/officeDocument/2006/bibliography" SelectedStyle="\APA.XSL" StyleName="APA Fifth Edition"/>
-</file>
-
-<file path=customXml/item2.xml><?xml version="1.0" encoding="utf-8"?>
-<b:Sources xmlns:b="http://schemas.openxmlformats.org/officeDocument/2006/bibliography" xmlns="http://schemas.openxmlformats.org/officeDocument/2006/bibliography" SelectedStyle="\APA.XSL" StyleName="APA Fifth Edition"/>
-</file>
-
-<file path=customXml/item3.xml><?xml version="1.0" encoding="utf-8"?>
 <p:properties xmlns:p="http://schemas.microsoft.com/office/2006/metadata/properties" xmlns:xsi="http://www.w3.org/2001/XMLSchema-instance" xmlns:pc="http://schemas.microsoft.com/office/infopath/2007/PartnerControls">
   <documentManagement>
     <b26d xmlns="785685f2-c2e1-4352-89aa-3faca8eaba52" xsi:nil="true"/>
@@ -25964,11 +24633,15 @@
       </UserInfo>
     </_x0074_mv6>
     <CCOReviewr xmlns="785685f2-c2e1-4352-89aa-3faca8eaba52" xsi:nil="true"/>
+    <TaxCatchAll xmlns="5067c814-4b34-462c-a21d-c185ff6548d2" xsi:nil="true"/>
+    <lcf76f155ced4ddcb4097134ff3c332f xmlns="785685f2-c2e1-4352-89aa-3faca8eaba52">
+      <Terms xmlns="http://schemas.microsoft.com/office/infopath/2007/PartnerControls"/>
+    </lcf76f155ced4ddcb4097134ff3c332f>
   </documentManagement>
 </p:properties>
 </file>
 
-<file path=customXml/item4.xml><?xml version="1.0" encoding="utf-8"?>
+<file path=customXml/item2.xml><?xml version="1.0" encoding="utf-8"?>
 <?mso-contentType ?>
 <FormTemplates xmlns="http://schemas.microsoft.com/sharepoint/v3/contenttype/forms">
   <Display>DocumentLibraryForm</Display>
@@ -25977,9 +24650,9 @@
 </FormTemplates>
 </file>
 
-<file path=customXml/item5.xml><?xml version="1.0" encoding="utf-8"?>
-<ct:contentTypeSchema xmlns:ct="http://schemas.microsoft.com/office/2006/metadata/contentType" xmlns:ma="http://schemas.microsoft.com/office/2006/metadata/properties/metaAttributes" ct:_="" ma:_="" ma:contentTypeName="Document" ma:contentTypeID="0x01010061DC9A153AAEEE45BACE06E01F8272AC" ma:contentTypeVersion="17" ma:contentTypeDescription="Create a new document." ma:contentTypeScope="" ma:versionID="fc2579ad1970445b0ba1f5954956792b">
-  <xsd:schema xmlns:xsd="http://www.w3.org/2001/XMLSchema" xmlns:xs="http://www.w3.org/2001/XMLSchema" xmlns:p="http://schemas.microsoft.com/office/2006/metadata/properties" xmlns:ns2="785685f2-c2e1-4352-89aa-3faca8eaba52" xmlns:ns3="5067c814-4b34-462c-a21d-c185ff6548d2" targetNamespace="http://schemas.microsoft.com/office/2006/metadata/properties" ma:root="true" ma:fieldsID="864106e033a537969187528b3c0914e2" ns2:_="" ns3:_="">
+<file path=customXml/item3.xml><?xml version="1.0" encoding="utf-8"?>
+<ct:contentTypeSchema xmlns:ct="http://schemas.microsoft.com/office/2006/metadata/contentType" xmlns:ma="http://schemas.microsoft.com/office/2006/metadata/properties/metaAttributes" ct:_="" ma:_="" ma:contentTypeName="Document" ma:contentTypeID="0x01010061DC9A153AAEEE45BACE06E01F8272AC" ma:contentTypeVersion="22" ma:contentTypeDescription="Create a new document." ma:contentTypeScope="" ma:versionID="f385d176d2edce8649242d2577021922">
+  <xsd:schema xmlns:xsd="http://www.w3.org/2001/XMLSchema" xmlns:xs="http://www.w3.org/2001/XMLSchema" xmlns:p="http://schemas.microsoft.com/office/2006/metadata/properties" xmlns:ns2="785685f2-c2e1-4352-89aa-3faca8eaba52" xmlns:ns3="5067c814-4b34-462c-a21d-c185ff6548d2" targetNamespace="http://schemas.microsoft.com/office/2006/metadata/properties" ma:root="true" ma:fieldsID="d524efdc8979a7138db3d9a62e6dc8ef" ns2:_="" ns3:_="">
     <xsd:import namespace="785685f2-c2e1-4352-89aa-3faca8eaba52"/>
     <xsd:import namespace="5067c814-4b34-462c-a21d-c185ff6548d2"/>
     <xsd:element name="properties">
@@ -26005,6 +24678,10 @@
                 <xsd:element ref="ns2:MediaServiceEventHashCode" minOccurs="0"/>
                 <xsd:element ref="ns2:MediaLengthInSeconds" minOccurs="0"/>
                 <xsd:element ref="ns2:MediaServiceLocation" minOccurs="0"/>
+                <xsd:element ref="ns2:lcf76f155ced4ddcb4097134ff3c332f" minOccurs="0"/>
+                <xsd:element ref="ns3:TaxCatchAll" minOccurs="0"/>
+                <xsd:element ref="ns2:MediaServiceObjectDetectorVersions" minOccurs="0"/>
+                <xsd:element ref="ns2:MediaServiceSearchProperties" minOccurs="0"/>
               </xsd:all>
             </xsd:complexType>
           </xsd:element>
@@ -26110,6 +24787,23 @@
         <xsd:restriction base="dms:Text"/>
       </xsd:simpleType>
     </xsd:element>
+    <xsd:element name="lcf76f155ced4ddcb4097134ff3c332f" ma:index="26" nillable="true" ma:taxonomy="true" ma:internalName="lcf76f155ced4ddcb4097134ff3c332f" ma:taxonomyFieldName="MediaServiceImageTags" ma:displayName="Image Tags" ma:readOnly="false" ma:fieldId="{5cf76f15-5ced-4ddc-b409-7134ff3c332f}" ma:taxonomyMulti="true" ma:sspId="96df981b-247c-4b11-954d-40cb19519683" ma:termSetId="09814cd3-568e-fe90-9814-8d621ff8fb84" ma:anchorId="fba54fb3-c3e1-fe81-a776-ca4b69148c4d" ma:open="true" ma:isKeyword="false">
+      <xsd:complexType>
+        <xsd:sequence>
+          <xsd:element ref="pc:Terms" minOccurs="0" maxOccurs="1"/>
+        </xsd:sequence>
+      </xsd:complexType>
+    </xsd:element>
+    <xsd:element name="MediaServiceObjectDetectorVersions" ma:index="28" nillable="true" ma:displayName="MediaServiceObjectDetectorVersions" ma:hidden="true" ma:indexed="true" ma:internalName="MediaServiceObjectDetectorVersions" ma:readOnly="true">
+      <xsd:simpleType>
+        <xsd:restriction base="dms:Text"/>
+      </xsd:simpleType>
+    </xsd:element>
+    <xsd:element name="MediaServiceSearchProperties" ma:index="29" nillable="true" ma:displayName="MediaServiceSearchProperties" ma:hidden="true" ma:internalName="MediaServiceSearchProperties" ma:readOnly="true">
+      <xsd:simpleType>
+        <xsd:restriction base="dms:Note"/>
+      </xsd:simpleType>
+    </xsd:element>
   </xsd:schema>
   <xsd:schema xmlns:xsd="http://www.w3.org/2001/XMLSchema" xmlns:xs="http://www.w3.org/2001/XMLSchema" xmlns:dms="http://schemas.microsoft.com/office/2006/documentManagement/types" xmlns:pc="http://schemas.microsoft.com/office/infopath/2007/PartnerControls" targetNamespace="5067c814-4b34-462c-a21d-c185ff6548d2" elementFormDefault="qualified">
     <xsd:import namespace="http://schemas.microsoft.com/office/2006/documentManagement/types"/>
@@ -26139,6 +24833,17 @@
           <xsd:maxLength value="255"/>
         </xsd:restriction>
       </xsd:simpleType>
+    </xsd:element>
+    <xsd:element name="TaxCatchAll" ma:index="27" nillable="true" ma:displayName="Taxonomy Catch All Column" ma:hidden="true" ma:list="{c93a3eb4-f9b2-4918-8a30-eb81fd3c8322}" ma:internalName="TaxCatchAll" ma:showField="CatchAllData" ma:web="5067c814-4b34-462c-a21d-c185ff6548d2">
+      <xsd:complexType>
+        <xsd:complexContent>
+          <xsd:extension base="dms:MultiChoiceLookup">
+            <xsd:sequence>
+              <xsd:element name="Value" type="dms:Lookup" maxOccurs="unbounded" minOccurs="0" nillable="true"/>
+            </xsd:sequence>
+          </xsd:extension>
+        </xsd:complexContent>
+      </xsd:complexType>
     </xsd:element>
   </xsd:schema>
   <xsd:schema xmlns="http://schemas.openxmlformats.org/package/2006/metadata/core-properties" xmlns:xsd="http://www.w3.org/2001/XMLSchema" xmlns:xsi="http://www.w3.org/2001/XMLSchema-instance" xmlns:dc="http://purl.org/dc/elements/1.1/" xmlns:dcterms="http://purl.org/dc/terms/" xmlns:odoc="http://schemas.microsoft.com/internal/obd" targetNamespace="http://schemas.openxmlformats.org/package/2006/metadata/core-properties" elementFormDefault="qualified" attributeFormDefault="unqualified" blockDefault="#all">
@@ -26240,7 +24945,44 @@
 </ct:contentTypeSchema>
 </file>
 
+<file path=customXml/item4.xml><?xml version="1.0" encoding="utf-8"?>
+<b:Sources xmlns:b="http://schemas.openxmlformats.org/officeDocument/2006/bibliography" xmlns="http://schemas.openxmlformats.org/officeDocument/2006/bibliography" SelectedStyle="\APA.XSL" StyleName="APA Fifth Edition"/>
+</file>
+
+<file path=customXml/item5.xml><?xml version="1.0" encoding="utf-8"?>
+<b:Sources xmlns:b="http://schemas.openxmlformats.org/officeDocument/2006/bibliography" xmlns="http://schemas.openxmlformats.org/officeDocument/2006/bibliography" SelectedStyle="\APA.XSL" StyleName="APA Fifth Edition"/>
+</file>
+
 <file path=customXml/itemProps1.xml><?xml version="1.0" encoding="utf-8"?>
+<ds:datastoreItem xmlns:ds="http://schemas.openxmlformats.org/officeDocument/2006/customXml" ds:itemID="{F394916C-E299-409D-9D24-89B05CBB9578}">
+  <ds:schemaRefs>
+    <ds:schemaRef ds:uri="http://purl.org/dc/dcmitype/"/>
+    <ds:schemaRef ds:uri="http://purl.org/dc/terms/"/>
+    <ds:schemaRef ds:uri="http://schemas.microsoft.com/office/2006/metadata/properties"/>
+    <ds:schemaRef ds:uri="http://schemas.openxmlformats.org/package/2006/metadata/core-properties"/>
+    <ds:schemaRef ds:uri="http://schemas.microsoft.com/office/2006/documentManagement/types"/>
+    <ds:schemaRef ds:uri="http://purl.org/dc/elements/1.1/"/>
+    <ds:schemaRef ds:uri="http://www.w3.org/XML/1998/namespace"/>
+    <ds:schemaRef ds:uri="5067c814-4b34-462c-a21d-c185ff6548d2"/>
+    <ds:schemaRef ds:uri="http://schemas.microsoft.com/office/infopath/2007/PartnerControls"/>
+    <ds:schemaRef ds:uri="785685f2-c2e1-4352-89aa-3faca8eaba52"/>
+  </ds:schemaRefs>
+</ds:datastoreItem>
+</file>
+
+<file path=customXml/itemProps2.xml><?xml version="1.0" encoding="utf-8"?>
+<ds:datastoreItem xmlns:ds="http://schemas.openxmlformats.org/officeDocument/2006/customXml" ds:itemID="{B6C5FCA7-DD3A-4DFF-99AD-50DE05A1CE76}">
+  <ds:schemaRefs>
+    <ds:schemaRef ds:uri="http://schemas.microsoft.com/sharepoint/v3/contenttype/forms"/>
+  </ds:schemaRefs>
+</ds:datastoreItem>
+</file>
+
+<file path=customXml/itemProps3.xml><?xml version="1.0" encoding="utf-8"?>
+<ds:datastoreItem xmlns:ds="http://schemas.openxmlformats.org/officeDocument/2006/customXml" ds:itemID="{78D54090-32D1-44A6-97CA-66C96CABD2AF}"/>
+</file>
+
+<file path=customXml/itemProps4.xml><?xml version="1.0" encoding="utf-8"?>
 <ds:datastoreItem xmlns:ds="http://schemas.openxmlformats.org/officeDocument/2006/customXml" ds:itemID="{49FB5EE5-3C5D-4E00-8F3C-52334570C119}">
   <ds:schemaRefs>
     <ds:schemaRef ds:uri="http://schemas.openxmlformats.org/officeDocument/2006/bibliography"/>
@@ -26248,47 +24990,10 @@
 </ds:datastoreItem>
 </file>
 
-<file path=customXml/itemProps2.xml><?xml version="1.0" encoding="utf-8"?>
+<file path=customXml/itemProps5.xml><?xml version="1.0" encoding="utf-8"?>
 <ds:datastoreItem xmlns:ds="http://schemas.openxmlformats.org/officeDocument/2006/customXml" ds:itemID="{2FE5928A-0A60-4978-B62C-5E7566A5A495}">
   <ds:schemaRefs>
     <ds:schemaRef ds:uri="http://schemas.openxmlformats.org/officeDocument/2006/bibliography"/>
   </ds:schemaRefs>
 </ds:datastoreItem>
-</file>
-
-<file path=customXml/itemProps3.xml><?xml version="1.0" encoding="utf-8"?>
-<ds:datastoreItem xmlns:ds="http://schemas.openxmlformats.org/officeDocument/2006/customXml" ds:itemID="{F394916C-E299-409D-9D24-89B05CBB9578}">
-  <ds:schemaRefs>
-    <ds:schemaRef ds:uri="http://schemas.microsoft.com/office/2006/metadata/properties"/>
-    <ds:schemaRef ds:uri="http://schemas.microsoft.com/office/infopath/2007/PartnerControls"/>
-    <ds:schemaRef ds:uri="785685f2-c2e1-4352-89aa-3faca8eaba52"/>
-  </ds:schemaRefs>
-</ds:datastoreItem>
-</file>
-
-<file path=customXml/itemProps4.xml><?xml version="1.0" encoding="utf-8"?>
-<ds:datastoreItem xmlns:ds="http://schemas.openxmlformats.org/officeDocument/2006/customXml" ds:itemID="{B6C5FCA7-DD3A-4DFF-99AD-50DE05A1CE76}">
-  <ds:schemaRefs>
-    <ds:schemaRef ds:uri="http://schemas.microsoft.com/sharepoint/v3/contenttype/forms"/>
-  </ds:schemaRefs>
-</ds:datastoreItem>
-</file>
-
-<file path=customXml/itemProps5.xml><?xml version="1.0" encoding="utf-8"?>
-<ds:datastoreItem xmlns:ds="http://schemas.openxmlformats.org/officeDocument/2006/customXml" ds:itemID="{3316FF78-4DD5-4BA2-BAE2-748C870EECDF}">
-  <ds:schemaRefs>
-    <ds:schemaRef ds:uri="http://schemas.microsoft.com/office/2006/metadata/contentType"/>
-    <ds:schemaRef ds:uri="http://schemas.microsoft.com/office/2006/metadata/properties/metaAttributes"/>
-    <ds:schemaRef ds:uri="http://www.w3.org/2001/XMLSchema"/>
-    <ds:schemaRef ds:uri="http://schemas.microsoft.com/office/2006/metadata/properties"/>
-    <ds:schemaRef ds:uri="785685f2-c2e1-4352-89aa-3faca8eaba52"/>
-    <ds:schemaRef ds:uri="5067c814-4b34-462c-a21d-c185ff6548d2"/>
-    <ds:schemaRef ds:uri="http://schemas.microsoft.com/office/2006/documentManagement/types"/>
-    <ds:schemaRef ds:uri="http://schemas.microsoft.com/office/infopath/2007/PartnerControls"/>
-    <ds:schemaRef ds:uri="http://schemas.openxmlformats.org/package/2006/metadata/core-properties"/>
-    <ds:schemaRef ds:uri="http://purl.org/dc/elements/1.1/"/>
-    <ds:schemaRef ds:uri="http://purl.org/dc/terms/"/>
-    <ds:schemaRef ds:uri="http://schemas.microsoft.com/internal/obd"/>
-  </ds:schemaRefs>
-</ds:datastoreItem>
 </file>